--- a/doc/JALoP_v1x_User_Guide.docx
+++ b/doc/JALoP_v1x_User_Guide.docx
@@ -1,7 +1,33 @@
 
 <file path=word/document.xml><?xml version="1.0" encoding="utf-8"?>
-<w:document xmlns:wpc="http://schemas.microsoft.com/office/word/2010/wordprocessingCanvas" xmlns:cx="http://schemas.microsoft.com/office/drawing/2014/chartex" xmlns:cx1="http://schemas.microsoft.com/office/drawing/2015/9/8/chartex" xmlns:cx2="http://schemas.microsoft.com/office/drawing/2015/10/21/chartex" xmlns:cx3="http://schemas.microsoft.com/office/drawing/2016/5/9/chartex" xmlns:cx4="http://schemas.microsoft.com/office/drawing/2016/5/10/chartex" xmlns:cx5="http://schemas.microsoft.com/office/drawing/2016/5/11/chartex" xmlns:cx6="http://schemas.microsoft.com/office/drawing/2016/5/12/chartex" xmlns:cx7="http://schemas.microsoft.com/office/drawing/2016/5/13/chartex" xmlns:cx8="http://schemas.microsoft.com/office/drawing/2016/5/14/chartex" xmlns:mc="http://schemas.openxmlformats.org/markup-compatibility/2006" xmlns:aink="http://schemas.microsoft.com/office/drawing/2016/ink" xmlns:am3d="http://schemas.microsoft.com/office/drawing/2017/model3d" xmlns:o="urn:schemas-microsoft-com:office:office" xmlns:oel="http://schemas.microsoft.com/office/2019/extlst" xmlns:r="http://schemas.openxmlformats.org/officeDocument/2006/relationships" xmlns:m="http://schemas.openxmlformats.org/officeDocument/2006/math" xmlns:v="urn:schemas-microsoft-com:vml" xmlns:wp14="http://schemas.microsoft.com/office/word/2010/wordprocessingDrawing" xmlns:wp="http://schemas.openxmlformats.org/drawingml/2006/wordprocessingDrawing" xmlns:w10="urn:schemas-microsoft-com:office:word" xmlns:w="http://schemas.openxmlformats.org/wordprocessingml/2006/main" xmlns:w14="http://schemas.microsoft.com/office/word/2010/wordml" xmlns:w15="http://schemas.microsoft.com/office/word/2012/wordml" xmlns:w16cex="http://schemas.microsoft.com/office/word/2018/wordml/cex" xmlns:w16cid="http://schemas.microsoft.com/office/word/2016/wordml/cid" xmlns:w16="http://schemas.microsoft.com/office/word/2018/wordml" xmlns:w16sdtdh="http://schemas.microsoft.com/office/word/2020/wordml/sdtdatahash" xmlns:w16se="http://schemas.microsoft.com/office/word/2015/wordml/symex" xmlns:wpg="http://schemas.microsoft.com/office/word/2010/wordprocessingGroup" xmlns:wpi="http://schemas.microsoft.com/office/word/2010/wordprocessingInk" xmlns:wne="http://schemas.microsoft.com/office/word/2006/wordml" xmlns:wps="http://schemas.microsoft.com/office/word/2010/wordprocessingShape" mc:Ignorable="w14 w15 w16se w16cid w16 w16cex w16sdtdh wp14">
+<w:document xmlns:wpc="http://schemas.microsoft.com/office/word/2010/wordprocessingCanvas" xmlns:cx="http://schemas.microsoft.com/office/drawing/2014/chartex" xmlns:cx1="http://schemas.microsoft.com/office/drawing/2015/9/8/chartex" xmlns:cx2="http://schemas.microsoft.com/office/drawing/2015/10/21/chartex" xmlns:cx3="http://schemas.microsoft.com/office/drawing/2016/5/9/chartex" xmlns:cx4="http://schemas.microsoft.com/office/drawing/2016/5/10/chartex" xmlns:cx5="http://schemas.microsoft.com/office/drawing/2016/5/11/chartex" xmlns:cx6="http://schemas.microsoft.com/office/drawing/2016/5/12/chartex" xmlns:cx7="http://schemas.microsoft.com/office/drawing/2016/5/13/chartex" xmlns:cx8="http://schemas.microsoft.com/office/drawing/2016/5/14/chartex" xmlns:mc="http://schemas.openxmlformats.org/markup-compatibility/2006" xmlns:aink="http://schemas.microsoft.com/office/drawing/2016/ink" xmlns:am3d="http://schemas.microsoft.com/office/drawing/2017/model3d" xmlns:o="urn:schemas-microsoft-com:office:office" xmlns:oel="http://schemas.microsoft.com/office/2019/extlst" xmlns:r="http://schemas.openxmlformats.org/officeDocument/2006/relationships" xmlns:m="http://schemas.openxmlformats.org/officeDocument/2006/math" xmlns:v="urn:schemas-microsoft-com:vml" xmlns:wp14="http://schemas.microsoft.com/office/word/2010/wordprocessingDrawing" xmlns:wp="http://schemas.openxmlformats.org/drawingml/2006/wordprocessingDrawing" xmlns:w10="urn:schemas-microsoft-com:office:word" xmlns:w="http://schemas.openxmlformats.org/wordprocessingml/2006/main" xmlns:w14="http://schemas.microsoft.com/office/word/2010/wordml" xmlns:w15="http://schemas.microsoft.com/office/word/2012/wordml" xmlns:w16cex="http://schemas.microsoft.com/office/word/2018/wordml/cex" xmlns:w16cid="http://schemas.microsoft.com/office/word/2016/wordml/cid" xmlns:w16="http://schemas.microsoft.com/office/word/2018/wordml" xmlns:w16du="http://schemas.microsoft.com/office/word/2023/wordml/word16du" xmlns:w16sdtdh="http://schemas.microsoft.com/office/word/2020/wordml/sdtdatahash" xmlns:w16sdtfl="http://schemas.microsoft.com/office/word/2024/wordml/sdtformatlock" xmlns:w16se="http://schemas.microsoft.com/office/word/2015/wordml/symex" xmlns:wpg="http://schemas.microsoft.com/office/word/2010/wordprocessingGroup" xmlns:wpi="http://schemas.microsoft.com/office/word/2010/wordprocessingInk" xmlns:wne="http://schemas.microsoft.com/office/word/2006/wordml" xmlns:wps="http://schemas.microsoft.com/office/word/2010/wordprocessingShape" mc:Ignorable="w14 w15 w16se w16cid w16 w16cex w16sdtdh w16sdtfl w16du wp14">
   <w:body>
+    <w:p>
+      <w:pPr>
+        <w:spacing w:after="120"/>
+        <w:jc w:val="center"/>
+        <w:rPr>
+          <w:rFonts w:ascii="Arial" w:eastAsia="Times New Roman" w:hAnsi="Arial"/>
+          <w:b/>
+          <w:bCs/>
+          <w:sz w:val="36"/>
+          <w:szCs w:val="36"/>
+        </w:rPr>
+      </w:pPr>
+    </w:p>
+    <w:p>
+      <w:pPr>
+        <w:spacing w:after="120"/>
+        <w:jc w:val="center"/>
+        <w:rPr>
+          <w:rFonts w:ascii="Arial" w:eastAsia="Times New Roman" w:hAnsi="Arial"/>
+          <w:b/>
+          <w:bCs/>
+          <w:sz w:val="36"/>
+          <w:szCs w:val="36"/>
+        </w:rPr>
+      </w:pPr>
+    </w:p>
     <w:p>
       <w:pPr>
         <w:spacing w:after="120"/>
@@ -134,7 +160,7 @@
           </mc:Choice>
           <mc:Fallback>
             <w:pict>
-              <v:line w14:anchorId="7618974F" id="Straight Connector 503051233" o:spid="_x0000_s1026" style="position:absolute;flip:x y;z-index:251658240;visibility:visible;mso-wrap-style:square;mso-width-percent:0;mso-height-percent:0;mso-wrap-distance-left:9pt;mso-wrap-distance-top:0;mso-wrap-distance-right:9pt;mso-wrap-distance-bottom:0;mso-position-horizontal:right;mso-position-horizontal-relative:margin;mso-position-vertical:absolute;mso-position-vertical-relative:text;mso-width-percent:0;mso-height-percent:0;mso-width-relative:margin;mso-height-relative:margin" from="410.8pt,8.6pt" to="872.8pt,8.6pt" o:gfxdata="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" strokecolor="#0d0d0d [3069]" strokeweight="1.5pt">
+              <v:line w14:anchorId="03783BB8" id="Straight Connector 503051233" o:spid="_x0000_s1026" style="position:absolute;flip:x y;z-index:251658240;visibility:visible;mso-wrap-style:square;mso-width-percent:0;mso-height-percent:0;mso-wrap-distance-left:9pt;mso-wrap-distance-top:0;mso-wrap-distance-right:9pt;mso-wrap-distance-bottom:0;mso-position-horizontal:right;mso-position-horizontal-relative:margin;mso-position-vertical:absolute;mso-position-vertical-relative:text;mso-width-percent:0;mso-height-percent:0;mso-width-relative:margin;mso-height-relative:margin" from="410.8pt,8.6pt" to="872.8pt,8.6pt" o:gfxdata="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" strokecolor="#0d0d0d [3069]" strokeweight="1.5pt">
                 <v:stroke joinstyle="miter"/>
                 <w10:wrap anchorx="margin"/>
               </v:line>
@@ -159,7 +185,7 @@
           <w:sz w:val="24"/>
           <w:szCs w:val="24"/>
         </w:rPr>
-        <w:t>5</w:t>
+        <w:t>2</w:t>
       </w:r>
       <w:r>
         <w:rPr>
@@ -167,7 +193,7 @@
           <w:sz w:val="24"/>
           <w:szCs w:val="24"/>
         </w:rPr>
-        <w:t xml:space="preserve"> </w:t>
+        <w:t>4</w:t>
       </w:r>
       <w:r>
         <w:rPr>
@@ -175,7 +201,7 @@
           <w:sz w:val="24"/>
           <w:szCs w:val="24"/>
         </w:rPr>
-        <w:t>August</w:t>
+        <w:t xml:space="preserve"> April</w:t>
       </w:r>
       <w:r>
         <w:rPr>
@@ -183,7 +209,7 @@
           <w:sz w:val="24"/>
           <w:szCs w:val="24"/>
         </w:rPr>
-        <w:t xml:space="preserve"> </w:t>
+        <w:t xml:space="preserve"> 202</w:t>
       </w:r>
       <w:r>
         <w:rPr>
@@ -191,16 +217,19 @@
           <w:sz w:val="24"/>
           <w:szCs w:val="24"/>
         </w:rPr>
-        <w:t>202</w:t>
-      </w:r>
-      <w:r>
+        <w:t>5</w:t>
+      </w:r>
+    </w:p>
+    <w:p>
+      <w:pPr>
+        <w:spacing w:after="120"/>
+        <w:jc w:val="center"/>
         <w:rPr>
           <w:rFonts w:ascii="Arial" w:hAnsi="Arial" w:cs="Arial"/>
           <w:sz w:val="24"/>
           <w:szCs w:val="24"/>
         </w:rPr>
-        <w:t>4</w:t>
-      </w:r>
+      </w:pPr>
     </w:p>
     <w:p/>
     <w:p>
@@ -260,7 +289,6 @@
           <w:pPr>
             <w:pStyle w:val="TOC1"/>
             <w:tabs>
-              <w:tab w:val="left" w:pos="440"/>
               <w:tab w:val="right" w:leader="dot" w:pos="9350"/>
             </w:tabs>
             <w:rPr>
@@ -281,7 +309,7 @@
           <w:r>
             <w:fldChar w:fldCharType="separate"/>
           </w:r>
-          <w:hyperlink w:anchor="_Toc175160777" w:history="1">
+          <w:hyperlink w:anchor="_Toc196424723" w:history="1">
             <w:r>
               <w:rPr>
                 <w:rStyle w:val="Hyperlink"/>
@@ -291,31 +319,13 @@
             </w:r>
             <w:r>
               <w:rPr>
-                <w:rFonts w:eastAsiaTheme="minorEastAsia"/>
-                <w:noProof/>
-                <w:kern w:val="2"/>
-                <w:sz w:val="24"/>
-                <w:szCs w:val="24"/>
-                <w14:ligatures w14:val="standardContextual"/>
+                <w:noProof/>
+                <w:webHidden/>
               </w:rPr>
               <w:tab/>
             </w:r>
             <w:r>
               <w:rPr>
-                <w:rStyle w:val="Hyperlink"/>
-                <w:noProof/>
-              </w:rPr>
-              <w:t>JALoPv1.x</w:t>
-            </w:r>
-            <w:r>
-              <w:rPr>
-                <w:noProof/>
-                <w:webHidden/>
-              </w:rPr>
-              <w:tab/>
-            </w:r>
-            <w:r>
-              <w:rPr>
                 <w:noProof/>
                 <w:webHidden/>
               </w:rPr>
@@ -326,7 +336,7 @@
                 <w:noProof/>
                 <w:webHidden/>
               </w:rPr>
-              <w:instrText xml:space="preserve"> PAGEREF _Toc175160777 \h </w:instrText>
+              <w:instrText xml:space="preserve"> PAGEREF _Toc196424723 \h </w:instrText>
             </w:r>
             <w:r>
               <w:rPr>
@@ -346,7 +356,7 @@
                 <w:noProof/>
                 <w:webHidden/>
               </w:rPr>
-              <w:t>6</w:t>
+              <w:t>5</w:t>
             </w:r>
             <w:r>
               <w:rPr>
@@ -373,13 +383,13 @@
               <w14:ligatures w14:val="standardContextual"/>
             </w:rPr>
           </w:pPr>
-          <w:hyperlink w:anchor="_Toc175160778" w:history="1">
+          <w:hyperlink w:anchor="_Toc196424724" w:history="1">
             <w:r>
               <w:rPr>
                 <w:rStyle w:val="Hyperlink"/>
                 <w:noProof/>
               </w:rPr>
-              <w:t>2</w:t>
+              <w:t>1</w:t>
             </w:r>
             <w:r>
               <w:rPr>
@@ -397,6 +407,98 @@
                 <w:rStyle w:val="Hyperlink"/>
                 <w:noProof/>
               </w:rPr>
+              <w:t>JALoPv1.x</w:t>
+            </w:r>
+            <w:r>
+              <w:rPr>
+                <w:noProof/>
+                <w:webHidden/>
+              </w:rPr>
+              <w:tab/>
+            </w:r>
+            <w:r>
+              <w:rPr>
+                <w:noProof/>
+                <w:webHidden/>
+              </w:rPr>
+              <w:fldChar w:fldCharType="begin"/>
+            </w:r>
+            <w:r>
+              <w:rPr>
+                <w:noProof/>
+                <w:webHidden/>
+              </w:rPr>
+              <w:instrText xml:space="preserve"> PAGEREF _Toc196424724 \h </w:instrText>
+            </w:r>
+            <w:r>
+              <w:rPr>
+                <w:noProof/>
+                <w:webHidden/>
+              </w:rPr>
+            </w:r>
+            <w:r>
+              <w:rPr>
+                <w:noProof/>
+                <w:webHidden/>
+              </w:rPr>
+              <w:fldChar w:fldCharType="separate"/>
+            </w:r>
+            <w:r>
+              <w:rPr>
+                <w:noProof/>
+                <w:webHidden/>
+              </w:rPr>
+              <w:t>6</w:t>
+            </w:r>
+            <w:r>
+              <w:rPr>
+                <w:noProof/>
+                <w:webHidden/>
+              </w:rPr>
+              <w:fldChar w:fldCharType="end"/>
+            </w:r>
+          </w:hyperlink>
+        </w:p>
+        <w:p>
+          <w:pPr>
+            <w:pStyle w:val="TOC1"/>
+            <w:tabs>
+              <w:tab w:val="left" w:pos="440"/>
+              <w:tab w:val="right" w:leader="dot" w:pos="9350"/>
+            </w:tabs>
+            <w:rPr>
+              <w:rFonts w:eastAsiaTheme="minorEastAsia"/>
+              <w:noProof/>
+              <w:kern w:val="2"/>
+              <w:sz w:val="24"/>
+              <w:szCs w:val="24"/>
+              <w14:ligatures w14:val="standardContextual"/>
+            </w:rPr>
+          </w:pPr>
+          <w:hyperlink w:anchor="_Toc196424725" w:history="1">
+            <w:r>
+              <w:rPr>
+                <w:rStyle w:val="Hyperlink"/>
+                <w:noProof/>
+              </w:rPr>
+              <w:t>2</w:t>
+            </w:r>
+            <w:r>
+              <w:rPr>
+                <w:rFonts w:eastAsiaTheme="minorEastAsia"/>
+                <w:noProof/>
+                <w:kern w:val="2"/>
+                <w:sz w:val="24"/>
+                <w:szCs w:val="24"/>
+                <w14:ligatures w14:val="standardContextual"/>
+              </w:rPr>
+              <w:tab/>
+            </w:r>
+            <w:r>
+              <w:rPr>
+                <w:rStyle w:val="Hyperlink"/>
+                <w:noProof/>
+              </w:rPr>
               <w:t>Download/Clone Source Code</w:t>
             </w:r>
             <w:r>
@@ -418,7 +520,7 @@
                 <w:noProof/>
                 <w:webHidden/>
               </w:rPr>
-              <w:instrText xml:space="preserve"> PAGEREF _Toc175160778 \h </w:instrText>
+              <w:instrText xml:space="preserve"> PAGEREF _Toc196424725 \h </w:instrText>
             </w:r>
             <w:r>
               <w:rPr>
@@ -465,7 +567,7 @@
               <w14:ligatures w14:val="standardContextual"/>
             </w:rPr>
           </w:pPr>
-          <w:hyperlink w:anchor="_Toc175160779" w:history="1">
+          <w:hyperlink w:anchor="_Toc196424726" w:history="1">
             <w:r>
               <w:rPr>
                 <w:rStyle w:val="Hyperlink"/>
@@ -510,7 +612,7 @@
                 <w:noProof/>
                 <w:webHidden/>
               </w:rPr>
-              <w:instrText xml:space="preserve"> PAGEREF _Toc175160779 \h </w:instrText>
+              <w:instrText xml:space="preserve"> PAGEREF _Toc196424726 \h </w:instrText>
             </w:r>
             <w:r>
               <w:rPr>
@@ -557,7 +659,7 @@
               <w14:ligatures w14:val="standardContextual"/>
             </w:rPr>
           </w:pPr>
-          <w:hyperlink w:anchor="_Toc175160780" w:history="1">
+          <w:hyperlink w:anchor="_Toc196424727" w:history="1">
             <w:r>
               <w:rPr>
                 <w:rStyle w:val="Hyperlink"/>
@@ -602,7 +704,7 @@
                 <w:noProof/>
                 <w:webHidden/>
               </w:rPr>
-              <w:instrText xml:space="preserve"> PAGEREF _Toc175160780 \h </w:instrText>
+              <w:instrText xml:space="preserve"> PAGEREF _Toc196424727 \h </w:instrText>
             </w:r>
             <w:r>
               <w:rPr>
@@ -649,7 +751,7 @@
               <w14:ligatures w14:val="standardContextual"/>
             </w:rPr>
           </w:pPr>
-          <w:hyperlink w:anchor="_Toc175160781" w:history="1">
+          <w:hyperlink w:anchor="_Toc196424728" w:history="1">
             <w:r>
               <w:rPr>
                 <w:rStyle w:val="Hyperlink"/>
@@ -694,7 +796,7 @@
                 <w:noProof/>
                 <w:webHidden/>
               </w:rPr>
-              <w:instrText xml:space="preserve"> PAGEREF _Toc175160781 \h </w:instrText>
+              <w:instrText xml:space="preserve"> PAGEREF _Toc196424728 \h </w:instrText>
             </w:r>
             <w:r>
               <w:rPr>
@@ -741,7 +843,7 @@
               <w14:ligatures w14:val="standardContextual"/>
             </w:rPr>
           </w:pPr>
-          <w:hyperlink w:anchor="_Toc175160782" w:history="1">
+          <w:hyperlink w:anchor="_Toc196424729" w:history="1">
             <w:r>
               <w:rPr>
                 <w:rStyle w:val="Hyperlink"/>
@@ -786,7 +888,7 @@
                 <w:noProof/>
                 <w:webHidden/>
               </w:rPr>
-              <w:instrText xml:space="preserve"> PAGEREF _Toc175160782 \h </w:instrText>
+              <w:instrText xml:space="preserve"> PAGEREF _Toc196424729 \h </w:instrText>
             </w:r>
             <w:r>
               <w:rPr>
@@ -833,7 +935,7 @@
               <w14:ligatures w14:val="standardContextual"/>
             </w:rPr>
           </w:pPr>
-          <w:hyperlink w:anchor="_Toc175160783" w:history="1">
+          <w:hyperlink w:anchor="_Toc196424730" w:history="1">
             <w:r>
               <w:rPr>
                 <w:rStyle w:val="Hyperlink"/>
@@ -878,7 +980,7 @@
                 <w:noProof/>
                 <w:webHidden/>
               </w:rPr>
-              <w:instrText xml:space="preserve"> PAGEREF _Toc175160783 \h </w:instrText>
+              <w:instrText xml:space="preserve"> PAGEREF _Toc196424730 \h </w:instrText>
             </w:r>
             <w:r>
               <w:rPr>
@@ -925,7 +1027,7 @@
               <w14:ligatures w14:val="standardContextual"/>
             </w:rPr>
           </w:pPr>
-          <w:hyperlink w:anchor="_Toc175160784" w:history="1">
+          <w:hyperlink w:anchor="_Toc196424731" w:history="1">
             <w:r>
               <w:rPr>
                 <w:rStyle w:val="Hyperlink"/>
@@ -970,7 +1072,7 @@
                 <w:noProof/>
                 <w:webHidden/>
               </w:rPr>
-              <w:instrText xml:space="preserve"> PAGEREF _Toc175160784 \h </w:instrText>
+              <w:instrText xml:space="preserve"> PAGEREF _Toc196424731 \h </w:instrText>
             </w:r>
             <w:r>
               <w:rPr>
@@ -1017,7 +1119,7 @@
               <w14:ligatures w14:val="standardContextual"/>
             </w:rPr>
           </w:pPr>
-          <w:hyperlink w:anchor="_Toc175160785" w:history="1">
+          <w:hyperlink w:anchor="_Toc196424732" w:history="1">
             <w:r>
               <w:rPr>
                 <w:rStyle w:val="Hyperlink"/>
@@ -1062,7 +1164,7 @@
                 <w:noProof/>
                 <w:webHidden/>
               </w:rPr>
-              <w:instrText xml:space="preserve"> PAGEREF _Toc175160785 \h </w:instrText>
+              <w:instrText xml:space="preserve"> PAGEREF _Toc196424732 \h </w:instrText>
             </w:r>
             <w:r>
               <w:rPr>
@@ -1109,7 +1211,7 @@
               <w14:ligatures w14:val="standardContextual"/>
             </w:rPr>
           </w:pPr>
-          <w:hyperlink w:anchor="_Toc175160786" w:history="1">
+          <w:hyperlink w:anchor="_Toc196424733" w:history="1">
             <w:r>
               <w:rPr>
                 <w:rStyle w:val="Hyperlink"/>
@@ -1154,7 +1256,7 @@
                 <w:noProof/>
                 <w:webHidden/>
               </w:rPr>
-              <w:instrText xml:space="preserve"> PAGEREF _Toc175160786 \h </w:instrText>
+              <w:instrText xml:space="preserve"> PAGEREF _Toc196424733 \h </w:instrText>
             </w:r>
             <w:r>
               <w:rPr>
@@ -1201,7 +1303,7 @@
               <w14:ligatures w14:val="standardContextual"/>
             </w:rPr>
           </w:pPr>
-          <w:hyperlink w:anchor="_Toc175160787" w:history="1">
+          <w:hyperlink w:anchor="_Toc196424734" w:history="1">
             <w:r>
               <w:rPr>
                 <w:rStyle w:val="Hyperlink"/>
@@ -1246,7 +1348,7 @@
                 <w:noProof/>
                 <w:webHidden/>
               </w:rPr>
-              <w:instrText xml:space="preserve"> PAGEREF _Toc175160787 \h </w:instrText>
+              <w:instrText xml:space="preserve"> PAGEREF _Toc196424734 \h </w:instrText>
             </w:r>
             <w:r>
               <w:rPr>
@@ -1293,7 +1395,7 @@
               <w14:ligatures w14:val="standardContextual"/>
             </w:rPr>
           </w:pPr>
-          <w:hyperlink w:anchor="_Toc175160788" w:history="1">
+          <w:hyperlink w:anchor="_Toc196424735" w:history="1">
             <w:r>
               <w:rPr>
                 <w:rStyle w:val="Hyperlink"/>
@@ -1338,7 +1440,7 @@
                 <w:noProof/>
                 <w:webHidden/>
               </w:rPr>
-              <w:instrText xml:space="preserve"> PAGEREF _Toc175160788 \h </w:instrText>
+              <w:instrText xml:space="preserve"> PAGEREF _Toc196424735 \h </w:instrText>
             </w:r>
             <w:r>
               <w:rPr>
@@ -1358,7 +1460,7 @@
                 <w:noProof/>
                 <w:webHidden/>
               </w:rPr>
-              <w:t>12</w:t>
+              <w:t>13</w:t>
             </w:r>
             <w:r>
               <w:rPr>
@@ -1385,7 +1487,7 @@
               <w14:ligatures w14:val="standardContextual"/>
             </w:rPr>
           </w:pPr>
-          <w:hyperlink w:anchor="_Toc175160789" w:history="1">
+          <w:hyperlink w:anchor="_Toc196424736" w:history="1">
             <w:r>
               <w:rPr>
                 <w:rStyle w:val="Hyperlink"/>
@@ -1430,7 +1532,7 @@
                 <w:noProof/>
                 <w:webHidden/>
               </w:rPr>
-              <w:instrText xml:space="preserve"> PAGEREF _Toc175160789 \h </w:instrText>
+              <w:instrText xml:space="preserve"> PAGEREF _Toc196424736 \h </w:instrText>
             </w:r>
             <w:r>
               <w:rPr>
@@ -1450,7 +1552,7 @@
                 <w:noProof/>
                 <w:webHidden/>
               </w:rPr>
-              <w:t>15</w:t>
+              <w:t>16</w:t>
             </w:r>
             <w:r>
               <w:rPr>
@@ -1477,7 +1579,7 @@
               <w14:ligatures w14:val="standardContextual"/>
             </w:rPr>
           </w:pPr>
-          <w:hyperlink w:anchor="_Toc175160790" w:history="1">
+          <w:hyperlink w:anchor="_Toc196424737" w:history="1">
             <w:r>
               <w:rPr>
                 <w:rStyle w:val="Hyperlink"/>
@@ -1522,7 +1624,7 @@
                 <w:noProof/>
                 <w:webHidden/>
               </w:rPr>
-              <w:instrText xml:space="preserve"> PAGEREF _Toc175160790 \h </w:instrText>
+              <w:instrText xml:space="preserve"> PAGEREF _Toc196424737 \h </w:instrText>
             </w:r>
             <w:r>
               <w:rPr>
@@ -1542,7 +1644,7 @@
                 <w:noProof/>
                 <w:webHidden/>
               </w:rPr>
-              <w:t>17</w:t>
+              <w:t>19</w:t>
             </w:r>
             <w:r>
               <w:rPr>
@@ -1569,7 +1671,7 @@
               <w14:ligatures w14:val="standardContextual"/>
             </w:rPr>
           </w:pPr>
-          <w:hyperlink w:anchor="_Toc175160791" w:history="1">
+          <w:hyperlink w:anchor="_Toc196424738" w:history="1">
             <w:r>
               <w:rPr>
                 <w:rStyle w:val="Hyperlink"/>
@@ -1614,7 +1716,7 @@
                 <w:noProof/>
                 <w:webHidden/>
               </w:rPr>
-              <w:instrText xml:space="preserve"> PAGEREF _Toc175160791 \h </w:instrText>
+              <w:instrText xml:space="preserve"> PAGEREF _Toc196424738 \h </w:instrText>
             </w:r>
             <w:r>
               <w:rPr>
@@ -1634,7 +1736,7 @@
                 <w:noProof/>
                 <w:webHidden/>
               </w:rPr>
-              <w:t>17</w:t>
+              <w:t>19</w:t>
             </w:r>
             <w:r>
               <w:rPr>
@@ -1661,7 +1763,7 @@
               <w14:ligatures w14:val="standardContextual"/>
             </w:rPr>
           </w:pPr>
-          <w:hyperlink w:anchor="_Toc175160792" w:history="1">
+          <w:hyperlink w:anchor="_Toc196424739" w:history="1">
             <w:r>
               <w:rPr>
                 <w:rStyle w:val="Hyperlink"/>
@@ -1706,7 +1808,7 @@
                 <w:noProof/>
                 <w:webHidden/>
               </w:rPr>
-              <w:instrText xml:space="preserve"> PAGEREF _Toc175160792 \h </w:instrText>
+              <w:instrText xml:space="preserve"> PAGEREF _Toc196424739 \h </w:instrText>
             </w:r>
             <w:r>
               <w:rPr>
@@ -1726,7 +1828,7 @@
                 <w:noProof/>
                 <w:webHidden/>
               </w:rPr>
-              <w:t>17</w:t>
+              <w:t>19</w:t>
             </w:r>
             <w:r>
               <w:rPr>
@@ -1753,7 +1855,7 @@
               <w14:ligatures w14:val="standardContextual"/>
             </w:rPr>
           </w:pPr>
-          <w:hyperlink w:anchor="_Toc175160793" w:history="1">
+          <w:hyperlink w:anchor="_Toc196424740" w:history="1">
             <w:r>
               <w:rPr>
                 <w:rStyle w:val="Hyperlink"/>
@@ -1798,7 +1900,7 @@
                 <w:noProof/>
                 <w:webHidden/>
               </w:rPr>
-              <w:instrText xml:space="preserve"> PAGEREF _Toc175160793 \h </w:instrText>
+              <w:instrText xml:space="preserve"> PAGEREF _Toc196424740 \h </w:instrText>
             </w:r>
             <w:r>
               <w:rPr>
@@ -1818,7 +1920,7 @@
                 <w:noProof/>
                 <w:webHidden/>
               </w:rPr>
-              <w:t>18</w:t>
+              <w:t>20</w:t>
             </w:r>
             <w:r>
               <w:rPr>
@@ -1845,7 +1947,7 @@
               <w14:ligatures w14:val="standardContextual"/>
             </w:rPr>
           </w:pPr>
-          <w:hyperlink w:anchor="_Toc175160794" w:history="1">
+          <w:hyperlink w:anchor="_Toc196424741" w:history="1">
             <w:r>
               <w:rPr>
                 <w:rStyle w:val="Hyperlink"/>
@@ -1890,7 +1992,7 @@
                 <w:noProof/>
                 <w:webHidden/>
               </w:rPr>
-              <w:instrText xml:space="preserve"> PAGEREF _Toc175160794 \h </w:instrText>
+              <w:instrText xml:space="preserve"> PAGEREF _Toc196424741 \h </w:instrText>
             </w:r>
             <w:r>
               <w:rPr>
@@ -1910,7 +2012,7 @@
                 <w:noProof/>
                 <w:webHidden/>
               </w:rPr>
-              <w:t>18</w:t>
+              <w:t>21</w:t>
             </w:r>
             <w:r>
               <w:rPr>
@@ -1937,7 +2039,7 @@
               <w14:ligatures w14:val="standardContextual"/>
             </w:rPr>
           </w:pPr>
-          <w:hyperlink w:anchor="_Toc175160795" w:history="1">
+          <w:hyperlink w:anchor="_Toc196424742" w:history="1">
             <w:r>
               <w:rPr>
                 <w:rStyle w:val="Hyperlink"/>
@@ -1982,7 +2084,7 @@
                 <w:noProof/>
                 <w:webHidden/>
               </w:rPr>
-              <w:instrText xml:space="preserve"> PAGEREF _Toc175160795 \h </w:instrText>
+              <w:instrText xml:space="preserve"> PAGEREF _Toc196424742 \h </w:instrText>
             </w:r>
             <w:r>
               <w:rPr>
@@ -2002,7 +2104,7 @@
                 <w:noProof/>
                 <w:webHidden/>
               </w:rPr>
-              <w:t>18</w:t>
+              <w:t>21</w:t>
             </w:r>
             <w:r>
               <w:rPr>
@@ -2029,7 +2131,7 @@
               <w14:ligatures w14:val="standardContextual"/>
             </w:rPr>
           </w:pPr>
-          <w:hyperlink w:anchor="_Toc175160796" w:history="1">
+          <w:hyperlink w:anchor="_Toc196424743" w:history="1">
             <w:r>
               <w:rPr>
                 <w:rStyle w:val="Hyperlink"/>
@@ -2074,7 +2176,7 @@
                 <w:noProof/>
                 <w:webHidden/>
               </w:rPr>
-              <w:instrText xml:space="preserve"> PAGEREF _Toc175160796 \h </w:instrText>
+              <w:instrText xml:space="preserve"> PAGEREF _Toc196424743 \h </w:instrText>
             </w:r>
             <w:r>
               <w:rPr>
@@ -2094,7 +2196,7 @@
                 <w:noProof/>
                 <w:webHidden/>
               </w:rPr>
-              <w:t>19</w:t>
+              <w:t>21</w:t>
             </w:r>
             <w:r>
               <w:rPr>
@@ -2121,7 +2223,7 @@
               <w14:ligatures w14:val="standardContextual"/>
             </w:rPr>
           </w:pPr>
-          <w:hyperlink w:anchor="_Toc175160797" w:history="1">
+          <w:hyperlink w:anchor="_Toc196424744" w:history="1">
             <w:r>
               <w:rPr>
                 <w:rStyle w:val="Hyperlink"/>
@@ -2166,7 +2268,7 @@
                 <w:noProof/>
                 <w:webHidden/>
               </w:rPr>
-              <w:instrText xml:space="preserve"> PAGEREF _Toc175160797 \h </w:instrText>
+              <w:instrText xml:space="preserve"> PAGEREF _Toc196424744 \h </w:instrText>
             </w:r>
             <w:r>
               <w:rPr>
@@ -2186,7 +2288,7 @@
                 <w:noProof/>
                 <w:webHidden/>
               </w:rPr>
-              <w:t>19</w:t>
+              <w:t>21</w:t>
             </w:r>
             <w:r>
               <w:rPr>
@@ -2213,7 +2315,7 @@
               <w14:ligatures w14:val="standardContextual"/>
             </w:rPr>
           </w:pPr>
-          <w:hyperlink w:anchor="_Toc175160798" w:history="1">
+          <w:hyperlink w:anchor="_Toc196424745" w:history="1">
             <w:r>
               <w:rPr>
                 <w:rStyle w:val="Hyperlink"/>
@@ -2258,7 +2360,7 @@
                 <w:noProof/>
                 <w:webHidden/>
               </w:rPr>
-              <w:instrText xml:space="preserve"> PAGEREF _Toc175160798 \h </w:instrText>
+              <w:instrText xml:space="preserve"> PAGEREF _Toc196424745 \h </w:instrText>
             </w:r>
             <w:r>
               <w:rPr>
@@ -2278,7 +2380,7 @@
                 <w:noProof/>
                 <w:webHidden/>
               </w:rPr>
-              <w:t>20</w:t>
+              <w:t>22</w:t>
             </w:r>
             <w:r>
               <w:rPr>
@@ -2305,7 +2407,7 @@
               <w14:ligatures w14:val="standardContextual"/>
             </w:rPr>
           </w:pPr>
-          <w:hyperlink w:anchor="_Toc175160799" w:history="1">
+          <w:hyperlink w:anchor="_Toc196424746" w:history="1">
             <w:r>
               <w:rPr>
                 <w:rStyle w:val="Hyperlink"/>
@@ -2350,7 +2452,7 @@
                 <w:noProof/>
                 <w:webHidden/>
               </w:rPr>
-              <w:instrText xml:space="preserve"> PAGEREF _Toc175160799 \h </w:instrText>
+              <w:instrText xml:space="preserve"> PAGEREF _Toc196424746 \h </w:instrText>
             </w:r>
             <w:r>
               <w:rPr>
@@ -2370,7 +2472,7 @@
                 <w:noProof/>
                 <w:webHidden/>
               </w:rPr>
-              <w:t>21</w:t>
+              <w:t>23</w:t>
             </w:r>
             <w:r>
               <w:rPr>
@@ -2397,7 +2499,7 @@
               <w14:ligatures w14:val="standardContextual"/>
             </w:rPr>
           </w:pPr>
-          <w:hyperlink w:anchor="_Toc175160800" w:history="1">
+          <w:hyperlink w:anchor="_Toc196424747" w:history="1">
             <w:r>
               <w:rPr>
                 <w:rStyle w:val="Hyperlink"/>
@@ -2442,7 +2544,7 @@
                 <w:noProof/>
                 <w:webHidden/>
               </w:rPr>
-              <w:instrText xml:space="preserve"> PAGEREF _Toc175160800 \h </w:instrText>
+              <w:instrText xml:space="preserve"> PAGEREF _Toc196424747 \h </w:instrText>
             </w:r>
             <w:r>
               <w:rPr>
@@ -2462,7 +2564,7 @@
                 <w:noProof/>
                 <w:webHidden/>
               </w:rPr>
-              <w:t>21</w:t>
+              <w:t>23</w:t>
             </w:r>
             <w:r>
               <w:rPr>
@@ -2489,7 +2591,7 @@
               <w14:ligatures w14:val="standardContextual"/>
             </w:rPr>
           </w:pPr>
-          <w:hyperlink w:anchor="_Toc175160801" w:history="1">
+          <w:hyperlink w:anchor="_Toc196424748" w:history="1">
             <w:r>
               <w:rPr>
                 <w:rStyle w:val="Hyperlink"/>
@@ -2534,7 +2636,7 @@
                 <w:noProof/>
                 <w:webHidden/>
               </w:rPr>
-              <w:instrText xml:space="preserve"> PAGEREF _Toc175160801 \h </w:instrText>
+              <w:instrText xml:space="preserve"> PAGEREF _Toc196424748 \h </w:instrText>
             </w:r>
             <w:r>
               <w:rPr>
@@ -2554,7 +2656,7 @@
                 <w:noProof/>
                 <w:webHidden/>
               </w:rPr>
-              <w:t>21</w:t>
+              <w:t>23</w:t>
             </w:r>
             <w:r>
               <w:rPr>
@@ -2581,7 +2683,7 @@
               <w14:ligatures w14:val="standardContextual"/>
             </w:rPr>
           </w:pPr>
-          <w:hyperlink w:anchor="_Toc175160802" w:history="1">
+          <w:hyperlink w:anchor="_Toc196424749" w:history="1">
             <w:r>
               <w:rPr>
                 <w:rStyle w:val="Hyperlink"/>
@@ -2626,7 +2728,7 @@
                 <w:noProof/>
                 <w:webHidden/>
               </w:rPr>
-              <w:instrText xml:space="preserve"> PAGEREF _Toc175160802 \h </w:instrText>
+              <w:instrText xml:space="preserve"> PAGEREF _Toc196424749 \h </w:instrText>
             </w:r>
             <w:r>
               <w:rPr>
@@ -2646,7 +2748,7 @@
                 <w:noProof/>
                 <w:webHidden/>
               </w:rPr>
-              <w:t>22</w:t>
+              <w:t>24</w:t>
             </w:r>
             <w:r>
               <w:rPr>
@@ -2673,7 +2775,7 @@
               <w14:ligatures w14:val="standardContextual"/>
             </w:rPr>
           </w:pPr>
-          <w:hyperlink w:anchor="_Toc175160803" w:history="1">
+          <w:hyperlink w:anchor="_Toc196424750" w:history="1">
             <w:r>
               <w:rPr>
                 <w:rStyle w:val="Hyperlink"/>
@@ -2718,7 +2820,7 @@
                 <w:noProof/>
                 <w:webHidden/>
               </w:rPr>
-              <w:instrText xml:space="preserve"> PAGEREF _Toc175160803 \h </w:instrText>
+              <w:instrText xml:space="preserve"> PAGEREF _Toc196424750 \h </w:instrText>
             </w:r>
             <w:r>
               <w:rPr>
@@ -2738,7 +2840,7 @@
                 <w:noProof/>
                 <w:webHidden/>
               </w:rPr>
-              <w:t>22</w:t>
+              <w:t>24</w:t>
             </w:r>
             <w:r>
               <w:rPr>
@@ -2765,7 +2867,7 @@
               <w14:ligatures w14:val="standardContextual"/>
             </w:rPr>
           </w:pPr>
-          <w:hyperlink w:anchor="_Toc175160804" w:history="1">
+          <w:hyperlink w:anchor="_Toc196424751" w:history="1">
             <w:r>
               <w:rPr>
                 <w:rStyle w:val="Hyperlink"/>
@@ -2810,7 +2912,7 @@
                 <w:noProof/>
                 <w:webHidden/>
               </w:rPr>
-              <w:instrText xml:space="preserve"> PAGEREF _Toc175160804 \h </w:instrText>
+              <w:instrText xml:space="preserve"> PAGEREF _Toc196424751 \h </w:instrText>
             </w:r>
             <w:r>
               <w:rPr>
@@ -2830,7 +2932,7 @@
                 <w:noProof/>
                 <w:webHidden/>
               </w:rPr>
-              <w:t>22</w:t>
+              <w:t>24</w:t>
             </w:r>
             <w:r>
               <w:rPr>
@@ -2857,7 +2959,7 @@
               <w14:ligatures w14:val="standardContextual"/>
             </w:rPr>
           </w:pPr>
-          <w:hyperlink w:anchor="_Toc175160805" w:history="1">
+          <w:hyperlink w:anchor="_Toc196424752" w:history="1">
             <w:r>
               <w:rPr>
                 <w:rStyle w:val="Hyperlink"/>
@@ -2902,7 +3004,7 @@
                 <w:noProof/>
                 <w:webHidden/>
               </w:rPr>
-              <w:instrText xml:space="preserve"> PAGEREF _Toc175160805 \h </w:instrText>
+              <w:instrText xml:space="preserve"> PAGEREF _Toc196424752 \h </w:instrText>
             </w:r>
             <w:r>
               <w:rPr>
@@ -2922,7 +3024,7 @@
                 <w:noProof/>
                 <w:webHidden/>
               </w:rPr>
-              <w:t>22</w:t>
+              <w:t>24</w:t>
             </w:r>
             <w:r>
               <w:rPr>
@@ -2949,7 +3051,7 @@
               <w14:ligatures w14:val="standardContextual"/>
             </w:rPr>
           </w:pPr>
-          <w:hyperlink w:anchor="_Toc175160806" w:history="1">
+          <w:hyperlink w:anchor="_Toc196424753" w:history="1">
             <w:r>
               <w:rPr>
                 <w:rStyle w:val="Hyperlink"/>
@@ -2994,7 +3096,7 @@
                 <w:noProof/>
                 <w:webHidden/>
               </w:rPr>
-              <w:instrText xml:space="preserve"> PAGEREF _Toc175160806 \h </w:instrText>
+              <w:instrText xml:space="preserve"> PAGEREF _Toc196424753 \h </w:instrText>
             </w:r>
             <w:r>
               <w:rPr>
@@ -3014,7 +3116,7 @@
                 <w:noProof/>
                 <w:webHidden/>
               </w:rPr>
-              <w:t>22</w:t>
+              <w:t>24</w:t>
             </w:r>
             <w:r>
               <w:rPr>
@@ -3041,7 +3143,7 @@
               <w14:ligatures w14:val="standardContextual"/>
             </w:rPr>
           </w:pPr>
-          <w:hyperlink w:anchor="_Toc175160807" w:history="1">
+          <w:hyperlink w:anchor="_Toc196424754" w:history="1">
             <w:r>
               <w:rPr>
                 <w:rStyle w:val="Hyperlink"/>
@@ -3086,7 +3188,7 @@
                 <w:noProof/>
                 <w:webHidden/>
               </w:rPr>
-              <w:instrText xml:space="preserve"> PAGEREF _Toc175160807 \h </w:instrText>
+              <w:instrText xml:space="preserve"> PAGEREF _Toc196424754 \h </w:instrText>
             </w:r>
             <w:r>
               <w:rPr>
@@ -3106,7 +3208,7 @@
                 <w:noProof/>
                 <w:webHidden/>
               </w:rPr>
-              <w:t>22</w:t>
+              <w:t>24</w:t>
             </w:r>
             <w:r>
               <w:rPr>
@@ -3133,7 +3235,7 @@
               <w14:ligatures w14:val="standardContextual"/>
             </w:rPr>
           </w:pPr>
-          <w:hyperlink w:anchor="_Toc175160808" w:history="1">
+          <w:hyperlink w:anchor="_Toc196424755" w:history="1">
             <w:r>
               <w:rPr>
                 <w:rStyle w:val="Hyperlink"/>
@@ -3178,7 +3280,7 @@
                 <w:noProof/>
                 <w:webHidden/>
               </w:rPr>
-              <w:instrText xml:space="preserve"> PAGEREF _Toc175160808 \h </w:instrText>
+              <w:instrText xml:space="preserve"> PAGEREF _Toc196424755 \h </w:instrText>
             </w:r>
             <w:r>
               <w:rPr>
@@ -3198,7 +3300,7 @@
                 <w:noProof/>
                 <w:webHidden/>
               </w:rPr>
-              <w:t>23</w:t>
+              <w:t>25</w:t>
             </w:r>
             <w:r>
               <w:rPr>
@@ -3225,7 +3327,7 @@
               <w14:ligatures w14:val="standardContextual"/>
             </w:rPr>
           </w:pPr>
-          <w:hyperlink w:anchor="_Toc175160809" w:history="1">
+          <w:hyperlink w:anchor="_Toc196424756" w:history="1">
             <w:r>
               <w:rPr>
                 <w:rStyle w:val="Hyperlink"/>
@@ -3270,7 +3372,7 @@
                 <w:noProof/>
                 <w:webHidden/>
               </w:rPr>
-              <w:instrText xml:space="preserve"> PAGEREF _Toc175160809 \h </w:instrText>
+              <w:instrText xml:space="preserve"> PAGEREF _Toc196424756 \h </w:instrText>
             </w:r>
             <w:r>
               <w:rPr>
@@ -3290,7 +3392,7 @@
                 <w:noProof/>
                 <w:webHidden/>
               </w:rPr>
-              <w:t>23</w:t>
+              <w:t>25</w:t>
             </w:r>
             <w:r>
               <w:rPr>
@@ -3317,7 +3419,7 @@
               <w14:ligatures w14:val="standardContextual"/>
             </w:rPr>
           </w:pPr>
-          <w:hyperlink w:anchor="_Toc175160810" w:history="1">
+          <w:hyperlink w:anchor="_Toc196424757" w:history="1">
             <w:r>
               <w:rPr>
                 <w:rStyle w:val="Hyperlink"/>
@@ -3362,7 +3464,7 @@
                 <w:noProof/>
                 <w:webHidden/>
               </w:rPr>
-              <w:instrText xml:space="preserve"> PAGEREF _Toc175160810 \h </w:instrText>
+              <w:instrText xml:space="preserve"> PAGEREF _Toc196424757 \h </w:instrText>
             </w:r>
             <w:r>
               <w:rPr>
@@ -3382,7 +3484,7 @@
                 <w:noProof/>
                 <w:webHidden/>
               </w:rPr>
-              <w:t>24</w:t>
+              <w:t>26</w:t>
             </w:r>
             <w:r>
               <w:rPr>
@@ -3409,7 +3511,7 @@
               <w14:ligatures w14:val="standardContextual"/>
             </w:rPr>
           </w:pPr>
-          <w:hyperlink w:anchor="_Toc175160811" w:history="1">
+          <w:hyperlink w:anchor="_Toc196424758" w:history="1">
             <w:r>
               <w:rPr>
                 <w:rStyle w:val="Hyperlink"/>
@@ -3454,7 +3556,7 @@
                 <w:noProof/>
                 <w:webHidden/>
               </w:rPr>
-              <w:instrText xml:space="preserve"> PAGEREF _Toc175160811 \h </w:instrText>
+              <w:instrText xml:space="preserve"> PAGEREF _Toc196424758 \h </w:instrText>
             </w:r>
             <w:r>
               <w:rPr>
@@ -3474,7 +3576,7 @@
                 <w:noProof/>
                 <w:webHidden/>
               </w:rPr>
-              <w:t>24</w:t>
+              <w:t>26</w:t>
             </w:r>
             <w:r>
               <w:rPr>
@@ -3501,7 +3603,7 @@
               <w14:ligatures w14:val="standardContextual"/>
             </w:rPr>
           </w:pPr>
-          <w:hyperlink w:anchor="_Toc175160812" w:history="1">
+          <w:hyperlink w:anchor="_Toc196424759" w:history="1">
             <w:r>
               <w:rPr>
                 <w:rStyle w:val="Hyperlink"/>
@@ -3546,7 +3648,7 @@
                 <w:noProof/>
                 <w:webHidden/>
               </w:rPr>
-              <w:instrText xml:space="preserve"> PAGEREF _Toc175160812 \h </w:instrText>
+              <w:instrText xml:space="preserve"> PAGEREF _Toc196424759 \h </w:instrText>
             </w:r>
             <w:r>
               <w:rPr>
@@ -3566,7 +3668,7 @@
                 <w:noProof/>
                 <w:webHidden/>
               </w:rPr>
-              <w:t>24</w:t>
+              <w:t>26</w:t>
             </w:r>
             <w:r>
               <w:rPr>
@@ -3593,7 +3695,7 @@
               <w14:ligatures w14:val="standardContextual"/>
             </w:rPr>
           </w:pPr>
-          <w:hyperlink w:anchor="_Toc175160813" w:history="1">
+          <w:hyperlink w:anchor="_Toc196424760" w:history="1">
             <w:r>
               <w:rPr>
                 <w:rStyle w:val="Hyperlink"/>
@@ -3638,7 +3740,7 @@
                 <w:noProof/>
                 <w:webHidden/>
               </w:rPr>
-              <w:instrText xml:space="preserve"> PAGEREF _Toc175160813 \h </w:instrText>
+              <w:instrText xml:space="preserve"> PAGEREF _Toc196424760 \h </w:instrText>
             </w:r>
             <w:r>
               <w:rPr>
@@ -3658,7 +3760,7 @@
                 <w:noProof/>
                 <w:webHidden/>
               </w:rPr>
-              <w:t>24</w:t>
+              <w:t>26</w:t>
             </w:r>
             <w:r>
               <w:rPr>
@@ -3685,7 +3787,7 @@
               <w14:ligatures w14:val="standardContextual"/>
             </w:rPr>
           </w:pPr>
-          <w:hyperlink w:anchor="_Toc175160814" w:history="1">
+          <w:hyperlink w:anchor="_Toc196424761" w:history="1">
             <w:r>
               <w:rPr>
                 <w:rStyle w:val="Hyperlink"/>
@@ -3730,7 +3832,7 @@
                 <w:noProof/>
                 <w:webHidden/>
               </w:rPr>
-              <w:instrText xml:space="preserve"> PAGEREF _Toc175160814 \h </w:instrText>
+              <w:instrText xml:space="preserve"> PAGEREF _Toc196424761 \h </w:instrText>
             </w:r>
             <w:r>
               <w:rPr>
@@ -3750,7 +3852,7 @@
                 <w:noProof/>
                 <w:webHidden/>
               </w:rPr>
-              <w:t>24</w:t>
+              <w:t>26</w:t>
             </w:r>
             <w:r>
               <w:rPr>
@@ -3777,7 +3879,7 @@
               <w14:ligatures w14:val="standardContextual"/>
             </w:rPr>
           </w:pPr>
-          <w:hyperlink w:anchor="_Toc175160815" w:history="1">
+          <w:hyperlink w:anchor="_Toc196424762" w:history="1">
             <w:r>
               <w:rPr>
                 <w:rStyle w:val="Hyperlink"/>
@@ -3822,7 +3924,7 @@
                 <w:noProof/>
                 <w:webHidden/>
               </w:rPr>
-              <w:instrText xml:space="preserve"> PAGEREF _Toc175160815 \h </w:instrText>
+              <w:instrText xml:space="preserve"> PAGEREF _Toc196424762 \h </w:instrText>
             </w:r>
             <w:r>
               <w:rPr>
@@ -3842,7 +3944,7 @@
                 <w:noProof/>
                 <w:webHidden/>
               </w:rPr>
-              <w:t>24</w:t>
+              <w:t>26</w:t>
             </w:r>
             <w:r>
               <w:rPr>
@@ -3869,7 +3971,7 @@
               <w14:ligatures w14:val="standardContextual"/>
             </w:rPr>
           </w:pPr>
-          <w:hyperlink w:anchor="_Toc175160816" w:history="1">
+          <w:hyperlink w:anchor="_Toc196424763" w:history="1">
             <w:r>
               <w:rPr>
                 <w:rStyle w:val="Hyperlink"/>
@@ -3914,7 +4016,7 @@
                 <w:noProof/>
                 <w:webHidden/>
               </w:rPr>
-              <w:instrText xml:space="preserve"> PAGEREF _Toc175160816 \h </w:instrText>
+              <w:instrText xml:space="preserve"> PAGEREF _Toc196424763 \h </w:instrText>
             </w:r>
             <w:r>
               <w:rPr>
@@ -3934,7 +4036,7 @@
                 <w:noProof/>
                 <w:webHidden/>
               </w:rPr>
-              <w:t>24</w:t>
+              <w:t>26</w:t>
             </w:r>
             <w:r>
               <w:rPr>
@@ -3961,7 +4063,7 @@
               <w14:ligatures w14:val="standardContextual"/>
             </w:rPr>
           </w:pPr>
-          <w:hyperlink w:anchor="_Toc175160817" w:history="1">
+          <w:hyperlink w:anchor="_Toc196424764" w:history="1">
             <w:r>
               <w:rPr>
                 <w:rStyle w:val="Hyperlink"/>
@@ -4006,7 +4108,7 @@
                 <w:noProof/>
                 <w:webHidden/>
               </w:rPr>
-              <w:instrText xml:space="preserve"> PAGEREF _Toc175160817 \h </w:instrText>
+              <w:instrText xml:space="preserve"> PAGEREF _Toc196424764 \h </w:instrText>
             </w:r>
             <w:r>
               <w:rPr>
@@ -4026,7 +4128,7 @@
                 <w:noProof/>
                 <w:webHidden/>
               </w:rPr>
-              <w:t>25</w:t>
+              <w:t>27</w:t>
             </w:r>
             <w:r>
               <w:rPr>
@@ -4053,7 +4155,7 @@
               <w14:ligatures w14:val="standardContextual"/>
             </w:rPr>
           </w:pPr>
-          <w:hyperlink w:anchor="_Toc175160818" w:history="1">
+          <w:hyperlink w:anchor="_Toc196424765" w:history="1">
             <w:r>
               <w:rPr>
                 <w:rStyle w:val="Hyperlink"/>
@@ -4098,7 +4200,7 @@
                 <w:noProof/>
                 <w:webHidden/>
               </w:rPr>
-              <w:instrText xml:space="preserve"> PAGEREF _Toc175160818 \h </w:instrText>
+              <w:instrText xml:space="preserve"> PAGEREF _Toc196424765 \h </w:instrText>
             </w:r>
             <w:r>
               <w:rPr>
@@ -4118,7 +4220,7 @@
                 <w:noProof/>
                 <w:webHidden/>
               </w:rPr>
-              <w:t>25</w:t>
+              <w:t>27</w:t>
             </w:r>
             <w:r>
               <w:rPr>
@@ -4145,7 +4247,7 @@
               <w14:ligatures w14:val="standardContextual"/>
             </w:rPr>
           </w:pPr>
-          <w:hyperlink w:anchor="_Toc175160819" w:history="1">
+          <w:hyperlink w:anchor="_Toc196424766" w:history="1">
             <w:r>
               <w:rPr>
                 <w:rStyle w:val="Hyperlink"/>
@@ -4190,7 +4292,7 @@
                 <w:noProof/>
                 <w:webHidden/>
               </w:rPr>
-              <w:instrText xml:space="preserve"> PAGEREF _Toc175160819 \h </w:instrText>
+              <w:instrText xml:space="preserve"> PAGEREF _Toc196424766 \h </w:instrText>
             </w:r>
             <w:r>
               <w:rPr>
@@ -4210,7 +4312,7 @@
                 <w:noProof/>
                 <w:webHidden/>
               </w:rPr>
-              <w:t>25</w:t>
+              <w:t>27</w:t>
             </w:r>
             <w:r>
               <w:rPr>
@@ -4237,7 +4339,7 @@
               <w14:ligatures w14:val="standardContextual"/>
             </w:rPr>
           </w:pPr>
-          <w:hyperlink w:anchor="_Toc175160820" w:history="1">
+          <w:hyperlink w:anchor="_Toc196424767" w:history="1">
             <w:r>
               <w:rPr>
                 <w:rStyle w:val="Hyperlink"/>
@@ -4282,7 +4384,7 @@
                 <w:noProof/>
                 <w:webHidden/>
               </w:rPr>
-              <w:instrText xml:space="preserve"> PAGEREF _Toc175160820 \h </w:instrText>
+              <w:instrText xml:space="preserve"> PAGEREF _Toc196424767 \h </w:instrText>
             </w:r>
             <w:r>
               <w:rPr>
@@ -4302,7 +4404,7 @@
                 <w:noProof/>
                 <w:webHidden/>
               </w:rPr>
-              <w:t>25</w:t>
+              <w:t>27</w:t>
             </w:r>
             <w:r>
               <w:rPr>
@@ -4329,7 +4431,7 @@
               <w14:ligatures w14:val="standardContextual"/>
             </w:rPr>
           </w:pPr>
-          <w:hyperlink w:anchor="_Toc175160821" w:history="1">
+          <w:hyperlink w:anchor="_Toc196424768" w:history="1">
             <w:r>
               <w:rPr>
                 <w:rStyle w:val="Hyperlink"/>
@@ -4374,7 +4476,7 @@
                 <w:noProof/>
                 <w:webHidden/>
               </w:rPr>
-              <w:instrText xml:space="preserve"> PAGEREF _Toc175160821 \h </w:instrText>
+              <w:instrText xml:space="preserve"> PAGEREF _Toc196424768 \h </w:instrText>
             </w:r>
             <w:r>
               <w:rPr>
@@ -4394,7 +4496,7 @@
                 <w:noProof/>
                 <w:webHidden/>
               </w:rPr>
-              <w:t>25</w:t>
+              <w:t>27</w:t>
             </w:r>
             <w:r>
               <w:rPr>
@@ -4421,7 +4523,7 @@
               <w14:ligatures w14:val="standardContextual"/>
             </w:rPr>
           </w:pPr>
-          <w:hyperlink w:anchor="_Toc175160822" w:history="1">
+          <w:hyperlink w:anchor="_Toc196424769" w:history="1">
             <w:r>
               <w:rPr>
                 <w:rStyle w:val="Hyperlink"/>
@@ -4466,7 +4568,7 @@
                 <w:noProof/>
                 <w:webHidden/>
               </w:rPr>
-              <w:instrText xml:space="preserve"> PAGEREF _Toc175160822 \h </w:instrText>
+              <w:instrText xml:space="preserve"> PAGEREF _Toc196424769 \h </w:instrText>
             </w:r>
             <w:r>
               <w:rPr>
@@ -4486,7 +4588,7 @@
                 <w:noProof/>
                 <w:webHidden/>
               </w:rPr>
-              <w:t>25</w:t>
+              <w:t>27</w:t>
             </w:r>
             <w:r>
               <w:rPr>
@@ -4513,7 +4615,7 @@
               <w14:ligatures w14:val="standardContextual"/>
             </w:rPr>
           </w:pPr>
-          <w:hyperlink w:anchor="_Toc175160823" w:history="1">
+          <w:hyperlink w:anchor="_Toc196424770" w:history="1">
             <w:r>
               <w:rPr>
                 <w:rStyle w:val="Hyperlink"/>
@@ -4558,7 +4660,7 @@
                 <w:noProof/>
                 <w:webHidden/>
               </w:rPr>
-              <w:instrText xml:space="preserve"> PAGEREF _Toc175160823 \h </w:instrText>
+              <w:instrText xml:space="preserve"> PAGEREF _Toc196424770 \h </w:instrText>
             </w:r>
             <w:r>
               <w:rPr>
@@ -4578,7 +4680,7 @@
                 <w:noProof/>
                 <w:webHidden/>
               </w:rPr>
-              <w:t>26</w:t>
+              <w:t>28</w:t>
             </w:r>
             <w:r>
               <w:rPr>
@@ -4605,7 +4707,7 @@
               <w14:ligatures w14:val="standardContextual"/>
             </w:rPr>
           </w:pPr>
-          <w:hyperlink w:anchor="_Toc175160824" w:history="1">
+          <w:hyperlink w:anchor="_Toc196424771" w:history="1">
             <w:r>
               <w:rPr>
                 <w:rStyle w:val="Hyperlink"/>
@@ -4650,7 +4752,7 @@
                 <w:noProof/>
                 <w:webHidden/>
               </w:rPr>
-              <w:instrText xml:space="preserve"> PAGEREF _Toc175160824 \h </w:instrText>
+              <w:instrText xml:space="preserve"> PAGEREF _Toc196424771 \h </w:instrText>
             </w:r>
             <w:r>
               <w:rPr>
@@ -4670,7 +4772,7 @@
                 <w:noProof/>
                 <w:webHidden/>
               </w:rPr>
-              <w:t>26</w:t>
+              <w:t>28</w:t>
             </w:r>
             <w:r>
               <w:rPr>
@@ -4697,7 +4799,7 @@
               <w14:ligatures w14:val="standardContextual"/>
             </w:rPr>
           </w:pPr>
-          <w:hyperlink w:anchor="_Toc175160825" w:history="1">
+          <w:hyperlink w:anchor="_Toc196424772" w:history="1">
             <w:r>
               <w:rPr>
                 <w:rStyle w:val="Hyperlink"/>
@@ -4742,7 +4844,7 @@
                 <w:noProof/>
                 <w:webHidden/>
               </w:rPr>
-              <w:instrText xml:space="preserve"> PAGEREF _Toc175160825 \h </w:instrText>
+              <w:instrText xml:space="preserve"> PAGEREF _Toc196424772 \h </w:instrText>
             </w:r>
             <w:r>
               <w:rPr>
@@ -4762,7 +4864,7 @@
                 <w:noProof/>
                 <w:webHidden/>
               </w:rPr>
-              <w:t>26</w:t>
+              <w:t>28</w:t>
             </w:r>
             <w:r>
               <w:rPr>
@@ -4789,7 +4891,7 @@
               <w14:ligatures w14:val="standardContextual"/>
             </w:rPr>
           </w:pPr>
-          <w:hyperlink w:anchor="_Toc175160826" w:history="1">
+          <w:hyperlink w:anchor="_Toc196424773" w:history="1">
             <w:r>
               <w:rPr>
                 <w:rStyle w:val="Hyperlink"/>
@@ -4834,7 +4936,7 @@
                 <w:noProof/>
                 <w:webHidden/>
               </w:rPr>
-              <w:instrText xml:space="preserve"> PAGEREF _Toc175160826 \h </w:instrText>
+              <w:instrText xml:space="preserve"> PAGEREF _Toc196424773 \h </w:instrText>
             </w:r>
             <w:r>
               <w:rPr>
@@ -4854,7 +4956,7 @@
                 <w:noProof/>
                 <w:webHidden/>
               </w:rPr>
-              <w:t>26</w:t>
+              <w:t>28</w:t>
             </w:r>
             <w:r>
               <w:rPr>
@@ -4881,7 +4983,7 @@
               <w14:ligatures w14:val="standardContextual"/>
             </w:rPr>
           </w:pPr>
-          <w:hyperlink w:anchor="_Toc175160827" w:history="1">
+          <w:hyperlink w:anchor="_Toc196424774" w:history="1">
             <w:r>
               <w:rPr>
                 <w:rStyle w:val="Hyperlink"/>
@@ -4926,7 +5028,7 @@
                 <w:noProof/>
                 <w:webHidden/>
               </w:rPr>
-              <w:instrText xml:space="preserve"> PAGEREF _Toc175160827 \h </w:instrText>
+              <w:instrText xml:space="preserve"> PAGEREF _Toc196424774 \h </w:instrText>
             </w:r>
             <w:r>
               <w:rPr>
@@ -4946,7 +5048,7 @@
                 <w:noProof/>
                 <w:webHidden/>
               </w:rPr>
-              <w:t>27</w:t>
+              <w:t>29</w:t>
             </w:r>
             <w:r>
               <w:rPr>
@@ -4973,7 +5075,7 @@
               <w14:ligatures w14:val="standardContextual"/>
             </w:rPr>
           </w:pPr>
-          <w:hyperlink w:anchor="_Toc175160828" w:history="1">
+          <w:hyperlink w:anchor="_Toc196424775" w:history="1">
             <w:r>
               <w:rPr>
                 <w:rStyle w:val="Hyperlink"/>
@@ -5018,7 +5120,7 @@
                 <w:noProof/>
                 <w:webHidden/>
               </w:rPr>
-              <w:instrText xml:space="preserve"> PAGEREF _Toc175160828 \h </w:instrText>
+              <w:instrText xml:space="preserve"> PAGEREF _Toc196424775 \h </w:instrText>
             </w:r>
             <w:r>
               <w:rPr>
@@ -5038,7 +5140,7 @@
                 <w:noProof/>
                 <w:webHidden/>
               </w:rPr>
-              <w:t>27</w:t>
+              <w:t>29</w:t>
             </w:r>
             <w:r>
               <w:rPr>
@@ -5065,7 +5167,7 @@
               <w14:ligatures w14:val="standardContextual"/>
             </w:rPr>
           </w:pPr>
-          <w:hyperlink w:anchor="_Toc175160829" w:history="1">
+          <w:hyperlink w:anchor="_Toc196424776" w:history="1">
             <w:r>
               <w:rPr>
                 <w:rStyle w:val="Hyperlink"/>
@@ -5110,7 +5212,7 @@
                 <w:noProof/>
                 <w:webHidden/>
               </w:rPr>
-              <w:instrText xml:space="preserve"> PAGEREF _Toc175160829 \h </w:instrText>
+              <w:instrText xml:space="preserve"> PAGEREF _Toc196424776 \h </w:instrText>
             </w:r>
             <w:r>
               <w:rPr>
@@ -5130,7 +5232,7 @@
                 <w:noProof/>
                 <w:webHidden/>
               </w:rPr>
-              <w:t>28</w:t>
+              <w:t>30</w:t>
             </w:r>
             <w:r>
               <w:rPr>
@@ -5157,7 +5259,7 @@
               <w14:ligatures w14:val="standardContextual"/>
             </w:rPr>
           </w:pPr>
-          <w:hyperlink w:anchor="_Toc175160830" w:history="1">
+          <w:hyperlink w:anchor="_Toc196424777" w:history="1">
             <w:r>
               <w:rPr>
                 <w:rStyle w:val="Hyperlink"/>
@@ -5202,7 +5304,7 @@
                 <w:noProof/>
                 <w:webHidden/>
               </w:rPr>
-              <w:instrText xml:space="preserve"> PAGEREF _Toc175160830 \h </w:instrText>
+              <w:instrText xml:space="preserve"> PAGEREF _Toc196424777 \h </w:instrText>
             </w:r>
             <w:r>
               <w:rPr>
@@ -5222,7 +5324,7 @@
                 <w:noProof/>
                 <w:webHidden/>
               </w:rPr>
-              <w:t>28</w:t>
+              <w:t>30</w:t>
             </w:r>
             <w:r>
               <w:rPr>
@@ -5249,7 +5351,7 @@
               <w14:ligatures w14:val="standardContextual"/>
             </w:rPr>
           </w:pPr>
-          <w:hyperlink w:anchor="_Toc175160831" w:history="1">
+          <w:hyperlink w:anchor="_Toc196424778" w:history="1">
             <w:r>
               <w:rPr>
                 <w:rStyle w:val="Hyperlink"/>
@@ -5294,7 +5396,7 @@
                 <w:noProof/>
                 <w:webHidden/>
               </w:rPr>
-              <w:instrText xml:space="preserve"> PAGEREF _Toc175160831 \h </w:instrText>
+              <w:instrText xml:space="preserve"> PAGEREF _Toc196424778 \h </w:instrText>
             </w:r>
             <w:r>
               <w:rPr>
@@ -5314,7 +5416,7 @@
                 <w:noProof/>
                 <w:webHidden/>
               </w:rPr>
-              <w:t>28</w:t>
+              <w:t>30</w:t>
             </w:r>
             <w:r>
               <w:rPr>
@@ -5341,7 +5443,7 @@
               <w14:ligatures w14:val="standardContextual"/>
             </w:rPr>
           </w:pPr>
-          <w:hyperlink w:anchor="_Toc175160832" w:history="1">
+          <w:hyperlink w:anchor="_Toc196424779" w:history="1">
             <w:r>
               <w:rPr>
                 <w:rStyle w:val="Hyperlink"/>
@@ -5386,7 +5488,7 @@
                 <w:noProof/>
                 <w:webHidden/>
               </w:rPr>
-              <w:instrText xml:space="preserve"> PAGEREF _Toc175160832 \h </w:instrText>
+              <w:instrText xml:space="preserve"> PAGEREF _Toc196424779 \h </w:instrText>
             </w:r>
             <w:r>
               <w:rPr>
@@ -5406,7 +5508,7 @@
                 <w:noProof/>
                 <w:webHidden/>
               </w:rPr>
-              <w:t>29</w:t>
+              <w:t>31</w:t>
             </w:r>
             <w:r>
               <w:rPr>
@@ -5433,7 +5535,7 @@
               <w14:ligatures w14:val="standardContextual"/>
             </w:rPr>
           </w:pPr>
-          <w:hyperlink w:anchor="_Toc175160833" w:history="1">
+          <w:hyperlink w:anchor="_Toc196424780" w:history="1">
             <w:r>
               <w:rPr>
                 <w:rStyle w:val="Hyperlink"/>
@@ -5478,7 +5580,7 @@
                 <w:noProof/>
                 <w:webHidden/>
               </w:rPr>
-              <w:instrText xml:space="preserve"> PAGEREF _Toc175160833 \h </w:instrText>
+              <w:instrText xml:space="preserve"> PAGEREF _Toc196424780 \h </w:instrText>
             </w:r>
             <w:r>
               <w:rPr>
@@ -5498,7 +5600,7 @@
                 <w:noProof/>
                 <w:webHidden/>
               </w:rPr>
-              <w:t>30</w:t>
+              <w:t>32</w:t>
             </w:r>
             <w:r>
               <w:rPr>
@@ -5525,7 +5627,7 @@
               <w14:ligatures w14:val="standardContextual"/>
             </w:rPr>
           </w:pPr>
-          <w:hyperlink w:anchor="_Toc175160834" w:history="1">
+          <w:hyperlink w:anchor="_Toc196424781" w:history="1">
             <w:r>
               <w:rPr>
                 <w:rStyle w:val="Hyperlink"/>
@@ -5570,7 +5672,7 @@
                 <w:noProof/>
                 <w:webHidden/>
               </w:rPr>
-              <w:instrText xml:space="preserve"> PAGEREF _Toc175160834 \h </w:instrText>
+              <w:instrText xml:space="preserve"> PAGEREF _Toc196424781 \h </w:instrText>
             </w:r>
             <w:r>
               <w:rPr>
@@ -5590,7 +5692,7 @@
                 <w:noProof/>
                 <w:webHidden/>
               </w:rPr>
-              <w:t>30</w:t>
+              <w:t>32</w:t>
             </w:r>
             <w:r>
               <w:rPr>
@@ -5617,7 +5719,7 @@
               <w14:ligatures w14:val="standardContextual"/>
             </w:rPr>
           </w:pPr>
-          <w:hyperlink w:anchor="_Toc175160835" w:history="1">
+          <w:hyperlink w:anchor="_Toc196424782" w:history="1">
             <w:r>
               <w:rPr>
                 <w:rStyle w:val="Hyperlink"/>
@@ -5662,7 +5764,7 @@
                 <w:noProof/>
                 <w:webHidden/>
               </w:rPr>
-              <w:instrText xml:space="preserve"> PAGEREF _Toc175160835 \h </w:instrText>
+              <w:instrText xml:space="preserve"> PAGEREF _Toc196424782 \h </w:instrText>
             </w:r>
             <w:r>
               <w:rPr>
@@ -5682,7 +5784,7 @@
                 <w:noProof/>
                 <w:webHidden/>
               </w:rPr>
-              <w:t>31</w:t>
+              <w:t>33</w:t>
             </w:r>
             <w:r>
               <w:rPr>
@@ -5709,7 +5811,7 @@
               <w14:ligatures w14:val="standardContextual"/>
             </w:rPr>
           </w:pPr>
-          <w:hyperlink w:anchor="_Toc175160836" w:history="1">
+          <w:hyperlink w:anchor="_Toc196424783" w:history="1">
             <w:r>
               <w:rPr>
                 <w:rStyle w:val="Hyperlink"/>
@@ -5754,7 +5856,7 @@
                 <w:noProof/>
                 <w:webHidden/>
               </w:rPr>
-              <w:instrText xml:space="preserve"> PAGEREF _Toc175160836 \h </w:instrText>
+              <w:instrText xml:space="preserve"> PAGEREF _Toc196424783 \h </w:instrText>
             </w:r>
             <w:r>
               <w:rPr>
@@ -5774,7 +5876,7 @@
                 <w:noProof/>
                 <w:webHidden/>
               </w:rPr>
-              <w:t>32</w:t>
+              <w:t>34</w:t>
             </w:r>
             <w:r>
               <w:rPr>
@@ -5801,7 +5903,7 @@
               <w14:ligatures w14:val="standardContextual"/>
             </w:rPr>
           </w:pPr>
-          <w:hyperlink w:anchor="_Toc175160837" w:history="1">
+          <w:hyperlink w:anchor="_Toc196424784" w:history="1">
             <w:r>
               <w:rPr>
                 <w:rStyle w:val="Hyperlink"/>
@@ -5846,7 +5948,7 @@
                 <w:noProof/>
                 <w:webHidden/>
               </w:rPr>
-              <w:instrText xml:space="preserve"> PAGEREF _Toc175160837 \h </w:instrText>
+              <w:instrText xml:space="preserve"> PAGEREF _Toc196424784 \h </w:instrText>
             </w:r>
             <w:r>
               <w:rPr>
@@ -5866,7 +5968,7 @@
                 <w:noProof/>
                 <w:webHidden/>
               </w:rPr>
-              <w:t>32</w:t>
+              <w:t>34</w:t>
             </w:r>
             <w:r>
               <w:rPr>
@@ -5893,7 +5995,7 @@
               <w14:ligatures w14:val="standardContextual"/>
             </w:rPr>
           </w:pPr>
-          <w:hyperlink w:anchor="_Toc175160838" w:history="1">
+          <w:hyperlink w:anchor="_Toc196424785" w:history="1">
             <w:r>
               <w:rPr>
                 <w:rStyle w:val="Hyperlink"/>
@@ -5938,7 +6040,7 @@
                 <w:noProof/>
                 <w:webHidden/>
               </w:rPr>
-              <w:instrText xml:space="preserve"> PAGEREF _Toc175160838 \h </w:instrText>
+              <w:instrText xml:space="preserve"> PAGEREF _Toc196424785 \h </w:instrText>
             </w:r>
             <w:r>
               <w:rPr>
@@ -5958,7 +6060,123 @@
                 <w:noProof/>
                 <w:webHidden/>
               </w:rPr>
-              <w:t>32</w:t>
+              <w:t>34</w:t>
+            </w:r>
+            <w:r>
+              <w:rPr>
+                <w:noProof/>
+                <w:webHidden/>
+              </w:rPr>
+              <w:fldChar w:fldCharType="end"/>
+            </w:r>
+          </w:hyperlink>
+        </w:p>
+        <w:p>
+          <w:pPr>
+            <w:pStyle w:val="TOC3"/>
+            <w:tabs>
+              <w:tab w:val="left" w:pos="1200"/>
+              <w:tab w:val="right" w:leader="dot" w:pos="9350"/>
+            </w:tabs>
+            <w:rPr>
+              <w:rFonts w:eastAsiaTheme="minorEastAsia"/>
+              <w:noProof/>
+              <w:kern w:val="2"/>
+              <w:sz w:val="24"/>
+              <w:szCs w:val="24"/>
+              <w14:ligatures w14:val="standardContextual"/>
+            </w:rPr>
+          </w:pPr>
+          <w:hyperlink w:anchor="_Toc196424786" w:history="1">
+            <w:r>
+              <w:rPr>
+                <w:rStyle w:val="Hyperlink"/>
+                <w:noProof/>
+              </w:rPr>
+              <w:t>7.5.3</w:t>
+            </w:r>
+            <w:r>
+              <w:rPr>
+                <w:rFonts w:eastAsiaTheme="minorEastAsia"/>
+                <w:noProof/>
+                <w:kern w:val="2"/>
+                <w:sz w:val="24"/>
+                <w:szCs w:val="24"/>
+                <w14:ligatures w14:val="standardContextual"/>
+              </w:rPr>
+              <w:tab/>
+            </w:r>
+            <w:r>
+              <w:rPr>
+                <w:rStyle w:val="Hyperlink"/>
+                <w:b/>
+                <w:bCs/>
+                <w:noProof/>
+              </w:rPr>
+              <w:t>IMPORTANT</w:t>
+            </w:r>
+            <w:r>
+              <w:rPr>
+                <w:rStyle w:val="Hyperlink"/>
+                <w:noProof/>
+              </w:rPr>
+              <w:t xml:space="preserve">: These settings must be consistent with the </w:t>
+            </w:r>
+            <w:r>
+              <w:rPr>
+                <w:rStyle w:val="Hyperlink"/>
+                <w:rFonts w:ascii="Courier New" w:hAnsi="Courier New" w:cs="Courier New"/>
+                <w:noProof/>
+              </w:rPr>
+              <w:t>jal-local-store</w:t>
+            </w:r>
+            <w:r>
+              <w:rPr>
+                <w:rStyle w:val="Hyperlink"/>
+                <w:noProof/>
+              </w:rPr>
+              <w:t xml:space="preserve"> configuration file.Run jaljournald</w:t>
+            </w:r>
+            <w:r>
+              <w:rPr>
+                <w:noProof/>
+                <w:webHidden/>
+              </w:rPr>
+              <w:tab/>
+            </w:r>
+            <w:r>
+              <w:rPr>
+                <w:noProof/>
+                <w:webHidden/>
+              </w:rPr>
+              <w:fldChar w:fldCharType="begin"/>
+            </w:r>
+            <w:r>
+              <w:rPr>
+                <w:noProof/>
+                <w:webHidden/>
+              </w:rPr>
+              <w:instrText xml:space="preserve"> PAGEREF _Toc196424786 \h </w:instrText>
+            </w:r>
+            <w:r>
+              <w:rPr>
+                <w:noProof/>
+                <w:webHidden/>
+              </w:rPr>
+            </w:r>
+            <w:r>
+              <w:rPr>
+                <w:noProof/>
+                <w:webHidden/>
+              </w:rPr>
+              <w:fldChar w:fldCharType="separate"/>
+            </w:r>
+            <w:r>
+              <w:rPr>
+                <w:noProof/>
+                <w:webHidden/>
+              </w:rPr>
+              <w:t>35</w:t>
             </w:r>
             <w:r>
               <w:rPr>
@@ -5976,6 +6194,7 @@
               <w:bCs/>
               <w:noProof/>
             </w:rPr>
+            <w:lastRenderedPageBreak/>
             <w:fldChar w:fldCharType="end"/>
           </w:r>
         </w:p>
@@ -5987,16 +6206,17 @@
         <w:pStyle w:val="Heading1"/>
         <w:numPr>
           <w:ilvl w:val="0"/>
-          <w:numId w:val="0"/>
+          <w:numId w:val="12"/>
         </w:numPr>
       </w:pPr>
+      <w:bookmarkStart w:id="0" w:name="_Toc196424723"/>
+      <w:bookmarkEnd w:id="0"/>
     </w:p>
     <w:p>
       <w:pPr>
         <w:ind w:left="2160" w:firstLine="720"/>
       </w:pPr>
       <w:r>
-        <w:lastRenderedPageBreak/>
         <w:t xml:space="preserve">This Page is </w:t>
       </w:r>
       <w:r>
@@ -6013,13 +6233,13 @@
       <w:pPr>
         <w:pStyle w:val="Heading1"/>
       </w:pPr>
-      <w:bookmarkStart w:id="0" w:name="_Hlk135762360"/>
-      <w:bookmarkStart w:id="1" w:name="_Toc175160777"/>
+      <w:bookmarkStart w:id="1" w:name="_Hlk135762360"/>
+      <w:bookmarkStart w:id="2" w:name="_Toc196424724"/>
       <w:r>
         <w:lastRenderedPageBreak/>
         <w:t>JALoPv1.x</w:t>
       </w:r>
-      <w:bookmarkEnd w:id="1"/>
+      <w:bookmarkEnd w:id="2"/>
     </w:p>
     <w:p>
       <w:r>
@@ -6030,13 +6250,13 @@
       <w:pPr>
         <w:pStyle w:val="Heading1"/>
       </w:pPr>
-      <w:bookmarkStart w:id="2" w:name="_Toc310177801"/>
-      <w:bookmarkStart w:id="3" w:name="_Toc175160778"/>
+      <w:bookmarkStart w:id="3" w:name="_Toc310177801"/>
+      <w:bookmarkStart w:id="4" w:name="_Toc196424725"/>
       <w:r>
         <w:t>Download/Clone Source Code</w:t>
       </w:r>
-      <w:bookmarkEnd w:id="2"/>
       <w:bookmarkEnd w:id="3"/>
+      <w:bookmarkEnd w:id="4"/>
     </w:p>
     <w:p>
       <w:r>
@@ -6149,13 +6369,13 @@
       <w:pPr>
         <w:pStyle w:val="Heading2"/>
       </w:pPr>
-      <w:bookmarkStart w:id="4" w:name="_Toc787350209"/>
-      <w:bookmarkStart w:id="5" w:name="_Toc175160779"/>
+      <w:bookmarkStart w:id="5" w:name="_Toc787350209"/>
+      <w:bookmarkStart w:id="6" w:name="_Toc196424726"/>
       <w:r>
         <w:t>GitHub</w:t>
       </w:r>
-      <w:bookmarkEnd w:id="4"/>
       <w:bookmarkEnd w:id="5"/>
+      <w:bookmarkEnd w:id="6"/>
     </w:p>
     <w:p>
       <w:r>
@@ -6469,12 +6689,12 @@
       <w:pPr>
         <w:pStyle w:val="Heading2"/>
       </w:pPr>
-      <w:bookmarkStart w:id="6" w:name="_Toc562944338"/>
-      <w:bookmarkStart w:id="7" w:name="_Toc175160780"/>
+      <w:bookmarkStart w:id="7" w:name="_Toc562944338"/>
+      <w:bookmarkStart w:id="8" w:name="_Toc196424727"/>
       <w:r>
         <w:t>JALoP CTC-Internal GitLab Repositories</w:t>
       </w:r>
-      <w:bookmarkEnd w:id="7"/>
+      <w:bookmarkEnd w:id="8"/>
     </w:p>
     <w:p>
       <w:pPr>
@@ -6483,8 +6703,8 @@
         <w:adjustRightInd w:val="0"/>
         <w:spacing w:after="0" w:line="240" w:lineRule="auto"/>
       </w:pPr>
-      <w:bookmarkStart w:id="8" w:name="_Hlk119504857"/>
-      <w:bookmarkEnd w:id="6"/>
+      <w:bookmarkStart w:id="9" w:name="_Hlk119504857"/>
+      <w:bookmarkEnd w:id="7"/>
       <w:r>
         <w:t xml:space="preserve">All the JALoP source code repositories are available on the CTC-internal </w:t>
       </w:r>
@@ -6728,7 +6948,7 @@
         </w:rPr>
         <w:t xml:space="preserve">git clone </w:t>
       </w:r>
-      <w:bookmarkStart w:id="9" w:name="_Hlk122020965"/>
+      <w:bookmarkStart w:id="10" w:name="_Hlk122020965"/>
       <w:proofErr w:type="spellStart"/>
       <w:proofErr w:type="gramStart"/>
       <w:r>
@@ -6758,7 +6978,7 @@
         </w:rPr>
         <w:t>jjnl.git</w:t>
       </w:r>
-      <w:bookmarkEnd w:id="9"/>
+      <w:bookmarkEnd w:id="10"/>
       <w:proofErr w:type="spellEnd"/>
       <w:proofErr w:type="gramEnd"/>
     </w:p>
@@ -6847,7 +7067,7 @@
         </w:rPr>
         <w:t>/1.x.x.x</w:t>
       </w:r>
-      <w:bookmarkEnd w:id="8"/>
+      <w:bookmarkEnd w:id="9"/>
     </w:p>
     <w:p>
       <w:pPr>
@@ -6935,7 +7155,7 @@
       <w:pPr>
         <w:pStyle w:val="Heading1"/>
       </w:pPr>
-      <w:bookmarkStart w:id="10" w:name="_Toc175160781"/>
+      <w:bookmarkStart w:id="11" w:name="_Toc196424728"/>
       <w:r>
         <w:t>Build and Install C Publisher (</w:t>
       </w:r>
@@ -6949,13 +7169,18 @@
       </w:r>
       <w:proofErr w:type="spellStart"/>
       <w:r>
-        <w:t>jal_subscribe</w:t>
-      </w:r>
-      <w:proofErr w:type="spellEnd"/>
+        <w:t>jal_</w:t>
+      </w:r>
+      <w:proofErr w:type="gramStart"/>
+      <w:r>
+        <w:t>subscribe</w:t>
+      </w:r>
+      <w:proofErr w:type="spellEnd"/>
+      <w:proofErr w:type="gramEnd"/>
       <w:r>
         <w:t>)</w:t>
       </w:r>
-      <w:bookmarkEnd w:id="10"/>
+      <w:bookmarkEnd w:id="11"/>
     </w:p>
     <w:p>
       <w:r>
@@ -6982,21 +7207,21 @@
       <w:pPr>
         <w:pStyle w:val="Heading2"/>
       </w:pPr>
-      <w:bookmarkStart w:id="11" w:name="_Toc923005472"/>
-      <w:bookmarkStart w:id="12" w:name="_Toc175160782"/>
+      <w:bookmarkStart w:id="12" w:name="_Toc923005472"/>
+      <w:bookmarkStart w:id="13" w:name="_Toc196424729"/>
       <w:r>
         <w:t>System Provisioning</w:t>
       </w:r>
-      <w:bookmarkEnd w:id="11"/>
       <w:bookmarkEnd w:id="12"/>
+      <w:bookmarkEnd w:id="13"/>
     </w:p>
     <w:p>
       <w:pPr>
         <w:pStyle w:val="Heading3"/>
       </w:pPr>
-      <w:bookmarkStart w:id="13" w:name="_Toc99718523"/>
-      <w:bookmarkStart w:id="14" w:name="_Toc1892845609"/>
-      <w:bookmarkStart w:id="15" w:name="_Toc175160783"/>
+      <w:bookmarkStart w:id="14" w:name="_Toc99718523"/>
+      <w:bookmarkStart w:id="15" w:name="_Toc1892845609"/>
+      <w:bookmarkStart w:id="16" w:name="_Toc196424730"/>
       <w:r>
         <w:t>R</w:t>
       </w:r>
@@ -7006,9 +7231,9 @@
       <w:r>
         <w:t>L 7 / CentOS 7</w:t>
       </w:r>
-      <w:bookmarkEnd w:id="13"/>
       <w:bookmarkEnd w:id="14"/>
       <w:bookmarkEnd w:id="15"/>
+      <w:bookmarkEnd w:id="16"/>
     </w:p>
     <w:p>
       <w:pPr>
@@ -7234,7 +7459,27 @@
           <w:sz w:val="20"/>
           <w:szCs w:val="20"/>
         </w:rPr>
-        <w:t xml:space="preserve">yum install @development libxml2-devel </w:t>
+        <w:t xml:space="preserve">yum </w:t>
+      </w:r>
+      <w:proofErr w:type="gramStart"/>
+      <w:r>
+        <w:rPr>
+          <w:rFonts w:ascii="Consolas" w:hAnsi="Consolas" w:cs="Consolas"/>
+          <w:color w:val="660000"/>
+          <w:sz w:val="20"/>
+          <w:szCs w:val="20"/>
+        </w:rPr>
+        <w:t>install @</w:t>
+      </w:r>
+      <w:proofErr w:type="gramEnd"/>
+      <w:r>
+        <w:rPr>
+          <w:rFonts w:ascii="Consolas" w:hAnsi="Consolas" w:cs="Consolas"/>
+          <w:color w:val="660000"/>
+          <w:sz w:val="20"/>
+          <w:szCs w:val="20"/>
+        </w:rPr>
+        <w:t xml:space="preserve">development libxml2-devel </w:t>
       </w:r>
       <w:proofErr w:type="spellStart"/>
       <w:r>
@@ -7520,6 +7765,35 @@
           <w:szCs w:val="20"/>
         </w:rPr>
         <w:t>devel</w:t>
+      </w:r>
+      <w:r>
+        <w:rPr>
+          <w:rFonts w:ascii="Consolas" w:hAnsi="Consolas" w:cs="Consolas"/>
+          <w:color w:val="660000"/>
+          <w:sz w:val="20"/>
+          <w:szCs w:val="20"/>
+        </w:rPr>
+        <w:t xml:space="preserve"> </w:t>
+      </w:r>
+      <w:proofErr w:type="spellStart"/>
+      <w:r>
+        <w:rPr>
+          <w:rFonts w:ascii="Consolas" w:hAnsi="Consolas" w:cs="Consolas"/>
+          <w:color w:val="660000"/>
+          <w:sz w:val="20"/>
+          <w:szCs w:val="20"/>
+        </w:rPr>
+        <w:t>lmdb</w:t>
+      </w:r>
+      <w:proofErr w:type="spellEnd"/>
+      <w:r>
+        <w:rPr>
+          <w:rFonts w:ascii="Consolas" w:hAnsi="Consolas" w:cs="Consolas"/>
+          <w:color w:val="660000"/>
+          <w:sz w:val="20"/>
+          <w:szCs w:val="20"/>
+        </w:rPr>
+        <w:t>-devel boost-devel</w:t>
       </w:r>
     </w:p>
     <w:p>
@@ -8602,9 +8876,9 @@
           <w:szCs w:val="20"/>
           <w:lang w:val="fr-FR"/>
         </w:rPr>
-        <w:t>,xml-rpc,tunnel,pull,http,alive</w:t>
-      </w:r>
-      <w:proofErr w:type="spellEnd"/>
+        <w:t>,xml-</w:t>
+      </w:r>
+      <w:proofErr w:type="gramStart"/>
       <w:r>
         <w:rPr>
           <w:rFonts w:ascii="Consolas" w:hAnsi="Consolas" w:cs="Consolas"/>
@@ -8613,9 +8887,9 @@
           <w:szCs w:val="20"/>
           <w:lang w:val="fr-FR"/>
         </w:rPr>
-        <w:t>}-support --</w:t>
-      </w:r>
-      <w:proofErr w:type="spellStart"/>
+        <w:t>rpc,tunnel</w:t>
+      </w:r>
+      <w:proofErr w:type="gramEnd"/>
       <w:r>
         <w:rPr>
           <w:rFonts w:ascii="Consolas" w:hAnsi="Consolas" w:cs="Consolas"/>
@@ -8624,6 +8898,72 @@
           <w:szCs w:val="20"/>
           <w:lang w:val="fr-FR"/>
         </w:rPr>
+        <w:t>,</w:t>
+      </w:r>
+      <w:proofErr w:type="gramStart"/>
+      <w:r>
+        <w:rPr>
+          <w:rFonts w:ascii="Consolas" w:hAnsi="Consolas" w:cs="Consolas"/>
+          <w:color w:val="660000"/>
+          <w:sz w:val="20"/>
+          <w:szCs w:val="20"/>
+          <w:lang w:val="fr-FR"/>
+        </w:rPr>
+        <w:t>pull,http</w:t>
+      </w:r>
+      <w:proofErr w:type="gramEnd"/>
+      <w:r>
+        <w:rPr>
+          <w:rFonts w:ascii="Consolas" w:hAnsi="Consolas" w:cs="Consolas"/>
+          <w:color w:val="660000"/>
+          <w:sz w:val="20"/>
+          <w:szCs w:val="20"/>
+          <w:lang w:val="fr-FR"/>
+        </w:rPr>
+        <w:t>,</w:t>
+      </w:r>
+      <w:proofErr w:type="gramStart"/>
+      <w:r>
+        <w:rPr>
+          <w:rFonts w:ascii="Consolas" w:hAnsi="Consolas" w:cs="Consolas"/>
+          <w:color w:val="660000"/>
+          <w:sz w:val="20"/>
+          <w:szCs w:val="20"/>
+          <w:lang w:val="fr-FR"/>
+        </w:rPr>
+        <w:t>alive</w:t>
+      </w:r>
+      <w:proofErr w:type="spellEnd"/>
+      <w:r>
+        <w:rPr>
+          <w:rFonts w:ascii="Consolas" w:hAnsi="Consolas" w:cs="Consolas"/>
+          <w:color w:val="660000"/>
+          <w:sz w:val="20"/>
+          <w:szCs w:val="20"/>
+          <w:lang w:val="fr-FR"/>
+        </w:rPr>
+        <w:t>}-</w:t>
+      </w:r>
+      <w:proofErr w:type="gramEnd"/>
+      <w:r>
+        <w:rPr>
+          <w:rFonts w:ascii="Consolas" w:hAnsi="Consolas" w:cs="Consolas"/>
+          <w:color w:val="660000"/>
+          <w:sz w:val="20"/>
+          <w:szCs w:val="20"/>
+          <w:lang w:val="fr-FR"/>
+        </w:rPr>
+        <w:t>support --</w:t>
+      </w:r>
+      <w:proofErr w:type="spellStart"/>
+      <w:r>
+        <w:rPr>
+          <w:rFonts w:ascii="Consolas" w:hAnsi="Consolas" w:cs="Consolas"/>
+          <w:color w:val="660000"/>
+          <w:sz w:val="20"/>
+          <w:szCs w:val="20"/>
+          <w:lang w:val="fr-FR"/>
+        </w:rPr>
         <w:t>disable</w:t>
       </w:r>
       <w:proofErr w:type="spellEnd"/>
@@ -8638,6 +8978,7 @@
         <w:t>-{</w:t>
       </w:r>
       <w:proofErr w:type="spellStart"/>
+      <w:proofErr w:type="gramStart"/>
       <w:r>
         <w:rPr>
           <w:rFonts w:ascii="Consolas" w:hAnsi="Consolas" w:cs="Consolas"/>
@@ -8649,6 +8990,7 @@
         <w:t>py,lua</w:t>
       </w:r>
       <w:proofErr w:type="spellEnd"/>
+      <w:proofErr w:type="gramEnd"/>
       <w:r>
         <w:rPr>
           <w:rFonts w:ascii="Consolas" w:hAnsi="Consolas" w:cs="Consolas"/>
@@ -8724,15 +9066,15 @@
       <w:pPr>
         <w:pStyle w:val="Heading3"/>
       </w:pPr>
-      <w:bookmarkStart w:id="16" w:name="_Toc99718524"/>
-      <w:bookmarkStart w:id="17" w:name="_Toc833158201"/>
-      <w:bookmarkStart w:id="18" w:name="_Toc175160784"/>
+      <w:bookmarkStart w:id="17" w:name="_Toc99718524"/>
+      <w:bookmarkStart w:id="18" w:name="_Toc833158201"/>
+      <w:bookmarkStart w:id="19" w:name="_Toc196424731"/>
       <w:r>
         <w:t>RHEL 8 / CentOS 8</w:t>
       </w:r>
-      <w:bookmarkEnd w:id="16"/>
       <w:bookmarkEnd w:id="17"/>
       <w:bookmarkEnd w:id="18"/>
+      <w:bookmarkEnd w:id="19"/>
     </w:p>
     <w:p>
       <w:pPr>
@@ -9126,7 +9468,27 @@
           <w:sz w:val="20"/>
           <w:szCs w:val="20"/>
         </w:rPr>
-        <w:t xml:space="preserve"> install @development libxml2-devel </w:t>
+        <w:t xml:space="preserve"> </w:t>
+      </w:r>
+      <w:proofErr w:type="gramStart"/>
+      <w:r>
+        <w:rPr>
+          <w:rFonts w:ascii="Consolas" w:hAnsi="Consolas" w:cs="Consolas"/>
+          <w:color w:val="660000"/>
+          <w:sz w:val="20"/>
+          <w:szCs w:val="20"/>
+        </w:rPr>
+        <w:t>install @</w:t>
+      </w:r>
+      <w:proofErr w:type="gramEnd"/>
+      <w:r>
+        <w:rPr>
+          <w:rFonts w:ascii="Consolas" w:hAnsi="Consolas" w:cs="Consolas"/>
+          <w:color w:val="660000"/>
+          <w:sz w:val="20"/>
+          <w:szCs w:val="20"/>
+        </w:rPr>
+        <w:t xml:space="preserve">development libxml2-devel </w:t>
       </w:r>
       <w:proofErr w:type="spellStart"/>
       <w:r>
@@ -9376,6 +9738,7 @@
         <w:t xml:space="preserve">-devel </w:t>
       </w:r>
       <w:proofErr w:type="spellStart"/>
+      <w:proofErr w:type="gramStart"/>
       <w:r>
         <w:rPr>
           <w:rFonts w:ascii="Consolas" w:hAnsi="Consolas" w:cs="Consolas"/>
@@ -9413,7 +9776,17 @@
           <w:sz w:val="20"/>
           <w:szCs w:val="20"/>
         </w:rPr>
-        <w:t xml:space="preserve">-devel </w:t>
+        <w:t>-devel</w:t>
+      </w:r>
+      <w:proofErr w:type="gramEnd"/>
+      <w:r>
+        <w:rPr>
+          <w:rFonts w:ascii="Consolas" w:hAnsi="Consolas" w:cs="Consolas"/>
+          <w:color w:val="660000"/>
+          <w:sz w:val="20"/>
+          <w:szCs w:val="20"/>
+        </w:rPr>
+        <w:t xml:space="preserve"> </w:t>
       </w:r>
       <w:proofErr w:type="spellStart"/>
       <w:r>
@@ -9434,6 +9807,35 @@
           <w:szCs w:val="20"/>
         </w:rPr>
         <w:t>-ng-devel</w:t>
+      </w:r>
+      <w:r>
+        <w:rPr>
+          <w:rFonts w:ascii="Consolas" w:hAnsi="Consolas" w:cs="Consolas"/>
+          <w:color w:val="660000"/>
+          <w:sz w:val="20"/>
+          <w:szCs w:val="20"/>
+        </w:rPr>
+        <w:t xml:space="preserve"> </w:t>
+      </w:r>
+      <w:proofErr w:type="spellStart"/>
+      <w:r>
+        <w:rPr>
+          <w:rFonts w:ascii="Consolas" w:hAnsi="Consolas" w:cs="Consolas"/>
+          <w:color w:val="660000"/>
+          <w:sz w:val="20"/>
+          <w:szCs w:val="20"/>
+        </w:rPr>
+        <w:t>lmdb</w:t>
+      </w:r>
+      <w:proofErr w:type="spellEnd"/>
+      <w:r>
+        <w:rPr>
+          <w:rFonts w:ascii="Consolas" w:hAnsi="Consolas" w:cs="Consolas"/>
+          <w:color w:val="660000"/>
+          <w:sz w:val="20"/>
+          <w:szCs w:val="20"/>
+        </w:rPr>
+        <w:t>-devel boost-devel</w:t>
       </w:r>
     </w:p>
     <w:p>
@@ -10442,9 +10844,9 @@
           <w:szCs w:val="20"/>
           <w:lang w:val="fr-FR"/>
         </w:rPr>
-        <w:t>,xml-rpc,tunnel,pull,http,alive</w:t>
-      </w:r>
-      <w:proofErr w:type="spellEnd"/>
+        <w:t>,xml-</w:t>
+      </w:r>
+      <w:proofErr w:type="gramStart"/>
       <w:r>
         <w:rPr>
           <w:rFonts w:ascii="Consolas" w:hAnsi="Consolas" w:cs="Consolas"/>
@@ -10453,9 +10855,9 @@
           <w:szCs w:val="20"/>
           <w:lang w:val="fr-FR"/>
         </w:rPr>
-        <w:t>}-support --</w:t>
-      </w:r>
-      <w:proofErr w:type="spellStart"/>
+        <w:t>rpc,tunnel</w:t>
+      </w:r>
+      <w:proofErr w:type="gramEnd"/>
       <w:r>
         <w:rPr>
           <w:rFonts w:ascii="Consolas" w:hAnsi="Consolas" w:cs="Consolas"/>
@@ -10464,6 +10866,72 @@
           <w:szCs w:val="20"/>
           <w:lang w:val="fr-FR"/>
         </w:rPr>
+        <w:t>,</w:t>
+      </w:r>
+      <w:proofErr w:type="gramStart"/>
+      <w:r>
+        <w:rPr>
+          <w:rFonts w:ascii="Consolas" w:hAnsi="Consolas" w:cs="Consolas"/>
+          <w:color w:val="660000"/>
+          <w:sz w:val="20"/>
+          <w:szCs w:val="20"/>
+          <w:lang w:val="fr-FR"/>
+        </w:rPr>
+        <w:t>pull,http</w:t>
+      </w:r>
+      <w:proofErr w:type="gramEnd"/>
+      <w:r>
+        <w:rPr>
+          <w:rFonts w:ascii="Consolas" w:hAnsi="Consolas" w:cs="Consolas"/>
+          <w:color w:val="660000"/>
+          <w:sz w:val="20"/>
+          <w:szCs w:val="20"/>
+          <w:lang w:val="fr-FR"/>
+        </w:rPr>
+        <w:t>,</w:t>
+      </w:r>
+      <w:proofErr w:type="gramStart"/>
+      <w:r>
+        <w:rPr>
+          <w:rFonts w:ascii="Consolas" w:hAnsi="Consolas" w:cs="Consolas"/>
+          <w:color w:val="660000"/>
+          <w:sz w:val="20"/>
+          <w:szCs w:val="20"/>
+          <w:lang w:val="fr-FR"/>
+        </w:rPr>
+        <w:t>alive</w:t>
+      </w:r>
+      <w:proofErr w:type="spellEnd"/>
+      <w:r>
+        <w:rPr>
+          <w:rFonts w:ascii="Consolas" w:hAnsi="Consolas" w:cs="Consolas"/>
+          <w:color w:val="660000"/>
+          <w:sz w:val="20"/>
+          <w:szCs w:val="20"/>
+          <w:lang w:val="fr-FR"/>
+        </w:rPr>
+        <w:t>}-</w:t>
+      </w:r>
+      <w:proofErr w:type="gramEnd"/>
+      <w:r>
+        <w:rPr>
+          <w:rFonts w:ascii="Consolas" w:hAnsi="Consolas" w:cs="Consolas"/>
+          <w:color w:val="660000"/>
+          <w:sz w:val="20"/>
+          <w:szCs w:val="20"/>
+          <w:lang w:val="fr-FR"/>
+        </w:rPr>
+        <w:t>support --</w:t>
+      </w:r>
+      <w:proofErr w:type="spellStart"/>
+      <w:r>
+        <w:rPr>
+          <w:rFonts w:ascii="Consolas" w:hAnsi="Consolas" w:cs="Consolas"/>
+          <w:color w:val="660000"/>
+          <w:sz w:val="20"/>
+          <w:szCs w:val="20"/>
+          <w:lang w:val="fr-FR"/>
+        </w:rPr>
         <w:t>disable</w:t>
       </w:r>
       <w:proofErr w:type="spellEnd"/>
@@ -10478,6 +10946,7 @@
         <w:t>-{</w:t>
       </w:r>
       <w:proofErr w:type="spellStart"/>
+      <w:proofErr w:type="gramStart"/>
       <w:r>
         <w:rPr>
           <w:rFonts w:ascii="Consolas" w:hAnsi="Consolas" w:cs="Consolas"/>
@@ -10489,6 +10958,7 @@
         <w:t>py,lua</w:t>
       </w:r>
       <w:proofErr w:type="spellEnd"/>
+      <w:proofErr w:type="gramEnd"/>
       <w:r>
         <w:rPr>
           <w:rFonts w:ascii="Consolas" w:hAnsi="Consolas" w:cs="Consolas"/>
@@ -10972,11 +11442,11 @@
       <w:pPr>
         <w:pStyle w:val="Heading3"/>
       </w:pPr>
-      <w:bookmarkStart w:id="19" w:name="_Toc175160785"/>
+      <w:bookmarkStart w:id="20" w:name="_Toc196424732"/>
       <w:r>
         <w:t>RHEL 9</w:t>
       </w:r>
-      <w:bookmarkEnd w:id="19"/>
+      <w:bookmarkEnd w:id="20"/>
       <w:r>
         <w:t xml:space="preserve"> </w:t>
       </w:r>
@@ -11241,7 +11711,27 @@
           <w:sz w:val="20"/>
           <w:szCs w:val="20"/>
         </w:rPr>
-        <w:t xml:space="preserve"> install @development libxml2-devel </w:t>
+        <w:t xml:space="preserve"> </w:t>
+      </w:r>
+      <w:proofErr w:type="gramStart"/>
+      <w:r>
+        <w:rPr>
+          <w:rFonts w:ascii="Consolas" w:hAnsi="Consolas" w:cs="Consolas"/>
+          <w:color w:val="660000"/>
+          <w:sz w:val="20"/>
+          <w:szCs w:val="20"/>
+        </w:rPr>
+        <w:t>install @</w:t>
+      </w:r>
+      <w:proofErr w:type="gramEnd"/>
+      <w:r>
+        <w:rPr>
+          <w:rFonts w:ascii="Consolas" w:hAnsi="Consolas" w:cs="Consolas"/>
+          <w:color w:val="660000"/>
+          <w:sz w:val="20"/>
+          <w:szCs w:val="20"/>
+        </w:rPr>
+        <w:t xml:space="preserve">development libxml2-devel </w:t>
       </w:r>
       <w:proofErr w:type="spellStart"/>
       <w:r>
@@ -11482,6 +11972,7 @@
         <w:t xml:space="preserve">-devel </w:t>
       </w:r>
       <w:proofErr w:type="spellStart"/>
+      <w:proofErr w:type="gramStart"/>
       <w:r>
         <w:rPr>
           <w:rFonts w:ascii="Consolas" w:hAnsi="Consolas" w:cs="Consolas"/>
@@ -11519,7 +12010,17 @@
           <w:sz w:val="20"/>
           <w:szCs w:val="20"/>
         </w:rPr>
-        <w:t xml:space="preserve">-devel </w:t>
+        <w:t>-devel</w:t>
+      </w:r>
+      <w:proofErr w:type="gramEnd"/>
+      <w:r>
+        <w:rPr>
+          <w:rFonts w:ascii="Consolas" w:hAnsi="Consolas" w:cs="Consolas"/>
+          <w:color w:val="660000"/>
+          <w:sz w:val="20"/>
+          <w:szCs w:val="20"/>
+        </w:rPr>
+        <w:t xml:space="preserve"> </w:t>
       </w:r>
       <w:proofErr w:type="spellStart"/>
       <w:r>
@@ -11540,6 +12041,35 @@
           <w:szCs w:val="20"/>
         </w:rPr>
         <w:t>-ng-devel</w:t>
+      </w:r>
+      <w:r>
+        <w:rPr>
+          <w:rFonts w:ascii="Consolas" w:hAnsi="Consolas" w:cs="Consolas"/>
+          <w:color w:val="660000"/>
+          <w:sz w:val="20"/>
+          <w:szCs w:val="20"/>
+        </w:rPr>
+        <w:t xml:space="preserve"> </w:t>
+      </w:r>
+      <w:proofErr w:type="spellStart"/>
+      <w:r>
+        <w:rPr>
+          <w:rFonts w:ascii="Consolas" w:hAnsi="Consolas" w:cs="Consolas"/>
+          <w:color w:val="660000"/>
+          <w:sz w:val="20"/>
+          <w:szCs w:val="20"/>
+        </w:rPr>
+        <w:t>lmdb</w:t>
+      </w:r>
+      <w:proofErr w:type="spellEnd"/>
+      <w:r>
+        <w:rPr>
+          <w:rFonts w:ascii="Consolas" w:hAnsi="Consolas" w:cs="Consolas"/>
+          <w:color w:val="660000"/>
+          <w:sz w:val="20"/>
+          <w:szCs w:val="20"/>
+        </w:rPr>
+        <w:t>-devel boost-devel</w:t>
       </w:r>
     </w:p>
     <w:p>
@@ -12114,7 +12644,27 @@
           <w:sz w:val="20"/>
           <w:szCs w:val="20"/>
         </w:rPr>
-        <w:t>/vortex build steps below are only needed if these dependences were not already installed via the provided RPMs in the step above.</w:t>
+        <w:t xml:space="preserve">/vortex build steps below are only needed if these dependences </w:t>
+      </w:r>
+      <w:proofErr w:type="gramStart"/>
+      <w:r>
+        <w:rPr>
+          <w:rFonts w:ascii="Verdana" w:hAnsi="Verdana" w:cs="Consolas"/>
+          <w:color w:val="000000" w:themeColor="text1"/>
+          <w:sz w:val="20"/>
+          <w:szCs w:val="20"/>
+        </w:rPr>
+        <w:t>were</w:t>
+      </w:r>
+      <w:proofErr w:type="gramEnd"/>
+      <w:r>
+        <w:rPr>
+          <w:rFonts w:ascii="Verdana" w:hAnsi="Verdana" w:cs="Consolas"/>
+          <w:color w:val="000000" w:themeColor="text1"/>
+          <w:sz w:val="20"/>
+          <w:szCs w:val="20"/>
+        </w:rPr>
+        <w:t xml:space="preserve"> not already installed via the provided RPMs in the step above.</w:t>
       </w:r>
     </w:p>
     <w:p>
@@ -12492,9 +13042,9 @@
           <w:szCs w:val="20"/>
           <w:lang w:val="fr-FR"/>
         </w:rPr>
-        <w:t>,xml-rpc,tunnel,pull,http,alive</w:t>
-      </w:r>
-      <w:proofErr w:type="spellEnd"/>
+        <w:t>,xml-</w:t>
+      </w:r>
+      <w:proofErr w:type="gramStart"/>
       <w:r>
         <w:rPr>
           <w:rFonts w:ascii="Consolas" w:hAnsi="Consolas" w:cs="Consolas"/>
@@ -12503,9 +13053,9 @@
           <w:szCs w:val="20"/>
           <w:lang w:val="fr-FR"/>
         </w:rPr>
-        <w:t>}-support --</w:t>
-      </w:r>
-      <w:proofErr w:type="spellStart"/>
+        <w:t>rpc,tunnel</w:t>
+      </w:r>
+      <w:proofErr w:type="gramEnd"/>
       <w:r>
         <w:rPr>
           <w:rFonts w:ascii="Consolas" w:hAnsi="Consolas" w:cs="Consolas"/>
@@ -12514,6 +13064,72 @@
           <w:szCs w:val="20"/>
           <w:lang w:val="fr-FR"/>
         </w:rPr>
+        <w:t>,</w:t>
+      </w:r>
+      <w:proofErr w:type="gramStart"/>
+      <w:r>
+        <w:rPr>
+          <w:rFonts w:ascii="Consolas" w:hAnsi="Consolas" w:cs="Consolas"/>
+          <w:color w:val="660000"/>
+          <w:sz w:val="20"/>
+          <w:szCs w:val="20"/>
+          <w:lang w:val="fr-FR"/>
+        </w:rPr>
+        <w:t>pull,http</w:t>
+      </w:r>
+      <w:proofErr w:type="gramEnd"/>
+      <w:r>
+        <w:rPr>
+          <w:rFonts w:ascii="Consolas" w:hAnsi="Consolas" w:cs="Consolas"/>
+          <w:color w:val="660000"/>
+          <w:sz w:val="20"/>
+          <w:szCs w:val="20"/>
+          <w:lang w:val="fr-FR"/>
+        </w:rPr>
+        <w:t>,</w:t>
+      </w:r>
+      <w:proofErr w:type="gramStart"/>
+      <w:r>
+        <w:rPr>
+          <w:rFonts w:ascii="Consolas" w:hAnsi="Consolas" w:cs="Consolas"/>
+          <w:color w:val="660000"/>
+          <w:sz w:val="20"/>
+          <w:szCs w:val="20"/>
+          <w:lang w:val="fr-FR"/>
+        </w:rPr>
+        <w:t>alive</w:t>
+      </w:r>
+      <w:proofErr w:type="spellEnd"/>
+      <w:r>
+        <w:rPr>
+          <w:rFonts w:ascii="Consolas" w:hAnsi="Consolas" w:cs="Consolas"/>
+          <w:color w:val="660000"/>
+          <w:sz w:val="20"/>
+          <w:szCs w:val="20"/>
+          <w:lang w:val="fr-FR"/>
+        </w:rPr>
+        <w:t>}-</w:t>
+      </w:r>
+      <w:proofErr w:type="gramEnd"/>
+      <w:r>
+        <w:rPr>
+          <w:rFonts w:ascii="Consolas" w:hAnsi="Consolas" w:cs="Consolas"/>
+          <w:color w:val="660000"/>
+          <w:sz w:val="20"/>
+          <w:szCs w:val="20"/>
+          <w:lang w:val="fr-FR"/>
+        </w:rPr>
+        <w:t>support --</w:t>
+      </w:r>
+      <w:proofErr w:type="spellStart"/>
+      <w:r>
+        <w:rPr>
+          <w:rFonts w:ascii="Consolas" w:hAnsi="Consolas" w:cs="Consolas"/>
+          <w:color w:val="660000"/>
+          <w:sz w:val="20"/>
+          <w:szCs w:val="20"/>
+          <w:lang w:val="fr-FR"/>
+        </w:rPr>
         <w:t>disable</w:t>
       </w:r>
       <w:proofErr w:type="spellEnd"/>
@@ -12528,6 +13144,7 @@
         <w:t>-{</w:t>
       </w:r>
       <w:proofErr w:type="spellStart"/>
+      <w:proofErr w:type="gramStart"/>
       <w:r>
         <w:rPr>
           <w:rFonts w:ascii="Consolas" w:hAnsi="Consolas" w:cs="Consolas"/>
@@ -12539,6 +13156,7 @@
         <w:t>py,lua</w:t>
       </w:r>
       <w:proofErr w:type="spellEnd"/>
+      <w:proofErr w:type="gramEnd"/>
       <w:r>
         <w:rPr>
           <w:rFonts w:ascii="Consolas" w:hAnsi="Consolas" w:cs="Consolas"/>
@@ -12855,13 +13473,13 @@
       <w:pPr>
         <w:pStyle w:val="Heading2"/>
       </w:pPr>
-      <w:bookmarkStart w:id="20" w:name="_Toc777422618"/>
-      <w:bookmarkStart w:id="21" w:name="_Toc175160786"/>
+      <w:bookmarkStart w:id="21" w:name="_Toc777422618"/>
+      <w:bookmarkStart w:id="22" w:name="_Toc196424733"/>
       <w:r>
         <w:t>Build and Install C Publisher &amp; C Subscriber</w:t>
       </w:r>
-      <w:bookmarkEnd w:id="20"/>
       <w:bookmarkEnd w:id="21"/>
+      <w:bookmarkEnd w:id="22"/>
     </w:p>
     <w:p>
       <w:r>
@@ -13253,7 +13871,7 @@
           <w:sz w:val="20"/>
           <w:szCs w:val="20"/>
         </w:rPr>
-        <w:t xml:space="preserve">  (</w:t>
+        <w:t xml:space="preserve">  (or,</w:t>
       </w:r>
       <w:proofErr w:type="gramEnd"/>
       <w:r>
@@ -13263,7 +13881,7 @@
           <w:sz w:val="20"/>
           <w:szCs w:val="20"/>
         </w:rPr>
-        <w:t xml:space="preserve">or, cd </w:t>
+        <w:t xml:space="preserve"> cd </w:t>
       </w:r>
       <w:r>
         <w:rPr>
@@ -13451,7 +14069,7 @@
         </w:numPr>
       </w:pPr>
       <w:r>
-        <w:t xml:space="preserve">Clean up and build </w:t>
+        <w:t xml:space="preserve">Clean up </w:t>
       </w:r>
       <w:proofErr w:type="spellStart"/>
       <w:r>
@@ -13555,6 +14173,38 @@
       <w:pPr>
         <w:pStyle w:val="ListParagraph"/>
         <w:numPr>
+          <w:ilvl w:val="0"/>
+          <w:numId w:val="3"/>
+        </w:numPr>
+        <w:rPr>
+          <w:rFonts w:ascii="Consolas" w:hAnsi="Consolas" w:cs="Consolas"/>
+          <w:color w:val="660000"/>
+          <w:sz w:val="20"/>
+          <w:szCs w:val="20"/>
+        </w:rPr>
+      </w:pPr>
+      <w:r>
+        <w:t xml:space="preserve">Build </w:t>
+      </w:r>
+      <w:proofErr w:type="spellStart"/>
+      <w:r>
+        <w:t>jalop</w:t>
+      </w:r>
+      <w:proofErr w:type="spellEnd"/>
+      <w:r>
+        <w:t xml:space="preserve"> and install publisher and subscribers – </w:t>
+      </w:r>
+      <w:r>
+        <w:t>d</w:t>
+      </w:r>
+      <w:r>
+        <w:t>efault LMDB database (recommended)</w:t>
+      </w:r>
+    </w:p>
+    <w:p>
+      <w:pPr>
+        <w:pStyle w:val="ListParagraph"/>
+        <w:numPr>
           <w:ilvl w:val="1"/>
           <w:numId w:val="3"/>
         </w:numPr>
@@ -13585,6 +14235,30 @@
         <w:t>scons</w:t>
       </w:r>
       <w:proofErr w:type="spellEnd"/>
+    </w:p>
+    <w:p>
+      <w:pPr>
+        <w:pStyle w:val="ListParagraph"/>
+        <w:numPr>
+          <w:ilvl w:val="1"/>
+          <w:numId w:val="3"/>
+        </w:numPr>
+        <w:rPr>
+          <w:rFonts w:ascii="Consolas" w:hAnsi="Consolas" w:cs="Consolas"/>
+          <w:color w:val="660000"/>
+          <w:sz w:val="20"/>
+          <w:szCs w:val="20"/>
+        </w:rPr>
+      </w:pPr>
+      <w:r>
+        <w:rPr>
+          <w:rFonts w:ascii="Consolas" w:hAnsi="Consolas" w:cs="Consolas"/>
+          <w:color w:val="660000"/>
+          <w:sz w:val="20"/>
+          <w:szCs w:val="20"/>
+        </w:rPr>
+        <w:t>./install_rhel_x86_64.sh</w:t>
+      </w:r>
     </w:p>
     <w:p>
       <w:pPr>
@@ -13593,9 +14267,49 @@
           <w:ilvl w:val="0"/>
           <w:numId w:val="3"/>
         </w:numPr>
-      </w:pPr>
-      <w:r>
-        <w:t>Install the publisher -</w:t>
+        <w:rPr>
+          <w:rFonts w:ascii="Consolas" w:hAnsi="Consolas" w:cs="Consolas"/>
+          <w:color w:val="660000"/>
+          <w:sz w:val="20"/>
+          <w:szCs w:val="20"/>
+        </w:rPr>
+      </w:pPr>
+      <w:r>
+        <w:t xml:space="preserve">NOTE: The steps below do not need to be performed if using the default LMDB </w:t>
+      </w:r>
+      <w:proofErr w:type="gramStart"/>
+      <w:r>
+        <w:t>build</w:t>
+      </w:r>
+      <w:proofErr w:type="gramEnd"/>
+      <w:r>
+        <w:t xml:space="preserve"> above.  This is the legacy JALoP database build.  It is recommended to use LMDB instead.  </w:t>
+      </w:r>
+    </w:p>
+    <w:p>
+      <w:pPr>
+        <w:pStyle w:val="ListParagraph"/>
+        <w:numPr>
+          <w:ilvl w:val="0"/>
+          <w:numId w:val="3"/>
+        </w:numPr>
+        <w:rPr>
+          <w:rFonts w:ascii="Consolas" w:hAnsi="Consolas" w:cs="Consolas"/>
+          <w:color w:val="660000"/>
+          <w:sz w:val="20"/>
+          <w:szCs w:val="20"/>
+        </w:rPr>
+      </w:pPr>
+      <w:r>
+        <w:t xml:space="preserve">Build </w:t>
+      </w:r>
+      <w:proofErr w:type="spellStart"/>
+      <w:r>
+        <w:t>jalop</w:t>
+      </w:r>
+      <w:proofErr w:type="spellEnd"/>
+      <w:r>
+        <w:t xml:space="preserve"> and install publisher and subscribers – Oracle Berkely DB (BDB)</w:t>
       </w:r>
     </w:p>
     <w:p>
@@ -13629,33 +14343,86 @@
           <w:sz w:val="20"/>
           <w:szCs w:val="20"/>
         </w:rPr>
-        <w:t>sudo</w:t>
-      </w:r>
-      <w:proofErr w:type="spellEnd"/>
-      <w:r>
-        <w:rPr>
-          <w:rFonts w:ascii="Consolas" w:hAnsi="Consolas" w:cs="Consolas"/>
-          <w:color w:val="660000"/>
-          <w:sz w:val="20"/>
-          <w:szCs w:val="20"/>
-        </w:rPr>
-        <w:t xml:space="preserve"> ./install_rhel_x86_64.sh</w:t>
+        <w:t>scons</w:t>
+      </w:r>
+      <w:proofErr w:type="spellEnd"/>
+      <w:r>
+        <w:rPr>
+          <w:rFonts w:ascii="Consolas" w:hAnsi="Consolas" w:cs="Consolas"/>
+          <w:color w:val="660000"/>
+          <w:sz w:val="20"/>
+          <w:szCs w:val="20"/>
+        </w:rPr>
+        <w:t xml:space="preserve"> --</w:t>
+      </w:r>
+      <w:proofErr w:type="spellStart"/>
+      <w:r>
+        <w:rPr>
+          <w:rFonts w:ascii="Consolas" w:hAnsi="Consolas" w:cs="Consolas"/>
+          <w:color w:val="660000"/>
+          <w:sz w:val="20"/>
+          <w:szCs w:val="20"/>
+        </w:rPr>
+        <w:t>bdb</w:t>
+      </w:r>
+      <w:proofErr w:type="spellEnd"/>
+    </w:p>
+    <w:p>
+      <w:pPr>
+        <w:pStyle w:val="ListParagraph"/>
+        <w:numPr>
+          <w:ilvl w:val="1"/>
+          <w:numId w:val="3"/>
+        </w:numPr>
+        <w:rPr>
+          <w:rFonts w:ascii="Consolas" w:hAnsi="Consolas" w:cs="Consolas"/>
+          <w:color w:val="660000"/>
+          <w:sz w:val="20"/>
+          <w:szCs w:val="20"/>
+        </w:rPr>
+      </w:pPr>
+      <w:r>
+        <w:rPr>
+          <w:rFonts w:ascii="Consolas" w:hAnsi="Consolas" w:cs="Consolas"/>
+          <w:color w:val="660000"/>
+          <w:sz w:val="20"/>
+          <w:szCs w:val="20"/>
+        </w:rPr>
+        <w:t>./install_</w:t>
+      </w:r>
+      <w:r>
+        <w:rPr>
+          <w:rFonts w:ascii="Consolas" w:hAnsi="Consolas" w:cs="Consolas"/>
+          <w:color w:val="660000"/>
+          <w:sz w:val="20"/>
+          <w:szCs w:val="20"/>
+        </w:rPr>
+        <w:t>bdb_</w:t>
+      </w:r>
+      <w:r>
+        <w:rPr>
+          <w:rFonts w:ascii="Consolas" w:hAnsi="Consolas" w:cs="Consolas"/>
+          <w:color w:val="660000"/>
+          <w:sz w:val="20"/>
+          <w:szCs w:val="20"/>
+        </w:rPr>
+        <w:t>rhel_x86_64.sh</w:t>
       </w:r>
     </w:p>
     <w:p>
       <w:pPr>
         <w:pStyle w:val="Heading2"/>
       </w:pPr>
-      <w:bookmarkStart w:id="22" w:name="_Toc80616676"/>
-      <w:bookmarkStart w:id="23" w:name="_Toc175160787"/>
+      <w:bookmarkStart w:id="23" w:name="_Toc80616676"/>
+      <w:bookmarkStart w:id="24" w:name="_Toc196424734"/>
       <w:r>
         <w:t>Configure</w:t>
       </w:r>
       <w:r>
         <w:t xml:space="preserve"> C Publisher</w:t>
       </w:r>
-      <w:bookmarkEnd w:id="22"/>
       <w:bookmarkEnd w:id="23"/>
+      <w:bookmarkEnd w:id="24"/>
     </w:p>
     <w:p>
       <w:r>
@@ -14065,21 +14832,21 @@
               <w:rPr>
                 <w:rFonts w:ascii="Courier New" w:hAnsi="Courier New" w:cs="Courier New"/>
               </w:rPr>
-              <w:t xml:space="preserve"># The IP address (interface) the Publisher </w:t>
+              <w:t># The IP address (interface) the Publisher will listen on, or 0.0.</w:t>
             </w:r>
             <w:proofErr w:type="gramStart"/>
             <w:r>
               <w:rPr>
                 <w:rFonts w:ascii="Courier New" w:hAnsi="Courier New" w:cs="Courier New"/>
               </w:rPr>
-              <w:t>will to</w:t>
+              <w:t>0.0</w:t>
             </w:r>
             <w:proofErr w:type="gramEnd"/>
             <w:r>
               <w:rPr>
                 <w:rFonts w:ascii="Courier New" w:hAnsi="Courier New" w:cs="Courier New"/>
               </w:rPr>
-              <w:t xml:space="preserve"> listen on, or 0.0.0.0 to listen on all.</w:t>
+              <w:t xml:space="preserve"> to listen on all.</w:t>
             </w:r>
           </w:p>
           <w:p>
@@ -14187,7 +14954,6 @@
               <w:rPr>
                 <w:rFonts w:ascii="Courier New" w:hAnsi="Courier New" w:cs="Courier New"/>
               </w:rPr>
-              <w:lastRenderedPageBreak/>
               <w:t xml:space="preserve"># file storing PID of </w:t>
             </w:r>
             <w:proofErr w:type="spellStart"/>
@@ -14339,15 +15105,9 @@
               <w:rPr>
                 <w:rFonts w:ascii="Courier New" w:hAnsi="Courier New" w:cs="Courier New"/>
               </w:rPr>
-              <w:t>"./</w:t>
+              <w:t>"./";</w:t>
             </w:r>
             <w:proofErr w:type="gramEnd"/>
-            <w:r>
-              <w:rPr>
-                <w:rFonts w:ascii="Courier New" w:hAnsi="Courier New" w:cs="Courier New"/>
-              </w:rPr>
-              <w:t>";</w:t>
-            </w:r>
           </w:p>
           <w:p>
             <w:pPr>
@@ -14451,6 +15211,455 @@
           </w:p>
           <w:p>
             <w:pPr>
+              <w:rPr>
+                <w:rFonts w:ascii="Courier New" w:hAnsi="Courier New" w:cs="Courier New"/>
+              </w:rPr>
+            </w:pPr>
+            <w:r>
+              <w:rPr>
+                <w:rFonts w:ascii="Courier New" w:hAnsi="Courier New" w:cs="Courier New"/>
+              </w:rPr>
+              <w:t xml:space="preserve">#Valid settings for the </w:t>
+            </w:r>
+            <w:proofErr w:type="spellStart"/>
+            <w:r>
+              <w:rPr>
+                <w:rFonts w:ascii="Courier New" w:hAnsi="Courier New" w:cs="Courier New"/>
+              </w:rPr>
+              <w:t>database_option</w:t>
+            </w:r>
+            <w:proofErr w:type="spellEnd"/>
+            <w:r>
+              <w:rPr>
+                <w:rFonts w:ascii="Courier New" w:hAnsi="Courier New" w:cs="Courier New"/>
+              </w:rPr>
+              <w:t xml:space="preserve"> config setting are the following:</w:t>
+            </w:r>
+          </w:p>
+          <w:p>
+            <w:pPr>
+              <w:rPr>
+                <w:rFonts w:ascii="Courier New" w:hAnsi="Courier New" w:cs="Courier New"/>
+              </w:rPr>
+            </w:pPr>
+            <w:r>
+              <w:rPr>
+                <w:rFonts w:ascii="Courier New" w:hAnsi="Courier New" w:cs="Courier New"/>
+              </w:rPr>
+              <w:t xml:space="preserve">#JDB_NONE – No LMDB </w:t>
+            </w:r>
+            <w:proofErr w:type="spellStart"/>
+            <w:r>
+              <w:rPr>
+                <w:rFonts w:ascii="Courier New" w:hAnsi="Courier New" w:cs="Courier New"/>
+              </w:rPr>
+              <w:t>db</w:t>
+            </w:r>
+            <w:proofErr w:type="spellEnd"/>
+            <w:r>
+              <w:rPr>
+                <w:rFonts w:ascii="Courier New" w:hAnsi="Courier New" w:cs="Courier New"/>
+              </w:rPr>
+              <w:t xml:space="preserve"> flags are set.</w:t>
+            </w:r>
+          </w:p>
+          <w:p>
+            <w:pPr>
+              <w:rPr>
+                <w:rFonts w:ascii="Courier New" w:hAnsi="Courier New" w:cs="Courier New"/>
+              </w:rPr>
+            </w:pPr>
+            <w:r>
+              <w:rPr>
+                <w:rFonts w:ascii="Courier New" w:hAnsi="Courier New" w:cs="Courier New"/>
+              </w:rPr>
+              <w:t xml:space="preserve">#   This is the slowest, but most reliable setting to prevent data loss or </w:t>
+            </w:r>
+            <w:proofErr w:type="spellStart"/>
+            <w:r>
+              <w:rPr>
+                <w:rFonts w:ascii="Courier New" w:hAnsi="Courier New" w:cs="Courier New"/>
+              </w:rPr>
+              <w:t>db</w:t>
+            </w:r>
+            <w:proofErr w:type="spellEnd"/>
+            <w:r>
+              <w:rPr>
+                <w:rFonts w:ascii="Courier New" w:hAnsi="Courier New" w:cs="Courier New"/>
+              </w:rPr>
+              <w:t xml:space="preserve"> corruption</w:t>
+            </w:r>
+          </w:p>
+          <w:p>
+            <w:pPr>
+              <w:rPr>
+                <w:rFonts w:ascii="Courier New" w:hAnsi="Courier New" w:cs="Courier New"/>
+              </w:rPr>
+            </w:pPr>
+            <w:r>
+              <w:rPr>
+                <w:rFonts w:ascii="Courier New" w:hAnsi="Courier New" w:cs="Courier New"/>
+              </w:rPr>
+              <w:t>#JDB_LMDB_PERFORMANCE_LEVEL1 – Sets MDB_NOMETASYNC</w:t>
+            </w:r>
+          </w:p>
+          <w:p>
+            <w:pPr>
+              <w:rPr>
+                <w:rFonts w:ascii="Courier New" w:hAnsi="Courier New" w:cs="Courier New"/>
+              </w:rPr>
+            </w:pPr>
+            <w:r>
+              <w:rPr>
+                <w:rFonts w:ascii="Courier New" w:hAnsi="Courier New" w:cs="Courier New"/>
+              </w:rPr>
+              <w:t xml:space="preserve">#   Faster than JDB_NONE.  </w:t>
+            </w:r>
+            <w:proofErr w:type="gramStart"/>
+            <w:r>
+              <w:rPr>
+                <w:rFonts w:ascii="Courier New" w:hAnsi="Courier New" w:cs="Courier New"/>
+              </w:rPr>
+              <w:t>No</w:t>
+            </w:r>
+            <w:proofErr w:type="gramEnd"/>
+            <w:r>
+              <w:rPr>
+                <w:rFonts w:ascii="Courier New" w:hAnsi="Courier New" w:cs="Courier New"/>
+              </w:rPr>
+              <w:t xml:space="preserve"> risk of </w:t>
+            </w:r>
+            <w:proofErr w:type="spellStart"/>
+            <w:r>
+              <w:rPr>
+                <w:rFonts w:ascii="Courier New" w:hAnsi="Courier New" w:cs="Courier New"/>
+              </w:rPr>
+              <w:t>db</w:t>
+            </w:r>
+            <w:proofErr w:type="spellEnd"/>
+            <w:r>
+              <w:rPr>
+                <w:rFonts w:ascii="Courier New" w:hAnsi="Courier New" w:cs="Courier New"/>
+              </w:rPr>
+              <w:t xml:space="preserve"> corruption, </w:t>
+            </w:r>
+            <w:proofErr w:type="gramStart"/>
+            <w:r>
+              <w:rPr>
+                <w:rFonts w:ascii="Courier New" w:hAnsi="Courier New" w:cs="Courier New"/>
+              </w:rPr>
+              <w:t>but</w:t>
+            </w:r>
+            <w:proofErr w:type="gramEnd"/>
+            <w:r>
+              <w:rPr>
+                <w:rFonts w:ascii="Courier New" w:hAnsi="Courier New" w:cs="Courier New"/>
+              </w:rPr>
+              <w:t xml:space="preserve"> could lose </w:t>
+            </w:r>
+            <w:proofErr w:type="gramStart"/>
+            <w:r>
+              <w:rPr>
+                <w:rFonts w:ascii="Courier New" w:hAnsi="Courier New" w:cs="Courier New"/>
+              </w:rPr>
+              <w:t>last</w:t>
+            </w:r>
+            <w:proofErr w:type="gramEnd"/>
+            <w:r>
+              <w:rPr>
+                <w:rFonts w:ascii="Courier New" w:hAnsi="Courier New" w:cs="Courier New"/>
+              </w:rPr>
+              <w:t xml:space="preserve"> transaction</w:t>
+            </w:r>
+          </w:p>
+          <w:p>
+            <w:pPr>
+              <w:rPr>
+                <w:rFonts w:ascii="Courier New" w:hAnsi="Courier New" w:cs="Courier New"/>
+              </w:rPr>
+            </w:pPr>
+            <w:r>
+              <w:rPr>
+                <w:rFonts w:ascii="Courier New" w:hAnsi="Courier New" w:cs="Courier New"/>
+              </w:rPr>
+              <w:t>#JDB_LMDB_PERFORMANCE_LEVEL2 – Sets MDB_NOMETASYNC | MDB_NOSYNC</w:t>
+            </w:r>
+          </w:p>
+          <w:p>
+            <w:pPr>
+              <w:rPr>
+                <w:rFonts w:ascii="Courier New" w:hAnsi="Courier New" w:cs="Courier New"/>
+              </w:rPr>
+            </w:pPr>
+            <w:r>
+              <w:rPr>
+                <w:rFonts w:ascii="Courier New" w:hAnsi="Courier New" w:cs="Courier New"/>
+              </w:rPr>
+              <w:t>#   This is the recommended setting and is much faster than JDB_LMDB_PERFORMANCE_LEVEL1.</w:t>
+            </w:r>
+          </w:p>
+          <w:p>
+            <w:pPr>
+              <w:rPr>
+                <w:rFonts w:ascii="Courier New" w:hAnsi="Courier New" w:cs="Courier New"/>
+              </w:rPr>
+            </w:pPr>
+            <w:r>
+              <w:rPr>
+                <w:rFonts w:ascii="Courier New" w:hAnsi="Courier New" w:cs="Courier New"/>
+              </w:rPr>
+              <w:t xml:space="preserve">#No risk of </w:t>
+            </w:r>
+            <w:proofErr w:type="spellStart"/>
+            <w:r>
+              <w:rPr>
+                <w:rFonts w:ascii="Courier New" w:hAnsi="Courier New" w:cs="Courier New"/>
+              </w:rPr>
+              <w:t>db</w:t>
+            </w:r>
+            <w:proofErr w:type="spellEnd"/>
+            <w:r>
+              <w:rPr>
+                <w:rFonts w:ascii="Courier New" w:hAnsi="Courier New" w:cs="Courier New"/>
+              </w:rPr>
+              <w:t xml:space="preserve"> corruption if filesystem preserves write order otherwise </w:t>
+            </w:r>
+            <w:proofErr w:type="spellStart"/>
+            <w:r>
+              <w:rPr>
+                <w:rFonts w:ascii="Courier New" w:hAnsi="Courier New" w:cs="Courier New"/>
+              </w:rPr>
+              <w:t>db</w:t>
+            </w:r>
+            <w:proofErr w:type="spellEnd"/>
+            <w:r>
+              <w:rPr>
+                <w:rFonts w:ascii="Courier New" w:hAnsi="Courier New" w:cs="Courier New"/>
+              </w:rPr>
+              <w:t xml:space="preserve"> corruption is possible.  </w:t>
+            </w:r>
+            <w:proofErr w:type="gramStart"/>
+            <w:r>
+              <w:rPr>
+                <w:rFonts w:ascii="Courier New" w:hAnsi="Courier New" w:cs="Courier New"/>
+              </w:rPr>
+              <w:t>Also</w:t>
+            </w:r>
+            <w:proofErr w:type="gramEnd"/>
+            <w:r>
+              <w:rPr>
+                <w:rFonts w:ascii="Courier New" w:hAnsi="Courier New" w:cs="Courier New"/>
+              </w:rPr>
+              <w:t xml:space="preserve"> could lose </w:t>
+            </w:r>
+            <w:proofErr w:type="gramStart"/>
+            <w:r>
+              <w:rPr>
+                <w:rFonts w:ascii="Courier New" w:hAnsi="Courier New" w:cs="Courier New"/>
+              </w:rPr>
+              <w:t>last</w:t>
+            </w:r>
+            <w:proofErr w:type="gramEnd"/>
+            <w:r>
+              <w:rPr>
+                <w:rFonts w:ascii="Courier New" w:hAnsi="Courier New" w:cs="Courier New"/>
+              </w:rPr>
+              <w:t xml:space="preserve"> transaction.</w:t>
+            </w:r>
+          </w:p>
+          <w:p>
+            <w:pPr>
+              <w:rPr>
+                <w:rFonts w:ascii="Courier New" w:hAnsi="Courier New" w:cs="Courier New"/>
+              </w:rPr>
+            </w:pPr>
+            <w:r>
+              <w:rPr>
+                <w:rFonts w:ascii="Courier New" w:hAnsi="Courier New" w:cs="Courier New"/>
+              </w:rPr>
+              <w:t>#JDB_LMDB_PERFORMANCE_LEVEL3 – Sets MDB_NOMETASYNC | MDB_NOSYNC | MDB_WRITEMAP | MDB_MAPASYNC</w:t>
+            </w:r>
+          </w:p>
+          <w:p>
+            <w:pPr>
+              <w:rPr>
+                <w:rFonts w:ascii="Courier New" w:hAnsi="Courier New" w:cs="Courier New"/>
+              </w:rPr>
+            </w:pPr>
+            <w:r>
+              <w:rPr>
+                <w:rFonts w:ascii="Courier New" w:hAnsi="Courier New" w:cs="Courier New"/>
+              </w:rPr>
+              <w:t>#   WARNING!!! This setting is faster than JDB_LMDB_PERFORMANCE_LEVEL2</w:t>
+            </w:r>
+          </w:p>
+          <w:p>
+            <w:pPr>
+              <w:rPr>
+                <w:rFonts w:ascii="Courier New" w:hAnsi="Courier New" w:cs="Courier New"/>
+              </w:rPr>
+            </w:pPr>
+            <w:r>
+              <w:rPr>
+                <w:rFonts w:ascii="Courier New" w:hAnsi="Courier New" w:cs="Courier New"/>
+              </w:rPr>
+              <w:t xml:space="preserve">#   </w:t>
+            </w:r>
+            <w:proofErr w:type="gramStart"/>
+            <w:r>
+              <w:rPr>
+                <w:rFonts w:ascii="Courier New" w:hAnsi="Courier New" w:cs="Courier New"/>
+              </w:rPr>
+              <w:t>However</w:t>
+            </w:r>
+            <w:proofErr w:type="gramEnd"/>
+            <w:r>
+              <w:rPr>
+                <w:rFonts w:ascii="Courier New" w:hAnsi="Courier New" w:cs="Courier New"/>
+              </w:rPr>
+              <w:t xml:space="preserve"> there is a very high risk of </w:t>
+            </w:r>
+            <w:proofErr w:type="spellStart"/>
+            <w:r>
+              <w:rPr>
+                <w:rFonts w:ascii="Courier New" w:hAnsi="Courier New" w:cs="Courier New"/>
+              </w:rPr>
+              <w:t>db</w:t>
+            </w:r>
+            <w:proofErr w:type="spellEnd"/>
+            <w:r>
+              <w:rPr>
+                <w:rFonts w:ascii="Courier New" w:hAnsi="Courier New" w:cs="Courier New"/>
+              </w:rPr>
+              <w:t xml:space="preserve"> corruption and data loss in case of a crash or power outage.  </w:t>
+            </w:r>
+            <w:proofErr w:type="gramStart"/>
+            <w:r>
+              <w:rPr>
+                <w:rFonts w:ascii="Courier New" w:hAnsi="Courier New" w:cs="Courier New"/>
+              </w:rPr>
+              <w:t>Also</w:t>
+            </w:r>
+            <w:proofErr w:type="gramEnd"/>
+            <w:r>
+              <w:rPr>
+                <w:rFonts w:ascii="Courier New" w:hAnsi="Courier New" w:cs="Courier New"/>
+              </w:rPr>
+              <w:t xml:space="preserve"> if this setting is used, all other JAL processes</w:t>
+            </w:r>
+          </w:p>
+          <w:p>
+            <w:pPr>
+              <w:rPr>
+                <w:rFonts w:ascii="Courier New" w:hAnsi="Courier New" w:cs="Courier New"/>
+              </w:rPr>
+            </w:pPr>
+            <w:r>
+              <w:rPr>
+                <w:rFonts w:ascii="Courier New" w:hAnsi="Courier New" w:cs="Courier New"/>
+              </w:rPr>
+              <w:t xml:space="preserve">#   must use this exact same setting.  </w:t>
+            </w:r>
+            <w:proofErr w:type="gramStart"/>
+            <w:r>
+              <w:rPr>
+                <w:rFonts w:ascii="Courier New" w:hAnsi="Courier New" w:cs="Courier New"/>
+              </w:rPr>
+              <w:t>Overall</w:t>
+            </w:r>
+            <w:proofErr w:type="gramEnd"/>
+            <w:r>
+              <w:rPr>
+                <w:rFonts w:ascii="Courier New" w:hAnsi="Courier New" w:cs="Courier New"/>
+              </w:rPr>
+              <w:t xml:space="preserve"> this setting is not recommended to be used if the risk of </w:t>
+            </w:r>
+            <w:proofErr w:type="spellStart"/>
+            <w:r>
+              <w:rPr>
+                <w:rFonts w:ascii="Courier New" w:hAnsi="Courier New" w:cs="Courier New"/>
+              </w:rPr>
+              <w:t>db</w:t>
+            </w:r>
+            <w:proofErr w:type="spellEnd"/>
+            <w:r>
+              <w:rPr>
+                <w:rFonts w:ascii="Courier New" w:hAnsi="Courier New" w:cs="Courier New"/>
+              </w:rPr>
+              <w:t xml:space="preserve"> corruption is not acceptable.</w:t>
+            </w:r>
+          </w:p>
+          <w:p>
+            <w:pPr>
+              <w:rPr>
+                <w:rFonts w:ascii="Courier New" w:hAnsi="Courier New" w:cs="Courier New"/>
+              </w:rPr>
+            </w:pPr>
+          </w:p>
+          <w:p>
+            <w:pPr>
+              <w:rPr>
+                <w:rFonts w:ascii="Courier New" w:hAnsi="Courier New" w:cs="Courier New"/>
+              </w:rPr>
+            </w:pPr>
+            <w:r>
+              <w:rPr>
+                <w:rFonts w:ascii="Courier New" w:hAnsi="Courier New" w:cs="Courier New"/>
+              </w:rPr>
+              <w:t>#LMDB only, this setting is ignored in BDB builds.  This is optional and will default to JDB_NONE if not present.</w:t>
+            </w:r>
+          </w:p>
+          <w:p>
+            <w:pPr>
+              <w:rPr>
+                <w:rFonts w:ascii="Courier New" w:hAnsi="Courier New" w:cs="Courier New"/>
+              </w:rPr>
+            </w:pPr>
+            <w:proofErr w:type="spellStart"/>
+            <w:r>
+              <w:rPr>
+                <w:rFonts w:ascii="Courier New" w:hAnsi="Courier New" w:cs="Courier New"/>
+              </w:rPr>
+              <w:t>database_option</w:t>
+            </w:r>
+            <w:proofErr w:type="spellEnd"/>
+            <w:r>
+              <w:rPr>
+                <w:rFonts w:ascii="Courier New" w:hAnsi="Courier New" w:cs="Courier New"/>
+              </w:rPr>
+              <w:t xml:space="preserve"> = </w:t>
+            </w:r>
+            <w:r>
+              <w:rPr>
+                <w:rFonts w:ascii="Courier New" w:hAnsi="Courier New" w:cs="Courier New"/>
+              </w:rPr>
+              <w:t>"</w:t>
+            </w:r>
+            <w:r>
+              <w:rPr>
+                <w:rFonts w:ascii="Courier New" w:hAnsi="Courier New" w:cs="Courier New"/>
+              </w:rPr>
+              <w:t>JDB_LMDB_PERFORMANCE_LEVEL2</w:t>
+            </w:r>
+            <w:r>
+              <w:rPr>
+                <w:rFonts w:ascii="Courier New" w:hAnsi="Courier New" w:cs="Courier New"/>
+              </w:rPr>
+              <w:t>"</w:t>
+            </w:r>
+          </w:p>
+          <w:p>
+            <w:pPr>
+              <w:autoSpaceDE w:val="0"/>
+              <w:autoSpaceDN w:val="0"/>
+              <w:adjustRightInd w:val="0"/>
+              <w:rPr>
+                <w:rFonts w:ascii="Courier New" w:hAnsi="Courier New" w:cs="Courier New"/>
+              </w:rPr>
+            </w:pPr>
+          </w:p>
+          <w:p>
+            <w:pPr>
               <w:autoSpaceDE w:val="0"/>
               <w:autoSpaceDN w:val="0"/>
               <w:adjustRightInd w:val="0"/>
@@ -14577,6 +15786,7 @@
               <w:rPr>
                 <w:rFonts w:ascii="Courier New" w:hAnsi="Courier New" w:cs="Courier New"/>
               </w:rPr>
+              <w:lastRenderedPageBreak/>
               <w:tab/>
               <w:t>} );</w:t>
             </w:r>
@@ -15008,14 +16218,7 @@
               <w:rPr>
                 <w:rFonts w:ascii="Courier New" w:hAnsi="Courier New" w:cs="Courier New"/>
               </w:rPr>
-              <w:t>#initial_seccomp_rules = ["arch_prctl","bind","brk","execve","getcwd","getrlimit","ioctl","lis</w:t>
-            </w:r>
-            <w:r>
-              <w:rPr>
-                <w:rFonts w:ascii="Courier New" w:hAnsi="Courier New" w:cs="Courier New"/>
-              </w:rPr>
-              <w:lastRenderedPageBreak/>
-              <w:t>ten","lstat","newfstatat","prctl","readlink","sysinfo","seccomp","set_tid_address","statfs","writev"</w:t>
+              <w:t>#initial_seccomp_rules = ["arch_prctl","bind","brk","execve","getcwd","getrlimit","ioctl","listen","lstat","newfstatat","prctl","readlink","sysinfo","seccomp","set_tid_address","statfs","writev"</w:t>
             </w:r>
             <w:proofErr w:type="gramStart"/>
             <w:r>
@@ -15053,8 +16256,16 @@
               <w:rPr>
                 <w:rFonts w:ascii="Courier New" w:hAnsi="Courier New" w:cs="Courier New"/>
               </w:rPr>
-              <w:t>_seccomp_rules = ["access","clone","close","epoll_create","fcntl","fstat","futex","getsockname","lseek","mmap","mprotect","munmap","open","read","rt_sigaction","rt_sigprocmask","set_robust_list","setsockopt","socket","stat","write"];</w:t>
-            </w:r>
+              <w:t>_seccomp_rules = ["access","clone","close","epoll_create","fcntl","fstat","futex","getsockname","lseek","mmap","mprotect","munmap","open","read","rt_sigaction","rt_sigprocmask","set_robust_list","setsockopt","socket","stat","write"</w:t>
+            </w:r>
+            <w:proofErr w:type="gramStart"/>
+            <w:r>
+              <w:rPr>
+                <w:rFonts w:ascii="Courier New" w:hAnsi="Courier New" w:cs="Courier New"/>
+              </w:rPr>
+              <w:t>];</w:t>
+            </w:r>
+            <w:proofErr w:type="gramEnd"/>
           </w:p>
           <w:p>
             <w:r>
@@ -15097,16 +16308,17 @@
       <w:pPr>
         <w:pStyle w:val="Heading2"/>
       </w:pPr>
-      <w:bookmarkStart w:id="24" w:name="_Toc652031363"/>
-      <w:bookmarkStart w:id="25" w:name="_Toc175160788"/>
-      <w:r>
+      <w:bookmarkStart w:id="25" w:name="_Toc652031363"/>
+      <w:bookmarkStart w:id="26" w:name="_Toc196424735"/>
+      <w:r>
+        <w:lastRenderedPageBreak/>
         <w:t>Configure</w:t>
       </w:r>
       <w:r>
         <w:t xml:space="preserve"> JAL-Local-Store</w:t>
       </w:r>
-      <w:bookmarkEnd w:id="24"/>
       <w:bookmarkEnd w:id="25"/>
+      <w:bookmarkEnd w:id="26"/>
     </w:p>
     <w:p>
       <w:r>
@@ -15135,7 +16347,19 @@
       </w:r>
       <w:proofErr w:type="gramEnd"/>
       <w:r>
-        <w:t xml:space="preserve"> and stores JAL Data sent from the JAL Producer applications. It has a Berkeley Database (BDB) to store and process the JAL records. The </w:t>
+        <w:t xml:space="preserve"> and stores JAL Data sent from the JAL Producer applications. It has a </w:t>
+      </w:r>
+      <w:r>
+        <w:t xml:space="preserve">Lightning Memory-Mapped </w:t>
+      </w:r>
+      <w:r>
+        <w:t>Database (</w:t>
+      </w:r>
+      <w:r>
+        <w:t>LMDB</w:t>
+      </w:r>
+      <w:r>
+        <w:t xml:space="preserve">) to store and process the JAL records. The </w:t>
       </w:r>
       <w:proofErr w:type="spellStart"/>
       <w:r>
@@ -15646,7 +16870,21 @@
               <w:rPr>
                 <w:rFonts w:ascii="Courier New" w:hAnsi="Courier New" w:cs="Courier New"/>
               </w:rPr>
-              <w:t xml:space="preserve"> Hostname element. This is optional, </w:t>
+              <w:t xml:space="preserve"> Hostname element. This is </w:t>
+            </w:r>
+            <w:proofErr w:type="gramStart"/>
+            <w:r>
+              <w:rPr>
+                <w:rFonts w:ascii="Courier New" w:hAnsi="Courier New" w:cs="Courier New"/>
+              </w:rPr>
+              <w:t>optional</w:t>
+            </w:r>
+            <w:proofErr w:type="gramEnd"/>
+            <w:r>
+              <w:rPr>
+                <w:rFonts w:ascii="Courier New" w:hAnsi="Courier New" w:cs="Courier New"/>
+              </w:rPr>
+              <w:t xml:space="preserve">, </w:t>
             </w:r>
             <w:proofErr w:type="spellStart"/>
             <w:r>
@@ -15717,6 +16955,7 @@
               <w:t xml:space="preserve"># This identifies where </w:t>
             </w:r>
             <w:proofErr w:type="spellStart"/>
+            <w:proofErr w:type="gramStart"/>
             <w:r>
               <w:rPr>
                 <w:rFonts w:ascii="Courier New" w:hAnsi="Courier New" w:cs="Courier New"/>
@@ -15724,6 +16963,7 @@
               <w:t>jal</w:t>
             </w:r>
             <w:proofErr w:type="spellEnd"/>
+            <w:proofErr w:type="gramEnd"/>
             <w:r>
               <w:rPr>
                 <w:rFonts w:ascii="Courier New" w:hAnsi="Courier New" w:cs="Courier New"/>
@@ -15785,7 +17025,6 @@
               <w:rPr>
                 <w:rFonts w:ascii="Courier New" w:hAnsi="Courier New" w:cs="Courier New"/>
               </w:rPr>
-              <w:lastRenderedPageBreak/>
               <w:t>db_root</w:t>
             </w:r>
             <w:proofErr w:type="spellEnd"/>
@@ -15924,9 +17163,24 @@
               <w:rPr>
                 <w:rFonts w:ascii="Courier New" w:hAnsi="Courier New" w:cs="Courier New"/>
               </w:rPr>
-              <w:t xml:space="preserve"> will create the socket file for </w:t>
+              <w:t xml:space="preserve"> will create </w:t>
+            </w:r>
+            <w:proofErr w:type="gramStart"/>
+            <w:r>
+              <w:rPr>
+                <w:rFonts w:ascii="Courier New" w:hAnsi="Courier New" w:cs="Courier New"/>
+              </w:rPr>
+              <w:t>the</w:t>
+            </w:r>
+            <w:proofErr w:type="gramEnd"/>
+            <w:r>
+              <w:rPr>
+                <w:rFonts w:ascii="Courier New" w:hAnsi="Courier New" w:cs="Courier New"/>
+              </w:rPr>
+              <w:t xml:space="preserve"> socket file for </w:t>
             </w:r>
             <w:proofErr w:type="spellStart"/>
+            <w:proofErr w:type="gramStart"/>
             <w:r>
               <w:rPr>
                 <w:rFonts w:ascii="Courier New" w:hAnsi="Courier New" w:cs="Courier New"/>
@@ -15934,6 +17188,7 @@
               <w:t>jal</w:t>
             </w:r>
             <w:proofErr w:type="spellEnd"/>
+            <w:proofErr w:type="gramEnd"/>
             <w:r>
               <w:rPr>
                 <w:rFonts w:ascii="Courier New" w:hAnsi="Courier New" w:cs="Courier New"/>
@@ -15981,6 +17236,7 @@
               <w:t xml:space="preserve"> socket, </w:t>
             </w:r>
             <w:proofErr w:type="spellStart"/>
+            <w:proofErr w:type="gramStart"/>
             <w:r>
               <w:rPr>
                 <w:rFonts w:ascii="Courier New" w:hAnsi="Courier New" w:cs="Courier New"/>
@@ -15988,6 +17244,7 @@
               <w:t>jal</w:t>
             </w:r>
             <w:proofErr w:type="spellEnd"/>
+            <w:proofErr w:type="gramEnd"/>
             <w:r>
               <w:rPr>
                 <w:rFonts w:ascii="Courier New" w:hAnsi="Courier New" w:cs="Courier New"/>
@@ -16087,7 +17344,21 @@
               <w:rPr>
                 <w:rFonts w:ascii="Courier New" w:hAnsi="Courier New" w:cs="Courier New"/>
               </w:rPr>
-              <w:t>-local-store process is running as and socket mode will default to 0666.</w:t>
+              <w:t xml:space="preserve">-local-store process is running </w:t>
+            </w:r>
+            <w:proofErr w:type="gramStart"/>
+            <w:r>
+              <w:rPr>
+                <w:rFonts w:ascii="Courier New" w:hAnsi="Courier New" w:cs="Courier New"/>
+              </w:rPr>
+              <w:t>as</w:t>
+            </w:r>
+            <w:proofErr w:type="gramEnd"/>
+            <w:r>
+              <w:rPr>
+                <w:rFonts w:ascii="Courier New" w:hAnsi="Courier New" w:cs="Courier New"/>
+              </w:rPr>
+              <w:t xml:space="preserve"> and socket mode will default to 0666.</w:t>
             </w:r>
           </w:p>
           <w:p>
@@ -16142,6 +17413,7 @@
               <w:rPr>
                 <w:rFonts w:ascii="Courier New" w:hAnsi="Courier New" w:cs="Courier New"/>
               </w:rPr>
+              <w:lastRenderedPageBreak/>
               <w:t xml:space="preserve"># Uncomment to define a </w:t>
             </w:r>
             <w:proofErr w:type="spellStart"/>
@@ -16159,6 +17431,7 @@
               <w:t xml:space="preserve"> other </w:t>
             </w:r>
             <w:proofErr w:type="spellStart"/>
+            <w:proofErr w:type="gramStart"/>
             <w:r>
               <w:rPr>
                 <w:rFonts w:ascii="Courier New" w:hAnsi="Courier New" w:cs="Courier New"/>
@@ -16166,6 +17439,7 @@
               <w:t>then</w:t>
             </w:r>
             <w:proofErr w:type="spellEnd"/>
+            <w:proofErr w:type="gramEnd"/>
             <w:r>
               <w:rPr>
                 <w:rFonts w:ascii="Courier New" w:hAnsi="Courier New" w:cs="Courier New"/>
@@ -16249,6 +17523,7 @@
               <w:t xml:space="preserve"> other </w:t>
             </w:r>
             <w:proofErr w:type="spellStart"/>
+            <w:proofErr w:type="gramStart"/>
             <w:r>
               <w:rPr>
                 <w:rFonts w:ascii="Courier New" w:hAnsi="Courier New" w:cs="Courier New"/>
@@ -16256,6 +17531,7 @@
               <w:t>then</w:t>
             </w:r>
             <w:proofErr w:type="spellEnd"/>
+            <w:proofErr w:type="gramEnd"/>
             <w:r>
               <w:rPr>
                 <w:rFonts w:ascii="Courier New" w:hAnsi="Courier New" w:cs="Courier New"/>
@@ -16353,6 +17629,7 @@
               <w:t xml:space="preserve"> other </w:t>
             </w:r>
             <w:proofErr w:type="spellStart"/>
+            <w:proofErr w:type="gramStart"/>
             <w:r>
               <w:rPr>
                 <w:rFonts w:ascii="Courier New" w:hAnsi="Courier New" w:cs="Courier New"/>
@@ -16360,6 +17637,7 @@
               <w:t>then</w:t>
             </w:r>
             <w:proofErr w:type="spellEnd"/>
+            <w:proofErr w:type="gramEnd"/>
             <w:r>
               <w:rPr>
                 <w:rFonts w:ascii="Courier New" w:hAnsi="Courier New" w:cs="Courier New"/>
@@ -16748,7 +18026,6 @@
               <w:rPr>
                 <w:rFonts w:ascii="Courier New" w:hAnsi="Courier New" w:cs="Courier New"/>
               </w:rPr>
-              <w:lastRenderedPageBreak/>
               <w:t>sign_sys_meta</w:t>
             </w:r>
             <w:proofErr w:type="spellEnd"/>
@@ -16908,21 +18185,21 @@
               <w:rPr>
                 <w:rFonts w:ascii="Courier New" w:hAnsi="Courier New" w:cs="Courier New"/>
               </w:rPr>
-              <w:t xml:space="preserve"># Flow control functionality turned off if </w:t>
+              <w:t xml:space="preserve">#Valid settings for the </w:t>
             </w:r>
             <w:proofErr w:type="spellStart"/>
             <w:r>
               <w:rPr>
                 <w:rFonts w:ascii="Courier New" w:hAnsi="Courier New" w:cs="Courier New"/>
               </w:rPr>
-              <w:t>accept_delay_thread_count</w:t>
+              <w:t>database_option</w:t>
             </w:r>
             <w:proofErr w:type="spellEnd"/>
             <w:r>
               <w:rPr>
                 <w:rFonts w:ascii="Courier New" w:hAnsi="Courier New" w:cs="Courier New"/>
               </w:rPr>
-              <w:t xml:space="preserve"> set to zero.</w:t>
+              <w:t xml:space="preserve"> config setting are the following:</w:t>
             </w:r>
           </w:p>
           <w:p>
@@ -16935,7 +18212,21 @@
               <w:rPr>
                 <w:rFonts w:ascii="Courier New" w:hAnsi="Courier New" w:cs="Courier New"/>
               </w:rPr>
-              <w:t># Below are the default values if not set.</w:t>
+              <w:t xml:space="preserve">#JDB_NONE – No LMDB </w:t>
+            </w:r>
+            <w:proofErr w:type="spellStart"/>
+            <w:r>
+              <w:rPr>
+                <w:rFonts w:ascii="Courier New" w:hAnsi="Courier New" w:cs="Courier New"/>
+              </w:rPr>
+              <w:t>db</w:t>
+            </w:r>
+            <w:proofErr w:type="spellEnd"/>
+            <w:r>
+              <w:rPr>
+                <w:rFonts w:ascii="Courier New" w:hAnsi="Courier New" w:cs="Courier New"/>
+              </w:rPr>
+              <w:t xml:space="preserve"> flags are set.</w:t>
             </w:r>
           </w:p>
           <w:p>
@@ -16948,21 +18239,21 @@
               <w:rPr>
                 <w:rFonts w:ascii="Courier New" w:hAnsi="Courier New" w:cs="Courier New"/>
               </w:rPr>
-              <w:t>#</w:t>
-            </w:r>
-            <w:proofErr w:type="gramStart"/>
-            <w:r>
-              <w:rPr>
-                <w:rFonts w:ascii="Courier New" w:hAnsi="Courier New" w:cs="Courier New"/>
-              </w:rPr>
-              <w:t>accept</w:t>
-            </w:r>
-            <w:proofErr w:type="gramEnd"/>
-            <w:r>
-              <w:rPr>
-                <w:rFonts w:ascii="Courier New" w:hAnsi="Courier New" w:cs="Courier New"/>
-              </w:rPr>
-              <w:t>_delay_thread_count = 10;</w:t>
+              <w:t xml:space="preserve">#   This is the slowest, but most reliable setting to prevent data loss or </w:t>
+            </w:r>
+            <w:proofErr w:type="spellStart"/>
+            <w:r>
+              <w:rPr>
+                <w:rFonts w:ascii="Courier New" w:hAnsi="Courier New" w:cs="Courier New"/>
+              </w:rPr>
+              <w:t>db</w:t>
+            </w:r>
+            <w:proofErr w:type="spellEnd"/>
+            <w:r>
+              <w:rPr>
+                <w:rFonts w:ascii="Courier New" w:hAnsi="Courier New" w:cs="Courier New"/>
+              </w:rPr>
+              <w:t xml:space="preserve"> corruption</w:t>
             </w:r>
           </w:p>
           <w:p>
@@ -16975,21 +18266,7 @@
               <w:rPr>
                 <w:rFonts w:ascii="Courier New" w:hAnsi="Courier New" w:cs="Courier New"/>
               </w:rPr>
-              <w:t>#</w:t>
-            </w:r>
-            <w:proofErr w:type="gramStart"/>
-            <w:r>
-              <w:rPr>
-                <w:rFonts w:ascii="Courier New" w:hAnsi="Courier New" w:cs="Courier New"/>
-              </w:rPr>
-              <w:t>accept</w:t>
-            </w:r>
-            <w:proofErr w:type="gramEnd"/>
-            <w:r>
-              <w:rPr>
-                <w:rFonts w:ascii="Courier New" w:hAnsi="Courier New" w:cs="Courier New"/>
-              </w:rPr>
-              <w:t>_delay_increment = 100;</w:t>
+              <w:t>#JDB_LMDB_PERFORMANCE_LEVEL1 – Sets MDB_NOMETASYNC</w:t>
             </w:r>
           </w:p>
           <w:p>
@@ -17002,21 +18279,281 @@
               <w:rPr>
                 <w:rFonts w:ascii="Courier New" w:hAnsi="Courier New" w:cs="Courier New"/>
               </w:rPr>
-              <w:t>#</w:t>
+              <w:lastRenderedPageBreak/>
+              <w:t xml:space="preserve">#   Faster than JDB_NONE.  </w:t>
             </w:r>
             <w:proofErr w:type="gramStart"/>
             <w:r>
               <w:rPr>
                 <w:rFonts w:ascii="Courier New" w:hAnsi="Courier New" w:cs="Courier New"/>
               </w:rPr>
-              <w:t>accept</w:t>
+              <w:t>No</w:t>
             </w:r>
             <w:proofErr w:type="gramEnd"/>
             <w:r>
               <w:rPr>
                 <w:rFonts w:ascii="Courier New" w:hAnsi="Courier New" w:cs="Courier New"/>
               </w:rPr>
-              <w:t>_delay_max = 10000000;</w:t>
+              <w:t xml:space="preserve"> risk of </w:t>
+            </w:r>
+            <w:proofErr w:type="spellStart"/>
+            <w:r>
+              <w:rPr>
+                <w:rFonts w:ascii="Courier New" w:hAnsi="Courier New" w:cs="Courier New"/>
+              </w:rPr>
+              <w:t>db</w:t>
+            </w:r>
+            <w:proofErr w:type="spellEnd"/>
+            <w:r>
+              <w:rPr>
+                <w:rFonts w:ascii="Courier New" w:hAnsi="Courier New" w:cs="Courier New"/>
+              </w:rPr>
+              <w:t xml:space="preserve"> corruption, </w:t>
+            </w:r>
+            <w:proofErr w:type="gramStart"/>
+            <w:r>
+              <w:rPr>
+                <w:rFonts w:ascii="Courier New" w:hAnsi="Courier New" w:cs="Courier New"/>
+              </w:rPr>
+              <w:t>but</w:t>
+            </w:r>
+            <w:proofErr w:type="gramEnd"/>
+            <w:r>
+              <w:rPr>
+                <w:rFonts w:ascii="Courier New" w:hAnsi="Courier New" w:cs="Courier New"/>
+              </w:rPr>
+              <w:t xml:space="preserve"> could lose </w:t>
+            </w:r>
+            <w:proofErr w:type="gramStart"/>
+            <w:r>
+              <w:rPr>
+                <w:rFonts w:ascii="Courier New" w:hAnsi="Courier New" w:cs="Courier New"/>
+              </w:rPr>
+              <w:t>last</w:t>
+            </w:r>
+            <w:proofErr w:type="gramEnd"/>
+            <w:r>
+              <w:rPr>
+                <w:rFonts w:ascii="Courier New" w:hAnsi="Courier New" w:cs="Courier New"/>
+              </w:rPr>
+              <w:t xml:space="preserve"> transaction</w:t>
+            </w:r>
+          </w:p>
+          <w:p>
+            <w:pPr>
+              <w:rPr>
+                <w:rFonts w:ascii="Courier New" w:hAnsi="Courier New" w:cs="Courier New"/>
+              </w:rPr>
+            </w:pPr>
+            <w:r>
+              <w:rPr>
+                <w:rFonts w:ascii="Courier New" w:hAnsi="Courier New" w:cs="Courier New"/>
+              </w:rPr>
+              <w:t>#JDB_LMDB_PERFORMANCE_LEVEL2 – Sets MDB_NOMETASYNC | MDB_NOSYNC</w:t>
+            </w:r>
+          </w:p>
+          <w:p>
+            <w:pPr>
+              <w:rPr>
+                <w:rFonts w:ascii="Courier New" w:hAnsi="Courier New" w:cs="Courier New"/>
+              </w:rPr>
+            </w:pPr>
+            <w:r>
+              <w:rPr>
+                <w:rFonts w:ascii="Courier New" w:hAnsi="Courier New" w:cs="Courier New"/>
+              </w:rPr>
+              <w:t>#   This is the recommended setting and is much faster than JDB_LMDB_PERFORMANCE_LEVEL1.</w:t>
+            </w:r>
+          </w:p>
+          <w:p>
+            <w:pPr>
+              <w:rPr>
+                <w:rFonts w:ascii="Courier New" w:hAnsi="Courier New" w:cs="Courier New"/>
+              </w:rPr>
+            </w:pPr>
+            <w:r>
+              <w:rPr>
+                <w:rFonts w:ascii="Courier New" w:hAnsi="Courier New" w:cs="Courier New"/>
+              </w:rPr>
+              <w:t xml:space="preserve">#No risk of </w:t>
+            </w:r>
+            <w:proofErr w:type="spellStart"/>
+            <w:r>
+              <w:rPr>
+                <w:rFonts w:ascii="Courier New" w:hAnsi="Courier New" w:cs="Courier New"/>
+              </w:rPr>
+              <w:t>db</w:t>
+            </w:r>
+            <w:proofErr w:type="spellEnd"/>
+            <w:r>
+              <w:rPr>
+                <w:rFonts w:ascii="Courier New" w:hAnsi="Courier New" w:cs="Courier New"/>
+              </w:rPr>
+              <w:t xml:space="preserve"> corruption if filesystem preserves write order otherwise </w:t>
+            </w:r>
+            <w:proofErr w:type="spellStart"/>
+            <w:r>
+              <w:rPr>
+                <w:rFonts w:ascii="Courier New" w:hAnsi="Courier New" w:cs="Courier New"/>
+              </w:rPr>
+              <w:t>db</w:t>
+            </w:r>
+            <w:proofErr w:type="spellEnd"/>
+            <w:r>
+              <w:rPr>
+                <w:rFonts w:ascii="Courier New" w:hAnsi="Courier New" w:cs="Courier New"/>
+              </w:rPr>
+              <w:t xml:space="preserve"> corruption is possible.  </w:t>
+            </w:r>
+            <w:proofErr w:type="gramStart"/>
+            <w:r>
+              <w:rPr>
+                <w:rFonts w:ascii="Courier New" w:hAnsi="Courier New" w:cs="Courier New"/>
+              </w:rPr>
+              <w:t>Also</w:t>
+            </w:r>
+            <w:proofErr w:type="gramEnd"/>
+            <w:r>
+              <w:rPr>
+                <w:rFonts w:ascii="Courier New" w:hAnsi="Courier New" w:cs="Courier New"/>
+              </w:rPr>
+              <w:t xml:space="preserve"> could lose </w:t>
+            </w:r>
+            <w:proofErr w:type="gramStart"/>
+            <w:r>
+              <w:rPr>
+                <w:rFonts w:ascii="Courier New" w:hAnsi="Courier New" w:cs="Courier New"/>
+              </w:rPr>
+              <w:t>last</w:t>
+            </w:r>
+            <w:proofErr w:type="gramEnd"/>
+            <w:r>
+              <w:rPr>
+                <w:rFonts w:ascii="Courier New" w:hAnsi="Courier New" w:cs="Courier New"/>
+              </w:rPr>
+              <w:t xml:space="preserve"> transaction.</w:t>
+            </w:r>
+          </w:p>
+          <w:p>
+            <w:pPr>
+              <w:rPr>
+                <w:rFonts w:ascii="Courier New" w:hAnsi="Courier New" w:cs="Courier New"/>
+              </w:rPr>
+            </w:pPr>
+            <w:r>
+              <w:rPr>
+                <w:rFonts w:ascii="Courier New" w:hAnsi="Courier New" w:cs="Courier New"/>
+              </w:rPr>
+              <w:t>#JDB_LMDB_PERFORMANCE_LEVEL3 – Sets MDB_NOMETASYNC | MDB_NOSYNC | MDB_WRITEMAP | MDB_MAPASYNC</w:t>
+            </w:r>
+          </w:p>
+          <w:p>
+            <w:pPr>
+              <w:rPr>
+                <w:rFonts w:ascii="Courier New" w:hAnsi="Courier New" w:cs="Courier New"/>
+              </w:rPr>
+            </w:pPr>
+            <w:r>
+              <w:rPr>
+                <w:rFonts w:ascii="Courier New" w:hAnsi="Courier New" w:cs="Courier New"/>
+              </w:rPr>
+              <w:t>#   WARNING!!! This setting is faster than JDB_LMDB_PERFORMANCE_LEVEL2</w:t>
+            </w:r>
+          </w:p>
+          <w:p>
+            <w:pPr>
+              <w:rPr>
+                <w:rFonts w:ascii="Courier New" w:hAnsi="Courier New" w:cs="Courier New"/>
+              </w:rPr>
+            </w:pPr>
+            <w:r>
+              <w:rPr>
+                <w:rFonts w:ascii="Courier New" w:hAnsi="Courier New" w:cs="Courier New"/>
+              </w:rPr>
+              <w:t xml:space="preserve">#   </w:t>
+            </w:r>
+            <w:proofErr w:type="gramStart"/>
+            <w:r>
+              <w:rPr>
+                <w:rFonts w:ascii="Courier New" w:hAnsi="Courier New" w:cs="Courier New"/>
+              </w:rPr>
+              <w:t>However</w:t>
+            </w:r>
+            <w:proofErr w:type="gramEnd"/>
+            <w:r>
+              <w:rPr>
+                <w:rFonts w:ascii="Courier New" w:hAnsi="Courier New" w:cs="Courier New"/>
+              </w:rPr>
+              <w:t xml:space="preserve"> there is a very high risk of </w:t>
+            </w:r>
+            <w:proofErr w:type="spellStart"/>
+            <w:r>
+              <w:rPr>
+                <w:rFonts w:ascii="Courier New" w:hAnsi="Courier New" w:cs="Courier New"/>
+              </w:rPr>
+              <w:t>db</w:t>
+            </w:r>
+            <w:proofErr w:type="spellEnd"/>
+            <w:r>
+              <w:rPr>
+                <w:rFonts w:ascii="Courier New" w:hAnsi="Courier New" w:cs="Courier New"/>
+              </w:rPr>
+              <w:t xml:space="preserve"> corruption and data loss in case of a crash or power outage.  </w:t>
+            </w:r>
+            <w:proofErr w:type="gramStart"/>
+            <w:r>
+              <w:rPr>
+                <w:rFonts w:ascii="Courier New" w:hAnsi="Courier New" w:cs="Courier New"/>
+              </w:rPr>
+              <w:t>Also</w:t>
+            </w:r>
+            <w:proofErr w:type="gramEnd"/>
+            <w:r>
+              <w:rPr>
+                <w:rFonts w:ascii="Courier New" w:hAnsi="Courier New" w:cs="Courier New"/>
+              </w:rPr>
+              <w:t xml:space="preserve"> if this setting is used, all other JAL processes</w:t>
+            </w:r>
+          </w:p>
+          <w:p>
+            <w:pPr>
+              <w:rPr>
+                <w:rFonts w:ascii="Courier New" w:hAnsi="Courier New" w:cs="Courier New"/>
+              </w:rPr>
+            </w:pPr>
+            <w:r>
+              <w:rPr>
+                <w:rFonts w:ascii="Courier New" w:hAnsi="Courier New" w:cs="Courier New"/>
+              </w:rPr>
+              <w:t xml:space="preserve">#   must use this exact same setting.  </w:t>
+            </w:r>
+            <w:proofErr w:type="gramStart"/>
+            <w:r>
+              <w:rPr>
+                <w:rFonts w:ascii="Courier New" w:hAnsi="Courier New" w:cs="Courier New"/>
+              </w:rPr>
+              <w:t>Overall</w:t>
+            </w:r>
+            <w:proofErr w:type="gramEnd"/>
+            <w:r>
+              <w:rPr>
+                <w:rFonts w:ascii="Courier New" w:hAnsi="Courier New" w:cs="Courier New"/>
+              </w:rPr>
+              <w:t xml:space="preserve"> this setting is not recommended to be used if the risk of </w:t>
+            </w:r>
+            <w:proofErr w:type="spellStart"/>
+            <w:r>
+              <w:rPr>
+                <w:rFonts w:ascii="Courier New" w:hAnsi="Courier New" w:cs="Courier New"/>
+              </w:rPr>
+              <w:t>db</w:t>
+            </w:r>
+            <w:proofErr w:type="spellEnd"/>
+            <w:r>
+              <w:rPr>
+                <w:rFonts w:ascii="Courier New" w:hAnsi="Courier New" w:cs="Courier New"/>
+              </w:rPr>
+              <w:t xml:space="preserve"> corruption is not acceptable.</w:t>
             </w:r>
           </w:p>
           <w:p>
@@ -17036,35 +18573,7 @@
               <w:rPr>
                 <w:rFonts w:ascii="Courier New" w:hAnsi="Courier New" w:cs="Courier New"/>
               </w:rPr>
-              <w:t xml:space="preserve"># File storing PID of </w:t>
-            </w:r>
-            <w:proofErr w:type="spellStart"/>
-            <w:r>
-              <w:rPr>
-                <w:rFonts w:ascii="Courier New" w:hAnsi="Courier New" w:cs="Courier New"/>
-              </w:rPr>
-              <w:t>jal</w:t>
-            </w:r>
-            <w:proofErr w:type="spellEnd"/>
-            <w:r>
-              <w:rPr>
-                <w:rFonts w:ascii="Courier New" w:hAnsi="Courier New" w:cs="Courier New"/>
-              </w:rPr>
-              <w:t xml:space="preserve">-local-store when </w:t>
-            </w:r>
-            <w:proofErr w:type="spellStart"/>
-            <w:r>
-              <w:rPr>
-                <w:rFonts w:ascii="Courier New" w:hAnsi="Courier New" w:cs="Courier New"/>
-              </w:rPr>
-              <w:t>daemonized</w:t>
-            </w:r>
-            <w:proofErr w:type="spellEnd"/>
-            <w:r>
-              <w:rPr>
-                <w:rFonts w:ascii="Courier New" w:hAnsi="Courier New" w:cs="Courier New"/>
-              </w:rPr>
-              <w:t>.</w:t>
+              <w:t>#LMDB only, this setting is ignored in BDB builds.  This is optional and will default to JDB_NONE if not present.</w:t>
             </w:r>
           </w:p>
           <w:p>
@@ -17078,35 +18587,113 @@
               <w:rPr>
                 <w:rFonts w:ascii="Courier New" w:hAnsi="Courier New" w:cs="Courier New"/>
               </w:rPr>
-              <w:t>pid_file</w:t>
+              <w:t>database_option</w:t>
             </w:r>
             <w:proofErr w:type="spellEnd"/>
             <w:r>
               <w:rPr>
                 <w:rFonts w:ascii="Courier New" w:hAnsi="Courier New" w:cs="Courier New"/>
               </w:rPr>
-              <w:t xml:space="preserve"> = "/var/log/</w:t>
+              <w:t xml:space="preserve"> = </w:t>
+            </w:r>
+            <w:r>
+              <w:rPr>
+                <w:rFonts w:ascii="Courier New" w:hAnsi="Courier New" w:cs="Courier New"/>
+              </w:rPr>
+              <w:t>"</w:t>
+            </w:r>
+            <w:r>
+              <w:rPr>
+                <w:rFonts w:ascii="Courier New" w:hAnsi="Courier New" w:cs="Courier New"/>
+              </w:rPr>
+              <w:t>JDB_LMDB_PERFORMANCE_LEVEL2</w:t>
+            </w:r>
+            <w:r>
+              <w:rPr>
+                <w:rFonts w:ascii="Courier New" w:hAnsi="Courier New" w:cs="Courier New"/>
+              </w:rPr>
+              <w:t>"</w:t>
+            </w:r>
+          </w:p>
+          <w:p>
+            <w:pPr>
+              <w:rPr>
+                <w:rFonts w:ascii="Courier New" w:hAnsi="Courier New" w:cs="Courier New"/>
+              </w:rPr>
+            </w:pPr>
+          </w:p>
+          <w:p>
+            <w:pPr>
+              <w:rPr>
+                <w:rFonts w:ascii="Courier New" w:hAnsi="Courier New" w:cs="Courier New"/>
+              </w:rPr>
+            </w:pPr>
+            <w:r>
+              <w:rPr>
+                <w:rFonts w:ascii="Courier New" w:hAnsi="Courier New" w:cs="Courier New"/>
+              </w:rPr>
+              <w:t xml:space="preserve"># Flow control functionality turned off if </w:t>
             </w:r>
             <w:proofErr w:type="spellStart"/>
             <w:r>
               <w:rPr>
                 <w:rFonts w:ascii="Courier New" w:hAnsi="Courier New" w:cs="Courier New"/>
               </w:rPr>
-              <w:t>jalop</w:t>
+              <w:t>accept_delay_thread_count</w:t>
             </w:r>
             <w:proofErr w:type="spellEnd"/>
             <w:r>
               <w:rPr>
                 <w:rFonts w:ascii="Courier New" w:hAnsi="Courier New" w:cs="Courier New"/>
               </w:rPr>
-              <w:t>/jls-pid.txt</w:t>
+              <w:t xml:space="preserve"> set to zero.</w:t>
+            </w:r>
+          </w:p>
+          <w:p>
+            <w:pPr>
+              <w:rPr>
+                <w:rFonts w:ascii="Courier New" w:hAnsi="Courier New" w:cs="Courier New"/>
+              </w:rPr>
+            </w:pPr>
+            <w:r>
+              <w:rPr>
+                <w:rFonts w:ascii="Courier New" w:hAnsi="Courier New" w:cs="Courier New"/>
+              </w:rPr>
+              <w:t># Below are the default values if not set.</w:t>
+            </w:r>
+          </w:p>
+          <w:p>
+            <w:pPr>
+              <w:rPr>
+                <w:rFonts w:ascii="Courier New" w:hAnsi="Courier New" w:cs="Courier New"/>
+              </w:rPr>
+            </w:pPr>
+            <w:r>
+              <w:rPr>
+                <w:rFonts w:ascii="Courier New" w:hAnsi="Courier New" w:cs="Courier New"/>
+              </w:rPr>
+              <w:t>#</w:t>
             </w:r>
             <w:proofErr w:type="gramStart"/>
             <w:r>
               <w:rPr>
                 <w:rFonts w:ascii="Courier New" w:hAnsi="Courier New" w:cs="Courier New"/>
               </w:rPr>
-              <w:t>";</w:t>
+              <w:t>accept</w:t>
+            </w:r>
+            <w:proofErr w:type="gramEnd"/>
+            <w:r>
+              <w:rPr>
+                <w:rFonts w:ascii="Courier New" w:hAnsi="Courier New" w:cs="Courier New"/>
+              </w:rPr>
+              <w:t xml:space="preserve">_delay_thread_count = </w:t>
+            </w:r>
+            <w:proofErr w:type="gramStart"/>
+            <w:r>
+              <w:rPr>
+                <w:rFonts w:ascii="Courier New" w:hAnsi="Courier New" w:cs="Courier New"/>
+              </w:rPr>
+              <w:t>10;</w:t>
             </w:r>
             <w:proofErr w:type="gramEnd"/>
           </w:p>
@@ -17116,82 +18703,32 @@
                 <w:rFonts w:ascii="Courier New" w:hAnsi="Courier New" w:cs="Courier New"/>
               </w:rPr>
             </w:pPr>
-          </w:p>
-          <w:p>
-            <w:pPr>
-              <w:rPr>
-                <w:rFonts w:ascii="Courier New" w:hAnsi="Courier New" w:cs="Courier New"/>
-              </w:rPr>
-            </w:pPr>
-            <w:r>
-              <w:rPr>
-                <w:rFonts w:ascii="Courier New" w:hAnsi="Courier New" w:cs="Courier New"/>
-              </w:rPr>
-              <w:t xml:space="preserve"># Log directory of </w:t>
-            </w:r>
-            <w:proofErr w:type="spellStart"/>
-            <w:r>
-              <w:rPr>
-                <w:rFonts w:ascii="Courier New" w:hAnsi="Courier New" w:cs="Courier New"/>
-              </w:rPr>
-              <w:t>jal</w:t>
-            </w:r>
-            <w:proofErr w:type="spellEnd"/>
-            <w:r>
-              <w:rPr>
-                <w:rFonts w:ascii="Courier New" w:hAnsi="Courier New" w:cs="Courier New"/>
-              </w:rPr>
-              <w:t xml:space="preserve">-local-store when </w:t>
-            </w:r>
-            <w:proofErr w:type="spellStart"/>
-            <w:r>
-              <w:rPr>
-                <w:rFonts w:ascii="Courier New" w:hAnsi="Courier New" w:cs="Courier New"/>
-              </w:rPr>
-              <w:t>daemonized</w:t>
-            </w:r>
-            <w:proofErr w:type="spellEnd"/>
-            <w:r>
-              <w:rPr>
-                <w:rFonts w:ascii="Courier New" w:hAnsi="Courier New" w:cs="Courier New"/>
-              </w:rPr>
-              <w:t>.</w:t>
-            </w:r>
-          </w:p>
-          <w:p>
-            <w:pPr>
-              <w:rPr>
-                <w:rFonts w:ascii="Courier New" w:hAnsi="Courier New" w:cs="Courier New"/>
-              </w:rPr>
-            </w:pPr>
-            <w:proofErr w:type="spellStart"/>
-            <w:r>
-              <w:rPr>
-                <w:rFonts w:ascii="Courier New" w:hAnsi="Courier New" w:cs="Courier New"/>
-              </w:rPr>
-              <w:t>log_dir</w:t>
-            </w:r>
-            <w:proofErr w:type="spellEnd"/>
-            <w:r>
-              <w:rPr>
-                <w:rFonts w:ascii="Courier New" w:hAnsi="Courier New" w:cs="Courier New"/>
-              </w:rPr>
-              <w:t xml:space="preserve"> = "/var/log/</w:t>
-            </w:r>
-            <w:proofErr w:type="spellStart"/>
-            <w:r>
-              <w:rPr>
-                <w:rFonts w:ascii="Courier New" w:hAnsi="Courier New" w:cs="Courier New"/>
-              </w:rPr>
-              <w:t>jalop</w:t>
-            </w:r>
-            <w:proofErr w:type="spellEnd"/>
+            <w:r>
+              <w:rPr>
+                <w:rFonts w:ascii="Courier New" w:hAnsi="Courier New" w:cs="Courier New"/>
+              </w:rPr>
+              <w:t>#</w:t>
+            </w:r>
             <w:proofErr w:type="gramStart"/>
             <w:r>
               <w:rPr>
                 <w:rFonts w:ascii="Courier New" w:hAnsi="Courier New" w:cs="Courier New"/>
               </w:rPr>
-              <w:t>";</w:t>
+              <w:t>accept</w:t>
+            </w:r>
+            <w:proofErr w:type="gramEnd"/>
+            <w:r>
+              <w:rPr>
+                <w:rFonts w:ascii="Courier New" w:hAnsi="Courier New" w:cs="Courier New"/>
+              </w:rPr>
+              <w:t xml:space="preserve">_delay_increment = </w:t>
+            </w:r>
+            <w:proofErr w:type="gramStart"/>
+            <w:r>
+              <w:rPr>
+                <w:rFonts w:ascii="Courier New" w:hAnsi="Courier New" w:cs="Courier New"/>
+              </w:rPr>
+              <w:t>100;</w:t>
             </w:r>
             <w:proofErr w:type="gramEnd"/>
           </w:p>
@@ -17201,160 +18738,32 @@
                 <w:rFonts w:ascii="Courier New" w:hAnsi="Courier New" w:cs="Courier New"/>
               </w:rPr>
             </w:pPr>
-          </w:p>
-          <w:p>
-            <w:pPr>
-              <w:rPr>
-                <w:rFonts w:ascii="Courier New" w:hAnsi="Courier New" w:cs="Courier New"/>
-              </w:rPr>
-            </w:pPr>
-            <w:r>
-              <w:rPr>
-                <w:rFonts w:ascii="Courier New" w:hAnsi="Courier New" w:cs="Courier New"/>
-              </w:rPr>
-              <w:t xml:space="preserve"># seccomp will restrict the </w:t>
-            </w:r>
-            <w:proofErr w:type="spellStart"/>
-            <w:r>
-              <w:rPr>
-                <w:rFonts w:ascii="Courier New" w:hAnsi="Courier New" w:cs="Courier New"/>
-              </w:rPr>
-              <w:t>jal</w:t>
-            </w:r>
-            <w:proofErr w:type="spellEnd"/>
-            <w:r>
-              <w:rPr>
-                <w:rFonts w:ascii="Courier New" w:hAnsi="Courier New" w:cs="Courier New"/>
-              </w:rPr>
-              <w:t>-local-store process to the defined system calls.</w:t>
-            </w:r>
-          </w:p>
-          <w:p>
-            <w:pPr>
-              <w:rPr>
-                <w:rFonts w:ascii="Courier New" w:hAnsi="Courier New" w:cs="Courier New"/>
-              </w:rPr>
-            </w:pPr>
-            <w:r>
-              <w:rPr>
-                <w:rFonts w:ascii="Courier New" w:hAnsi="Courier New" w:cs="Courier New"/>
-              </w:rPr>
-              <w:t># When the process is in the setup phase, at startup, it will be restricted to the</w:t>
-            </w:r>
-          </w:p>
-          <w:p>
-            <w:pPr>
-              <w:rPr>
-                <w:rFonts w:ascii="Courier New" w:hAnsi="Courier New" w:cs="Courier New"/>
-              </w:rPr>
-            </w:pPr>
-            <w:r>
-              <w:rPr>
-                <w:rFonts w:ascii="Courier New" w:hAnsi="Courier New" w:cs="Courier New"/>
-              </w:rPr>
-              <w:t xml:space="preserve"># </w:t>
-            </w:r>
-            <w:proofErr w:type="spellStart"/>
-            <w:r>
-              <w:rPr>
-                <w:rFonts w:ascii="Courier New" w:hAnsi="Courier New" w:cs="Courier New"/>
-              </w:rPr>
-              <w:t>initial_seccomp_rules</w:t>
-            </w:r>
-            <w:proofErr w:type="spellEnd"/>
-            <w:r>
-              <w:rPr>
-                <w:rFonts w:ascii="Courier New" w:hAnsi="Courier New" w:cs="Courier New"/>
-              </w:rPr>
-              <w:t xml:space="preserve"> and </w:t>
-            </w:r>
-            <w:proofErr w:type="spellStart"/>
-            <w:r>
-              <w:rPr>
-                <w:rFonts w:ascii="Courier New" w:hAnsi="Courier New" w:cs="Courier New"/>
-              </w:rPr>
-              <w:t>final_seccomp_rules</w:t>
-            </w:r>
-            <w:proofErr w:type="spellEnd"/>
-            <w:r>
-              <w:rPr>
-                <w:rFonts w:ascii="Courier New" w:hAnsi="Courier New" w:cs="Courier New"/>
-              </w:rPr>
-              <w:t xml:space="preserve"> system call sets. After the setup phase and before the process</w:t>
-            </w:r>
-          </w:p>
-          <w:p>
-            <w:pPr>
-              <w:rPr>
-                <w:rFonts w:ascii="Courier New" w:hAnsi="Courier New" w:cs="Courier New"/>
-              </w:rPr>
-            </w:pPr>
-            <w:r>
-              <w:rPr>
-                <w:rFonts w:ascii="Courier New" w:hAnsi="Courier New" w:cs="Courier New"/>
-              </w:rPr>
-              <w:t xml:space="preserve"># is doing its routine work, it will be further restricted to only the </w:t>
-            </w:r>
-            <w:proofErr w:type="spellStart"/>
-            <w:r>
-              <w:rPr>
-                <w:rFonts w:ascii="Courier New" w:hAnsi="Courier New" w:cs="Courier New"/>
-              </w:rPr>
-              <w:t>final_seccomp_rules</w:t>
-            </w:r>
-            <w:proofErr w:type="spellEnd"/>
-            <w:r>
-              <w:rPr>
-                <w:rFonts w:ascii="Courier New" w:hAnsi="Courier New" w:cs="Courier New"/>
-              </w:rPr>
-              <w:t xml:space="preserve"> system call set.</w:t>
-            </w:r>
-          </w:p>
-          <w:p>
-            <w:pPr>
-              <w:rPr>
-                <w:rFonts w:ascii="Courier New" w:hAnsi="Courier New" w:cs="Courier New"/>
-              </w:rPr>
-            </w:pPr>
             <w:r>
               <w:rPr>
                 <w:rFonts w:ascii="Courier New" w:hAnsi="Courier New" w:cs="Courier New"/>
               </w:rPr>
               <w:t>#</w:t>
             </w:r>
-          </w:p>
-          <w:p>
-            <w:pPr>
-              <w:rPr>
-                <w:rFonts w:ascii="Courier New" w:hAnsi="Courier New" w:cs="Courier New"/>
-              </w:rPr>
-            </w:pPr>
-            <w:proofErr w:type="spellStart"/>
-            <w:r>
-              <w:rPr>
-                <w:rFonts w:ascii="Courier New" w:hAnsi="Courier New" w:cs="Courier New"/>
-              </w:rPr>
-              <w:t>enable_seccomp</w:t>
-            </w:r>
-            <w:proofErr w:type="spellEnd"/>
-            <w:r>
-              <w:rPr>
-                <w:rFonts w:ascii="Courier New" w:hAnsi="Courier New" w:cs="Courier New"/>
-              </w:rPr>
-              <w:t xml:space="preserve"> = </w:t>
-            </w:r>
             <w:proofErr w:type="gramStart"/>
             <w:r>
               <w:rPr>
                 <w:rFonts w:ascii="Courier New" w:hAnsi="Courier New" w:cs="Courier New"/>
               </w:rPr>
-              <w:t>false</w:t>
-            </w:r>
-            <w:r>
-              <w:rPr>
-                <w:rFonts w:ascii="Courier New" w:hAnsi="Courier New" w:cs="Courier New"/>
-              </w:rPr>
-              <w:t>;</w:t>
+              <w:t>accept</w:t>
+            </w:r>
+            <w:proofErr w:type="gramEnd"/>
+            <w:r>
+              <w:rPr>
+                <w:rFonts w:ascii="Courier New" w:hAnsi="Courier New" w:cs="Courier New"/>
+              </w:rPr>
+              <w:t xml:space="preserve">_delay_max = </w:t>
+            </w:r>
+            <w:proofErr w:type="gramStart"/>
+            <w:r>
+              <w:rPr>
+                <w:rFonts w:ascii="Courier New" w:hAnsi="Courier New" w:cs="Courier New"/>
+              </w:rPr>
+              <w:t>10000000;</w:t>
             </w:r>
             <w:proofErr w:type="gramEnd"/>
           </w:p>
@@ -17364,26 +18773,88 @@
                 <w:rFonts w:ascii="Courier New" w:hAnsi="Courier New" w:cs="Courier New"/>
               </w:rPr>
             </w:pPr>
+          </w:p>
+          <w:p>
+            <w:pPr>
+              <w:rPr>
+                <w:rFonts w:ascii="Courier New" w:hAnsi="Courier New" w:cs="Courier New"/>
+              </w:rPr>
+            </w:pPr>
+            <w:r>
+              <w:rPr>
+                <w:rFonts w:ascii="Courier New" w:hAnsi="Courier New" w:cs="Courier New"/>
+              </w:rPr>
+              <w:t xml:space="preserve"># File storing PID of </w:t>
+            </w:r>
             <w:proofErr w:type="spellStart"/>
             <w:r>
               <w:rPr>
                 <w:rFonts w:ascii="Courier New" w:hAnsi="Courier New" w:cs="Courier New"/>
               </w:rPr>
-              <w:t>seccomp_debug</w:t>
+              <w:t>jal</w:t>
             </w:r>
             <w:proofErr w:type="spellEnd"/>
             <w:r>
               <w:rPr>
                 <w:rFonts w:ascii="Courier New" w:hAnsi="Courier New" w:cs="Courier New"/>
               </w:rPr>
-              <w:t xml:space="preserve"> = </w:t>
+              <w:t xml:space="preserve">-local-store when </w:t>
+            </w:r>
+            <w:proofErr w:type="spellStart"/>
+            <w:r>
+              <w:rPr>
+                <w:rFonts w:ascii="Courier New" w:hAnsi="Courier New" w:cs="Courier New"/>
+              </w:rPr>
+              <w:t>daemonized</w:t>
+            </w:r>
+            <w:proofErr w:type="spellEnd"/>
+            <w:r>
+              <w:rPr>
+                <w:rFonts w:ascii="Courier New" w:hAnsi="Courier New" w:cs="Courier New"/>
+              </w:rPr>
+              <w:t>.</w:t>
+            </w:r>
+          </w:p>
+          <w:p>
+            <w:pPr>
+              <w:rPr>
+                <w:rFonts w:ascii="Courier New" w:hAnsi="Courier New" w:cs="Courier New"/>
+              </w:rPr>
+            </w:pPr>
+            <w:proofErr w:type="spellStart"/>
+            <w:r>
+              <w:rPr>
+                <w:rFonts w:ascii="Courier New" w:hAnsi="Courier New" w:cs="Courier New"/>
+              </w:rPr>
+              <w:t>pid_file</w:t>
+            </w:r>
+            <w:proofErr w:type="spellEnd"/>
+            <w:r>
+              <w:rPr>
+                <w:rFonts w:ascii="Courier New" w:hAnsi="Courier New" w:cs="Courier New"/>
+              </w:rPr>
+              <w:t xml:space="preserve"> = "/var/log/</w:t>
+            </w:r>
+            <w:proofErr w:type="spellStart"/>
+            <w:r>
+              <w:rPr>
+                <w:rFonts w:ascii="Courier New" w:hAnsi="Courier New" w:cs="Courier New"/>
+              </w:rPr>
+              <w:t>jalop</w:t>
+            </w:r>
+            <w:proofErr w:type="spellEnd"/>
+            <w:r>
+              <w:rPr>
+                <w:rFonts w:ascii="Courier New" w:hAnsi="Courier New" w:cs="Courier New"/>
+              </w:rPr>
+              <w:t>/jls-pid.txt</w:t>
             </w:r>
             <w:proofErr w:type="gramStart"/>
             <w:r>
               <w:rPr>
                 <w:rFonts w:ascii="Courier New" w:hAnsi="Courier New" w:cs="Courier New"/>
               </w:rPr>
-              <w:t>false;</w:t>
+              <w:t>";</w:t>
             </w:r>
             <w:proofErr w:type="gramEnd"/>
           </w:p>
@@ -17393,12 +18864,6 @@
                 <w:rFonts w:ascii="Courier New" w:hAnsi="Courier New" w:cs="Courier New"/>
               </w:rPr>
             </w:pPr>
-            <w:r>
-              <w:rPr>
-                <w:rFonts w:ascii="Courier New" w:hAnsi="Courier New" w:cs="Courier New"/>
-              </w:rPr>
-              <w:t># Use these rules for RHEL8/9</w:t>
-            </w:r>
           </w:p>
           <w:p>
             <w:pPr>
@@ -17406,19 +18871,39 @@
                 <w:rFonts w:ascii="Courier New" w:hAnsi="Courier New" w:cs="Courier New"/>
               </w:rPr>
             </w:pPr>
+            <w:r>
+              <w:rPr>
+                <w:rFonts w:ascii="Courier New" w:hAnsi="Courier New" w:cs="Courier New"/>
+              </w:rPr>
+              <w:t xml:space="preserve"># Log directory of </w:t>
+            </w:r>
             <w:proofErr w:type="spellStart"/>
             <w:r>
               <w:rPr>
                 <w:rFonts w:ascii="Courier New" w:hAnsi="Courier New" w:cs="Courier New"/>
               </w:rPr>
-              <w:t>initial_seccomp_rules</w:t>
+              <w:t>jal</w:t>
             </w:r>
             <w:proofErr w:type="spellEnd"/>
             <w:r>
               <w:rPr>
                 <w:rFonts w:ascii="Courier New" w:hAnsi="Courier New" w:cs="Courier New"/>
               </w:rPr>
-              <w:t xml:space="preserve"> = ["arch_prctl","bind","capget","capset","chdir","chmod","chown","dup2","execve","faccessat2","flock","getcwd","getdents","getdents64","geteuid","getgid","getrlimit","ioctl","listen","lstat","prctl","prlimit64","readlink","rename","seccomp","select","set_tid_address","setsid","statfs","sysinfo"];</w:t>
+              <w:t xml:space="preserve">-local-store when </w:t>
+            </w:r>
+            <w:proofErr w:type="spellStart"/>
+            <w:r>
+              <w:rPr>
+                <w:rFonts w:ascii="Courier New" w:hAnsi="Courier New" w:cs="Courier New"/>
+              </w:rPr>
+              <w:t>daemonized</w:t>
+            </w:r>
+            <w:proofErr w:type="spellEnd"/>
+            <w:r>
+              <w:rPr>
+                <w:rFonts w:ascii="Courier New" w:hAnsi="Courier New" w:cs="Courier New"/>
+              </w:rPr>
+              <w:t>.</w:t>
             </w:r>
           </w:p>
           <w:p>
@@ -17432,21 +18917,29 @@
               <w:rPr>
                 <w:rFonts w:ascii="Courier New" w:hAnsi="Courier New" w:cs="Courier New"/>
               </w:rPr>
-              <w:t>both_seccomp_rules</w:t>
+              <w:t>log_dir</w:t>
             </w:r>
             <w:proofErr w:type="spellEnd"/>
             <w:r>
               <w:rPr>
                 <w:rFonts w:ascii="Courier New" w:hAnsi="Courier New" w:cs="Courier New"/>
               </w:rPr>
-              <w:t xml:space="preserve"> = ["brk","newfstatat","poll","rseq","rt_sigaction","rt_sigprocmask"</w:t>
-            </w:r>
+              <w:t xml:space="preserve"> = "/var/log/</w:t>
+            </w:r>
+            <w:proofErr w:type="spellStart"/>
+            <w:r>
+              <w:rPr>
+                <w:rFonts w:ascii="Courier New" w:hAnsi="Courier New" w:cs="Courier New"/>
+              </w:rPr>
+              <w:t>jalop</w:t>
+            </w:r>
+            <w:proofErr w:type="spellEnd"/>
             <w:proofErr w:type="gramStart"/>
             <w:r>
               <w:rPr>
                 <w:rFonts w:ascii="Courier New" w:hAnsi="Courier New" w:cs="Courier New"/>
               </w:rPr>
-              <w:t>];</w:t>
+              <w:t>";</w:t>
             </w:r>
             <w:proofErr w:type="gramEnd"/>
           </w:p>
@@ -17456,6 +18949,268 @@
                 <w:rFonts w:ascii="Courier New" w:hAnsi="Courier New" w:cs="Courier New"/>
               </w:rPr>
             </w:pPr>
+          </w:p>
+          <w:p>
+            <w:pPr>
+              <w:rPr>
+                <w:rFonts w:ascii="Courier New" w:hAnsi="Courier New" w:cs="Courier New"/>
+              </w:rPr>
+            </w:pPr>
+            <w:r>
+              <w:rPr>
+                <w:rFonts w:ascii="Courier New" w:hAnsi="Courier New" w:cs="Courier New"/>
+              </w:rPr>
+              <w:t xml:space="preserve"># seccomp will restrict the </w:t>
+            </w:r>
+            <w:proofErr w:type="spellStart"/>
+            <w:r>
+              <w:rPr>
+                <w:rFonts w:ascii="Courier New" w:hAnsi="Courier New" w:cs="Courier New"/>
+              </w:rPr>
+              <w:t>jal</w:t>
+            </w:r>
+            <w:proofErr w:type="spellEnd"/>
+            <w:r>
+              <w:rPr>
+                <w:rFonts w:ascii="Courier New" w:hAnsi="Courier New" w:cs="Courier New"/>
+              </w:rPr>
+              <w:t>-local-store process to the defined system calls.</w:t>
+            </w:r>
+          </w:p>
+          <w:p>
+            <w:pPr>
+              <w:rPr>
+                <w:rFonts w:ascii="Courier New" w:hAnsi="Courier New" w:cs="Courier New"/>
+              </w:rPr>
+            </w:pPr>
+            <w:r>
+              <w:rPr>
+                <w:rFonts w:ascii="Courier New" w:hAnsi="Courier New" w:cs="Courier New"/>
+              </w:rPr>
+              <w:t># When the process is in the setup phase, at startup, it will be restricted to the</w:t>
+            </w:r>
+          </w:p>
+          <w:p>
+            <w:pPr>
+              <w:rPr>
+                <w:rFonts w:ascii="Courier New" w:hAnsi="Courier New" w:cs="Courier New"/>
+              </w:rPr>
+            </w:pPr>
+            <w:r>
+              <w:rPr>
+                <w:rFonts w:ascii="Courier New" w:hAnsi="Courier New" w:cs="Courier New"/>
+              </w:rPr>
+              <w:t xml:space="preserve"># </w:t>
+            </w:r>
+            <w:proofErr w:type="spellStart"/>
+            <w:r>
+              <w:rPr>
+                <w:rFonts w:ascii="Courier New" w:hAnsi="Courier New" w:cs="Courier New"/>
+              </w:rPr>
+              <w:t>initial_seccomp_rules</w:t>
+            </w:r>
+            <w:proofErr w:type="spellEnd"/>
+            <w:r>
+              <w:rPr>
+                <w:rFonts w:ascii="Courier New" w:hAnsi="Courier New" w:cs="Courier New"/>
+              </w:rPr>
+              <w:t xml:space="preserve"> and </w:t>
+            </w:r>
+            <w:proofErr w:type="spellStart"/>
+            <w:r>
+              <w:rPr>
+                <w:rFonts w:ascii="Courier New" w:hAnsi="Courier New" w:cs="Courier New"/>
+              </w:rPr>
+              <w:t>final_seccomp_rules</w:t>
+            </w:r>
+            <w:proofErr w:type="spellEnd"/>
+            <w:r>
+              <w:rPr>
+                <w:rFonts w:ascii="Courier New" w:hAnsi="Courier New" w:cs="Courier New"/>
+              </w:rPr>
+              <w:t xml:space="preserve"> system call sets. After the setup phase and before the process</w:t>
+            </w:r>
+          </w:p>
+          <w:p>
+            <w:pPr>
+              <w:rPr>
+                <w:rFonts w:ascii="Courier New" w:hAnsi="Courier New" w:cs="Courier New"/>
+              </w:rPr>
+            </w:pPr>
+            <w:r>
+              <w:rPr>
+                <w:rFonts w:ascii="Courier New" w:hAnsi="Courier New" w:cs="Courier New"/>
+              </w:rPr>
+              <w:t xml:space="preserve"># is doing its routine work, it will be further restricted to only the </w:t>
+            </w:r>
+            <w:proofErr w:type="spellStart"/>
+            <w:r>
+              <w:rPr>
+                <w:rFonts w:ascii="Courier New" w:hAnsi="Courier New" w:cs="Courier New"/>
+              </w:rPr>
+              <w:t>final_seccomp_rules</w:t>
+            </w:r>
+            <w:proofErr w:type="spellEnd"/>
+            <w:r>
+              <w:rPr>
+                <w:rFonts w:ascii="Courier New" w:hAnsi="Courier New" w:cs="Courier New"/>
+              </w:rPr>
+              <w:t xml:space="preserve"> system call set.</w:t>
+            </w:r>
+          </w:p>
+          <w:p>
+            <w:pPr>
+              <w:rPr>
+                <w:rFonts w:ascii="Courier New" w:hAnsi="Courier New" w:cs="Courier New"/>
+              </w:rPr>
+            </w:pPr>
+            <w:r>
+              <w:rPr>
+                <w:rFonts w:ascii="Courier New" w:hAnsi="Courier New" w:cs="Courier New"/>
+              </w:rPr>
+              <w:t>#</w:t>
+            </w:r>
+          </w:p>
+          <w:p>
+            <w:pPr>
+              <w:rPr>
+                <w:rFonts w:ascii="Courier New" w:hAnsi="Courier New" w:cs="Courier New"/>
+              </w:rPr>
+            </w:pPr>
+            <w:proofErr w:type="spellStart"/>
+            <w:r>
+              <w:rPr>
+                <w:rFonts w:ascii="Courier New" w:hAnsi="Courier New" w:cs="Courier New"/>
+              </w:rPr>
+              <w:t>enable_seccomp</w:t>
+            </w:r>
+            <w:proofErr w:type="spellEnd"/>
+            <w:r>
+              <w:rPr>
+                <w:rFonts w:ascii="Courier New" w:hAnsi="Courier New" w:cs="Courier New"/>
+              </w:rPr>
+              <w:t xml:space="preserve"> = </w:t>
+            </w:r>
+            <w:proofErr w:type="gramStart"/>
+            <w:r>
+              <w:rPr>
+                <w:rFonts w:ascii="Courier New" w:hAnsi="Courier New" w:cs="Courier New"/>
+              </w:rPr>
+              <w:t>false</w:t>
+            </w:r>
+            <w:r>
+              <w:rPr>
+                <w:rFonts w:ascii="Courier New" w:hAnsi="Courier New" w:cs="Courier New"/>
+              </w:rPr>
+              <w:t>;</w:t>
+            </w:r>
+            <w:proofErr w:type="gramEnd"/>
+          </w:p>
+          <w:p>
+            <w:pPr>
+              <w:rPr>
+                <w:rFonts w:ascii="Courier New" w:hAnsi="Courier New" w:cs="Courier New"/>
+              </w:rPr>
+            </w:pPr>
+            <w:proofErr w:type="spellStart"/>
+            <w:r>
+              <w:rPr>
+                <w:rFonts w:ascii="Courier New" w:hAnsi="Courier New" w:cs="Courier New"/>
+              </w:rPr>
+              <w:t>seccomp_debug</w:t>
+            </w:r>
+            <w:proofErr w:type="spellEnd"/>
+            <w:r>
+              <w:rPr>
+                <w:rFonts w:ascii="Courier New" w:hAnsi="Courier New" w:cs="Courier New"/>
+              </w:rPr>
+              <w:t xml:space="preserve"> = </w:t>
+            </w:r>
+            <w:proofErr w:type="gramStart"/>
+            <w:r>
+              <w:rPr>
+                <w:rFonts w:ascii="Courier New" w:hAnsi="Courier New" w:cs="Courier New"/>
+              </w:rPr>
+              <w:t>false;</w:t>
+            </w:r>
+            <w:proofErr w:type="gramEnd"/>
+          </w:p>
+          <w:p>
+            <w:pPr>
+              <w:rPr>
+                <w:rFonts w:ascii="Courier New" w:hAnsi="Courier New" w:cs="Courier New"/>
+              </w:rPr>
+            </w:pPr>
+            <w:r>
+              <w:rPr>
+                <w:rFonts w:ascii="Courier New" w:hAnsi="Courier New" w:cs="Courier New"/>
+              </w:rPr>
+              <w:t># Use these rules for RHEL8/9</w:t>
+            </w:r>
+          </w:p>
+          <w:p>
+            <w:pPr>
+              <w:rPr>
+                <w:rFonts w:ascii="Courier New" w:hAnsi="Courier New" w:cs="Courier New"/>
+              </w:rPr>
+            </w:pPr>
+            <w:proofErr w:type="spellStart"/>
+            <w:r>
+              <w:rPr>
+                <w:rFonts w:ascii="Courier New" w:hAnsi="Courier New" w:cs="Courier New"/>
+              </w:rPr>
+              <w:t>initial_seccomp_rules</w:t>
+            </w:r>
+            <w:proofErr w:type="spellEnd"/>
+            <w:r>
+              <w:rPr>
+                <w:rFonts w:ascii="Courier New" w:hAnsi="Courier New" w:cs="Courier New"/>
+              </w:rPr>
+              <w:t xml:space="preserve"> = ["arch_prctl","bind","capget","capset","chdir","chmod","chown","dup2","execve","faccessat2","flock","getcwd","getdents","getdents64","gete</w:t>
+            </w:r>
+            <w:r>
+              <w:rPr>
+                <w:rFonts w:ascii="Courier New" w:hAnsi="Courier New" w:cs="Courier New"/>
+              </w:rPr>
+              <w:lastRenderedPageBreak/>
+              <w:t>uid","getgid","getrlimit","ioctl","listen","lstat","prctl","prlimit64","readlink","rename","seccomp","select","set_tid_address","setsid","statfs","sysinfo"];</w:t>
+            </w:r>
+          </w:p>
+          <w:p>
+            <w:pPr>
+              <w:rPr>
+                <w:rFonts w:ascii="Courier New" w:hAnsi="Courier New" w:cs="Courier New"/>
+              </w:rPr>
+            </w:pPr>
+            <w:proofErr w:type="spellStart"/>
+            <w:r>
+              <w:rPr>
+                <w:rFonts w:ascii="Courier New" w:hAnsi="Courier New" w:cs="Courier New"/>
+              </w:rPr>
+              <w:t>both_seccomp_rules</w:t>
+            </w:r>
+            <w:proofErr w:type="spellEnd"/>
+            <w:r>
+              <w:rPr>
+                <w:rFonts w:ascii="Courier New" w:hAnsi="Courier New" w:cs="Courier New"/>
+              </w:rPr>
+              <w:t xml:space="preserve"> = ["brk","newfstatat","poll","rseq","rt_sigaction","rt_sigprocmask"</w:t>
+            </w:r>
+            <w:proofErr w:type="gramStart"/>
+            <w:r>
+              <w:rPr>
+                <w:rFonts w:ascii="Courier New" w:hAnsi="Courier New" w:cs="Courier New"/>
+              </w:rPr>
+              <w:t>];</w:t>
+            </w:r>
+            <w:proofErr w:type="gramEnd"/>
+          </w:p>
+          <w:p>
+            <w:pPr>
+              <w:rPr>
+                <w:rFonts w:ascii="Courier New" w:hAnsi="Courier New" w:cs="Courier New"/>
+              </w:rPr>
+            </w:pPr>
             <w:proofErr w:type="spellStart"/>
             <w:r>
               <w:rPr>
@@ -17488,7 +19243,6 @@
               <w:rPr>
                 <w:rFonts w:ascii="Courier New" w:hAnsi="Courier New" w:cs="Courier New"/>
               </w:rPr>
-              <w:lastRenderedPageBreak/>
               <w:t xml:space="preserve"># RHEL7 doesn't recognize some of the </w:t>
             </w:r>
             <w:proofErr w:type="spellStart"/>
@@ -17634,8 +19388,16 @@
               <w:rPr>
                 <w:rFonts w:ascii="Courier New" w:hAnsi="Courier New" w:cs="Courier New"/>
               </w:rPr>
-              <w:t>"];</w:t>
-            </w:r>
+              <w:t>"</w:t>
+            </w:r>
+            <w:proofErr w:type="gramStart"/>
+            <w:r>
+              <w:rPr>
+                <w:rFonts w:ascii="Courier New" w:hAnsi="Courier New" w:cs="Courier New"/>
+              </w:rPr>
+              <w:t>];</w:t>
+            </w:r>
+            <w:proofErr w:type="gramEnd"/>
           </w:p>
           <w:p>
             <w:pPr>
@@ -17665,11 +19427,11 @@
       <w:pPr>
         <w:pStyle w:val="Heading2"/>
       </w:pPr>
-      <w:bookmarkStart w:id="26" w:name="_Toc175160789"/>
+      <w:bookmarkStart w:id="27" w:name="_Toc196424736"/>
       <w:r>
         <w:t>Configure C Subscriber</w:t>
       </w:r>
-      <w:bookmarkEnd w:id="26"/>
+      <w:bookmarkEnd w:id="27"/>
     </w:p>
     <w:p>
       <w:r>
@@ -17876,7 +19638,21 @@
               <w:rPr>
                 <w:rFonts w:ascii="Courier New" w:hAnsi="Courier New" w:cs="Courier New"/>
               </w:rPr>
-              <w:t># File containing the certificates for the remote peers.</w:t>
+              <w:t xml:space="preserve"># File containing </w:t>
+            </w:r>
+            <w:proofErr w:type="gramStart"/>
+            <w:r>
+              <w:rPr>
+                <w:rFonts w:ascii="Courier New" w:hAnsi="Courier New" w:cs="Courier New"/>
+              </w:rPr>
+              <w:t>the certificates</w:t>
+            </w:r>
+            <w:proofErr w:type="gramEnd"/>
+            <w:r>
+              <w:rPr>
+                <w:rFonts w:ascii="Courier New" w:hAnsi="Courier New" w:cs="Courier New"/>
+              </w:rPr>
+              <w:t xml:space="preserve"> for the remote peers.</w:t>
             </w:r>
           </w:p>
           <w:p>
@@ -18085,7 +19861,21 @@
               <w:rPr>
                 <w:rFonts w:ascii="Courier New" w:hAnsi="Courier New" w:cs="Courier New"/>
               </w:rPr>
-              <w:t xml:space="preserve"> = [ "audit", "log", "journal</w:t>
+              <w:t xml:space="preserve"> = </w:t>
+            </w:r>
+            <w:proofErr w:type="gramStart"/>
+            <w:r>
+              <w:rPr>
+                <w:rFonts w:ascii="Courier New" w:hAnsi="Courier New" w:cs="Courier New"/>
+              </w:rPr>
+              <w:t>[ "</w:t>
+            </w:r>
+            <w:proofErr w:type="gramEnd"/>
+            <w:r>
+              <w:rPr>
+                <w:rFonts w:ascii="Courier New" w:hAnsi="Courier New" w:cs="Courier New"/>
+              </w:rPr>
+              <w:t>audit", "log", "journal</w:t>
             </w:r>
             <w:proofErr w:type="gramStart"/>
             <w:r>
@@ -18119,7 +19909,6 @@
               <w:rPr>
                 <w:rFonts w:ascii="Courier New" w:hAnsi="Courier New" w:cs="Courier New"/>
               </w:rPr>
-              <w:lastRenderedPageBreak/>
               <w:t># Mode to request data in.  May be "archive" or "live".</w:t>
             </w:r>
           </w:p>
@@ -18486,6 +20275,654 @@
               <w:rPr>
                 <w:rFonts w:ascii="Courier New" w:hAnsi="Courier New" w:cs="Courier New"/>
               </w:rPr>
+              <w:t xml:space="preserve">#Valid settings for the </w:t>
+            </w:r>
+            <w:proofErr w:type="spellStart"/>
+            <w:r>
+              <w:rPr>
+                <w:rFonts w:ascii="Courier New" w:hAnsi="Courier New" w:cs="Courier New"/>
+              </w:rPr>
+              <w:t>database_option</w:t>
+            </w:r>
+            <w:proofErr w:type="spellEnd"/>
+            <w:r>
+              <w:rPr>
+                <w:rFonts w:ascii="Courier New" w:hAnsi="Courier New" w:cs="Courier New"/>
+              </w:rPr>
+              <w:t xml:space="preserve"> config setting are the following:</w:t>
+            </w:r>
+          </w:p>
+          <w:p>
+            <w:pPr>
+              <w:rPr>
+                <w:rFonts w:ascii="Courier New" w:hAnsi="Courier New" w:cs="Courier New"/>
+              </w:rPr>
+            </w:pPr>
+            <w:r>
+              <w:rPr>
+                <w:rFonts w:ascii="Courier New" w:hAnsi="Courier New" w:cs="Courier New"/>
+              </w:rPr>
+              <w:t xml:space="preserve">#JDB_NONE – No LMDB </w:t>
+            </w:r>
+            <w:proofErr w:type="spellStart"/>
+            <w:r>
+              <w:rPr>
+                <w:rFonts w:ascii="Courier New" w:hAnsi="Courier New" w:cs="Courier New"/>
+              </w:rPr>
+              <w:t>db</w:t>
+            </w:r>
+            <w:proofErr w:type="spellEnd"/>
+            <w:r>
+              <w:rPr>
+                <w:rFonts w:ascii="Courier New" w:hAnsi="Courier New" w:cs="Courier New"/>
+              </w:rPr>
+              <w:t xml:space="preserve"> flags are set.</w:t>
+            </w:r>
+          </w:p>
+          <w:p>
+            <w:pPr>
+              <w:rPr>
+                <w:rFonts w:ascii="Courier New" w:hAnsi="Courier New" w:cs="Courier New"/>
+              </w:rPr>
+            </w:pPr>
+            <w:r>
+              <w:rPr>
+                <w:rFonts w:ascii="Courier New" w:hAnsi="Courier New" w:cs="Courier New"/>
+              </w:rPr>
+              <w:t xml:space="preserve">#   This is the slowest, but most reliable setting to prevent data loss or </w:t>
+            </w:r>
+            <w:proofErr w:type="spellStart"/>
+            <w:r>
+              <w:rPr>
+                <w:rFonts w:ascii="Courier New" w:hAnsi="Courier New" w:cs="Courier New"/>
+              </w:rPr>
+              <w:t>db</w:t>
+            </w:r>
+            <w:proofErr w:type="spellEnd"/>
+            <w:r>
+              <w:rPr>
+                <w:rFonts w:ascii="Courier New" w:hAnsi="Courier New" w:cs="Courier New"/>
+              </w:rPr>
+              <w:t xml:space="preserve"> corruption</w:t>
+            </w:r>
+          </w:p>
+          <w:p>
+            <w:pPr>
+              <w:rPr>
+                <w:rFonts w:ascii="Courier New" w:hAnsi="Courier New" w:cs="Courier New"/>
+              </w:rPr>
+            </w:pPr>
+            <w:r>
+              <w:rPr>
+                <w:rFonts w:ascii="Courier New" w:hAnsi="Courier New" w:cs="Courier New"/>
+              </w:rPr>
+              <w:t>#JDB_LMDB_PERFORMANCE_LEVEL1 – Sets MDB_NOMETASYNC</w:t>
+            </w:r>
+          </w:p>
+          <w:p>
+            <w:pPr>
+              <w:rPr>
+                <w:rFonts w:ascii="Courier New" w:hAnsi="Courier New" w:cs="Courier New"/>
+              </w:rPr>
+            </w:pPr>
+            <w:r>
+              <w:rPr>
+                <w:rFonts w:ascii="Courier New" w:hAnsi="Courier New" w:cs="Courier New"/>
+              </w:rPr>
+              <w:t xml:space="preserve">#   Faster than JDB_NONE.  </w:t>
+            </w:r>
+            <w:proofErr w:type="gramStart"/>
+            <w:r>
+              <w:rPr>
+                <w:rFonts w:ascii="Courier New" w:hAnsi="Courier New" w:cs="Courier New"/>
+              </w:rPr>
+              <w:t>No</w:t>
+            </w:r>
+            <w:proofErr w:type="gramEnd"/>
+            <w:r>
+              <w:rPr>
+                <w:rFonts w:ascii="Courier New" w:hAnsi="Courier New" w:cs="Courier New"/>
+              </w:rPr>
+              <w:t xml:space="preserve"> risk of </w:t>
+            </w:r>
+            <w:proofErr w:type="spellStart"/>
+            <w:r>
+              <w:rPr>
+                <w:rFonts w:ascii="Courier New" w:hAnsi="Courier New" w:cs="Courier New"/>
+              </w:rPr>
+              <w:t>db</w:t>
+            </w:r>
+            <w:proofErr w:type="spellEnd"/>
+            <w:r>
+              <w:rPr>
+                <w:rFonts w:ascii="Courier New" w:hAnsi="Courier New" w:cs="Courier New"/>
+              </w:rPr>
+              <w:t xml:space="preserve"> corruption, </w:t>
+            </w:r>
+            <w:proofErr w:type="gramStart"/>
+            <w:r>
+              <w:rPr>
+                <w:rFonts w:ascii="Courier New" w:hAnsi="Courier New" w:cs="Courier New"/>
+              </w:rPr>
+              <w:t>but</w:t>
+            </w:r>
+            <w:proofErr w:type="gramEnd"/>
+            <w:r>
+              <w:rPr>
+                <w:rFonts w:ascii="Courier New" w:hAnsi="Courier New" w:cs="Courier New"/>
+              </w:rPr>
+              <w:t xml:space="preserve"> could lose </w:t>
+            </w:r>
+            <w:proofErr w:type="gramStart"/>
+            <w:r>
+              <w:rPr>
+                <w:rFonts w:ascii="Courier New" w:hAnsi="Courier New" w:cs="Courier New"/>
+              </w:rPr>
+              <w:t>last</w:t>
+            </w:r>
+            <w:proofErr w:type="gramEnd"/>
+            <w:r>
+              <w:rPr>
+                <w:rFonts w:ascii="Courier New" w:hAnsi="Courier New" w:cs="Courier New"/>
+              </w:rPr>
+              <w:t xml:space="preserve"> transaction</w:t>
+            </w:r>
+          </w:p>
+          <w:p>
+            <w:pPr>
+              <w:rPr>
+                <w:rFonts w:ascii="Courier New" w:hAnsi="Courier New" w:cs="Courier New"/>
+              </w:rPr>
+            </w:pPr>
+            <w:r>
+              <w:rPr>
+                <w:rFonts w:ascii="Courier New" w:hAnsi="Courier New" w:cs="Courier New"/>
+              </w:rPr>
+              <w:t>#JDB_LMDB_PERFORMANCE_LEVEL2 – Sets MDB_NOMETASYNC | MDB_NOSYNC</w:t>
+            </w:r>
+          </w:p>
+          <w:p>
+            <w:pPr>
+              <w:rPr>
+                <w:rFonts w:ascii="Courier New" w:hAnsi="Courier New" w:cs="Courier New"/>
+              </w:rPr>
+            </w:pPr>
+            <w:r>
+              <w:rPr>
+                <w:rFonts w:ascii="Courier New" w:hAnsi="Courier New" w:cs="Courier New"/>
+              </w:rPr>
+              <w:t>#   This is the recommended setting and is much faster than JDB_LMDB_PERFORMANCE_LEVEL1.</w:t>
+            </w:r>
+          </w:p>
+          <w:p>
+            <w:pPr>
+              <w:rPr>
+                <w:rFonts w:ascii="Courier New" w:hAnsi="Courier New" w:cs="Courier New"/>
+              </w:rPr>
+            </w:pPr>
+            <w:r>
+              <w:rPr>
+                <w:rFonts w:ascii="Courier New" w:hAnsi="Courier New" w:cs="Courier New"/>
+              </w:rPr>
+              <w:lastRenderedPageBreak/>
+              <w:t xml:space="preserve">#No risk of </w:t>
+            </w:r>
+            <w:proofErr w:type="spellStart"/>
+            <w:r>
+              <w:rPr>
+                <w:rFonts w:ascii="Courier New" w:hAnsi="Courier New" w:cs="Courier New"/>
+              </w:rPr>
+              <w:t>db</w:t>
+            </w:r>
+            <w:proofErr w:type="spellEnd"/>
+            <w:r>
+              <w:rPr>
+                <w:rFonts w:ascii="Courier New" w:hAnsi="Courier New" w:cs="Courier New"/>
+              </w:rPr>
+              <w:t xml:space="preserve"> corruption if filesystem preserves write order otherwise </w:t>
+            </w:r>
+            <w:proofErr w:type="spellStart"/>
+            <w:r>
+              <w:rPr>
+                <w:rFonts w:ascii="Courier New" w:hAnsi="Courier New" w:cs="Courier New"/>
+              </w:rPr>
+              <w:t>db</w:t>
+            </w:r>
+            <w:proofErr w:type="spellEnd"/>
+            <w:r>
+              <w:rPr>
+                <w:rFonts w:ascii="Courier New" w:hAnsi="Courier New" w:cs="Courier New"/>
+              </w:rPr>
+              <w:t xml:space="preserve"> corruption is possible.  </w:t>
+            </w:r>
+            <w:proofErr w:type="gramStart"/>
+            <w:r>
+              <w:rPr>
+                <w:rFonts w:ascii="Courier New" w:hAnsi="Courier New" w:cs="Courier New"/>
+              </w:rPr>
+              <w:t>Also</w:t>
+            </w:r>
+            <w:proofErr w:type="gramEnd"/>
+            <w:r>
+              <w:rPr>
+                <w:rFonts w:ascii="Courier New" w:hAnsi="Courier New" w:cs="Courier New"/>
+              </w:rPr>
+              <w:t xml:space="preserve"> could lose </w:t>
+            </w:r>
+            <w:proofErr w:type="gramStart"/>
+            <w:r>
+              <w:rPr>
+                <w:rFonts w:ascii="Courier New" w:hAnsi="Courier New" w:cs="Courier New"/>
+              </w:rPr>
+              <w:t>last</w:t>
+            </w:r>
+            <w:proofErr w:type="gramEnd"/>
+            <w:r>
+              <w:rPr>
+                <w:rFonts w:ascii="Courier New" w:hAnsi="Courier New" w:cs="Courier New"/>
+              </w:rPr>
+              <w:t xml:space="preserve"> transaction.</w:t>
+            </w:r>
+          </w:p>
+          <w:p>
+            <w:pPr>
+              <w:rPr>
+                <w:rFonts w:ascii="Courier New" w:hAnsi="Courier New" w:cs="Courier New"/>
+              </w:rPr>
+            </w:pPr>
+            <w:r>
+              <w:rPr>
+                <w:rFonts w:ascii="Courier New" w:hAnsi="Courier New" w:cs="Courier New"/>
+              </w:rPr>
+              <w:t>#JDB_LMDB_PERFORMANCE_LEVEL3 – Sets MDB_NOMETASYNC | MDB_NOSYNC | MDB_WRITEMAP | MDB_MAPASYNC</w:t>
+            </w:r>
+          </w:p>
+          <w:p>
+            <w:pPr>
+              <w:rPr>
+                <w:rFonts w:ascii="Courier New" w:hAnsi="Courier New" w:cs="Courier New"/>
+              </w:rPr>
+            </w:pPr>
+            <w:r>
+              <w:rPr>
+                <w:rFonts w:ascii="Courier New" w:hAnsi="Courier New" w:cs="Courier New"/>
+              </w:rPr>
+              <w:t>#   WARNING!!! This setting is faster than JDB_LMDB_PERFORMANCE_LEVEL2</w:t>
+            </w:r>
+          </w:p>
+          <w:p>
+            <w:pPr>
+              <w:rPr>
+                <w:rFonts w:ascii="Courier New" w:hAnsi="Courier New" w:cs="Courier New"/>
+              </w:rPr>
+            </w:pPr>
+            <w:r>
+              <w:rPr>
+                <w:rFonts w:ascii="Courier New" w:hAnsi="Courier New" w:cs="Courier New"/>
+              </w:rPr>
+              <w:t xml:space="preserve">#   </w:t>
+            </w:r>
+            <w:proofErr w:type="gramStart"/>
+            <w:r>
+              <w:rPr>
+                <w:rFonts w:ascii="Courier New" w:hAnsi="Courier New" w:cs="Courier New"/>
+              </w:rPr>
+              <w:t>However</w:t>
+            </w:r>
+            <w:proofErr w:type="gramEnd"/>
+            <w:r>
+              <w:rPr>
+                <w:rFonts w:ascii="Courier New" w:hAnsi="Courier New" w:cs="Courier New"/>
+              </w:rPr>
+              <w:t xml:space="preserve"> there is a very high risk of </w:t>
+            </w:r>
+            <w:proofErr w:type="spellStart"/>
+            <w:r>
+              <w:rPr>
+                <w:rFonts w:ascii="Courier New" w:hAnsi="Courier New" w:cs="Courier New"/>
+              </w:rPr>
+              <w:t>db</w:t>
+            </w:r>
+            <w:proofErr w:type="spellEnd"/>
+            <w:r>
+              <w:rPr>
+                <w:rFonts w:ascii="Courier New" w:hAnsi="Courier New" w:cs="Courier New"/>
+              </w:rPr>
+              <w:t xml:space="preserve"> corruption and data loss in case of a crash or power outage.  </w:t>
+            </w:r>
+            <w:proofErr w:type="gramStart"/>
+            <w:r>
+              <w:rPr>
+                <w:rFonts w:ascii="Courier New" w:hAnsi="Courier New" w:cs="Courier New"/>
+              </w:rPr>
+              <w:t>Also</w:t>
+            </w:r>
+            <w:proofErr w:type="gramEnd"/>
+            <w:r>
+              <w:rPr>
+                <w:rFonts w:ascii="Courier New" w:hAnsi="Courier New" w:cs="Courier New"/>
+              </w:rPr>
+              <w:t xml:space="preserve"> if this setting is used, all other JAL processes</w:t>
+            </w:r>
+          </w:p>
+          <w:p>
+            <w:pPr>
+              <w:rPr>
+                <w:rFonts w:ascii="Courier New" w:hAnsi="Courier New" w:cs="Courier New"/>
+              </w:rPr>
+            </w:pPr>
+            <w:r>
+              <w:rPr>
+                <w:rFonts w:ascii="Courier New" w:hAnsi="Courier New" w:cs="Courier New"/>
+              </w:rPr>
+              <w:t xml:space="preserve">#   must use this exact same setting.  </w:t>
+            </w:r>
+            <w:proofErr w:type="gramStart"/>
+            <w:r>
+              <w:rPr>
+                <w:rFonts w:ascii="Courier New" w:hAnsi="Courier New" w:cs="Courier New"/>
+              </w:rPr>
+              <w:t>Overall</w:t>
+            </w:r>
+            <w:proofErr w:type="gramEnd"/>
+            <w:r>
+              <w:rPr>
+                <w:rFonts w:ascii="Courier New" w:hAnsi="Courier New" w:cs="Courier New"/>
+              </w:rPr>
+              <w:t xml:space="preserve"> this setting is not recommended to be used if the risk of </w:t>
+            </w:r>
+            <w:proofErr w:type="spellStart"/>
+            <w:r>
+              <w:rPr>
+                <w:rFonts w:ascii="Courier New" w:hAnsi="Courier New" w:cs="Courier New"/>
+              </w:rPr>
+              <w:t>db</w:t>
+            </w:r>
+            <w:proofErr w:type="spellEnd"/>
+            <w:r>
+              <w:rPr>
+                <w:rFonts w:ascii="Courier New" w:hAnsi="Courier New" w:cs="Courier New"/>
+              </w:rPr>
+              <w:t xml:space="preserve"> corruption is not acceptable.</w:t>
+            </w:r>
+          </w:p>
+          <w:p>
+            <w:pPr>
+              <w:rPr>
+                <w:rFonts w:ascii="Courier New" w:hAnsi="Courier New" w:cs="Courier New"/>
+              </w:rPr>
+            </w:pPr>
+          </w:p>
+          <w:p>
+            <w:pPr>
+              <w:rPr>
+                <w:rFonts w:ascii="Courier New" w:hAnsi="Courier New" w:cs="Courier New"/>
+              </w:rPr>
+            </w:pPr>
+            <w:r>
+              <w:rPr>
+                <w:rFonts w:ascii="Courier New" w:hAnsi="Courier New" w:cs="Courier New"/>
+              </w:rPr>
+              <w:t>#LMDB only, this setting is ignored in BDB builds.  This is optional and will default to JDB_NONE if not present.</w:t>
+            </w:r>
+          </w:p>
+          <w:p>
+            <w:pPr>
+              <w:rPr>
+                <w:rFonts w:ascii="Courier New" w:hAnsi="Courier New" w:cs="Courier New"/>
+              </w:rPr>
+            </w:pPr>
+            <w:proofErr w:type="spellStart"/>
+            <w:r>
+              <w:rPr>
+                <w:rFonts w:ascii="Courier New" w:hAnsi="Courier New" w:cs="Courier New"/>
+              </w:rPr>
+              <w:t>database_option</w:t>
+            </w:r>
+            <w:proofErr w:type="spellEnd"/>
+            <w:r>
+              <w:rPr>
+                <w:rFonts w:ascii="Courier New" w:hAnsi="Courier New" w:cs="Courier New"/>
+              </w:rPr>
+              <w:t xml:space="preserve"> = </w:t>
+            </w:r>
+            <w:r>
+              <w:rPr>
+                <w:rFonts w:ascii="Courier New" w:hAnsi="Courier New" w:cs="Courier New"/>
+              </w:rPr>
+              <w:t>"</w:t>
+            </w:r>
+            <w:r>
+              <w:rPr>
+                <w:rFonts w:ascii="Courier New" w:hAnsi="Courier New" w:cs="Courier New"/>
+              </w:rPr>
+              <w:t>JDB_LMDB_PERFORMANCE_LEVEL2</w:t>
+            </w:r>
+            <w:r>
+              <w:rPr>
+                <w:rFonts w:ascii="Courier New" w:hAnsi="Courier New" w:cs="Courier New"/>
+              </w:rPr>
+              <w:t>"</w:t>
+            </w:r>
+          </w:p>
+          <w:p>
+            <w:pPr>
+              <w:rPr>
+                <w:rFonts w:ascii="Courier New" w:hAnsi="Courier New" w:cs="Courier New"/>
+              </w:rPr>
+            </w:pPr>
+          </w:p>
+          <w:p>
+            <w:pPr>
+              <w:autoSpaceDE w:val="0"/>
+              <w:autoSpaceDN w:val="0"/>
+              <w:adjustRightInd w:val="0"/>
+              <w:rPr>
+                <w:rFonts w:ascii="Courier New" w:hAnsi="Courier New" w:cs="Courier New"/>
+              </w:rPr>
+            </w:pPr>
+            <w:r>
+              <w:rPr>
+                <w:rFonts w:ascii="Courier New" w:hAnsi="Courier New" w:cs="Courier New"/>
+              </w:rPr>
+              <w:t xml:space="preserve"># Specify the threshold size at which a journal resume is </w:t>
+            </w:r>
+            <w:r>
+              <w:rPr>
+                <w:rFonts w:ascii="Courier New" w:hAnsi="Courier New" w:cs="Courier New"/>
+              </w:rPr>
+              <w:t>"</w:t>
+            </w:r>
+            <w:r>
+              <w:rPr>
+                <w:rFonts w:ascii="Courier New" w:hAnsi="Courier New" w:cs="Courier New"/>
+              </w:rPr>
+              <w:t>worthwhile</w:t>
+            </w:r>
+            <w:r>
+              <w:rPr>
+                <w:rFonts w:ascii="Courier New" w:hAnsi="Courier New" w:cs="Courier New"/>
+              </w:rPr>
+              <w:t>"</w:t>
+            </w:r>
+          </w:p>
+          <w:p>
+            <w:pPr>
+              <w:autoSpaceDE w:val="0"/>
+              <w:autoSpaceDN w:val="0"/>
+              <w:adjustRightInd w:val="0"/>
+              <w:rPr>
+                <w:rFonts w:ascii="Courier New" w:hAnsi="Courier New" w:cs="Courier New"/>
+              </w:rPr>
+            </w:pPr>
+            <w:r>
+              <w:rPr>
+                <w:rFonts w:ascii="Courier New" w:hAnsi="Courier New" w:cs="Courier New"/>
+              </w:rPr>
+              <w:t xml:space="preserve"># If a partial journal resume record is found during session </w:t>
+            </w:r>
+            <w:proofErr w:type="spellStart"/>
+            <w:r>
+              <w:rPr>
+                <w:rFonts w:ascii="Courier New" w:hAnsi="Courier New" w:cs="Courier New"/>
+              </w:rPr>
+              <w:t>init</w:t>
+            </w:r>
+            <w:proofErr w:type="spellEnd"/>
+            <w:r>
+              <w:rPr>
+                <w:rFonts w:ascii="Courier New" w:hAnsi="Courier New" w:cs="Courier New"/>
+              </w:rPr>
+              <w:t xml:space="preserve"> that exceeds this threshold</w:t>
+            </w:r>
+          </w:p>
+          <w:p>
+            <w:pPr>
+              <w:autoSpaceDE w:val="0"/>
+              <w:autoSpaceDN w:val="0"/>
+              <w:adjustRightInd w:val="0"/>
+              <w:rPr>
+                <w:rFonts w:ascii="Courier New" w:hAnsi="Courier New" w:cs="Courier New"/>
+              </w:rPr>
+            </w:pPr>
+            <w:r>
+              <w:rPr>
+                <w:rFonts w:ascii="Courier New" w:hAnsi="Courier New" w:cs="Courier New"/>
+              </w:rPr>
+              <w:t xml:space="preserve"># </w:t>
+            </w:r>
+            <w:proofErr w:type="gramStart"/>
+            <w:r>
+              <w:rPr>
+                <w:rFonts w:ascii="Courier New" w:hAnsi="Courier New" w:cs="Courier New"/>
+              </w:rPr>
+              <w:t>then</w:t>
+            </w:r>
+            <w:proofErr w:type="gramEnd"/>
+            <w:r>
+              <w:rPr>
+                <w:rFonts w:ascii="Courier New" w:hAnsi="Courier New" w:cs="Courier New"/>
+              </w:rPr>
+              <w:t xml:space="preserve"> a journal resume will be performed</w:t>
+            </w:r>
+          </w:p>
+          <w:p>
+            <w:pPr>
+              <w:autoSpaceDE w:val="0"/>
+              <w:autoSpaceDN w:val="0"/>
+              <w:adjustRightInd w:val="0"/>
+              <w:rPr>
+                <w:rFonts w:ascii="Courier New" w:hAnsi="Courier New" w:cs="Courier New"/>
+              </w:rPr>
+            </w:pPr>
+            <w:r>
+              <w:rPr>
+                <w:rFonts w:ascii="Courier New" w:hAnsi="Courier New" w:cs="Courier New"/>
+              </w:rPr>
+              <w:t xml:space="preserve"># If the partial record is less than this size, the resume will be </w:t>
+            </w:r>
+            <w:proofErr w:type="gramStart"/>
+            <w:r>
+              <w:rPr>
+                <w:rFonts w:ascii="Courier New" w:hAnsi="Courier New" w:cs="Courier New"/>
+              </w:rPr>
+              <w:t>skipped</w:t>
+            </w:r>
+            <w:proofErr w:type="gramEnd"/>
+            <w:r>
+              <w:rPr>
+                <w:rFonts w:ascii="Courier New" w:hAnsi="Courier New" w:cs="Courier New"/>
+              </w:rPr>
+              <w:t xml:space="preserve"> and the record will be transferred from scratch.</w:t>
+            </w:r>
+          </w:p>
+          <w:p>
+            <w:pPr>
+              <w:autoSpaceDE w:val="0"/>
+              <w:autoSpaceDN w:val="0"/>
+              <w:adjustRightInd w:val="0"/>
+              <w:rPr>
+                <w:rFonts w:ascii="Courier New" w:hAnsi="Courier New" w:cs="Courier New"/>
+              </w:rPr>
+            </w:pPr>
+            <w:r>
+              <w:rPr>
+                <w:rFonts w:ascii="Courier New" w:hAnsi="Courier New" w:cs="Courier New"/>
+              </w:rPr>
+              <w:t># The special value 0 means always resume</w:t>
+            </w:r>
+          </w:p>
+          <w:p>
+            <w:pPr>
+              <w:autoSpaceDE w:val="0"/>
+              <w:autoSpaceDN w:val="0"/>
+              <w:adjustRightInd w:val="0"/>
+              <w:rPr>
+                <w:rFonts w:ascii="Courier New" w:hAnsi="Courier New" w:cs="Courier New"/>
+              </w:rPr>
+            </w:pPr>
+            <w:r>
+              <w:rPr>
+                <w:rFonts w:ascii="Courier New" w:hAnsi="Courier New" w:cs="Courier New"/>
+              </w:rPr>
+              <w:t># Any negative number disables resume entirely</w:t>
+            </w:r>
+          </w:p>
+          <w:p>
+            <w:pPr>
+              <w:autoSpaceDE w:val="0"/>
+              <w:autoSpaceDN w:val="0"/>
+              <w:adjustRightInd w:val="0"/>
+              <w:rPr>
+                <w:rFonts w:ascii="Courier New" w:hAnsi="Courier New" w:cs="Courier New"/>
+              </w:rPr>
+            </w:pPr>
+            <w:proofErr w:type="spellStart"/>
+            <w:r>
+              <w:rPr>
+                <w:rFonts w:ascii="Courier New" w:hAnsi="Courier New" w:cs="Courier New"/>
+              </w:rPr>
+              <w:t>journal_resume_threshold_size</w:t>
+            </w:r>
+            <w:proofErr w:type="spellEnd"/>
+            <w:r>
+              <w:rPr>
+                <w:rFonts w:ascii="Courier New" w:hAnsi="Courier New" w:cs="Courier New"/>
+              </w:rPr>
+              <w:t xml:space="preserve"> = 1048576</w:t>
+            </w:r>
+            <w:proofErr w:type="gramStart"/>
+            <w:r>
+              <w:rPr>
+                <w:rFonts w:ascii="Courier New" w:hAnsi="Courier New" w:cs="Courier New"/>
+              </w:rPr>
+              <w:t>L; #</w:t>
+            </w:r>
+            <w:proofErr w:type="gramEnd"/>
+            <w:r>
+              <w:rPr>
+                <w:rFonts w:ascii="Courier New" w:hAnsi="Courier New" w:cs="Courier New"/>
+              </w:rPr>
+              <w:t>1024*1024 = 1MB (1,048,576 bytes)</w:t>
+            </w:r>
+          </w:p>
+          <w:p>
+            <w:pPr>
+              <w:rPr>
+                <w:rFonts w:ascii="Courier New" w:hAnsi="Courier New" w:cs="Courier New"/>
+              </w:rPr>
+            </w:pPr>
+          </w:p>
+          <w:p>
+            <w:pPr>
+              <w:rPr>
+                <w:rFonts w:ascii="Courier New" w:hAnsi="Courier New" w:cs="Courier New"/>
+              </w:rPr>
+            </w:pPr>
+            <w:r>
+              <w:rPr>
+                <w:rFonts w:ascii="Courier New" w:hAnsi="Courier New" w:cs="Courier New"/>
+              </w:rPr>
               <w:t xml:space="preserve"># seccomp will restrict the </w:t>
             </w:r>
             <w:proofErr w:type="spellStart"/>
@@ -18769,6 +21206,7 @@
               <w:rPr>
                 <w:rFonts w:ascii="Courier New" w:hAnsi="Courier New" w:cs="Courier New"/>
               </w:rPr>
+              <w:lastRenderedPageBreak/>
               <w:t>final_seccomp_rules</w:t>
             </w:r>
             <w:proofErr w:type="spellEnd"/>
@@ -18776,14 +21214,7 @@
               <w:rPr>
                 <w:rFonts w:ascii="Courier New" w:hAnsi="Courier New" w:cs="Courier New"/>
               </w:rPr>
-              <w:t xml:space="preserve"> = ["clock_nanosleep","connect","epoll_create","epoll_ctl","epoll_wait","exit","exit_group","fdatasync","fsync","ftruncate","futex","getdents","getdents64","getpeername","getppid","getrandom","getrlimit","getti</w:t>
-            </w:r>
-            <w:r>
-              <w:rPr>
-                <w:rFonts w:ascii="Courier New" w:hAnsi="Courier New" w:cs="Courier New"/>
-              </w:rPr>
-              <w:lastRenderedPageBreak/>
-              <w:t>d","getuid","getsockname","madvise","mkdir","nanosleep","poll","pread64","pwrite64","recvfrom","rename","rt_sigreturn","sched_getaffinity","sched_yield","select","sendto","setsockopt","shutdown","socket","sysinfo"]</w:t>
+              <w:t xml:space="preserve"> = ["clock_nanosleep","connect","epoll_create","epoll_ctl","epoll_wait","exit","exit_group","fdatasync","fsync","ftruncate","futex","getdents","getdents64","getpeername","getppid","getrandom","getrlimit","gettid","getuid","getsockname","madvise","mkdir","nanosleep","poll","pread64","pwrite64","recvfrom","rename","rt_sigreturn","sched_getaffinity","sched_yield","select","sendto","setsockopt","shutdown","socket","sysinfo"]</w:t>
             </w:r>
           </w:p>
           <w:p>
@@ -18904,8 +21335,8 @@
       <w:pPr>
         <w:pStyle w:val="Heading1"/>
       </w:pPr>
-      <w:bookmarkStart w:id="27" w:name="_Toc996716301"/>
-      <w:bookmarkStart w:id="28" w:name="_Toc175160790"/>
+      <w:bookmarkStart w:id="28" w:name="_Toc996716301"/>
+      <w:bookmarkStart w:id="29" w:name="_Toc196424737"/>
       <w:r>
         <w:t xml:space="preserve">Build and Install </w:t>
       </w:r>
@@ -18917,20 +21348,54 @@
       <w:r>
         <w:t xml:space="preserve"> Java</w:t>
       </w:r>
-      <w:bookmarkEnd w:id="27"/>
       <w:bookmarkEnd w:id="28"/>
+      <w:bookmarkEnd w:id="29"/>
     </w:p>
     <w:p>
       <w:pPr>
         <w:pStyle w:val="Heading2"/>
       </w:pPr>
-      <w:bookmarkStart w:id="29" w:name="_Toc2070127390"/>
-      <w:bookmarkStart w:id="30" w:name="_Toc175160791"/>
+      <w:bookmarkStart w:id="30" w:name="_Toc2070127390"/>
+      <w:bookmarkStart w:id="31" w:name="_Toc196424738"/>
       <w:r>
         <w:t>System Provisioning</w:t>
       </w:r>
-      <w:bookmarkEnd w:id="29"/>
       <w:bookmarkEnd w:id="30"/>
+      <w:bookmarkEnd w:id="31"/>
+    </w:p>
+    <w:p>
+      <w:proofErr w:type="spellStart"/>
+      <w:r>
+        <w:t>BeepCore</w:t>
+      </w:r>
+      <w:proofErr w:type="spellEnd"/>
+      <w:r>
+        <w:t xml:space="preserve"> Java is </w:t>
+      </w:r>
+      <w:r>
+        <w:t xml:space="preserve">a </w:t>
+      </w:r>
+      <w:r>
+        <w:t xml:space="preserve">Java implementation of </w:t>
+      </w:r>
+      <w:r>
+        <w:t>BEEP (</w:t>
+      </w:r>
+      <w:r>
+        <w:t>RFC3080</w:t>
+      </w:r>
+      <w:r>
+        <w:t xml:space="preserve"> and RFC3081) and is </w:t>
+      </w:r>
+      <w:r>
+        <w:t>required</w:t>
+      </w:r>
+      <w:r>
+        <w:t xml:space="preserve"> by JJNL.</w:t>
+      </w:r>
+      <w:r>
+        <w:t xml:space="preserve"> </w:t>
+      </w:r>
     </w:p>
     <w:p>
       <w:r>
@@ -19010,8 +21475,8 @@
       <w:pPr>
         <w:pStyle w:val="Heading2"/>
       </w:pPr>
-      <w:bookmarkStart w:id="31" w:name="_Toc516562772"/>
-      <w:bookmarkStart w:id="32" w:name="_Toc175160792"/>
+      <w:bookmarkStart w:id="32" w:name="_Toc516562772"/>
+      <w:bookmarkStart w:id="33" w:name="_Toc196424739"/>
       <w:r>
         <w:t>Clone “</w:t>
       </w:r>
@@ -19026,8 +21491,8 @@
       <w:r>
         <w:t xml:space="preserve"> from GitHub</w:t>
       </w:r>
-      <w:bookmarkEnd w:id="31"/>
       <w:bookmarkEnd w:id="32"/>
+      <w:bookmarkEnd w:id="33"/>
     </w:p>
     <w:p>
       <w:pPr>
@@ -19112,7 +21577,7 @@
       </w:hyperlink>
     </w:p>
     <w:p>
-      <w:bookmarkStart w:id="33" w:name="_Toc802614960"/>
+      <w:bookmarkStart w:id="34" w:name="_Toc802614960"/>
       <w:r>
         <w:t xml:space="preserve">Build and Install </w:t>
       </w:r>
@@ -19128,7 +21593,7 @@
       <w:r>
         <w:t>Java</w:t>
       </w:r>
-      <w:bookmarkEnd w:id="33"/>
+      <w:bookmarkEnd w:id="34"/>
       <w:r>
         <w:t>Build</w:t>
       </w:r>
@@ -19234,6 +21699,7 @@
         <w:spacing w:after="0" w:line="240" w:lineRule="auto"/>
       </w:pPr>
       <w:r>
+        <w:lastRenderedPageBreak/>
         <w:t xml:space="preserve">Install </w:t>
       </w:r>
       <w:r>
@@ -19297,7 +21763,6 @@
     <w:p/>
     <w:p>
       <w:r>
-        <w:lastRenderedPageBreak/>
         <w:t xml:space="preserve">This should install 3 JAR files to ~/.m2/repository/ as shown in the </w:t>
       </w:r>
       <w:r>
@@ -19523,14 +21988,22 @@
     <w:p/>
     <w:p>
       <w:r>
-        <w:t>Verify that the 3 JAR files mentioned above are successfully installed; if for some reason those are not installed, manually install (copy) them to intended destination as shown above.</w:t>
+        <w:t xml:space="preserve">Verify that the 3 JAR files mentioned above are successfully installed; if for some reason those are not installed, manually install (copy) them to </w:t>
+      </w:r>
+      <w:proofErr w:type="gramStart"/>
+      <w:r>
+        <w:t>intended</w:t>
+      </w:r>
+      <w:proofErr w:type="gramEnd"/>
+      <w:r>
+        <w:t xml:space="preserve"> destination as shown above.</w:t>
       </w:r>
     </w:p>
     <w:p>
       <w:pPr>
         <w:pStyle w:val="Heading2"/>
       </w:pPr>
-      <w:bookmarkStart w:id="34" w:name="_Toc175160793"/>
+      <w:bookmarkStart w:id="35" w:name="_Toc196424740"/>
       <w:r>
         <w:t xml:space="preserve">Install </w:t>
       </w:r>
@@ -19542,7 +22015,7 @@
       <w:r>
         <w:t xml:space="preserve"> Java from pre-built jar files</w:t>
       </w:r>
-      <w:bookmarkEnd w:id="34"/>
+      <w:bookmarkEnd w:id="35"/>
     </w:p>
     <w:p>
       <w:r>
@@ -19990,15 +22463,24 @@
         </w:rPr>
       </w:pPr>
       <w:r>
-        <w:t>Verify that the 3 JAR files mentioned above are successfully installed; if for some reason those are not installed, manually install (copy) them to intended destination as shown above.</w:t>
+        <w:lastRenderedPageBreak/>
+        <w:t xml:space="preserve">Verify that the 3 JAR files mentioned above are successfully installed; if for some reason those are not installed, manually install (copy) them to </w:t>
+      </w:r>
+      <w:proofErr w:type="gramStart"/>
+      <w:r>
+        <w:t>intended</w:t>
+      </w:r>
+      <w:proofErr w:type="gramEnd"/>
+      <w:r>
+        <w:t xml:space="preserve"> destination as shown above.</w:t>
       </w:r>
     </w:p>
     <w:p>
       <w:pPr>
         <w:pStyle w:val="Heading1"/>
       </w:pPr>
-      <w:bookmarkStart w:id="35" w:name="_Toc1045592616"/>
-      <w:bookmarkStart w:id="36" w:name="_Toc175160794"/>
+      <w:bookmarkStart w:id="36" w:name="_Toc1045592616"/>
+      <w:bookmarkStart w:id="37" w:name="_Toc196424741"/>
       <w:r>
         <w:t>Build and Install Java Subscriber</w:t>
       </w:r>
@@ -20022,15 +22504,15 @@
       <w:r>
         <w:t>.jar)</w:t>
       </w:r>
-      <w:bookmarkEnd w:id="35"/>
       <w:bookmarkEnd w:id="36"/>
+      <w:bookmarkEnd w:id="37"/>
     </w:p>
     <w:p>
       <w:pPr>
         <w:pStyle w:val="Heading2"/>
       </w:pPr>
-      <w:bookmarkStart w:id="37" w:name="_Toc1813195158"/>
-      <w:bookmarkStart w:id="38" w:name="_Toc175160795"/>
+      <w:bookmarkStart w:id="38" w:name="_Toc1813195158"/>
+      <w:bookmarkStart w:id="39" w:name="_Toc196424742"/>
       <w:r>
         <w:t>Clone “</w:t>
       </w:r>
@@ -20042,8 +22524,8 @@
       <w:r>
         <w:t>” repository from GitHub</w:t>
       </w:r>
-      <w:bookmarkEnd w:id="37"/>
       <w:bookmarkEnd w:id="38"/>
+      <w:bookmarkEnd w:id="39"/>
     </w:p>
     <w:p>
       <w:r>
@@ -20072,7 +22554,6 @@
         <w:rPr>
           <w:rFonts w:ascii="Courier New" w:hAnsi="Courier New" w:cs="Courier New"/>
         </w:rPr>
-        <w:lastRenderedPageBreak/>
         <w:t xml:space="preserve">% cd </w:t>
       </w:r>
       <w:r>
@@ -20228,7 +22709,7 @@
       <w:pPr>
         <w:pStyle w:val="Heading2"/>
       </w:pPr>
-      <w:bookmarkStart w:id="39" w:name="_Toc175160796"/>
+      <w:bookmarkStart w:id="40" w:name="_Toc196424743"/>
       <w:r>
         <w:t>Build and Install Java Subscriber (</w:t>
       </w:r>
@@ -20240,7 +22721,7 @@
       <w:r>
         <w:t>)</w:t>
       </w:r>
-      <w:bookmarkEnd w:id="39"/>
+      <w:bookmarkEnd w:id="40"/>
     </w:p>
     <w:p>
       <w:pPr>
@@ -20528,6 +23009,7 @@
           <w:szCs w:val="22"/>
         </w:rPr>
       </w:pPr>
+      <w:proofErr w:type="gramStart"/>
       <w:r>
         <w:rPr>
           <w:rFonts w:asciiTheme="minorHAnsi" w:hAnsiTheme="minorHAnsi" w:cstheme="minorHAnsi"/>
@@ -20538,6 +23020,7 @@
         </w:rPr>
         <w:t>Install</w:t>
       </w:r>
+      <w:proofErr w:type="gramEnd"/>
       <w:r>
         <w:rPr>
           <w:rFonts w:asciiTheme="minorHAnsi" w:hAnsiTheme="minorHAnsi" w:cstheme="minorHAnsi"/>
@@ -20731,16 +23214,16 @@
       <w:pPr>
         <w:pStyle w:val="Heading2"/>
       </w:pPr>
-      <w:bookmarkStart w:id="40" w:name="_Toc116061344"/>
-      <w:bookmarkStart w:id="41" w:name="_Toc398355576"/>
-      <w:bookmarkStart w:id="42" w:name="_Toc175160797"/>
+      <w:bookmarkStart w:id="41" w:name="_Toc116061344"/>
+      <w:bookmarkStart w:id="42" w:name="_Toc398355576"/>
+      <w:bookmarkStart w:id="43" w:name="_Toc196424744"/>
       <w:r>
         <w:t>Configure jnl_test-*.jar as a Subscriber</w:t>
       </w:r>
-      <w:bookmarkEnd w:id="40"/>
-      <w:bookmarkEnd w:id="42"/>
-    </w:p>
-    <w:bookmarkEnd w:id="41"/>
+      <w:bookmarkEnd w:id="41"/>
+      <w:bookmarkEnd w:id="43"/>
+    </w:p>
+    <w:bookmarkEnd w:id="42"/>
     <w:p>
       <w:r>
         <w:rPr>
@@ -20971,8 +23454,16 @@
               <w:rPr>
                 <w:rFonts w:ascii="Courier New" w:hAnsi="Courier New" w:cs="Courier New"/>
               </w:rPr>
-              <w:t xml:space="preserve">  "subscriber": {</w:t>
-            </w:r>
+              <w:t xml:space="preserve">  "subscriber</w:t>
+            </w:r>
+            <w:proofErr w:type="gramStart"/>
+            <w:r>
+              <w:rPr>
+                <w:rFonts w:ascii="Courier New" w:hAnsi="Courier New" w:cs="Courier New"/>
+              </w:rPr>
+              <w:t>": {</w:t>
+            </w:r>
+            <w:proofErr w:type="gramEnd"/>
           </w:p>
           <w:p>
             <w:pPr>
@@ -21286,12 +23777,14 @@
               <w:t>ssl</w:t>
             </w:r>
             <w:proofErr w:type="spellEnd"/>
+            <w:proofErr w:type="gramStart"/>
             <w:r>
               <w:rPr>
                 <w:rFonts w:ascii="Courier New" w:hAnsi="Courier New" w:cs="Courier New"/>
               </w:rPr>
               <w:t>": {</w:t>
             </w:r>
+            <w:proofErr w:type="gramEnd"/>
           </w:p>
           <w:p>
             <w:pPr>
@@ -21522,6 +24015,23 @@
           <w:p/>
         </w:tc>
       </w:tr>
+      <w:tr>
+        <w:tc>
+          <w:tcPr>
+            <w:tcW w:w="9350" w:type="dxa"/>
+          </w:tcPr>
+          <w:p>
+            <w:pPr>
+              <w:autoSpaceDE w:val="0"/>
+              <w:autoSpaceDN w:val="0"/>
+              <w:adjustRightInd w:val="0"/>
+              <w:rPr>
+                <w:rFonts w:ascii="Courier New" w:hAnsi="Courier New" w:cs="Courier New"/>
+              </w:rPr>
+            </w:pPr>
+          </w:p>
+        </w:tc>
+      </w:tr>
     </w:tbl>
     <w:p/>
     <w:p>
@@ -21539,11 +24049,11 @@
       <w:pPr>
         <w:pStyle w:val="Heading2"/>
       </w:pPr>
-      <w:bookmarkStart w:id="43" w:name="_Toc175160798"/>
+      <w:bookmarkStart w:id="44" w:name="_Toc196424745"/>
       <w:r>
         <w:t>Configure jnl_test-*.jar as a Publisher</w:t>
       </w:r>
-      <w:bookmarkEnd w:id="43"/>
+      <w:bookmarkEnd w:id="44"/>
     </w:p>
     <w:p>
       <w:r>
@@ -21581,16 +24091,16 @@
         <mc:AlternateContent>
           <mc:Choice Requires="wps">
             <w:drawing>
-              <wp:anchor distT="45720" distB="45720" distL="114300" distR="114300" simplePos="0" relativeHeight="251658243" behindDoc="0" locked="0" layoutInCell="1" allowOverlap="1" wp14:anchorId="7FC7B388" wp14:editId="3FDF4457">
+              <wp:anchor distT="45720" distB="45720" distL="114300" distR="114300" simplePos="0" relativeHeight="251658752" behindDoc="0" locked="0" layoutInCell="1" allowOverlap="1" wp14:anchorId="7FC7B388" wp14:editId="2B3F70B4">
                 <wp:simplePos x="0" y="0"/>
                 <wp:positionH relativeFrom="margin">
-                  <wp:align>left</wp:align>
+                  <wp:posOffset>0</wp:posOffset>
                 </wp:positionH>
                 <wp:positionV relativeFrom="paragraph">
-                  <wp:posOffset>333375</wp:posOffset>
+                  <wp:posOffset>332105</wp:posOffset>
                 </wp:positionV>
-                <wp:extent cx="6153150" cy="4895850"/>
-                <wp:effectExtent l="0" t="0" r="19050" b="19050"/>
+                <wp:extent cx="6153150" cy="5095875"/>
+                <wp:effectExtent l="0" t="0" r="19050" b="28575"/>
                 <wp:wrapSquare wrapText="bothSides"/>
                 <wp:docPr id="8" name="Text Box 2"/>
                 <wp:cNvGraphicFramePr>
@@ -21605,7 +24115,7 @@
                       <wps:spPr bwMode="auto">
                         <a:xfrm>
                           <a:off x="0" y="0"/>
-                          <a:ext cx="6153150" cy="4895850"/>
+                          <a:ext cx="6153150" cy="5095875"/>
                         </a:xfrm>
                         <a:prstGeom prst="rect">
                           <a:avLst/>
@@ -21757,21 +24267,7 @@
                               <w:rPr>
                                 <w:rFonts w:ascii="Courier New" w:hAnsi="Courier New" w:cs="Courier New"/>
                               </w:rPr>
-                              <w:t xml:space="preserve">    "input</w:t>
-                            </w:r>
-                            <w:proofErr w:type="gramStart"/>
-                            <w:r>
-                              <w:rPr>
-                                <w:rFonts w:ascii="Courier New" w:hAnsi="Courier New" w:cs="Courier New"/>
-                              </w:rPr>
-                              <w:t>" :</w:t>
-                            </w:r>
-                            <w:proofErr w:type="gramEnd"/>
-                            <w:r>
-                              <w:rPr>
-                                <w:rFonts w:ascii="Courier New" w:hAnsi="Courier New" w:cs="Courier New"/>
-                              </w:rPr>
-                              <w:t xml:space="preserve"> "</w:t>
+                              <w:t xml:space="preserve">    "input" : "</w:t>
                             </w:r>
                             <w:r>
                               <w:rPr>
@@ -21794,21 +24290,7 @@
                               <w:rPr>
                                 <w:rFonts w:ascii="Courier New" w:hAnsi="Courier New" w:cs="Courier New"/>
                               </w:rPr>
-                              <w:t xml:space="preserve">    "output</w:t>
-                            </w:r>
-                            <w:proofErr w:type="gramStart"/>
-                            <w:r>
-                              <w:rPr>
-                                <w:rFonts w:ascii="Courier New" w:hAnsi="Courier New" w:cs="Courier New"/>
-                              </w:rPr>
-                              <w:t>" :</w:t>
-                            </w:r>
-                            <w:proofErr w:type="gramEnd"/>
-                            <w:r>
-                              <w:rPr>
-                                <w:rFonts w:ascii="Courier New" w:hAnsi="Courier New" w:cs="Courier New"/>
-                              </w:rPr>
-                              <w:t xml:space="preserve"> "./output",</w:t>
+                              <w:t xml:space="preserve">    "output" : "./output",</w:t>
                             </w:r>
                           </w:p>
                           <w:p>
@@ -21842,21 +24324,7 @@
                               <w:rPr>
                                 <w:rFonts w:ascii="Courier New" w:hAnsi="Courier New" w:cs="Courier New"/>
                               </w:rPr>
-                              <w:t xml:space="preserve">      </w:t>
-                            </w:r>
-                            <w:proofErr w:type="gramStart"/>
-                            <w:r>
-                              <w:rPr>
-                                <w:rFonts w:ascii="Courier New" w:hAnsi="Courier New" w:cs="Courier New"/>
-                              </w:rPr>
-                              <w:t>{ "</w:t>
-                            </w:r>
-                            <w:proofErr w:type="gramEnd"/>
-                            <w:r>
-                              <w:rPr>
-                                <w:rFonts w:ascii="Courier New" w:hAnsi="Courier New" w:cs="Courier New"/>
-                              </w:rPr>
-                              <w:t>hosts": ["192.168.90.5"],</w:t>
+                              <w:t xml:space="preserve">      { "hosts": ["192.168.90.5"],</w:t>
                             </w:r>
                           </w:p>
                           <w:p>
@@ -22184,6 +24652,7 @@
                               <w:t>}</w:t>
                             </w:r>
                           </w:p>
+                          <w:p/>
                         </w:txbxContent>
                       </wps:txbx>
                       <wps:bodyPr rot="0" vert="horz" wrap="square" lIns="91440" tIns="45720" rIns="91440" bIns="45720" anchor="t" anchorCtr="0">
@@ -22207,7 +24676,7 @@
                 <v:stroke joinstyle="miter"/>
                 <v:path gradientshapeok="t" o:connecttype="rect"/>
               </v:shapetype>
-              <v:shape id="Text Box 2" o:spid="_x0000_s1026" type="#_x0000_t202" style="position:absolute;margin-left:0;margin-top:26.25pt;width:484.5pt;height:385.5pt;z-index:251658243;visibility:visible;mso-wrap-style:square;mso-width-percent:0;mso-height-percent:0;mso-wrap-distance-left:9pt;mso-wrap-distance-top:3.6pt;mso-wrap-distance-right:9pt;mso-wrap-distance-bottom:3.6pt;mso-position-horizontal:left;mso-position-horizontal-relative:margin;mso-position-vertical:absolute;mso-position-vertical-relative:text;mso-width-percent:0;mso-height-percent:0;mso-width-relative:margin;mso-height-relative:margin;v-text-anchor:top" o:gfxdata="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">
+              <v:shape id="Text Box 2" o:spid="_x0000_s1026" type="#_x0000_t202" style="position:absolute;margin-left:0;margin-top:26.15pt;width:484.5pt;height:401.25pt;z-index:251658752;visibility:visible;mso-wrap-style:square;mso-width-percent:0;mso-height-percent:0;mso-wrap-distance-left:9pt;mso-wrap-distance-top:3.6pt;mso-wrap-distance-right:9pt;mso-wrap-distance-bottom:3.6pt;mso-position-horizontal:absolute;mso-position-horizontal-relative:margin;mso-position-vertical:absolute;mso-position-vertical-relative:text;mso-width-percent:0;mso-height-percent:0;mso-width-relative:margin;mso-height-relative:margin;v-text-anchor:top" o:gfxdata="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">
                 <v:textbox>
                   <w:txbxContent>
                     <w:p>
@@ -22343,21 +24812,7 @@
                         <w:rPr>
                           <w:rFonts w:ascii="Courier New" w:hAnsi="Courier New" w:cs="Courier New"/>
                         </w:rPr>
-                        <w:t xml:space="preserve">    "input</w:t>
-                      </w:r>
-                      <w:proofErr w:type="gramStart"/>
-                      <w:r>
-                        <w:rPr>
-                          <w:rFonts w:ascii="Courier New" w:hAnsi="Courier New" w:cs="Courier New"/>
-                        </w:rPr>
-                        <w:t>" :</w:t>
-                      </w:r>
-                      <w:proofErr w:type="gramEnd"/>
-                      <w:r>
-                        <w:rPr>
-                          <w:rFonts w:ascii="Courier New" w:hAnsi="Courier New" w:cs="Courier New"/>
-                        </w:rPr>
-                        <w:t xml:space="preserve"> "</w:t>
+                        <w:t xml:space="preserve">    "input" : "</w:t>
                       </w:r>
                       <w:r>
                         <w:rPr>
@@ -22380,21 +24835,7 @@
                         <w:rPr>
                           <w:rFonts w:ascii="Courier New" w:hAnsi="Courier New" w:cs="Courier New"/>
                         </w:rPr>
-                        <w:t xml:space="preserve">    "output</w:t>
-                      </w:r>
-                      <w:proofErr w:type="gramStart"/>
-                      <w:r>
-                        <w:rPr>
-                          <w:rFonts w:ascii="Courier New" w:hAnsi="Courier New" w:cs="Courier New"/>
-                        </w:rPr>
-                        <w:t>" :</w:t>
-                      </w:r>
-                      <w:proofErr w:type="gramEnd"/>
-                      <w:r>
-                        <w:rPr>
-                          <w:rFonts w:ascii="Courier New" w:hAnsi="Courier New" w:cs="Courier New"/>
-                        </w:rPr>
-                        <w:t xml:space="preserve"> "./output",</w:t>
+                        <w:t xml:space="preserve">    "output" : "./output",</w:t>
                       </w:r>
                     </w:p>
                     <w:p>
@@ -22428,21 +24869,7 @@
                         <w:rPr>
                           <w:rFonts w:ascii="Courier New" w:hAnsi="Courier New" w:cs="Courier New"/>
                         </w:rPr>
-                        <w:t xml:space="preserve">      </w:t>
-                      </w:r>
-                      <w:proofErr w:type="gramStart"/>
-                      <w:r>
-                        <w:rPr>
-                          <w:rFonts w:ascii="Courier New" w:hAnsi="Courier New" w:cs="Courier New"/>
-                        </w:rPr>
-                        <w:t>{ "</w:t>
-                      </w:r>
-                      <w:proofErr w:type="gramEnd"/>
-                      <w:r>
-                        <w:rPr>
-                          <w:rFonts w:ascii="Courier New" w:hAnsi="Courier New" w:cs="Courier New"/>
-                        </w:rPr>
-                        <w:t>hosts": ["192.168.90.5"],</w:t>
+                        <w:t xml:space="preserve">      { "hosts": ["192.168.90.5"],</w:t>
                       </w:r>
                     </w:p>
                     <w:p>
@@ -22770,6 +25197,7 @@
                         <w:t>}</w:t>
                       </w:r>
                     </w:p>
+                    <w:p/>
                   </w:txbxContent>
                 </v:textbox>
                 <w10:wrap type="square" anchorx="margin"/>
@@ -22783,13 +25211,13 @@
       <w:pPr>
         <w:pStyle w:val="Heading1"/>
       </w:pPr>
-      <w:bookmarkStart w:id="44" w:name="_Toc654850788"/>
-      <w:bookmarkStart w:id="45" w:name="_Toc175160799"/>
+      <w:bookmarkStart w:id="45" w:name="_Toc654850788"/>
+      <w:bookmarkStart w:id="46" w:name="_Toc196424746"/>
       <w:r>
         <w:t>Run Publisher and Subscriber to Transfer JAL Records</w:t>
       </w:r>
-      <w:bookmarkEnd w:id="44"/>
       <w:bookmarkEnd w:id="45"/>
+      <w:bookmarkEnd w:id="46"/>
     </w:p>
     <w:p>
       <w:r>
@@ -22800,8 +25228,8 @@
       <w:pPr>
         <w:pStyle w:val="Heading2"/>
       </w:pPr>
-      <w:bookmarkStart w:id="46" w:name="_Toc1692150472"/>
-      <w:bookmarkStart w:id="47" w:name="_Toc175160800"/>
+      <w:bookmarkStart w:id="47" w:name="_Toc1692150472"/>
+      <w:bookmarkStart w:id="48" w:name="_Toc196424747"/>
       <w:r>
         <w:t xml:space="preserve">Disable </w:t>
       </w:r>
@@ -22828,8 +25256,8 @@
       <w:r>
         <w:t xml:space="preserve"> Only)</w:t>
       </w:r>
-      <w:bookmarkEnd w:id="46"/>
       <w:bookmarkEnd w:id="47"/>
+      <w:bookmarkEnd w:id="48"/>
     </w:p>
     <w:p>
       <w:pPr>
@@ -23015,8 +25443,8 @@
       <w:pPr>
         <w:pStyle w:val="Heading2"/>
       </w:pPr>
-      <w:bookmarkStart w:id="48" w:name="_Toc1641023059"/>
-      <w:bookmarkStart w:id="49" w:name="_Toc175160801"/>
+      <w:bookmarkStart w:id="49" w:name="_Toc1641023059"/>
+      <w:bookmarkStart w:id="50" w:name="_Toc196424748"/>
       <w:r>
         <w:t>Stop Firewall (</w:t>
       </w:r>
@@ -23032,11 +25460,11 @@
       <w:r>
         <w:t xml:space="preserve"> </w:t>
       </w:r>
-      <w:bookmarkEnd w:id="48"/>
+      <w:bookmarkEnd w:id="49"/>
       <w:r>
         <w:t>Only)</w:t>
       </w:r>
-      <w:bookmarkEnd w:id="49"/>
+      <w:bookmarkEnd w:id="50"/>
     </w:p>
     <w:p>
       <w:pPr>
@@ -23202,7 +25630,6 @@
         <w:rPr>
           <w:rFonts w:ascii="Courier New" w:hAnsi="Courier New" w:cs="Courier New"/>
         </w:rPr>
-        <w:lastRenderedPageBreak/>
         <w:t>RHEL/CentOS 7.x</w:t>
       </w:r>
       <w:r>
@@ -23422,13 +25849,13 @@
       <w:pPr>
         <w:pStyle w:val="Heading2"/>
       </w:pPr>
-      <w:bookmarkStart w:id="50" w:name="_Toc1756069849"/>
-      <w:bookmarkStart w:id="51" w:name="_Toc175160802"/>
+      <w:bookmarkStart w:id="51" w:name="_Toc1756069849"/>
+      <w:bookmarkStart w:id="52" w:name="_Toc196424749"/>
       <w:r>
         <w:t>Start JAL-LOCAL-STORE</w:t>
       </w:r>
-      <w:bookmarkEnd w:id="50"/>
       <w:bookmarkEnd w:id="51"/>
+      <w:bookmarkEnd w:id="52"/>
     </w:p>
     <w:p>
       <w:pPr>
@@ -23481,7 +25908,21 @@
         <w:rPr>
           <w:rFonts w:ascii="Courier New" w:hAnsi="Courier New" w:cs="Courier New"/>
         </w:rPr>
-        <w:t xml:space="preserve"> For examples -</w:t>
+        <w:t xml:space="preserve"> For </w:t>
+      </w:r>
+      <w:proofErr w:type="gramStart"/>
+      <w:r>
+        <w:rPr>
+          <w:rFonts w:ascii="Courier New" w:hAnsi="Courier New" w:cs="Courier New"/>
+        </w:rPr>
+        <w:t>examples</w:t>
+      </w:r>
+      <w:proofErr w:type="gramEnd"/>
+      <w:r>
+        <w:rPr>
+          <w:rFonts w:ascii="Courier New" w:hAnsi="Courier New" w:cs="Courier New"/>
+        </w:rPr>
+        <w:t xml:space="preserve"> -</w:t>
       </w:r>
     </w:p>
     <w:p>
@@ -23931,13 +26372,13 @@
       <w:pPr>
         <w:pStyle w:val="Heading2"/>
       </w:pPr>
-      <w:bookmarkStart w:id="52" w:name="_Toc1693291696"/>
-      <w:bookmarkStart w:id="53" w:name="_Toc175160803"/>
+      <w:bookmarkStart w:id="53" w:name="_Toc1693291696"/>
+      <w:bookmarkStart w:id="54" w:name="_Toc196424750"/>
       <w:r>
         <w:t>Insert Records into JAL-Local-Store</w:t>
       </w:r>
-      <w:bookmarkEnd w:id="52"/>
       <w:bookmarkEnd w:id="53"/>
+      <w:bookmarkEnd w:id="54"/>
     </w:p>
     <w:p>
       <w:pPr>
@@ -23989,13 +26430,13 @@
       <w:pPr>
         <w:pStyle w:val="Heading3"/>
       </w:pPr>
-      <w:bookmarkStart w:id="54" w:name="_Toc1859275897"/>
-      <w:bookmarkStart w:id="55" w:name="_Toc175160804"/>
+      <w:bookmarkStart w:id="55" w:name="_Toc1859275897"/>
+      <w:bookmarkStart w:id="56" w:name="_Toc196424751"/>
       <w:r>
         <w:t>Insert Log Records</w:t>
       </w:r>
-      <w:bookmarkEnd w:id="54"/>
       <w:bookmarkEnd w:id="55"/>
+      <w:bookmarkEnd w:id="56"/>
     </w:p>
     <w:p>
       <w:pPr>
@@ -24152,13 +26593,13 @@
       <w:pPr>
         <w:pStyle w:val="Heading3"/>
       </w:pPr>
-      <w:bookmarkStart w:id="56" w:name="_Toc276671551"/>
-      <w:bookmarkStart w:id="57" w:name="_Toc175160805"/>
+      <w:bookmarkStart w:id="57" w:name="_Toc276671551"/>
+      <w:bookmarkStart w:id="58" w:name="_Toc196424752"/>
       <w:r>
         <w:t>Insert Audit Records</w:t>
       </w:r>
-      <w:bookmarkEnd w:id="56"/>
       <w:bookmarkEnd w:id="57"/>
+      <w:bookmarkEnd w:id="58"/>
     </w:p>
     <w:p>
       <w:pPr>
@@ -24315,13 +26756,13 @@
       <w:pPr>
         <w:pStyle w:val="Heading3"/>
       </w:pPr>
-      <w:bookmarkStart w:id="58" w:name="_Toc852750530"/>
-      <w:bookmarkStart w:id="59" w:name="_Toc175160806"/>
+      <w:bookmarkStart w:id="59" w:name="_Toc852750530"/>
+      <w:bookmarkStart w:id="60" w:name="_Toc196424753"/>
       <w:r>
         <w:t>Insert Journal Records</w:t>
       </w:r>
-      <w:bookmarkEnd w:id="58"/>
       <w:bookmarkEnd w:id="59"/>
+      <w:bookmarkEnd w:id="60"/>
     </w:p>
     <w:p>
       <w:pPr>
@@ -24478,13 +26919,13 @@
       <w:pPr>
         <w:pStyle w:val="Heading2"/>
       </w:pPr>
-      <w:bookmarkStart w:id="60" w:name="_Toc489902477"/>
-      <w:bookmarkStart w:id="61" w:name="_Toc175160807"/>
+      <w:bookmarkStart w:id="61" w:name="_Toc489902477"/>
+      <w:bookmarkStart w:id="62" w:name="_Toc196424754"/>
       <w:r>
         <w:t>Check for Inserted Records in JAL-Local-Store</w:t>
       </w:r>
-      <w:bookmarkEnd w:id="60"/>
       <w:bookmarkEnd w:id="61"/>
+      <w:bookmarkEnd w:id="62"/>
     </w:p>
     <w:p>
       <w:pPr>
@@ -25056,8 +27497,8 @@
       <w:pPr>
         <w:pStyle w:val="Heading2"/>
       </w:pPr>
-      <w:bookmarkStart w:id="62" w:name="_Toc1016192511"/>
-      <w:bookmarkStart w:id="63" w:name="_Toc175160808"/>
+      <w:bookmarkStart w:id="63" w:name="_Toc1016192511"/>
+      <w:bookmarkStart w:id="64" w:name="_Toc196424755"/>
       <w:r>
         <w:t xml:space="preserve">Start </w:t>
       </w:r>
@@ -25067,8 +27508,8 @@
       <w:r>
         <w:t>Publisher</w:t>
       </w:r>
-      <w:bookmarkEnd w:id="62"/>
       <w:bookmarkEnd w:id="63"/>
+      <w:bookmarkEnd w:id="64"/>
     </w:p>
     <w:p>
       <w:pPr>
@@ -25327,13 +27768,13 @@
       <w:pPr>
         <w:pStyle w:val="Heading2"/>
       </w:pPr>
-      <w:bookmarkStart w:id="64" w:name="_Toc591002102"/>
-      <w:bookmarkStart w:id="65" w:name="_Toc175160809"/>
+      <w:bookmarkStart w:id="65" w:name="_Toc591002102"/>
+      <w:bookmarkStart w:id="66" w:name="_Toc196424756"/>
       <w:r>
         <w:t>Start Subscriber</w:t>
       </w:r>
-      <w:bookmarkEnd w:id="64"/>
       <w:bookmarkEnd w:id="65"/>
+      <w:bookmarkEnd w:id="66"/>
     </w:p>
     <w:p>
       <w:pPr>
@@ -25727,7 +28168,35 @@
         <w:rPr>
           <w:rFonts w:ascii="Courier New" w:hAnsi="Courier New" w:cs="Courier New"/>
         </w:rPr>
-        <w:t xml:space="preserve"> If running on same machine as publisher, you need to specify a different location for the database. </w:t>
+        <w:t xml:space="preserve"> If running on </w:t>
+      </w:r>
+      <w:proofErr w:type="gramStart"/>
+      <w:r>
+        <w:rPr>
+          <w:rFonts w:ascii="Courier New" w:hAnsi="Courier New" w:cs="Courier New"/>
+        </w:rPr>
+        <w:t>same</w:t>
+      </w:r>
+      <w:proofErr w:type="gramEnd"/>
+      <w:r>
+        <w:rPr>
+          <w:rFonts w:ascii="Courier New" w:hAnsi="Courier New" w:cs="Courier New"/>
+        </w:rPr>
+        <w:t xml:space="preserve"> machine as </w:t>
+      </w:r>
+      <w:proofErr w:type="gramStart"/>
+      <w:r>
+        <w:rPr>
+          <w:rFonts w:ascii="Courier New" w:hAnsi="Courier New" w:cs="Courier New"/>
+        </w:rPr>
+        <w:t>publisher</w:t>
+      </w:r>
+      <w:proofErr w:type="gramEnd"/>
+      <w:r>
+        <w:rPr>
+          <w:rFonts w:ascii="Courier New" w:hAnsi="Courier New" w:cs="Courier New"/>
+        </w:rPr>
+        <w:t xml:space="preserve">, you need to specify a different location for the database. </w:t>
       </w:r>
       <w:r>
         <w:rPr>
@@ -25889,13 +28358,13 @@
       <w:pPr>
         <w:pStyle w:val="Heading2"/>
       </w:pPr>
-      <w:bookmarkStart w:id="66" w:name="_Toc2120393867"/>
-      <w:bookmarkStart w:id="67" w:name="_Toc175160810"/>
+      <w:bookmarkStart w:id="67" w:name="_Toc2120393867"/>
+      <w:bookmarkStart w:id="68" w:name="_Toc196424757"/>
       <w:r>
         <w:t>Purge Records from Local Store</w:t>
       </w:r>
-      <w:bookmarkEnd w:id="66"/>
       <w:bookmarkEnd w:id="67"/>
+      <w:bookmarkEnd w:id="68"/>
     </w:p>
     <w:p>
       <w:pPr>
@@ -25964,7 +28433,21 @@
         <w:rPr>
           <w:rFonts w:ascii="Courier New" w:hAnsi="Courier New" w:cs="Courier New"/>
         </w:rPr>
-        <w:t xml:space="preserve"> -h ./</w:t>
+        <w:t xml:space="preserve"> -</w:t>
+      </w:r>
+      <w:proofErr w:type="gramStart"/>
+      <w:r>
+        <w:rPr>
+          <w:rFonts w:ascii="Courier New" w:hAnsi="Courier New" w:cs="Courier New"/>
+        </w:rPr>
+        <w:t>h .</w:t>
+      </w:r>
+      <w:proofErr w:type="gramEnd"/>
+      <w:r>
+        <w:rPr>
+          <w:rFonts w:ascii="Courier New" w:hAnsi="Courier New" w:cs="Courier New"/>
+        </w:rPr>
+        <w:t>/</w:t>
       </w:r>
       <w:proofErr w:type="spellStart"/>
       <w:r>
@@ -25978,7 +28461,14 @@
         <w:rPr>
           <w:rFonts w:ascii="Courier New" w:hAnsi="Courier New" w:cs="Courier New"/>
         </w:rPr>
-        <w:t xml:space="preserve">/ -d -f -c -b </w:t>
+        <w:t xml:space="preserve">/ </w:t>
+      </w:r>
+      <w:proofErr w:type="gramStart"/>
+      <w:r>
+        <w:rPr>
+          <w:rFonts w:ascii="Courier New" w:hAnsi="Courier New" w:cs="Courier New"/>
+        </w:rPr>
+        <w:t xml:space="preserve">-d -f -c -b </w:t>
       </w:r>
       <w:r>
         <w:rPr>
@@ -25990,7 +28480,14 @@
         <w:rPr>
           <w:rFonts w:ascii="Courier New" w:hAnsi="Courier New" w:cs="Courier New"/>
         </w:rPr>
-        <w:t>-11-11T11:11:11 -t l</w:t>
+        <w:t>-11-11T11:11:</w:t>
+      </w:r>
+      <w:proofErr w:type="gramEnd"/>
+      <w:r>
+        <w:rPr>
+          <w:rFonts w:ascii="Courier New" w:hAnsi="Courier New" w:cs="Courier New"/>
+        </w:rPr>
+        <w:t>11 -t l</w:t>
       </w:r>
     </w:p>
     <w:p>
@@ -26043,7 +28540,21 @@
         <w:rPr>
           <w:rFonts w:ascii="Courier New" w:hAnsi="Courier New" w:cs="Courier New"/>
         </w:rPr>
-        <w:t xml:space="preserve"> -h ./</w:t>
+        <w:t xml:space="preserve"> -</w:t>
+      </w:r>
+      <w:proofErr w:type="gramStart"/>
+      <w:r>
+        <w:rPr>
+          <w:rFonts w:ascii="Courier New" w:hAnsi="Courier New" w:cs="Courier New"/>
+        </w:rPr>
+        <w:t>h .</w:t>
+      </w:r>
+      <w:proofErr w:type="gramEnd"/>
+      <w:r>
+        <w:rPr>
+          <w:rFonts w:ascii="Courier New" w:hAnsi="Courier New" w:cs="Courier New"/>
+        </w:rPr>
+        <w:t>/</w:t>
       </w:r>
       <w:proofErr w:type="spellStart"/>
       <w:r>
@@ -26110,7 +28621,21 @@
         <w:rPr>
           <w:rFonts w:ascii="Courier New" w:hAnsi="Courier New" w:cs="Courier New"/>
         </w:rPr>
-        <w:t xml:space="preserve"> -h ./</w:t>
+        <w:t xml:space="preserve"> -</w:t>
+      </w:r>
+      <w:proofErr w:type="gramStart"/>
+      <w:r>
+        <w:rPr>
+          <w:rFonts w:ascii="Courier New" w:hAnsi="Courier New" w:cs="Courier New"/>
+        </w:rPr>
+        <w:t>h .</w:t>
+      </w:r>
+      <w:proofErr w:type="gramEnd"/>
+      <w:r>
+        <w:rPr>
+          <w:rFonts w:ascii="Courier New" w:hAnsi="Courier New" w:cs="Courier New"/>
+        </w:rPr>
+        <w:t>/</w:t>
       </w:r>
       <w:proofErr w:type="spellStart"/>
       <w:r>
@@ -26201,14 +28726,14 @@
         <w:rPr>
           <w:rFonts w:ascii="Courier New" w:hAnsi="Courier New" w:cs="Courier New"/>
         </w:rPr>
-        <w:t>:%</w:t>
+        <w:t>:%M:%</w:t>
       </w:r>
       <w:proofErr w:type="gramEnd"/>
       <w:r>
         <w:rPr>
           <w:rFonts w:ascii="Courier New" w:hAnsi="Courier New" w:cs="Courier New"/>
         </w:rPr>
-        <w:t>M:%S.%N")</w:t>
+        <w:t>S.%N")</w:t>
       </w:r>
     </w:p>
     <w:p>
@@ -26261,7 +28786,21 @@
         <w:rPr>
           <w:rFonts w:ascii="Courier New" w:hAnsi="Courier New" w:cs="Courier New"/>
         </w:rPr>
-        <w:t xml:space="preserve"> -h ./</w:t>
+        <w:t xml:space="preserve"> -</w:t>
+      </w:r>
+      <w:proofErr w:type="gramStart"/>
+      <w:r>
+        <w:rPr>
+          <w:rFonts w:ascii="Courier New" w:hAnsi="Courier New" w:cs="Courier New"/>
+        </w:rPr>
+        <w:t>h .</w:t>
+      </w:r>
+      <w:proofErr w:type="gramEnd"/>
+      <w:r>
+        <w:rPr>
+          <w:rFonts w:ascii="Courier New" w:hAnsi="Courier New" w:cs="Courier New"/>
+        </w:rPr>
+        <w:t>/</w:t>
       </w:r>
       <w:proofErr w:type="spellStart"/>
       <w:r>
@@ -26328,7 +28867,21 @@
         <w:rPr>
           <w:rFonts w:ascii="Courier New" w:hAnsi="Courier New" w:cs="Courier New"/>
         </w:rPr>
-        <w:t xml:space="preserve"> -h ./</w:t>
+        <w:t xml:space="preserve"> -</w:t>
+      </w:r>
+      <w:proofErr w:type="gramStart"/>
+      <w:r>
+        <w:rPr>
+          <w:rFonts w:ascii="Courier New" w:hAnsi="Courier New" w:cs="Courier New"/>
+        </w:rPr>
+        <w:t>h .</w:t>
+      </w:r>
+      <w:proofErr w:type="gramEnd"/>
+      <w:r>
+        <w:rPr>
+          <w:rFonts w:ascii="Courier New" w:hAnsi="Courier New" w:cs="Courier New"/>
+        </w:rPr>
+        <w:t>/</w:t>
       </w:r>
       <w:proofErr w:type="spellStart"/>
       <w:r>
@@ -26395,7 +28948,21 @@
         <w:rPr>
           <w:rFonts w:ascii="Courier New" w:hAnsi="Courier New" w:cs="Courier New"/>
         </w:rPr>
-        <w:t xml:space="preserve"> -h ./</w:t>
+        <w:t xml:space="preserve"> -</w:t>
+      </w:r>
+      <w:proofErr w:type="gramStart"/>
+      <w:r>
+        <w:rPr>
+          <w:rFonts w:ascii="Courier New" w:hAnsi="Courier New" w:cs="Courier New"/>
+        </w:rPr>
+        <w:t>h .</w:t>
+      </w:r>
+      <w:proofErr w:type="gramEnd"/>
+      <w:r>
+        <w:rPr>
+          <w:rFonts w:ascii="Courier New" w:hAnsi="Courier New" w:cs="Courier New"/>
+        </w:rPr>
+        <w:t>/</w:t>
       </w:r>
       <w:proofErr w:type="spellStart"/>
       <w:r>
@@ -26427,11 +28994,11 @@
       <w:pPr>
         <w:pStyle w:val="Heading2"/>
       </w:pPr>
-      <w:bookmarkStart w:id="68" w:name="_Toc175160811"/>
+      <w:bookmarkStart w:id="69" w:name="_Toc196424758"/>
       <w:r>
         <w:t>Run Java Publisher and Java Subscriber</w:t>
       </w:r>
-      <w:bookmarkEnd w:id="68"/>
+      <w:bookmarkEnd w:id="69"/>
     </w:p>
     <w:p>
       <w:r>
@@ -26447,11 +29014,11 @@
       <w:pPr>
         <w:pStyle w:val="Heading3"/>
       </w:pPr>
-      <w:bookmarkStart w:id="69" w:name="_Toc175160812"/>
+      <w:bookmarkStart w:id="70" w:name="_Toc196424759"/>
       <w:r>
         <w:t>Add Records to Java Publisher.</w:t>
       </w:r>
-      <w:bookmarkEnd w:id="69"/>
+      <w:bookmarkEnd w:id="70"/>
     </w:p>
     <w:p>
       <w:pPr>
@@ -26520,11 +29087,11 @@
       <w:pPr>
         <w:pStyle w:val="Heading3"/>
       </w:pPr>
-      <w:bookmarkStart w:id="70" w:name="_Toc175160813"/>
+      <w:bookmarkStart w:id="71" w:name="_Toc196424760"/>
       <w:r>
         <w:t>Insert Log Records</w:t>
       </w:r>
-      <w:bookmarkEnd w:id="70"/>
+      <w:bookmarkEnd w:id="71"/>
     </w:p>
     <w:p>
       <w:pPr>
@@ -26631,11 +29198,11 @@
       <w:pPr>
         <w:pStyle w:val="Heading3"/>
       </w:pPr>
-      <w:bookmarkStart w:id="71" w:name="_Toc175160814"/>
+      <w:bookmarkStart w:id="72" w:name="_Toc196424761"/>
       <w:r>
         <w:t>Insert Audit Records</w:t>
       </w:r>
-      <w:bookmarkEnd w:id="71"/>
+      <w:bookmarkEnd w:id="72"/>
     </w:p>
     <w:p>
       <w:pPr>
@@ -26742,11 +29309,11 @@
       <w:pPr>
         <w:pStyle w:val="Heading3"/>
       </w:pPr>
-      <w:bookmarkStart w:id="72" w:name="_Toc175160815"/>
+      <w:bookmarkStart w:id="73" w:name="_Toc196424762"/>
       <w:r>
         <w:t>Insert Journal Records</w:t>
       </w:r>
-      <w:bookmarkEnd w:id="72"/>
+      <w:bookmarkEnd w:id="73"/>
     </w:p>
     <w:p>
       <w:pPr>
@@ -26853,11 +29420,11 @@
       <w:pPr>
         <w:pStyle w:val="Heading3"/>
       </w:pPr>
-      <w:bookmarkStart w:id="73" w:name="_Toc175160816"/>
+      <w:bookmarkStart w:id="74" w:name="_Toc196424763"/>
       <w:r>
         <w:t>Check for Java Publisher Records</w:t>
       </w:r>
-      <w:bookmarkEnd w:id="73"/>
+      <w:bookmarkEnd w:id="74"/>
     </w:p>
     <w:p>
       <w:pPr>
@@ -26985,11 +29552,11 @@
       <w:pPr>
         <w:pStyle w:val="Heading3"/>
       </w:pPr>
-      <w:bookmarkStart w:id="74" w:name="_Toc175160817"/>
+      <w:bookmarkStart w:id="75" w:name="_Toc196424764"/>
       <w:r>
         <w:t>Start Java Publisher</w:t>
       </w:r>
-      <w:bookmarkEnd w:id="74"/>
+      <w:bookmarkEnd w:id="75"/>
     </w:p>
     <w:p>
       <w:pPr>
@@ -27172,11 +29739,11 @@
       <w:pPr>
         <w:pStyle w:val="Heading3"/>
       </w:pPr>
-      <w:bookmarkStart w:id="75" w:name="_Toc175160818"/>
+      <w:bookmarkStart w:id="76" w:name="_Toc196424765"/>
       <w:r>
         <w:t>Start Java Subscriber</w:t>
       </w:r>
-      <w:bookmarkEnd w:id="75"/>
+      <w:bookmarkEnd w:id="76"/>
     </w:p>
     <w:p>
       <w:pPr>
@@ -27379,8 +29946,8 @@
       <w:pPr>
         <w:pStyle w:val="Heading2"/>
       </w:pPr>
-      <w:bookmarkStart w:id="76" w:name="_Toc314563111"/>
-      <w:bookmarkStart w:id="77" w:name="_Toc175160819"/>
+      <w:bookmarkStart w:id="77" w:name="_Toc314563111"/>
+      <w:bookmarkStart w:id="78" w:name="_Toc196424766"/>
       <w:r>
         <w:t>Run</w:t>
       </w:r>
@@ -27395,8 +29962,8 @@
       <w:r>
         <w:t>) with GDB</w:t>
       </w:r>
-      <w:bookmarkEnd w:id="76"/>
       <w:bookmarkEnd w:id="77"/>
+      <w:bookmarkEnd w:id="78"/>
     </w:p>
     <w:p>
       <w:pPr>
@@ -27582,8 +30149,8 @@
       <w:pPr>
         <w:pStyle w:val="Heading2"/>
       </w:pPr>
-      <w:bookmarkStart w:id="78" w:name="_Toc712841538"/>
-      <w:bookmarkStart w:id="79" w:name="_Toc175160820"/>
+      <w:bookmarkStart w:id="79" w:name="_Toc712841538"/>
+      <w:bookmarkStart w:id="80" w:name="_Toc196424767"/>
       <w:r>
         <w:t xml:space="preserve">Run </w:t>
       </w:r>
@@ -27605,8 +30172,8 @@
       <w:r>
         <w:t>Valgrind</w:t>
       </w:r>
-      <w:bookmarkEnd w:id="78"/>
       <w:bookmarkEnd w:id="79"/>
+      <w:bookmarkEnd w:id="80"/>
       <w:proofErr w:type="spellEnd"/>
     </w:p>
     <w:p>
@@ -27696,7 +30263,14 @@
         <w:rPr>
           <w:rFonts w:ascii="Courier New" w:hAnsi="Courier New" w:cs="Courier New"/>
         </w:rPr>
-        <w:t xml:space="preserve"> -d </w:t>
+        <w:t xml:space="preserve"> -</w:t>
+      </w:r>
+      <w:proofErr w:type="gramStart"/>
+      <w:r>
+        <w:rPr>
+          <w:rFonts w:ascii="Courier New" w:hAnsi="Courier New" w:cs="Courier New"/>
+        </w:rPr>
+        <w:t xml:space="preserve">d </w:t>
       </w:r>
       <w:r>
         <w:rPr>
@@ -27708,7 +30282,14 @@
         <w:rPr>
           <w:rFonts w:ascii="Courier New" w:hAnsi="Courier New" w:cs="Courier New"/>
         </w:rPr>
-        <w:t>-c ./</w:t>
+        <w:t>-c</w:t>
+      </w:r>
+      <w:proofErr w:type="gramEnd"/>
+      <w:r>
+        <w:rPr>
+          <w:rFonts w:ascii="Courier New" w:hAnsi="Courier New" w:cs="Courier New"/>
+        </w:rPr>
+        <w:t xml:space="preserve"> ./</w:t>
       </w:r>
       <w:proofErr w:type="spellStart"/>
       <w:r>
@@ -27740,13 +30321,13 @@
       <w:pPr>
         <w:pStyle w:val="Heading1"/>
       </w:pPr>
-      <w:bookmarkStart w:id="80" w:name="_Toc1865227076"/>
-      <w:bookmarkStart w:id="81" w:name="_Toc175160821"/>
+      <w:bookmarkStart w:id="81" w:name="_Toc1865227076"/>
+      <w:bookmarkStart w:id="82" w:name="_Toc196424768"/>
       <w:r>
         <w:t>JALoP Data-Taps</w:t>
       </w:r>
-      <w:bookmarkEnd w:id="80"/>
       <w:bookmarkEnd w:id="81"/>
+      <w:bookmarkEnd w:id="82"/>
     </w:p>
     <w:p>
       <w:r>
@@ -27767,7 +30348,15 @@
       </w:r>
       <w:proofErr w:type="spellEnd"/>
       <w:r>
-        <w:t>-local-store). Each data-tap depends on JALoP libraries, so JALoP v1 or v2 libraries must be build and installed prior to building a data-tap repository.</w:t>
+        <w:t xml:space="preserve">-local-store). Each data-tap depends on JALoP libraries, so JALoP v1 or v2 libraries must be </w:t>
+      </w:r>
+      <w:proofErr w:type="gramStart"/>
+      <w:r>
+        <w:t>build</w:t>
+      </w:r>
+      <w:proofErr w:type="gramEnd"/>
+      <w:r>
+        <w:t xml:space="preserve"> and installed prior to building a data-tap repository.</w:t>
       </w:r>
       <w:r>
         <w:t xml:space="preserve"> Generally, each of the data-taps requires the JALoP </w:t>
@@ -27840,18 +30429,18 @@
       <w:pPr>
         <w:pStyle w:val="Heading2"/>
       </w:pPr>
-      <w:bookmarkStart w:id="82" w:name="_Toc1325641047"/>
-      <w:bookmarkStart w:id="83" w:name="_Toc175160822"/>
+      <w:bookmarkStart w:id="83" w:name="_Toc1325641047"/>
+      <w:bookmarkStart w:id="84" w:name="_Toc196424769"/>
       <w:proofErr w:type="spellStart"/>
       <w:r>
         <w:t>jalop-coreutils</w:t>
       </w:r>
+      <w:bookmarkEnd w:id="84"/>
+      <w:proofErr w:type="spellEnd"/>
+      <w:r>
+        <w:t xml:space="preserve"> </w:t>
+      </w:r>
       <w:bookmarkEnd w:id="83"/>
-      <w:proofErr w:type="spellEnd"/>
-      <w:r>
-        <w:t xml:space="preserve"> </w:t>
-      </w:r>
-      <w:bookmarkEnd w:id="82"/>
     </w:p>
     <w:p>
       <w:r>
@@ -27898,14 +30487,14 @@
       <w:pPr>
         <w:pStyle w:val="Heading3"/>
       </w:pPr>
-      <w:bookmarkStart w:id="84" w:name="_Toc1039134755"/>
-      <w:bookmarkStart w:id="85" w:name="_Toc175160823"/>
+      <w:bookmarkStart w:id="85" w:name="_Toc1039134755"/>
+      <w:bookmarkStart w:id="86" w:name="_Toc196424770"/>
       <w:r>
         <w:lastRenderedPageBreak/>
         <w:t>Build &amp; Install</w:t>
       </w:r>
-      <w:bookmarkEnd w:id="84"/>
       <w:bookmarkEnd w:id="85"/>
+      <w:bookmarkEnd w:id="86"/>
     </w:p>
     <w:p>
       <w:pPr>
@@ -28048,7 +30637,14 @@
         <w:rPr>
           <w:rFonts w:ascii="Courier New" w:hAnsi="Courier New" w:cs="Courier New"/>
         </w:rPr>
-        <w:t xml:space="preserve">skip-po  </w:t>
+        <w:t>skip-</w:t>
+      </w:r>
+      <w:proofErr w:type="gramStart"/>
+      <w:r>
+        <w:rPr>
+          <w:rFonts w:ascii="Courier New" w:hAnsi="Courier New" w:cs="Courier New"/>
+        </w:rPr>
+        <w:t xml:space="preserve">po  </w:t>
       </w:r>
       <w:r>
         <w:rPr>
@@ -28056,6 +30652,7 @@
         </w:rPr>
         <w:t>#</w:t>
       </w:r>
+      <w:proofErr w:type="gramEnd"/>
       <w:r>
         <w:rPr>
           <w:rFonts w:ascii="Courier New" w:hAnsi="Courier New" w:cs="Courier New"/>
@@ -28184,11 +30781,19 @@
           <w:rFonts w:ascii="Courier New" w:hAnsi="Courier New" w:cs="Courier New"/>
         </w:rPr>
       </w:pPr>
-      <w:r>
-        <w:rPr>
-          <w:rFonts w:ascii="Courier New" w:hAnsi="Courier New" w:cs="Courier New"/>
-        </w:rPr>
-        <w:t>% [[ -e /</w:t>
+      <w:proofErr w:type="gramStart"/>
+      <w:r>
+        <w:rPr>
+          <w:rFonts w:ascii="Courier New" w:hAnsi="Courier New" w:cs="Courier New"/>
+        </w:rPr>
+        <w:t>% [[</w:t>
+      </w:r>
+      <w:proofErr w:type="gramEnd"/>
+      <w:r>
+        <w:rPr>
+          <w:rFonts w:ascii="Courier New" w:hAnsi="Courier New" w:cs="Courier New"/>
+        </w:rPr>
+        <w:t xml:space="preserve"> -e /</w:t>
       </w:r>
       <w:proofErr w:type="spellStart"/>
       <w:r>
@@ -28336,10 +30941,16 @@
         <w:rPr>
           <w:rFonts w:ascii="Courier New" w:hAnsi="Courier New" w:cs="Courier New"/>
         </w:rPr>
-        <w:t>/local/bin/{</w:t>
-      </w:r>
-      <w:proofErr w:type="spellStart"/>
+        <w:t>/local/</w:t>
+      </w:r>
       <w:proofErr w:type="gramStart"/>
+      <w:r>
+        <w:rPr>
+          <w:rFonts w:ascii="Courier New" w:hAnsi="Courier New" w:cs="Courier New"/>
+        </w:rPr>
+        <w:t>bin/{</w:t>
+      </w:r>
+      <w:proofErr w:type="spellStart"/>
       <w:r>
         <w:rPr>
           <w:rFonts w:ascii="Courier New" w:hAnsi="Courier New" w:cs="Courier New"/>
@@ -28381,13 +30992,13 @@
       <w:pPr>
         <w:pStyle w:val="Heading3"/>
       </w:pPr>
-      <w:bookmarkStart w:id="86" w:name="_Toc1927833364"/>
-      <w:bookmarkStart w:id="87" w:name="_Toc175160824"/>
+      <w:bookmarkStart w:id="87" w:name="_Toc1927833364"/>
+      <w:bookmarkStart w:id="88" w:name="_Toc196424771"/>
       <w:r>
         <w:t>Run tee and tail</w:t>
       </w:r>
-      <w:bookmarkEnd w:id="86"/>
       <w:bookmarkEnd w:id="87"/>
+      <w:bookmarkEnd w:id="88"/>
     </w:p>
     <w:p>
       <w:r>
@@ -28440,7 +31051,21 @@
         <w:rPr>
           <w:rFonts w:ascii="Courier New" w:hAnsi="Courier New" w:cs="Courier New"/>
         </w:rPr>
-        <w:t>&gt; location, user may need ‘</w:t>
+        <w:t xml:space="preserve">&gt; location, </w:t>
+      </w:r>
+      <w:proofErr w:type="gramStart"/>
+      <w:r>
+        <w:rPr>
+          <w:rFonts w:ascii="Courier New" w:hAnsi="Courier New" w:cs="Courier New"/>
+        </w:rPr>
+        <w:t>user</w:t>
+      </w:r>
+      <w:proofErr w:type="gramEnd"/>
+      <w:r>
+        <w:rPr>
+          <w:rFonts w:ascii="Courier New" w:hAnsi="Courier New" w:cs="Courier New"/>
+        </w:rPr>
+        <w:t xml:space="preserve"> may need ‘</w:t>
       </w:r>
       <w:proofErr w:type="spellStart"/>
       <w:r>
@@ -28883,14 +31508,14 @@
       <w:pPr>
         <w:pStyle w:val="Heading2"/>
       </w:pPr>
-      <w:bookmarkStart w:id="88" w:name="_Toc923025524"/>
-      <w:bookmarkStart w:id="89" w:name="_Toc175160825"/>
+      <w:bookmarkStart w:id="89" w:name="_Toc923025524"/>
+      <w:bookmarkStart w:id="90" w:name="_Toc196424772"/>
       <w:proofErr w:type="spellStart"/>
       <w:r>
         <w:t>jalop-jalauditd</w:t>
       </w:r>
-      <w:bookmarkEnd w:id="88"/>
       <w:bookmarkEnd w:id="89"/>
+      <w:bookmarkEnd w:id="90"/>
       <w:proofErr w:type="spellEnd"/>
     </w:p>
     <w:p>
@@ -28942,13 +31567,13 @@
       <w:pPr>
         <w:pStyle w:val="Heading3"/>
       </w:pPr>
-      <w:bookmarkStart w:id="90" w:name="_Toc2055602974"/>
-      <w:bookmarkStart w:id="91" w:name="_Toc175160826"/>
+      <w:bookmarkStart w:id="91" w:name="_Toc2055602974"/>
+      <w:bookmarkStart w:id="92" w:name="_Toc196424773"/>
       <w:r>
         <w:t>Build &amp; Install</w:t>
       </w:r>
-      <w:bookmarkEnd w:id="90"/>
       <w:bookmarkEnd w:id="91"/>
+      <w:bookmarkEnd w:id="92"/>
     </w:p>
     <w:p>
       <w:r>
@@ -29226,13 +31851,29 @@
         <w:t>M</w:t>
       </w:r>
       <w:r>
-        <w:t>ake install will install the configuration files in</w:t>
+        <w:t xml:space="preserve">ake </w:t>
+      </w:r>
+      <w:proofErr w:type="gramStart"/>
+      <w:r>
+        <w:t>install</w:t>
+      </w:r>
+      <w:proofErr w:type="gramEnd"/>
+      <w:r>
+        <w:t xml:space="preserve"> will install the configuration files in</w:t>
       </w:r>
       <w:r>
         <w:t xml:space="preserve"> the following locations</w:t>
       </w:r>
       <w:r>
-        <w:t xml:space="preserve"> and will need to be copied to appropriate directory:</w:t>
+        <w:t xml:space="preserve"> and will need to be copied to </w:t>
+      </w:r>
+      <w:proofErr w:type="gramStart"/>
+      <w:r>
+        <w:t>appropriate</w:t>
+      </w:r>
+      <w:proofErr w:type="gramEnd"/>
+      <w:r>
+        <w:t xml:space="preserve"> directory:</w:t>
       </w:r>
     </w:p>
     <w:p>
@@ -29513,8 +32154,8 @@
       <w:pPr>
         <w:pStyle w:val="Heading3"/>
       </w:pPr>
-      <w:bookmarkStart w:id="92" w:name="_Toc1515473620"/>
-      <w:bookmarkStart w:id="93" w:name="_Toc175160827"/>
+      <w:bookmarkStart w:id="93" w:name="_Toc1515473620"/>
+      <w:bookmarkStart w:id="94" w:name="_Toc196424774"/>
       <w:r>
         <w:t xml:space="preserve">Configure </w:t>
       </w:r>
@@ -29522,8 +32163,8 @@
       <w:r>
         <w:t>jalauditd</w:t>
       </w:r>
-      <w:bookmarkEnd w:id="92"/>
       <w:bookmarkEnd w:id="93"/>
+      <w:bookmarkEnd w:id="94"/>
       <w:proofErr w:type="spellEnd"/>
     </w:p>
     <w:p>
@@ -29844,8 +32485,8 @@
       <w:pPr>
         <w:pStyle w:val="Heading3"/>
       </w:pPr>
-      <w:bookmarkStart w:id="94" w:name="_Toc1428192489"/>
-      <w:bookmarkStart w:id="95" w:name="_Toc175160828"/>
+      <w:bookmarkStart w:id="95" w:name="_Toc1428192489"/>
+      <w:bookmarkStart w:id="96" w:name="_Toc196424775"/>
       <w:r>
         <w:t xml:space="preserve">Run </w:t>
       </w:r>
@@ -29853,8 +32494,8 @@
       <w:r>
         <w:t>jalauditd</w:t>
       </w:r>
-      <w:bookmarkEnd w:id="94"/>
       <w:bookmarkEnd w:id="95"/>
+      <w:bookmarkEnd w:id="96"/>
       <w:proofErr w:type="spellEnd"/>
     </w:p>
     <w:p>
@@ -30487,15 +33128,15 @@
       <w:pPr>
         <w:pStyle w:val="Heading2"/>
       </w:pPr>
-      <w:bookmarkStart w:id="96" w:name="_Toc791247872"/>
-      <w:bookmarkStart w:id="97" w:name="_Toc175160829"/>
+      <w:bookmarkStart w:id="97" w:name="_Toc791247872"/>
+      <w:bookmarkStart w:id="98" w:name="_Toc196424776"/>
       <w:proofErr w:type="spellStart"/>
       <w:r>
         <w:lastRenderedPageBreak/>
         <w:t>jalop-rsyslog</w:t>
       </w:r>
-      <w:bookmarkEnd w:id="96"/>
       <w:bookmarkEnd w:id="97"/>
+      <w:bookmarkEnd w:id="98"/>
       <w:proofErr w:type="spellEnd"/>
     </w:p>
     <w:p>
@@ -30515,13 +33156,13 @@
       <w:pPr>
         <w:pStyle w:val="Heading3"/>
       </w:pPr>
-      <w:bookmarkStart w:id="98" w:name="_Toc1890024675"/>
-      <w:bookmarkStart w:id="99" w:name="_Toc175160830"/>
+      <w:bookmarkStart w:id="99" w:name="_Toc1890024675"/>
+      <w:bookmarkStart w:id="100" w:name="_Toc196424777"/>
       <w:r>
         <w:t>Build &amp; Install</w:t>
       </w:r>
-      <w:bookmarkEnd w:id="98"/>
       <w:bookmarkEnd w:id="99"/>
+      <w:bookmarkEnd w:id="100"/>
     </w:p>
     <w:p>
       <w:r>
@@ -30726,8 +33367,13 @@
       <w:pPr>
         <w:pStyle w:val="Heading4"/>
       </w:pPr>
-      <w:r>
-        <w:t>Libfastjson headers</w:t>
+      <w:proofErr w:type="spellStart"/>
+      <w:r>
+        <w:t>Libfastjson</w:t>
+      </w:r>
+      <w:proofErr w:type="spellEnd"/>
+      <w:r>
+        <w:t xml:space="preserve"> headers</w:t>
       </w:r>
     </w:p>
     <w:p>
@@ -31224,8 +33870,8 @@
       <w:pPr>
         <w:pStyle w:val="Heading3"/>
       </w:pPr>
-      <w:bookmarkStart w:id="100" w:name="_Toc801183430"/>
-      <w:bookmarkStart w:id="101" w:name="_Toc175160831"/>
+      <w:bookmarkStart w:id="101" w:name="_Toc801183430"/>
+      <w:bookmarkStart w:id="102" w:name="_Toc196424778"/>
       <w:r>
         <w:t xml:space="preserve">Configure </w:t>
       </w:r>
@@ -31237,8 +33883,8 @@
       <w:r>
         <w:t xml:space="preserve"> plugin</w:t>
       </w:r>
-      <w:bookmarkEnd w:id="100"/>
       <w:bookmarkEnd w:id="101"/>
+      <w:bookmarkEnd w:id="102"/>
     </w:p>
     <w:p>
       <w:pPr>
@@ -31534,23 +34180,17 @@
               <w:rPr>
                 <w:rFonts w:ascii="Courier New" w:hAnsi="Courier New" w:cs="Courier New"/>
               </w:rPr>
-              <w:t>*.*</w:t>
-            </w:r>
+              <w:t>*.* :</w:t>
+            </w:r>
+            <w:proofErr w:type="spellStart"/>
+            <w:r>
+              <w:rPr>
+                <w:rFonts w:ascii="Courier New" w:hAnsi="Courier New" w:cs="Courier New"/>
+              </w:rPr>
+              <w:t>omjal</w:t>
+            </w:r>
+            <w:proofErr w:type="spellEnd"/>
             <w:proofErr w:type="gramEnd"/>
-            <w:r>
-              <w:rPr>
-                <w:rFonts w:ascii="Courier New" w:hAnsi="Courier New" w:cs="Courier New"/>
-              </w:rPr>
-              <w:t xml:space="preserve"> :</w:t>
-            </w:r>
-            <w:proofErr w:type="spellStart"/>
-            <w:r>
-              <w:rPr>
-                <w:rFonts w:ascii="Courier New" w:hAnsi="Courier New" w:cs="Courier New"/>
-              </w:rPr>
-              <w:t>omjal</w:t>
-            </w:r>
-            <w:proofErr w:type="spellEnd"/>
             <w:r>
               <w:rPr>
                 <w:rFonts w:ascii="Courier New" w:hAnsi="Courier New" w:cs="Courier New"/>
@@ -31760,10 +34400,12 @@
         <w:t xml:space="preserve">Specifies the path to </w:t>
       </w:r>
       <w:proofErr w:type="spellStart"/>
+      <w:proofErr w:type="gramStart"/>
       <w:r>
         <w:t>they</w:t>
       </w:r>
       <w:proofErr w:type="spellEnd"/>
+      <w:proofErr w:type="gramEnd"/>
       <w:r>
         <w:t xml:space="preserve"> certificate to be used for signing. If this option is omitted from the file, then no certificate will be used.</w:t>
       </w:r>
@@ -31774,21 +34416,18 @@
       </w:pPr>
       <w:proofErr w:type="gramStart"/>
       <w:r>
-        <w:t>*.*</w:t>
-      </w:r>
+        <w:t>*.* :</w:t>
+      </w:r>
+      <w:proofErr w:type="spellStart"/>
+      <w:r>
+        <w:t>omjal</w:t>
+      </w:r>
+      <w:proofErr w:type="spellEnd"/>
+      <w:r>
+        <w:t>:;</w:t>
+      </w:r>
+      <w:proofErr w:type="spellStart"/>
       <w:proofErr w:type="gramEnd"/>
-      <w:r>
-        <w:t xml:space="preserve"> :</w:t>
-      </w:r>
-      <w:proofErr w:type="spellStart"/>
-      <w:r>
-        <w:t>omjal</w:t>
-      </w:r>
-      <w:proofErr w:type="spellEnd"/>
-      <w:r>
-        <w:t>:;</w:t>
-      </w:r>
-      <w:proofErr w:type="spellStart"/>
       <w:r>
         <w:t>logJAL</w:t>
       </w:r>
@@ -31858,8 +34497,8 @@
       <w:pPr>
         <w:pStyle w:val="Heading3"/>
       </w:pPr>
-      <w:bookmarkStart w:id="102" w:name="_Toc731039135"/>
-      <w:bookmarkStart w:id="103" w:name="_Toc175160832"/>
+      <w:bookmarkStart w:id="103" w:name="_Toc731039135"/>
+      <w:bookmarkStart w:id="104" w:name="_Toc196424779"/>
       <w:r>
         <w:t xml:space="preserve">Install </w:t>
       </w:r>
@@ -31871,8 +34510,8 @@
       <w:r>
         <w:t xml:space="preserve"> plugin</w:t>
       </w:r>
-      <w:bookmarkEnd w:id="102"/>
       <w:bookmarkEnd w:id="103"/>
+      <w:bookmarkEnd w:id="104"/>
     </w:p>
     <w:p>
       <w:pPr>
@@ -32114,10 +34753,12 @@
         <w:t xml:space="preserve">-local-store with the debug (-d) flag. When </w:t>
       </w:r>
       <w:proofErr w:type="spellStart"/>
+      <w:proofErr w:type="gramStart"/>
       <w:r>
         <w:t>jal</w:t>
       </w:r>
       <w:proofErr w:type="spellEnd"/>
+      <w:proofErr w:type="gramEnd"/>
       <w:r>
         <w:t xml:space="preserve">-local-store is ready, the message </w:t>
       </w:r>
@@ -32500,16 +35141,16 @@
       <w:pPr>
         <w:pStyle w:val="Heading2"/>
       </w:pPr>
-      <w:bookmarkStart w:id="104" w:name="_Toc1754220322"/>
-      <w:bookmarkStart w:id="105" w:name="_Toc175160833"/>
+      <w:bookmarkStart w:id="105" w:name="_Toc1754220322"/>
+      <w:bookmarkStart w:id="106" w:name="_Toc196424780"/>
       <w:r>
         <w:t>jalop-log4cxx</w:t>
       </w:r>
+      <w:bookmarkEnd w:id="106"/>
+      <w:r>
+        <w:t xml:space="preserve"> </w:t>
+      </w:r>
       <w:bookmarkEnd w:id="105"/>
-      <w:r>
-        <w:t xml:space="preserve"> </w:t>
-      </w:r>
-      <w:bookmarkEnd w:id="104"/>
     </w:p>
     <w:p>
       <w:r>
@@ -32528,11 +35169,11 @@
       <w:pPr>
         <w:pStyle w:val="Heading3"/>
       </w:pPr>
-      <w:bookmarkStart w:id="106" w:name="_Toc175160834"/>
+      <w:bookmarkStart w:id="107" w:name="_Toc196424781"/>
       <w:r>
         <w:t>Build &amp; Install</w:t>
       </w:r>
-      <w:bookmarkEnd w:id="106"/>
+      <w:bookmarkEnd w:id="107"/>
     </w:p>
     <w:p>
       <w:r>
@@ -33190,12 +35831,12 @@
       <w:pPr>
         <w:pStyle w:val="Heading3"/>
       </w:pPr>
-      <w:bookmarkStart w:id="107" w:name="_Toc175160835"/>
+      <w:bookmarkStart w:id="108" w:name="_Toc196424782"/>
       <w:r>
         <w:lastRenderedPageBreak/>
         <w:t>Create, Build &amp; Run a Test Executable</w:t>
       </w:r>
-      <w:bookmarkEnd w:id="107"/>
+      <w:bookmarkEnd w:id="108"/>
     </w:p>
     <w:p>
       <w:r>
@@ -33258,7 +35899,15 @@
     </w:p>
     <w:p>
       <w:r>
-        <w:t>Create a separate folder for the test executable. This can be separate from the jalop-log4cxx folder:</w:t>
+        <w:t xml:space="preserve">Create a separate folder for the test executable. This can be </w:t>
+      </w:r>
+      <w:proofErr w:type="gramStart"/>
+      <w:r>
+        <w:t>separate</w:t>
+      </w:r>
+      <w:proofErr w:type="gramEnd"/>
+      <w:r>
+        <w:t xml:space="preserve"> from the jalop-log4cxx folder:</w:t>
       </w:r>
     </w:p>
     <w:p>
@@ -33517,20 +36166,14 @@
               <w:rPr>
                 <w:rFonts w:ascii="Courier New" w:hAnsi="Courier New" w:cs="Courier New"/>
               </w:rPr>
-              <w:t>logger(</w:t>
-            </w:r>
+              <w:t>logger(Logger::</w:t>
+            </w:r>
+            <w:proofErr w:type="spellStart"/>
             <w:proofErr w:type="gramEnd"/>
             <w:r>
               <w:rPr>
                 <w:rFonts w:ascii="Courier New" w:hAnsi="Courier New" w:cs="Courier New"/>
               </w:rPr>
-              <w:t>Logger::</w:t>
-            </w:r>
-            <w:proofErr w:type="spellStart"/>
-            <w:r>
-              <w:rPr>
-                <w:rFonts w:ascii="Courier New" w:hAnsi="Courier New" w:cs="Courier New"/>
-              </w:rPr>
               <w:t>getLogger</w:t>
             </w:r>
             <w:proofErr w:type="spellEnd"/>
@@ -33551,7 +36194,21 @@
                 <w:rFonts w:ascii="Courier New" w:hAnsi="Courier New" w:cs="Courier New"/>
               </w:rPr>
               <w:br/>
-              <w:t xml:space="preserve">int main(int </w:t>
+              <w:t xml:space="preserve">int </w:t>
+            </w:r>
+            <w:proofErr w:type="gramStart"/>
+            <w:r>
+              <w:rPr>
+                <w:rFonts w:ascii="Courier New" w:hAnsi="Courier New" w:cs="Courier New"/>
+              </w:rPr>
+              <w:t>main(</w:t>
+            </w:r>
+            <w:proofErr w:type="gramEnd"/>
+            <w:r>
+              <w:rPr>
+                <w:rFonts w:ascii="Courier New" w:hAnsi="Courier New" w:cs="Courier New"/>
+              </w:rPr>
+              <w:t xml:space="preserve">int </w:t>
             </w:r>
             <w:proofErr w:type="spellStart"/>
             <w:r>
@@ -33596,6 +36253,7 @@
               <w:t xml:space="preserve">  </w:t>
             </w:r>
             <w:proofErr w:type="spellStart"/>
+            <w:proofErr w:type="gramStart"/>
             <w:r>
               <w:rPr>
                 <w:rFonts w:ascii="Courier New" w:hAnsi="Courier New" w:cs="Courier New"/>
@@ -33607,9 +36265,17 @@
               <w:rPr>
                 <w:rFonts w:ascii="Courier New" w:hAnsi="Courier New" w:cs="Courier New"/>
               </w:rPr>
-              <w:t>::configure(</w:t>
+              <w:t>::</w:t>
+            </w:r>
+            <w:proofErr w:type="gramEnd"/>
+            <w:r>
+              <w:rPr>
+                <w:rFonts w:ascii="Courier New" w:hAnsi="Courier New" w:cs="Courier New"/>
+              </w:rPr>
+              <w:t>configure(</w:t>
             </w:r>
             <w:proofErr w:type="spellStart"/>
+            <w:proofErr w:type="gramStart"/>
             <w:r>
               <w:rPr>
                 <w:rFonts w:ascii="Courier New" w:hAnsi="Courier New" w:cs="Courier New"/>
@@ -33621,14 +36287,35 @@
               <w:rPr>
                 <w:rFonts w:ascii="Courier New" w:hAnsi="Courier New" w:cs="Courier New"/>
               </w:rPr>
-              <w:t>[1]);</w:t>
+              <w:t>[</w:t>
+            </w:r>
+            <w:proofErr w:type="gramEnd"/>
+            <w:r>
+              <w:rPr>
+                <w:rFonts w:ascii="Courier New" w:hAnsi="Courier New" w:cs="Courier New"/>
+              </w:rPr>
+              <w:t>1]);</w:t>
             </w:r>
             <w:r>
               <w:rPr>
                 <w:rFonts w:ascii="Courier New" w:hAnsi="Courier New" w:cs="Courier New"/>
               </w:rPr>
               <w:br/>
-              <w:t xml:space="preserve">  LOG4CXX_INFO(logger, “qwerty”)</w:t>
+              <w:t xml:space="preserve">  LOG4CXX_</w:t>
+            </w:r>
+            <w:proofErr w:type="gramStart"/>
+            <w:r>
+              <w:rPr>
+                <w:rFonts w:ascii="Courier New" w:hAnsi="Courier New" w:cs="Courier New"/>
+              </w:rPr>
+              <w:t>INFO(</w:t>
+            </w:r>
+            <w:proofErr w:type="gramEnd"/>
+            <w:r>
+              <w:rPr>
+                <w:rFonts w:ascii="Courier New" w:hAnsi="Courier New" w:cs="Courier New"/>
+              </w:rPr>
+              <w:t>logger, “qwerty”)</w:t>
             </w:r>
             <w:r>
               <w:rPr>
@@ -33757,14 +36444,56 @@
                 <w:rFonts w:ascii="Courier New" w:hAnsi="Courier New" w:cs="Courier New"/>
               </w:rPr>
               <w:br/>
-              <w:t>log4j.appender.A1.layout=org.apache.log4j.PatternLayout</w:t>
+              <w:t>log4j.appender.A</w:t>
+            </w:r>
+            <w:proofErr w:type="gramStart"/>
+            <w:r>
+              <w:rPr>
+                <w:rFonts w:ascii="Courier New" w:hAnsi="Courier New" w:cs="Courier New"/>
+              </w:rPr>
+              <w:t>1.layout</w:t>
+            </w:r>
+            <w:proofErr w:type="gramEnd"/>
+            <w:r>
+              <w:rPr>
+                <w:rFonts w:ascii="Courier New" w:hAnsi="Courier New" w:cs="Courier New"/>
+              </w:rPr>
+              <w:t>=</w:t>
+            </w:r>
+            <w:proofErr w:type="gramStart"/>
+            <w:r>
+              <w:rPr>
+                <w:rFonts w:ascii="Courier New" w:hAnsi="Courier New" w:cs="Courier New"/>
+              </w:rPr>
+              <w:t>org.apache</w:t>
+            </w:r>
+            <w:proofErr w:type="gramEnd"/>
+            <w:r>
+              <w:rPr>
+                <w:rFonts w:ascii="Courier New" w:hAnsi="Courier New" w:cs="Courier New"/>
+              </w:rPr>
+              <w:t>.log4j.PatternLayout</w:t>
             </w:r>
             <w:r>
               <w:rPr>
                 <w:rFonts w:ascii="Courier New" w:hAnsi="Courier New" w:cs="Courier New"/>
               </w:rPr>
               <w:br/>
-              <w:t>log4j.appender.A1.layout.ConversionPattern=%-4r [%t] %-5p %c %x - %</w:t>
+              <w:t>log4j.appender.A</w:t>
+            </w:r>
+            <w:proofErr w:type="gramStart"/>
+            <w:r>
+              <w:rPr>
+                <w:rFonts w:ascii="Courier New" w:hAnsi="Courier New" w:cs="Courier New"/>
+              </w:rPr>
+              <w:t>1.layout</w:t>
+            </w:r>
+            <w:proofErr w:type="gramEnd"/>
+            <w:r>
+              <w:rPr>
+                <w:rFonts w:ascii="Courier New" w:hAnsi="Courier New" w:cs="Courier New"/>
+              </w:rPr>
+              <w:t>.ConversionPattern=%-4r [%t] %-5p %c %x - %</w:t>
             </w:r>
             <w:proofErr w:type="spellStart"/>
             <w:r>
@@ -33781,7 +36510,15 @@
     <w:p/>
     <w:p>
       <w:r>
-        <w:t>The following are optional parameters than can be added to the log4cxx config file:</w:t>
+        <w:t xml:space="preserve">The following are optional parameters </w:t>
+      </w:r>
+      <w:proofErr w:type="gramStart"/>
+      <w:r>
+        <w:t>than</w:t>
+      </w:r>
+      <w:proofErr w:type="gramEnd"/>
+      <w:r>
+        <w:t xml:space="preserve"> can be added to the log4cxx config file:</w:t>
       </w:r>
     </w:p>
     <w:p>
@@ -33881,13 +36618,23 @@
     </w:p>
     <w:p>
       <w:r>
-        <w:t xml:space="preserve">This will send one record to </w:t>
-      </w:r>
-      <w:proofErr w:type="spellStart"/>
+        <w:t xml:space="preserve">This will </w:t>
+      </w:r>
+      <w:proofErr w:type="gramStart"/>
+      <w:r>
+        <w:t>send one record</w:t>
+      </w:r>
+      <w:proofErr w:type="gramEnd"/>
+      <w:r>
+        <w:t xml:space="preserve"> to </w:t>
+      </w:r>
+      <w:proofErr w:type="spellStart"/>
+      <w:proofErr w:type="gramStart"/>
       <w:r>
         <w:t>jal</w:t>
       </w:r>
       <w:proofErr w:type="spellEnd"/>
+      <w:proofErr w:type="gramEnd"/>
       <w:r>
         <w:t>-local-store before closing the connection. Verify the record with the following:</w:t>
       </w:r>
@@ -34026,12 +36773,12 @@
       <w:pPr>
         <w:pStyle w:val="Heading2"/>
       </w:pPr>
-      <w:bookmarkStart w:id="108" w:name="_Toc163205395"/>
-      <w:bookmarkStart w:id="109" w:name="_Toc163205396"/>
-      <w:bookmarkStart w:id="110" w:name="_Toc1439882864"/>
-      <w:bookmarkStart w:id="111" w:name="_Toc175160836"/>
-      <w:bookmarkEnd w:id="108"/>
+      <w:bookmarkStart w:id="109" w:name="_Toc163205395"/>
+      <w:bookmarkStart w:id="110" w:name="_Toc163205396"/>
+      <w:bookmarkStart w:id="111" w:name="_Toc1439882864"/>
+      <w:bookmarkStart w:id="112" w:name="_Toc196424783"/>
       <w:bookmarkEnd w:id="109"/>
+      <w:bookmarkEnd w:id="110"/>
       <w:proofErr w:type="spellStart"/>
       <w:r>
         <w:t>jalop-jal</w:t>
@@ -34039,8 +36786,8 @@
       <w:r>
         <w:t>journald</w:t>
       </w:r>
-      <w:bookmarkEnd w:id="110"/>
       <w:bookmarkEnd w:id="111"/>
+      <w:bookmarkEnd w:id="112"/>
       <w:proofErr w:type="spellEnd"/>
     </w:p>
     <w:p>
@@ -34075,17 +36822,22 @@
       <w:pPr>
         <w:pStyle w:val="Heading3"/>
       </w:pPr>
-      <w:bookmarkStart w:id="112" w:name="_Toc1908123984"/>
-      <w:bookmarkStart w:id="113" w:name="_Toc175160837"/>
+      <w:bookmarkStart w:id="113" w:name="_Toc1908123984"/>
+      <w:bookmarkStart w:id="114" w:name="_Toc196424784"/>
       <w:r>
         <w:t>Build &amp; Install</w:t>
       </w:r>
-      <w:bookmarkEnd w:id="112"/>
       <w:bookmarkEnd w:id="113"/>
-    </w:p>
-    <w:p>
-      <w:r>
-        <w:t>Dependencies: JALoP v1 or v2 shared libraries must be buil</w:t>
+      <w:bookmarkEnd w:id="114"/>
+    </w:p>
+    <w:p>
+      <w:proofErr w:type="gramStart"/>
+      <w:r>
+        <w:t>Dependencies</w:t>
+      </w:r>
+      <w:proofErr w:type="gramEnd"/>
+      <w:r>
+        <w:t>: JALoP v1 or v2 shared libraries must be buil</w:t>
       </w:r>
       <w:r>
         <w:t>t</w:t>
@@ -34440,8 +37192,8 @@
       <w:pPr>
         <w:pStyle w:val="Heading3"/>
       </w:pPr>
-      <w:bookmarkStart w:id="114" w:name="_Toc48685994"/>
-      <w:bookmarkStart w:id="115" w:name="_Toc175160838"/>
+      <w:bookmarkStart w:id="115" w:name="_Toc48685994"/>
+      <w:bookmarkStart w:id="116" w:name="_Toc196424785"/>
       <w:r>
         <w:t xml:space="preserve">Configure </w:t>
       </w:r>
@@ -34452,8 +37204,8 @@
       <w:r>
         <w:t>journald</w:t>
       </w:r>
-      <w:bookmarkEnd w:id="114"/>
       <w:bookmarkEnd w:id="115"/>
+      <w:bookmarkEnd w:id="116"/>
       <w:proofErr w:type="spellEnd"/>
     </w:p>
     <w:p>
@@ -34872,7 +37624,21 @@
         <w:rPr>
           <w:rFonts w:ascii="Courier New" w:hAnsi="Courier New" w:cs="Courier New"/>
         </w:rPr>
-        <w:t>-local-store will be listening.</w:t>
+        <w:t xml:space="preserve">-local-store will be </w:t>
+      </w:r>
+      <w:proofErr w:type="gramStart"/>
+      <w:r>
+        <w:rPr>
+          <w:rFonts w:ascii="Courier New" w:hAnsi="Courier New" w:cs="Courier New"/>
+        </w:rPr>
+        <w:t>listening</w:t>
+      </w:r>
+      <w:proofErr w:type="gramEnd"/>
+      <w:r>
+        <w:rPr>
+          <w:rFonts w:ascii="Courier New" w:hAnsi="Courier New" w:cs="Courier New"/>
+        </w:rPr>
+        <w:t>.</w:t>
       </w:r>
     </w:p>
     <w:p>
@@ -35340,6 +38106,10 @@
       </w:pPr>
     </w:p>
     <w:p>
+      <w:pPr>
+        <w:pStyle w:val="Heading3"/>
+      </w:pPr>
+      <w:bookmarkStart w:id="117" w:name="_Toc196424786"/>
       <w:r>
         <w:rPr>
           <w:b/>
@@ -35372,7 +38142,7 @@
       <w:r>
         <w:t>file.</w:t>
       </w:r>
-      <w:bookmarkStart w:id="116" w:name="_Toc1553733999"/>
+      <w:bookmarkStart w:id="118" w:name="_Toc1553733999"/>
       <w:r>
         <w:t>Run</w:t>
       </w:r>
@@ -35391,7 +38161,8 @@
       <w:r>
         <w:t>d</w:t>
       </w:r>
-      <w:bookmarkEnd w:id="116"/>
+      <w:bookmarkEnd w:id="118"/>
+      <w:bookmarkEnd w:id="117"/>
       <w:proofErr w:type="spellEnd"/>
     </w:p>
     <w:p>
@@ -35656,7 +38427,6 @@
         </w:rPr>
       </w:pPr>
       <w:r>
-        <w:lastRenderedPageBreak/>
         <w:t>Use</w:t>
       </w:r>
       <w:r>
@@ -35729,6 +38499,7 @@
         <w:rPr>
           <w:rFonts w:ascii="Courier New" w:hAnsi="Courier New" w:cs="Courier New"/>
         </w:rPr>
+        <w:lastRenderedPageBreak/>
         <w:t xml:space="preserve">% </w:t>
       </w:r>
       <w:proofErr w:type="spellStart"/>
@@ -35788,7 +38559,7 @@
         <w:t>)-t l –d z</w:t>
       </w:r>
     </w:p>
-    <w:bookmarkEnd w:id="0"/>
+    <w:bookmarkEnd w:id="1"/>
     <w:p/>
     <w:p/>
     <w:sectPr>
@@ -35804,7 +38575,7 @@
 </file>
 
 <file path=word/endnotes.xml><?xml version="1.0" encoding="utf-8"?>
-<w:endnotes xmlns:wpc="http://schemas.microsoft.com/office/word/2010/wordprocessingCanvas" xmlns:cx="http://schemas.microsoft.com/office/drawing/2014/chartex" xmlns:cx1="http://schemas.microsoft.com/office/drawing/2015/9/8/chartex" xmlns:cx2="http://schemas.microsoft.com/office/drawing/2015/10/21/chartex" xmlns:cx3="http://schemas.microsoft.com/office/drawing/2016/5/9/chartex" xmlns:cx4="http://schemas.microsoft.com/office/drawing/2016/5/10/chartex" xmlns:cx5="http://schemas.microsoft.com/office/drawing/2016/5/11/chartex" xmlns:cx6="http://schemas.microsoft.com/office/drawing/2016/5/12/chartex" xmlns:cx7="http://schemas.microsoft.com/office/drawing/2016/5/13/chartex" xmlns:cx8="http://schemas.microsoft.com/office/drawing/2016/5/14/chartex" xmlns:mc="http://schemas.openxmlformats.org/markup-compatibility/2006" xmlns:aink="http://schemas.microsoft.com/office/drawing/2016/ink" xmlns:am3d="http://schemas.microsoft.com/office/drawing/2017/model3d" xmlns:o="urn:schemas-microsoft-com:office:office" xmlns:oel="http://schemas.microsoft.com/office/2019/extlst" xmlns:r="http://schemas.openxmlformats.org/officeDocument/2006/relationships" xmlns:m="http://schemas.openxmlformats.org/officeDocument/2006/math" xmlns:v="urn:schemas-microsoft-com:vml" xmlns:wp14="http://schemas.microsoft.com/office/word/2010/wordprocessingDrawing" xmlns:wp="http://schemas.openxmlformats.org/drawingml/2006/wordprocessingDrawing" xmlns:w10="urn:schemas-microsoft-com:office:word" xmlns:w="http://schemas.openxmlformats.org/wordprocessingml/2006/main" xmlns:w14="http://schemas.microsoft.com/office/word/2010/wordml" xmlns:w15="http://schemas.microsoft.com/office/word/2012/wordml" xmlns:w16cex="http://schemas.microsoft.com/office/word/2018/wordml/cex" xmlns:w16cid="http://schemas.microsoft.com/office/word/2016/wordml/cid" xmlns:w16="http://schemas.microsoft.com/office/word/2018/wordml" xmlns:w16sdtdh="http://schemas.microsoft.com/office/word/2020/wordml/sdtdatahash" xmlns:w16se="http://schemas.microsoft.com/office/word/2015/wordml/symex" xmlns:wpg="http://schemas.microsoft.com/office/word/2010/wordprocessingGroup" xmlns:wpi="http://schemas.microsoft.com/office/word/2010/wordprocessingInk" xmlns:wne="http://schemas.microsoft.com/office/word/2006/wordml" xmlns:wps="http://schemas.microsoft.com/office/word/2010/wordprocessingShape" mc:Ignorable="w14 w15 w16se w16cid w16 w16cex w16sdtdh wp14">
+<w:endnotes xmlns:wpc="http://schemas.microsoft.com/office/word/2010/wordprocessingCanvas" xmlns:cx="http://schemas.microsoft.com/office/drawing/2014/chartex" xmlns:cx1="http://schemas.microsoft.com/office/drawing/2015/9/8/chartex" xmlns:cx2="http://schemas.microsoft.com/office/drawing/2015/10/21/chartex" xmlns:cx3="http://schemas.microsoft.com/office/drawing/2016/5/9/chartex" xmlns:cx4="http://schemas.microsoft.com/office/drawing/2016/5/10/chartex" xmlns:cx5="http://schemas.microsoft.com/office/drawing/2016/5/11/chartex" xmlns:cx6="http://schemas.microsoft.com/office/drawing/2016/5/12/chartex" xmlns:cx7="http://schemas.microsoft.com/office/drawing/2016/5/13/chartex" xmlns:cx8="http://schemas.microsoft.com/office/drawing/2016/5/14/chartex" xmlns:mc="http://schemas.openxmlformats.org/markup-compatibility/2006" xmlns:aink="http://schemas.microsoft.com/office/drawing/2016/ink" xmlns:am3d="http://schemas.microsoft.com/office/drawing/2017/model3d" xmlns:o="urn:schemas-microsoft-com:office:office" xmlns:oel="http://schemas.microsoft.com/office/2019/extlst" xmlns:r="http://schemas.openxmlformats.org/officeDocument/2006/relationships" xmlns:m="http://schemas.openxmlformats.org/officeDocument/2006/math" xmlns:v="urn:schemas-microsoft-com:vml" xmlns:wp14="http://schemas.microsoft.com/office/word/2010/wordprocessingDrawing" xmlns:wp="http://schemas.openxmlformats.org/drawingml/2006/wordprocessingDrawing" xmlns:w10="urn:schemas-microsoft-com:office:word" xmlns:w="http://schemas.openxmlformats.org/wordprocessingml/2006/main" xmlns:w14="http://schemas.microsoft.com/office/word/2010/wordml" xmlns:w15="http://schemas.microsoft.com/office/word/2012/wordml" xmlns:w16cex="http://schemas.microsoft.com/office/word/2018/wordml/cex" xmlns:w16cid="http://schemas.microsoft.com/office/word/2016/wordml/cid" xmlns:w16="http://schemas.microsoft.com/office/word/2018/wordml" xmlns:w16du="http://schemas.microsoft.com/office/word/2023/wordml/word16du" xmlns:w16sdtdh="http://schemas.microsoft.com/office/word/2020/wordml/sdtdatahash" xmlns:w16sdtfl="http://schemas.microsoft.com/office/word/2024/wordml/sdtformatlock" xmlns:w16se="http://schemas.microsoft.com/office/word/2015/wordml/symex" xmlns:wpg="http://schemas.microsoft.com/office/word/2010/wordprocessingGroup" xmlns:wpi="http://schemas.microsoft.com/office/word/2010/wordprocessingInk" xmlns:wne="http://schemas.microsoft.com/office/word/2006/wordml" xmlns:wps="http://schemas.microsoft.com/office/word/2010/wordprocessingShape" mc:Ignorable="w14 w15 w16se w16cid w16 w16cex w16sdtdh w16sdtfl w16du wp14">
   <w:endnote w:type="separator" w:id="-1">
     <w:p>
       <w:pPr>
@@ -35836,7 +38607,7 @@
 </file>
 
 <file path=word/footer1.xml><?xml version="1.0" encoding="utf-8"?>
-<w:ftr xmlns:wpc="http://schemas.microsoft.com/office/word/2010/wordprocessingCanvas" xmlns:cx="http://schemas.microsoft.com/office/drawing/2014/chartex" xmlns:cx1="http://schemas.microsoft.com/office/drawing/2015/9/8/chartex" xmlns:cx2="http://schemas.microsoft.com/office/drawing/2015/10/21/chartex" xmlns:cx3="http://schemas.microsoft.com/office/drawing/2016/5/9/chartex" xmlns:cx4="http://schemas.microsoft.com/office/drawing/2016/5/10/chartex" xmlns:cx5="http://schemas.microsoft.com/office/drawing/2016/5/11/chartex" xmlns:cx6="http://schemas.microsoft.com/office/drawing/2016/5/12/chartex" xmlns:cx7="http://schemas.microsoft.com/office/drawing/2016/5/13/chartex" xmlns:cx8="http://schemas.microsoft.com/office/drawing/2016/5/14/chartex" xmlns:mc="http://schemas.openxmlformats.org/markup-compatibility/2006" xmlns:aink="http://schemas.microsoft.com/office/drawing/2016/ink" xmlns:am3d="http://schemas.microsoft.com/office/drawing/2017/model3d" xmlns:o="urn:schemas-microsoft-com:office:office" xmlns:oel="http://schemas.microsoft.com/office/2019/extlst" xmlns:r="http://schemas.openxmlformats.org/officeDocument/2006/relationships" xmlns:m="http://schemas.openxmlformats.org/officeDocument/2006/math" xmlns:v="urn:schemas-microsoft-com:vml" xmlns:wp14="http://schemas.microsoft.com/office/word/2010/wordprocessingDrawing" xmlns:wp="http://schemas.openxmlformats.org/drawingml/2006/wordprocessingDrawing" xmlns:w10="urn:schemas-microsoft-com:office:word" xmlns:w="http://schemas.openxmlformats.org/wordprocessingml/2006/main" xmlns:w14="http://schemas.microsoft.com/office/word/2010/wordml" xmlns:w15="http://schemas.microsoft.com/office/word/2012/wordml" xmlns:w16cex="http://schemas.microsoft.com/office/word/2018/wordml/cex" xmlns:w16cid="http://schemas.microsoft.com/office/word/2016/wordml/cid" xmlns:w16="http://schemas.microsoft.com/office/word/2018/wordml" xmlns:w16sdtdh="http://schemas.microsoft.com/office/word/2020/wordml/sdtdatahash" xmlns:w16se="http://schemas.microsoft.com/office/word/2015/wordml/symex" xmlns:wpg="http://schemas.microsoft.com/office/word/2010/wordprocessingGroup" xmlns:wpi="http://schemas.microsoft.com/office/word/2010/wordprocessingInk" xmlns:wne="http://schemas.microsoft.com/office/word/2006/wordml" xmlns:wps="http://schemas.microsoft.com/office/word/2010/wordprocessingShape" mc:Ignorable="w14 w15 w16se w16cid w16 w16cex w16sdtdh wp14">
+<w:ftr xmlns:wpc="http://schemas.microsoft.com/office/word/2010/wordprocessingCanvas" xmlns:cx="http://schemas.microsoft.com/office/drawing/2014/chartex" xmlns:cx1="http://schemas.microsoft.com/office/drawing/2015/9/8/chartex" xmlns:cx2="http://schemas.microsoft.com/office/drawing/2015/10/21/chartex" xmlns:cx3="http://schemas.microsoft.com/office/drawing/2016/5/9/chartex" xmlns:cx4="http://schemas.microsoft.com/office/drawing/2016/5/10/chartex" xmlns:cx5="http://schemas.microsoft.com/office/drawing/2016/5/11/chartex" xmlns:cx6="http://schemas.microsoft.com/office/drawing/2016/5/12/chartex" xmlns:cx7="http://schemas.microsoft.com/office/drawing/2016/5/13/chartex" xmlns:cx8="http://schemas.microsoft.com/office/drawing/2016/5/14/chartex" xmlns:mc="http://schemas.openxmlformats.org/markup-compatibility/2006" xmlns:aink="http://schemas.microsoft.com/office/drawing/2016/ink" xmlns:am3d="http://schemas.microsoft.com/office/drawing/2017/model3d" xmlns:o="urn:schemas-microsoft-com:office:office" xmlns:oel="http://schemas.microsoft.com/office/2019/extlst" xmlns:r="http://schemas.openxmlformats.org/officeDocument/2006/relationships" xmlns:m="http://schemas.openxmlformats.org/officeDocument/2006/math" xmlns:v="urn:schemas-microsoft-com:vml" xmlns:wp14="http://schemas.microsoft.com/office/word/2010/wordprocessingDrawing" xmlns:wp="http://schemas.openxmlformats.org/drawingml/2006/wordprocessingDrawing" xmlns:w10="urn:schemas-microsoft-com:office:word" xmlns:w="http://schemas.openxmlformats.org/wordprocessingml/2006/main" xmlns:w14="http://schemas.microsoft.com/office/word/2010/wordml" xmlns:w15="http://schemas.microsoft.com/office/word/2012/wordml" xmlns:w16cex="http://schemas.microsoft.com/office/word/2018/wordml/cex" xmlns:w16cid="http://schemas.microsoft.com/office/word/2016/wordml/cid" xmlns:w16="http://schemas.microsoft.com/office/word/2018/wordml" xmlns:w16du="http://schemas.microsoft.com/office/word/2023/wordml/word16du" xmlns:w16sdtdh="http://schemas.microsoft.com/office/word/2020/wordml/sdtdatahash" xmlns:w16sdtfl="http://schemas.microsoft.com/office/word/2024/wordml/sdtformatlock" xmlns:w16se="http://schemas.microsoft.com/office/word/2015/wordml/symex" xmlns:wpg="http://schemas.microsoft.com/office/word/2010/wordprocessingGroup" xmlns:wpi="http://schemas.microsoft.com/office/word/2010/wordprocessingInk" xmlns:wne="http://schemas.microsoft.com/office/word/2006/wordml" xmlns:wps="http://schemas.microsoft.com/office/word/2010/wordprocessingShape" mc:Ignorable="w14 w15 w16se w16cid w16 w16cex w16sdtdh w16sdtfl w16du wp14">
   <w:sdt>
     <w:sdtPr>
       <w:id w:val="-1317562747"/>
@@ -35893,7 +38664,7 @@
 </file>
 
 <file path=word/footnotes.xml><?xml version="1.0" encoding="utf-8"?>
-<w:footnotes xmlns:wpc="http://schemas.microsoft.com/office/word/2010/wordprocessingCanvas" xmlns:cx="http://schemas.microsoft.com/office/drawing/2014/chartex" xmlns:cx1="http://schemas.microsoft.com/office/drawing/2015/9/8/chartex" xmlns:cx2="http://schemas.microsoft.com/office/drawing/2015/10/21/chartex" xmlns:cx3="http://schemas.microsoft.com/office/drawing/2016/5/9/chartex" xmlns:cx4="http://schemas.microsoft.com/office/drawing/2016/5/10/chartex" xmlns:cx5="http://schemas.microsoft.com/office/drawing/2016/5/11/chartex" xmlns:cx6="http://schemas.microsoft.com/office/drawing/2016/5/12/chartex" xmlns:cx7="http://schemas.microsoft.com/office/drawing/2016/5/13/chartex" xmlns:cx8="http://schemas.microsoft.com/office/drawing/2016/5/14/chartex" xmlns:mc="http://schemas.openxmlformats.org/markup-compatibility/2006" xmlns:aink="http://schemas.microsoft.com/office/drawing/2016/ink" xmlns:am3d="http://schemas.microsoft.com/office/drawing/2017/model3d" xmlns:o="urn:schemas-microsoft-com:office:office" xmlns:oel="http://schemas.microsoft.com/office/2019/extlst" xmlns:r="http://schemas.openxmlformats.org/officeDocument/2006/relationships" xmlns:m="http://schemas.openxmlformats.org/officeDocument/2006/math" xmlns:v="urn:schemas-microsoft-com:vml" xmlns:wp14="http://schemas.microsoft.com/office/word/2010/wordprocessingDrawing" xmlns:wp="http://schemas.openxmlformats.org/drawingml/2006/wordprocessingDrawing" xmlns:w10="urn:schemas-microsoft-com:office:word" xmlns:w="http://schemas.openxmlformats.org/wordprocessingml/2006/main" xmlns:w14="http://schemas.microsoft.com/office/word/2010/wordml" xmlns:w15="http://schemas.microsoft.com/office/word/2012/wordml" xmlns:w16cex="http://schemas.microsoft.com/office/word/2018/wordml/cex" xmlns:w16cid="http://schemas.microsoft.com/office/word/2016/wordml/cid" xmlns:w16="http://schemas.microsoft.com/office/word/2018/wordml" xmlns:w16sdtdh="http://schemas.microsoft.com/office/word/2020/wordml/sdtdatahash" xmlns:w16se="http://schemas.microsoft.com/office/word/2015/wordml/symex" xmlns:wpg="http://schemas.microsoft.com/office/word/2010/wordprocessingGroup" xmlns:wpi="http://schemas.microsoft.com/office/word/2010/wordprocessingInk" xmlns:wne="http://schemas.microsoft.com/office/word/2006/wordml" xmlns:wps="http://schemas.microsoft.com/office/word/2010/wordprocessingShape" mc:Ignorable="w14 w15 w16se w16cid w16 w16cex w16sdtdh wp14">
+<w:footnotes xmlns:wpc="http://schemas.microsoft.com/office/word/2010/wordprocessingCanvas" xmlns:cx="http://schemas.microsoft.com/office/drawing/2014/chartex" xmlns:cx1="http://schemas.microsoft.com/office/drawing/2015/9/8/chartex" xmlns:cx2="http://schemas.microsoft.com/office/drawing/2015/10/21/chartex" xmlns:cx3="http://schemas.microsoft.com/office/drawing/2016/5/9/chartex" xmlns:cx4="http://schemas.microsoft.com/office/drawing/2016/5/10/chartex" xmlns:cx5="http://schemas.microsoft.com/office/drawing/2016/5/11/chartex" xmlns:cx6="http://schemas.microsoft.com/office/drawing/2016/5/12/chartex" xmlns:cx7="http://schemas.microsoft.com/office/drawing/2016/5/13/chartex" xmlns:cx8="http://schemas.microsoft.com/office/drawing/2016/5/14/chartex" xmlns:mc="http://schemas.openxmlformats.org/markup-compatibility/2006" xmlns:aink="http://schemas.microsoft.com/office/drawing/2016/ink" xmlns:am3d="http://schemas.microsoft.com/office/drawing/2017/model3d" xmlns:o="urn:schemas-microsoft-com:office:office" xmlns:oel="http://schemas.microsoft.com/office/2019/extlst" xmlns:r="http://schemas.openxmlformats.org/officeDocument/2006/relationships" xmlns:m="http://schemas.openxmlformats.org/officeDocument/2006/math" xmlns:v="urn:schemas-microsoft-com:vml" xmlns:wp14="http://schemas.microsoft.com/office/word/2010/wordprocessingDrawing" xmlns:wp="http://schemas.openxmlformats.org/drawingml/2006/wordprocessingDrawing" xmlns:w10="urn:schemas-microsoft-com:office:word" xmlns:w="http://schemas.openxmlformats.org/wordprocessingml/2006/main" xmlns:w14="http://schemas.microsoft.com/office/word/2010/wordml" xmlns:w15="http://schemas.microsoft.com/office/word/2012/wordml" xmlns:w16cex="http://schemas.microsoft.com/office/word/2018/wordml/cex" xmlns:w16cid="http://schemas.microsoft.com/office/word/2016/wordml/cid" xmlns:w16="http://schemas.microsoft.com/office/word/2018/wordml" xmlns:w16du="http://schemas.microsoft.com/office/word/2023/wordml/word16du" xmlns:w16sdtdh="http://schemas.microsoft.com/office/word/2020/wordml/sdtdatahash" xmlns:w16sdtfl="http://schemas.microsoft.com/office/word/2024/wordml/sdtformatlock" xmlns:w16se="http://schemas.microsoft.com/office/word/2015/wordml/symex" xmlns:wpg="http://schemas.microsoft.com/office/word/2010/wordprocessingGroup" xmlns:wpi="http://schemas.microsoft.com/office/word/2010/wordprocessingInk" xmlns:wne="http://schemas.microsoft.com/office/word/2006/wordml" xmlns:wps="http://schemas.microsoft.com/office/word/2010/wordprocessingShape" mc:Ignorable="w14 w15 w16se w16cid w16 w16cex w16sdtdh w16sdtfl w16du wp14">
   <w:footnote w:type="separator" w:id="-1">
     <w:p>
       <w:pPr>
@@ -35925,7 +38696,7 @@
 </file>
 
 <file path=word/header1.xml><?xml version="1.0" encoding="utf-8"?>
-<w:hdr xmlns:wpc="http://schemas.microsoft.com/office/word/2010/wordprocessingCanvas" xmlns:cx="http://schemas.microsoft.com/office/drawing/2014/chartex" xmlns:cx1="http://schemas.microsoft.com/office/drawing/2015/9/8/chartex" xmlns:cx2="http://schemas.microsoft.com/office/drawing/2015/10/21/chartex" xmlns:cx3="http://schemas.microsoft.com/office/drawing/2016/5/9/chartex" xmlns:cx4="http://schemas.microsoft.com/office/drawing/2016/5/10/chartex" xmlns:cx5="http://schemas.microsoft.com/office/drawing/2016/5/11/chartex" xmlns:cx6="http://schemas.microsoft.com/office/drawing/2016/5/12/chartex" xmlns:cx7="http://schemas.microsoft.com/office/drawing/2016/5/13/chartex" xmlns:cx8="http://schemas.microsoft.com/office/drawing/2016/5/14/chartex" xmlns:mc="http://schemas.openxmlformats.org/markup-compatibility/2006" xmlns:aink="http://schemas.microsoft.com/office/drawing/2016/ink" xmlns:am3d="http://schemas.microsoft.com/office/drawing/2017/model3d" xmlns:o="urn:schemas-microsoft-com:office:office" xmlns:oel="http://schemas.microsoft.com/office/2019/extlst" xmlns:r="http://schemas.openxmlformats.org/officeDocument/2006/relationships" xmlns:m="http://schemas.openxmlformats.org/officeDocument/2006/math" xmlns:v="urn:schemas-microsoft-com:vml" xmlns:wp14="http://schemas.microsoft.com/office/word/2010/wordprocessingDrawing" xmlns:wp="http://schemas.openxmlformats.org/drawingml/2006/wordprocessingDrawing" xmlns:w10="urn:schemas-microsoft-com:office:word" xmlns:w="http://schemas.openxmlformats.org/wordprocessingml/2006/main" xmlns:w14="http://schemas.microsoft.com/office/word/2010/wordml" xmlns:w15="http://schemas.microsoft.com/office/word/2012/wordml" xmlns:w16cex="http://schemas.microsoft.com/office/word/2018/wordml/cex" xmlns:w16cid="http://schemas.microsoft.com/office/word/2016/wordml/cid" xmlns:w16="http://schemas.microsoft.com/office/word/2018/wordml" xmlns:w16sdtdh="http://schemas.microsoft.com/office/word/2020/wordml/sdtdatahash" xmlns:w16se="http://schemas.microsoft.com/office/word/2015/wordml/symex" xmlns:wpg="http://schemas.microsoft.com/office/word/2010/wordprocessingGroup" xmlns:wpi="http://schemas.microsoft.com/office/word/2010/wordprocessingInk" xmlns:wne="http://schemas.microsoft.com/office/word/2006/wordml" xmlns:wps="http://schemas.microsoft.com/office/word/2010/wordprocessingShape" mc:Ignorable="w14 w15 w16se w16cid w16 w16cex w16sdtdh wp14">
+<w:hdr xmlns:wpc="http://schemas.microsoft.com/office/word/2010/wordprocessingCanvas" xmlns:cx="http://schemas.microsoft.com/office/drawing/2014/chartex" xmlns:cx1="http://schemas.microsoft.com/office/drawing/2015/9/8/chartex" xmlns:cx2="http://schemas.microsoft.com/office/drawing/2015/10/21/chartex" xmlns:cx3="http://schemas.microsoft.com/office/drawing/2016/5/9/chartex" xmlns:cx4="http://schemas.microsoft.com/office/drawing/2016/5/10/chartex" xmlns:cx5="http://schemas.microsoft.com/office/drawing/2016/5/11/chartex" xmlns:cx6="http://schemas.microsoft.com/office/drawing/2016/5/12/chartex" xmlns:cx7="http://schemas.microsoft.com/office/drawing/2016/5/13/chartex" xmlns:cx8="http://schemas.microsoft.com/office/drawing/2016/5/14/chartex" xmlns:mc="http://schemas.openxmlformats.org/markup-compatibility/2006" xmlns:aink="http://schemas.microsoft.com/office/drawing/2016/ink" xmlns:am3d="http://schemas.microsoft.com/office/drawing/2017/model3d" xmlns:o="urn:schemas-microsoft-com:office:office" xmlns:oel="http://schemas.microsoft.com/office/2019/extlst" xmlns:r="http://schemas.openxmlformats.org/officeDocument/2006/relationships" xmlns:m="http://schemas.openxmlformats.org/officeDocument/2006/math" xmlns:v="urn:schemas-microsoft-com:vml" xmlns:wp14="http://schemas.microsoft.com/office/word/2010/wordprocessingDrawing" xmlns:wp="http://schemas.openxmlformats.org/drawingml/2006/wordprocessingDrawing" xmlns:w10="urn:schemas-microsoft-com:office:word" xmlns:w="http://schemas.openxmlformats.org/wordprocessingml/2006/main" xmlns:w14="http://schemas.microsoft.com/office/word/2010/wordml" xmlns:w15="http://schemas.microsoft.com/office/word/2012/wordml" xmlns:w16cex="http://schemas.microsoft.com/office/word/2018/wordml/cex" xmlns:w16cid="http://schemas.microsoft.com/office/word/2016/wordml/cid" xmlns:w16="http://schemas.microsoft.com/office/word/2018/wordml" xmlns:w16du="http://schemas.microsoft.com/office/word/2023/wordml/word16du" xmlns:w16sdtdh="http://schemas.microsoft.com/office/word/2020/wordml/sdtdatahash" xmlns:w16sdtfl="http://schemas.microsoft.com/office/word/2024/wordml/sdtformatlock" xmlns:w16se="http://schemas.microsoft.com/office/word/2015/wordml/symex" xmlns:wpg="http://schemas.microsoft.com/office/word/2010/wordprocessingGroup" xmlns:wpi="http://schemas.microsoft.com/office/word/2010/wordprocessingInk" xmlns:wne="http://schemas.microsoft.com/office/word/2006/wordml" xmlns:wps="http://schemas.microsoft.com/office/word/2010/wordprocessingShape" mc:Ignorable="w14 w15 w16se w16cid w16 w16cex w16sdtdh w16sdtfl w16du wp14">
   <w:p>
     <w:pPr>
       <w:pStyle w:val="Header"/>
@@ -35936,7 +38707,7 @@
 </file>
 
 <file path=word/numbering.xml><?xml version="1.0" encoding="utf-8"?>
-<w:numbering xmlns:wpc="http://schemas.microsoft.com/office/word/2010/wordprocessingCanvas" xmlns:cx="http://schemas.microsoft.com/office/drawing/2014/chartex" xmlns:cx1="http://schemas.microsoft.com/office/drawing/2015/9/8/chartex" xmlns:cx2="http://schemas.microsoft.com/office/drawing/2015/10/21/chartex" xmlns:cx3="http://schemas.microsoft.com/office/drawing/2016/5/9/chartex" xmlns:cx4="http://schemas.microsoft.com/office/drawing/2016/5/10/chartex" xmlns:cx5="http://schemas.microsoft.com/office/drawing/2016/5/11/chartex" xmlns:cx6="http://schemas.microsoft.com/office/drawing/2016/5/12/chartex" xmlns:cx7="http://schemas.microsoft.com/office/drawing/2016/5/13/chartex" xmlns:cx8="http://schemas.microsoft.com/office/drawing/2016/5/14/chartex" xmlns:mc="http://schemas.openxmlformats.org/markup-compatibility/2006" xmlns:aink="http://schemas.microsoft.com/office/drawing/2016/ink" xmlns:am3d="http://schemas.microsoft.com/office/drawing/2017/model3d" xmlns:o="urn:schemas-microsoft-com:office:office" xmlns:oel="http://schemas.microsoft.com/office/2019/extlst" xmlns:r="http://schemas.openxmlformats.org/officeDocument/2006/relationships" xmlns:m="http://schemas.openxmlformats.org/officeDocument/2006/math" xmlns:v="urn:schemas-microsoft-com:vml" xmlns:wp14="http://schemas.microsoft.com/office/word/2010/wordprocessingDrawing" xmlns:wp="http://schemas.openxmlformats.org/drawingml/2006/wordprocessingDrawing" xmlns:w10="urn:schemas-microsoft-com:office:word" xmlns:w="http://schemas.openxmlformats.org/wordprocessingml/2006/main" xmlns:w14="http://schemas.microsoft.com/office/word/2010/wordml" xmlns:w15="http://schemas.microsoft.com/office/word/2012/wordml" xmlns:w16cex="http://schemas.microsoft.com/office/word/2018/wordml/cex" xmlns:w16cid="http://schemas.microsoft.com/office/word/2016/wordml/cid" xmlns:w16="http://schemas.microsoft.com/office/word/2018/wordml" xmlns:w16sdtdh="http://schemas.microsoft.com/office/word/2020/wordml/sdtdatahash" xmlns:w16se="http://schemas.microsoft.com/office/word/2015/wordml/symex" xmlns:wpg="http://schemas.microsoft.com/office/word/2010/wordprocessingGroup" xmlns:wpi="http://schemas.microsoft.com/office/word/2010/wordprocessingInk" xmlns:wne="http://schemas.microsoft.com/office/word/2006/wordml" xmlns:wps="http://schemas.microsoft.com/office/word/2010/wordprocessingShape" mc:Ignorable="w14 w15 w16se w16cid w16 w16cex w16sdtdh wp14">
+<w:numbering xmlns:wpc="http://schemas.microsoft.com/office/word/2010/wordprocessingCanvas" xmlns:cx="http://schemas.microsoft.com/office/drawing/2014/chartex" xmlns:cx1="http://schemas.microsoft.com/office/drawing/2015/9/8/chartex" xmlns:cx2="http://schemas.microsoft.com/office/drawing/2015/10/21/chartex" xmlns:cx3="http://schemas.microsoft.com/office/drawing/2016/5/9/chartex" xmlns:cx4="http://schemas.microsoft.com/office/drawing/2016/5/10/chartex" xmlns:cx5="http://schemas.microsoft.com/office/drawing/2016/5/11/chartex" xmlns:cx6="http://schemas.microsoft.com/office/drawing/2016/5/12/chartex" xmlns:cx7="http://schemas.microsoft.com/office/drawing/2016/5/13/chartex" xmlns:cx8="http://schemas.microsoft.com/office/drawing/2016/5/14/chartex" xmlns:mc="http://schemas.openxmlformats.org/markup-compatibility/2006" xmlns:aink="http://schemas.microsoft.com/office/drawing/2016/ink" xmlns:am3d="http://schemas.microsoft.com/office/drawing/2017/model3d" xmlns:o="urn:schemas-microsoft-com:office:office" xmlns:oel="http://schemas.microsoft.com/office/2019/extlst" xmlns:r="http://schemas.openxmlformats.org/officeDocument/2006/relationships" xmlns:m="http://schemas.openxmlformats.org/officeDocument/2006/math" xmlns:v="urn:schemas-microsoft-com:vml" xmlns:wp14="http://schemas.microsoft.com/office/word/2010/wordprocessingDrawing" xmlns:wp="http://schemas.openxmlformats.org/drawingml/2006/wordprocessingDrawing" xmlns:w10="urn:schemas-microsoft-com:office:word" xmlns:w="http://schemas.openxmlformats.org/wordprocessingml/2006/main" xmlns:w14="http://schemas.microsoft.com/office/word/2010/wordml" xmlns:w15="http://schemas.microsoft.com/office/word/2012/wordml" xmlns:w16cex="http://schemas.microsoft.com/office/word/2018/wordml/cex" xmlns:w16cid="http://schemas.microsoft.com/office/word/2016/wordml/cid" xmlns:w16="http://schemas.microsoft.com/office/word/2018/wordml" xmlns:w16du="http://schemas.microsoft.com/office/word/2023/wordml/word16du" xmlns:w16sdtdh="http://schemas.microsoft.com/office/word/2020/wordml/sdtdatahash" xmlns:w16sdtfl="http://schemas.microsoft.com/office/word/2024/wordml/sdtformatlock" xmlns:w16se="http://schemas.microsoft.com/office/word/2015/wordml/symex" xmlns:wpg="http://schemas.microsoft.com/office/word/2010/wordprocessingGroup" xmlns:wpi="http://schemas.microsoft.com/office/word/2010/wordprocessingInk" xmlns:wne="http://schemas.microsoft.com/office/word/2006/wordml" xmlns:wps="http://schemas.microsoft.com/office/word/2010/wordprocessingShape" mc:Ignorable="w14 w15 w16se w16cid w16 w16cex w16sdtdh w16sdtfl w16du wp14">
   <w:abstractNum w:abstractNumId="0" w15:restartNumberingAfterBreak="0">
     <w:nsid w:val="0B531E90"/>
     <w:multiLevelType w:val="hybridMultilevel"/>
@@ -38136,7 +40907,7 @@
 </file>
 
 <file path=word/styles.xml><?xml version="1.0" encoding="utf-8"?>
-<w:styles xmlns:mc="http://schemas.openxmlformats.org/markup-compatibility/2006" xmlns:r="http://schemas.openxmlformats.org/officeDocument/2006/relationships" xmlns:w="http://schemas.openxmlformats.org/wordprocessingml/2006/main" xmlns:w14="http://schemas.microsoft.com/office/word/2010/wordml" xmlns:w15="http://schemas.microsoft.com/office/word/2012/wordml" xmlns:w16cex="http://schemas.microsoft.com/office/word/2018/wordml/cex" xmlns:w16cid="http://schemas.microsoft.com/office/word/2016/wordml/cid" xmlns:w16="http://schemas.microsoft.com/office/word/2018/wordml" xmlns:w16sdtdh="http://schemas.microsoft.com/office/word/2020/wordml/sdtdatahash" xmlns:w16se="http://schemas.microsoft.com/office/word/2015/wordml/symex" mc:Ignorable="w14 w15 w16se w16cid w16 w16cex w16sdtdh">
+<w:styles xmlns:mc="http://schemas.openxmlformats.org/markup-compatibility/2006" xmlns:r="http://schemas.openxmlformats.org/officeDocument/2006/relationships" xmlns:w="http://schemas.openxmlformats.org/wordprocessingml/2006/main" xmlns:w14="http://schemas.microsoft.com/office/word/2010/wordml" xmlns:w15="http://schemas.microsoft.com/office/word/2012/wordml" xmlns:w16cex="http://schemas.microsoft.com/office/word/2018/wordml/cex" xmlns:w16cid="http://schemas.microsoft.com/office/word/2016/wordml/cid" xmlns:w16="http://schemas.microsoft.com/office/word/2018/wordml" xmlns:w16du="http://schemas.microsoft.com/office/word/2023/wordml/word16du" xmlns:w16sdtdh="http://schemas.microsoft.com/office/word/2020/wordml/sdtdatahash" xmlns:w16sdtfl="http://schemas.microsoft.com/office/word/2024/wordml/sdtformatlock" xmlns:w16se="http://schemas.microsoft.com/office/word/2015/wordml/symex" mc:Ignorable="w14 w15 w16se w16cid w16 w16cex w16sdtdh w16sdtfl w16du">
   <w:docDefaults>
     <w:rPrDefault>
       <w:rPr>
@@ -38777,7 +41548,6 @@
   <w:style w:type="character" w:default="1" w:styleId="DefaultParagraphFont">
     <w:name w:val="Default Paragraph Font"/>
     <w:uiPriority w:val="1"/>
-    <w:semiHidden/>
     <w:unhideWhenUsed/>
   </w:style>
   <w:style w:type="table" w:default="1" w:styleId="TableNormal">
@@ -39461,10 +42231,30 @@
 </file>
 
 <file path=customXml/item1.xml><?xml version="1.0" encoding="utf-8"?>
-<b:Sources xmlns:b="http://schemas.openxmlformats.org/officeDocument/2006/bibliography" xmlns="http://schemas.openxmlformats.org/officeDocument/2006/bibliography" SelectedStyle="\APASixthEditionOfficeOnline.xsl" StyleName="APA" Version="6"/>
+<?mso-contentType ?>
+<FormTemplates xmlns="http://schemas.microsoft.com/sharepoint/v3/contenttype/forms">
+  <Display>DocumentLibraryForm</Display>
+  <Edit>DocumentLibraryForm</Edit>
+  <New>DocumentLibraryForm</New>
+</FormTemplates>
 </file>
 
 <file path=customXml/item2.xml><?xml version="1.0" encoding="utf-8"?>
+<p:properties xmlns:p="http://schemas.microsoft.com/office/2006/metadata/properties" xmlns:xsi="http://www.w3.org/2001/XMLSchema-instance" xmlns:pc="http://schemas.microsoft.com/office/infopath/2007/PartnerControls">
+  <documentManagement>
+    <Description0 xmlns="d38a97ae-2f3e-4e4b-a26c-0cf1e76d955b">JALoP v1 User Guide</Description0>
+    <IconOverlay xmlns="http://schemas.microsoft.com/sharepoint/v4" xsi:nil="true"/>
+    <_x0025_ xmlns="d38a97ae-2f3e-4e4b-a26c-0cf1e76d955b">0</_x0025_>
+    <MediaLengthInSeconds xmlns="b67d2e57-30e9-4b15-b202-350a3e1eeab4" xsi:nil="true"/>
+    <lcf76f155ced4ddcb4097134ff3c332f xmlns="b67d2e57-30e9-4b15-b202-350a3e1eeab4">
+      <Terms xmlns="http://schemas.microsoft.com/office/infopath/2007/PartnerControls"/>
+    </lcf76f155ced4ddcb4097134ff3c332f>
+    <TaxCatchAll xmlns="eb269b35-c1a9-43ee-8e8b-98afd10c193a" xsi:nil="true"/>
+  </documentManagement>
+</p:properties>
+</file>
+
+<file path=customXml/item3.xml><?xml version="1.0" encoding="utf-8"?>
 <ct:contentTypeSchema xmlns:ct="http://schemas.microsoft.com/office/2006/metadata/contentType" xmlns:ma="http://schemas.microsoft.com/office/2006/metadata/properties/metaAttributes" ct:_="" ma:_="" ma:contentTypeName="Document" ma:contentTypeID="0x010100B773142C3893944DA8A5388B21DDF825" ma:contentTypeVersion="104" ma:contentTypeDescription="Create a new document." ma:contentTypeScope="" ma:versionID="c21b4d2dbe580739dc812c6e89276a5f">
   <xsd:schema xmlns:xsd="http://www.w3.org/2001/XMLSchema" xmlns:xs="http://www.w3.org/2001/XMLSchema" xmlns:p="http://schemas.microsoft.com/office/2006/metadata/properties" xmlns:ns2="d38a97ae-2f3e-4e4b-a26c-0cf1e76d955b" xmlns:ns3="http://schemas.microsoft.com/sharepoint/v4" xmlns:ns4="b67d2e57-30e9-4b15-b202-350a3e1eeab4" xmlns:ns5="eb269b35-c1a9-43ee-8e8b-98afd10c193a" targetNamespace="http://schemas.microsoft.com/office/2006/metadata/properties" ma:root="true" ma:fieldsID="fa486ddce428629e67d22a2b217440d0" ns2:_="" ns3:_="" ns4:_="" ns5:_="">
     <xsd:import namespace="d38a97ae-2f3e-4e4b-a26c-0cf1e76d955b"/>
@@ -39732,39 +42522,38 @@
 </ct:contentTypeSchema>
 </file>
 
-<file path=customXml/item3.xml><?xml version="1.0" encoding="utf-8"?>
-<p:properties xmlns:p="http://schemas.microsoft.com/office/2006/metadata/properties" xmlns:xsi="http://www.w3.org/2001/XMLSchema-instance" xmlns:pc="http://schemas.microsoft.com/office/infopath/2007/PartnerControls">
-  <documentManagement>
-    <Description0 xmlns="d38a97ae-2f3e-4e4b-a26c-0cf1e76d955b">JALoP v1 User Guide</Description0>
-    <IconOverlay xmlns="http://schemas.microsoft.com/sharepoint/v4" xsi:nil="true"/>
-    <_x0025_ xmlns="d38a97ae-2f3e-4e4b-a26c-0cf1e76d955b">0</_x0025_>
-    <MediaLengthInSeconds xmlns="b67d2e57-30e9-4b15-b202-350a3e1eeab4" xsi:nil="true"/>
-    <lcf76f155ced4ddcb4097134ff3c332f xmlns="b67d2e57-30e9-4b15-b202-350a3e1eeab4">
-      <Terms xmlns="http://schemas.microsoft.com/office/infopath/2007/PartnerControls"/>
-    </lcf76f155ced4ddcb4097134ff3c332f>
-    <TaxCatchAll xmlns="eb269b35-c1a9-43ee-8e8b-98afd10c193a" xsi:nil="true"/>
-  </documentManagement>
-</p:properties>
-</file>
-
 <file path=customXml/item4.xml><?xml version="1.0" encoding="utf-8"?>
-<?mso-contentType ?>
-<FormTemplates xmlns="http://schemas.microsoft.com/sharepoint/v3/contenttype/forms">
-  <Display>DocumentLibraryForm</Display>
-  <Edit>DocumentLibraryForm</Edit>
-  <New>DocumentLibraryForm</New>
-</FormTemplates>
+<b:Sources xmlns:b="http://schemas.openxmlformats.org/officeDocument/2006/bibliography" xmlns="http://schemas.openxmlformats.org/officeDocument/2006/bibliography" SelectedStyle="\APASixthEditionOfficeOnline.xsl" StyleName="APA" Version="6"/>
 </file>
 
 <file path=customXml/itemProps1.xml><?xml version="1.0" encoding="utf-8"?>
-<ds:datastoreItem xmlns:ds="http://schemas.openxmlformats.org/officeDocument/2006/customXml" ds:itemID="{8FDBAE44-6F2A-4D93-B865-A4A19BF1FFFE}">
+<ds:datastoreItem xmlns:ds="http://schemas.openxmlformats.org/officeDocument/2006/customXml" ds:itemID="{127AD7CD-48AB-4333-934D-5528895E2E8A}">
   <ds:schemaRefs>
-    <ds:schemaRef ds:uri="http://schemas.openxmlformats.org/officeDocument/2006/bibliography"/>
+    <ds:schemaRef ds:uri="http://schemas.microsoft.com/sharepoint/v3/contenttype/forms"/>
   </ds:schemaRefs>
 </ds:datastoreItem>
 </file>
 
 <file path=customXml/itemProps2.xml><?xml version="1.0" encoding="utf-8"?>
+<ds:datastoreItem xmlns:ds="http://schemas.openxmlformats.org/officeDocument/2006/customXml" ds:itemID="{DCD85368-2FBA-48AD-9719-131BDDE4A85C}">
+  <ds:schemaRefs>
+    <ds:schemaRef ds:uri="b67d2e57-30e9-4b15-b202-350a3e1eeab4"/>
+    <ds:schemaRef ds:uri="http://schemas.openxmlformats.org/package/2006/metadata/core-properties"/>
+    <ds:schemaRef ds:uri="d38a97ae-2f3e-4e4b-a26c-0cf1e76d955b"/>
+    <ds:schemaRef ds:uri="http://schemas.microsoft.com/office/2006/documentManagement/types"/>
+    <ds:schemaRef ds:uri="http://purl.org/dc/elements/1.1/"/>
+    <ds:schemaRef ds:uri="http://schemas.microsoft.com/office/2006/metadata/properties"/>
+    <ds:schemaRef ds:uri="http://schemas.microsoft.com/office/infopath/2007/PartnerControls"/>
+    <ds:schemaRef ds:uri="http://www.w3.org/XML/1998/namespace"/>
+    <ds:schemaRef ds:uri="eb269b35-c1a9-43ee-8e8b-98afd10c193a"/>
+    <ds:schemaRef ds:uri="http://schemas.microsoft.com/sharepoint/v4"/>
+    <ds:schemaRef ds:uri="http://purl.org/dc/dcmitype/"/>
+    <ds:schemaRef ds:uri="http://purl.org/dc/terms/"/>
+  </ds:schemaRefs>
+</ds:datastoreItem>
+</file>
+
+<file path=customXml/itemProps3.xml><?xml version="1.0" encoding="utf-8"?>
 <ds:datastoreItem xmlns:ds="http://schemas.openxmlformats.org/officeDocument/2006/customXml" ds:itemID="{8FC86ED2-278E-4020-8B1D-763BE0B40617}">
   <ds:schemaRefs>
     <ds:schemaRef ds:uri="http://schemas.microsoft.com/office/2006/metadata/contentType"/>
@@ -39785,29 +42574,10 @@
 </ds:datastoreItem>
 </file>
 
-<file path=customXml/itemProps3.xml><?xml version="1.0" encoding="utf-8"?>
-<ds:datastoreItem xmlns:ds="http://schemas.openxmlformats.org/officeDocument/2006/customXml" ds:itemID="{DCD85368-2FBA-48AD-9719-131BDDE4A85C}">
+<file path=customXml/itemProps4.xml><?xml version="1.0" encoding="utf-8"?>
+<ds:datastoreItem xmlns:ds="http://schemas.openxmlformats.org/officeDocument/2006/customXml" ds:itemID="{8FDBAE44-6F2A-4D93-B865-A4A19BF1FFFE}">
   <ds:schemaRefs>
-    <ds:schemaRef ds:uri="d38a97ae-2f3e-4e4b-a26c-0cf1e76d955b"/>
-    <ds:schemaRef ds:uri="http://schemas.microsoft.com/office/2006/metadata/properties"/>
-    <ds:schemaRef ds:uri="http://schemas.microsoft.com/sharepoint/v4"/>
-    <ds:schemaRef ds:uri="http://schemas.microsoft.com/office/2006/documentManagement/types"/>
-    <ds:schemaRef ds:uri="http://purl.org/dc/terms/"/>
-    <ds:schemaRef ds:uri="http://www.w3.org/XML/1998/namespace"/>
-    <ds:schemaRef ds:uri="b67d2e57-30e9-4b15-b202-350a3e1eeab4"/>
-    <ds:schemaRef ds:uri="http://schemas.microsoft.com/office/infopath/2007/PartnerControls"/>
-    <ds:schemaRef ds:uri="http://purl.org/dc/elements/1.1/"/>
-    <ds:schemaRef ds:uri="http://schemas.openxmlformats.org/package/2006/metadata/core-properties"/>
-    <ds:schemaRef ds:uri="eb269b35-c1a9-43ee-8e8b-98afd10c193a"/>
-    <ds:schemaRef ds:uri="http://purl.org/dc/dcmitype/"/>
-  </ds:schemaRefs>
-</ds:datastoreItem>
-</file>
-
-<file path=customXml/itemProps4.xml><?xml version="1.0" encoding="utf-8"?>
-<ds:datastoreItem xmlns:ds="http://schemas.openxmlformats.org/officeDocument/2006/customXml" ds:itemID="{127AD7CD-48AB-4333-934D-5528895E2E8A}">
-  <ds:schemaRefs>
-    <ds:schemaRef ds:uri="http://schemas.microsoft.com/sharepoint/v3/contenttype/forms"/>
+    <ds:schemaRef ds:uri="http://schemas.openxmlformats.org/officeDocument/2006/bibliography"/>
   </ds:schemaRefs>
 </ds:datastoreItem>
 </file>
--- a/doc/JALoP_v1x_User_Guide.docx
+++ b/doc/JALoP_v1x_User_Guide.docx
@@ -2,32 +2,6 @@
 <file path=word/document.xml><?xml version="1.0" encoding="utf-8"?>
 <w:document xmlns:wpc="http://schemas.microsoft.com/office/word/2010/wordprocessingCanvas" xmlns:cx="http://schemas.microsoft.com/office/drawing/2014/chartex" xmlns:cx1="http://schemas.microsoft.com/office/drawing/2015/9/8/chartex" xmlns:cx2="http://schemas.microsoft.com/office/drawing/2015/10/21/chartex" xmlns:cx3="http://schemas.microsoft.com/office/drawing/2016/5/9/chartex" xmlns:cx4="http://schemas.microsoft.com/office/drawing/2016/5/10/chartex" xmlns:cx5="http://schemas.microsoft.com/office/drawing/2016/5/11/chartex" xmlns:cx6="http://schemas.microsoft.com/office/drawing/2016/5/12/chartex" xmlns:cx7="http://schemas.microsoft.com/office/drawing/2016/5/13/chartex" xmlns:cx8="http://schemas.microsoft.com/office/drawing/2016/5/14/chartex" xmlns:mc="http://schemas.openxmlformats.org/markup-compatibility/2006" xmlns:aink="http://schemas.microsoft.com/office/drawing/2016/ink" xmlns:am3d="http://schemas.microsoft.com/office/drawing/2017/model3d" xmlns:o="urn:schemas-microsoft-com:office:office" xmlns:oel="http://schemas.microsoft.com/office/2019/extlst" xmlns:r="http://schemas.openxmlformats.org/officeDocument/2006/relationships" xmlns:m="http://schemas.openxmlformats.org/officeDocument/2006/math" xmlns:v="urn:schemas-microsoft-com:vml" xmlns:wp14="http://schemas.microsoft.com/office/word/2010/wordprocessingDrawing" xmlns:wp="http://schemas.openxmlformats.org/drawingml/2006/wordprocessingDrawing" xmlns:w10="urn:schemas-microsoft-com:office:word" xmlns:w="http://schemas.openxmlformats.org/wordprocessingml/2006/main" xmlns:w14="http://schemas.microsoft.com/office/word/2010/wordml" xmlns:w15="http://schemas.microsoft.com/office/word/2012/wordml" xmlns:w16cex="http://schemas.microsoft.com/office/word/2018/wordml/cex" xmlns:w16cid="http://schemas.microsoft.com/office/word/2016/wordml/cid" xmlns:w16="http://schemas.microsoft.com/office/word/2018/wordml" xmlns:w16du="http://schemas.microsoft.com/office/word/2023/wordml/word16du" xmlns:w16sdtdh="http://schemas.microsoft.com/office/word/2020/wordml/sdtdatahash" xmlns:w16sdtfl="http://schemas.microsoft.com/office/word/2024/wordml/sdtformatlock" xmlns:w16se="http://schemas.microsoft.com/office/word/2015/wordml/symex" xmlns:wpg="http://schemas.microsoft.com/office/word/2010/wordprocessingGroup" xmlns:wpi="http://schemas.microsoft.com/office/word/2010/wordprocessingInk" xmlns:wne="http://schemas.microsoft.com/office/word/2006/wordml" xmlns:wps="http://schemas.microsoft.com/office/word/2010/wordprocessingShape" mc:Ignorable="w14 w15 w16se w16cid w16 w16cex w16sdtdh w16sdtfl w16du wp14">
   <w:body>
-    <w:p>
-      <w:pPr>
-        <w:spacing w:after="120"/>
-        <w:jc w:val="center"/>
-        <w:rPr>
-          <w:rFonts w:ascii="Arial" w:eastAsia="Times New Roman" w:hAnsi="Arial"/>
-          <w:b/>
-          <w:bCs/>
-          <w:sz w:val="36"/>
-          <w:szCs w:val="36"/>
-        </w:rPr>
-      </w:pPr>
-    </w:p>
-    <w:p>
-      <w:pPr>
-        <w:spacing w:after="120"/>
-        <w:jc w:val="center"/>
-        <w:rPr>
-          <w:rFonts w:ascii="Arial" w:eastAsia="Times New Roman" w:hAnsi="Arial"/>
-          <w:b/>
-          <w:bCs/>
-          <w:sz w:val="36"/>
-          <w:szCs w:val="36"/>
-        </w:rPr>
-      </w:pPr>
-    </w:p>
     <w:p>
       <w:pPr>
         <w:spacing w:after="120"/>
@@ -160,7 +134,7 @@
           </mc:Choice>
           <mc:Fallback>
             <w:pict>
-              <v:line w14:anchorId="03783BB8" id="Straight Connector 503051233" o:spid="_x0000_s1026" style="position:absolute;flip:x y;z-index:251658240;visibility:visible;mso-wrap-style:square;mso-width-percent:0;mso-height-percent:0;mso-wrap-distance-left:9pt;mso-wrap-distance-top:0;mso-wrap-distance-right:9pt;mso-wrap-distance-bottom:0;mso-position-horizontal:right;mso-position-horizontal-relative:margin;mso-position-vertical:absolute;mso-position-vertical-relative:text;mso-width-percent:0;mso-height-percent:0;mso-width-relative:margin;mso-height-relative:margin" from="410.8pt,8.6pt" to="872.8pt,8.6pt" o:gfxdata="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" strokecolor="#0d0d0d [3069]" strokeweight="1.5pt">
+              <v:line w14:anchorId="3090B186" id="Straight Connector 503051233" o:spid="_x0000_s1026" style="position:absolute;flip:x y;z-index:251658240;visibility:visible;mso-wrap-style:square;mso-width-percent:0;mso-height-percent:0;mso-wrap-distance-left:9pt;mso-wrap-distance-top:0;mso-wrap-distance-right:9pt;mso-wrap-distance-bottom:0;mso-position-horizontal:right;mso-position-horizontal-relative:margin;mso-position-vertical:absolute;mso-position-vertical-relative:text;mso-width-percent:0;mso-height-percent:0;mso-width-relative:margin;mso-height-relative:margin" from="410.8pt,8.6pt" to="872.8pt,8.6pt" o:gfxdata="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" strokecolor="#0d0d0d [3069]" strokeweight="1.5pt">
                 <v:stroke joinstyle="miter"/>
                 <w10:wrap anchorx="margin"/>
               </v:line>
@@ -185,7 +159,7 @@
           <w:sz w:val="24"/>
           <w:szCs w:val="24"/>
         </w:rPr>
-        <w:t>2</w:t>
+        <w:t>0</w:t>
       </w:r>
       <w:r>
         <w:rPr>
@@ -193,7 +167,7 @@
           <w:sz w:val="24"/>
           <w:szCs w:val="24"/>
         </w:rPr>
-        <w:t>4</w:t>
+        <w:t>7</w:t>
       </w:r>
       <w:r>
         <w:rPr>
@@ -201,7 +175,7 @@
           <w:sz w:val="24"/>
           <w:szCs w:val="24"/>
         </w:rPr>
-        <w:t xml:space="preserve"> April</w:t>
+        <w:t xml:space="preserve"> Ju</w:t>
       </w:r>
       <w:r>
         <w:rPr>
@@ -209,7 +183,23 @@
           <w:sz w:val="24"/>
           <w:szCs w:val="24"/>
         </w:rPr>
-        <w:t xml:space="preserve"> 202</w:t>
+        <w:t>ly</w:t>
+      </w:r>
+      <w:r>
+        <w:rPr>
+          <w:rFonts w:ascii="Arial" w:hAnsi="Arial" w:cs="Arial"/>
+          <w:sz w:val="24"/>
+          <w:szCs w:val="24"/>
+        </w:rPr>
+        <w:t xml:space="preserve"> </w:t>
+      </w:r>
+      <w:r>
+        <w:rPr>
+          <w:rFonts w:ascii="Arial" w:hAnsi="Arial" w:cs="Arial"/>
+          <w:sz w:val="24"/>
+          <w:szCs w:val="24"/>
+        </w:rPr>
+        <w:t>202</w:t>
       </w:r>
       <w:r>
         <w:rPr>
@@ -309,7 +299,7 @@
           <w:r>
             <w:fldChar w:fldCharType="separate"/>
           </w:r>
-          <w:hyperlink w:anchor="_Toc196424723" w:history="1">
+          <w:hyperlink w:anchor="_Toc202869600" w:history="1">
             <w:r>
               <w:rPr>
                 <w:rStyle w:val="Hyperlink"/>
@@ -336,7 +326,7 @@
                 <w:noProof/>
                 <w:webHidden/>
               </w:rPr>
-              <w:instrText xml:space="preserve"> PAGEREF _Toc196424723 \h </w:instrText>
+              <w:instrText xml:space="preserve"> PAGEREF _Toc202869600 \h </w:instrText>
             </w:r>
             <w:r>
               <w:rPr>
@@ -383,7 +373,7 @@
               <w14:ligatures w14:val="standardContextual"/>
             </w:rPr>
           </w:pPr>
-          <w:hyperlink w:anchor="_Toc196424724" w:history="1">
+          <w:hyperlink w:anchor="_Toc202869601" w:history="1">
             <w:r>
               <w:rPr>
                 <w:rStyle w:val="Hyperlink"/>
@@ -428,7 +418,7 @@
                 <w:noProof/>
                 <w:webHidden/>
               </w:rPr>
-              <w:instrText xml:space="preserve"> PAGEREF _Toc196424724 \h </w:instrText>
+              <w:instrText xml:space="preserve"> PAGEREF _Toc202869601 \h </w:instrText>
             </w:r>
             <w:r>
               <w:rPr>
@@ -475,7 +465,7 @@
               <w14:ligatures w14:val="standardContextual"/>
             </w:rPr>
           </w:pPr>
-          <w:hyperlink w:anchor="_Toc196424725" w:history="1">
+          <w:hyperlink w:anchor="_Toc202869602" w:history="1">
             <w:r>
               <w:rPr>
                 <w:rStyle w:val="Hyperlink"/>
@@ -520,7 +510,7 @@
                 <w:noProof/>
                 <w:webHidden/>
               </w:rPr>
-              <w:instrText xml:space="preserve"> PAGEREF _Toc196424725 \h </w:instrText>
+              <w:instrText xml:space="preserve"> PAGEREF _Toc202869602 \h </w:instrText>
             </w:r>
             <w:r>
               <w:rPr>
@@ -567,7 +557,7 @@
               <w14:ligatures w14:val="standardContextual"/>
             </w:rPr>
           </w:pPr>
-          <w:hyperlink w:anchor="_Toc196424726" w:history="1">
+          <w:hyperlink w:anchor="_Toc202869603" w:history="1">
             <w:r>
               <w:rPr>
                 <w:rStyle w:val="Hyperlink"/>
@@ -612,7 +602,7 @@
                 <w:noProof/>
                 <w:webHidden/>
               </w:rPr>
-              <w:instrText xml:space="preserve"> PAGEREF _Toc196424726 \h </w:instrText>
+              <w:instrText xml:space="preserve"> PAGEREF _Toc202869603 \h </w:instrText>
             </w:r>
             <w:r>
               <w:rPr>
@@ -659,7 +649,7 @@
               <w14:ligatures w14:val="standardContextual"/>
             </w:rPr>
           </w:pPr>
-          <w:hyperlink w:anchor="_Toc196424727" w:history="1">
+          <w:hyperlink w:anchor="_Toc202869604" w:history="1">
             <w:r>
               <w:rPr>
                 <w:rStyle w:val="Hyperlink"/>
@@ -704,7 +694,7 @@
                 <w:noProof/>
                 <w:webHidden/>
               </w:rPr>
-              <w:instrText xml:space="preserve"> PAGEREF _Toc196424727 \h </w:instrText>
+              <w:instrText xml:space="preserve"> PAGEREF _Toc202869604 \h </w:instrText>
             </w:r>
             <w:r>
               <w:rPr>
@@ -751,7 +741,7 @@
               <w14:ligatures w14:val="standardContextual"/>
             </w:rPr>
           </w:pPr>
-          <w:hyperlink w:anchor="_Toc196424728" w:history="1">
+          <w:hyperlink w:anchor="_Toc202869605" w:history="1">
             <w:r>
               <w:rPr>
                 <w:rStyle w:val="Hyperlink"/>
@@ -796,7 +786,7 @@
                 <w:noProof/>
                 <w:webHidden/>
               </w:rPr>
-              <w:instrText xml:space="preserve"> PAGEREF _Toc196424728 \h </w:instrText>
+              <w:instrText xml:space="preserve"> PAGEREF _Toc202869605 \h </w:instrText>
             </w:r>
             <w:r>
               <w:rPr>
@@ -843,7 +833,7 @@
               <w14:ligatures w14:val="standardContextual"/>
             </w:rPr>
           </w:pPr>
-          <w:hyperlink w:anchor="_Toc196424729" w:history="1">
+          <w:hyperlink w:anchor="_Toc202869606" w:history="1">
             <w:r>
               <w:rPr>
                 <w:rStyle w:val="Hyperlink"/>
@@ -888,7 +878,7 @@
                 <w:noProof/>
                 <w:webHidden/>
               </w:rPr>
-              <w:instrText xml:space="preserve"> PAGEREF _Toc196424729 \h </w:instrText>
+              <w:instrText xml:space="preserve"> PAGEREF _Toc202869606 \h </w:instrText>
             </w:r>
             <w:r>
               <w:rPr>
@@ -935,7 +925,7 @@
               <w14:ligatures w14:val="standardContextual"/>
             </w:rPr>
           </w:pPr>
-          <w:hyperlink w:anchor="_Toc196424730" w:history="1">
+          <w:hyperlink w:anchor="_Toc202869607" w:history="1">
             <w:r>
               <w:rPr>
                 <w:rStyle w:val="Hyperlink"/>
@@ -980,7 +970,7 @@
                 <w:noProof/>
                 <w:webHidden/>
               </w:rPr>
-              <w:instrText xml:space="preserve"> PAGEREF _Toc196424730 \h </w:instrText>
+              <w:instrText xml:space="preserve"> PAGEREF _Toc202869607 \h </w:instrText>
             </w:r>
             <w:r>
               <w:rPr>
@@ -1027,7 +1017,7 @@
               <w14:ligatures w14:val="standardContextual"/>
             </w:rPr>
           </w:pPr>
-          <w:hyperlink w:anchor="_Toc196424731" w:history="1">
+          <w:hyperlink w:anchor="_Toc202869608" w:history="1">
             <w:r>
               <w:rPr>
                 <w:rStyle w:val="Hyperlink"/>
@@ -1072,7 +1062,7 @@
                 <w:noProof/>
                 <w:webHidden/>
               </w:rPr>
-              <w:instrText xml:space="preserve"> PAGEREF _Toc196424731 \h </w:instrText>
+              <w:instrText xml:space="preserve"> PAGEREF _Toc202869608 \h </w:instrText>
             </w:r>
             <w:r>
               <w:rPr>
@@ -1119,7 +1109,7 @@
               <w14:ligatures w14:val="standardContextual"/>
             </w:rPr>
           </w:pPr>
-          <w:hyperlink w:anchor="_Toc196424732" w:history="1">
+          <w:hyperlink w:anchor="_Toc202869609" w:history="1">
             <w:r>
               <w:rPr>
                 <w:rStyle w:val="Hyperlink"/>
@@ -1164,7 +1154,7 @@
                 <w:noProof/>
                 <w:webHidden/>
               </w:rPr>
-              <w:instrText xml:space="preserve"> PAGEREF _Toc196424732 \h </w:instrText>
+              <w:instrText xml:space="preserve"> PAGEREF _Toc202869609 \h </w:instrText>
             </w:r>
             <w:r>
               <w:rPr>
@@ -1211,7 +1201,7 @@
               <w14:ligatures w14:val="standardContextual"/>
             </w:rPr>
           </w:pPr>
-          <w:hyperlink w:anchor="_Toc196424733" w:history="1">
+          <w:hyperlink w:anchor="_Toc202869610" w:history="1">
             <w:r>
               <w:rPr>
                 <w:rStyle w:val="Hyperlink"/>
@@ -1256,7 +1246,7 @@
                 <w:noProof/>
                 <w:webHidden/>
               </w:rPr>
-              <w:instrText xml:space="preserve"> PAGEREF _Toc196424733 \h </w:instrText>
+              <w:instrText xml:space="preserve"> PAGEREF _Toc202869610 \h </w:instrText>
             </w:r>
             <w:r>
               <w:rPr>
@@ -1303,7 +1293,7 @@
               <w14:ligatures w14:val="standardContextual"/>
             </w:rPr>
           </w:pPr>
-          <w:hyperlink w:anchor="_Toc196424734" w:history="1">
+          <w:hyperlink w:anchor="_Toc202869611" w:history="1">
             <w:r>
               <w:rPr>
                 <w:rStyle w:val="Hyperlink"/>
@@ -1348,7 +1338,7 @@
                 <w:noProof/>
                 <w:webHidden/>
               </w:rPr>
-              <w:instrText xml:space="preserve"> PAGEREF _Toc196424734 \h </w:instrText>
+              <w:instrText xml:space="preserve"> PAGEREF _Toc202869611 \h </w:instrText>
             </w:r>
             <w:r>
               <w:rPr>
@@ -1395,7 +1385,7 @@
               <w14:ligatures w14:val="standardContextual"/>
             </w:rPr>
           </w:pPr>
-          <w:hyperlink w:anchor="_Toc196424735" w:history="1">
+          <w:hyperlink w:anchor="_Toc202869612" w:history="1">
             <w:r>
               <w:rPr>
                 <w:rStyle w:val="Hyperlink"/>
@@ -1440,7 +1430,7 @@
                 <w:noProof/>
                 <w:webHidden/>
               </w:rPr>
-              <w:instrText xml:space="preserve"> PAGEREF _Toc196424735 \h </w:instrText>
+              <w:instrText xml:space="preserve"> PAGEREF _Toc202869612 \h </w:instrText>
             </w:r>
             <w:r>
               <w:rPr>
@@ -1460,7 +1450,7 @@
                 <w:noProof/>
                 <w:webHidden/>
               </w:rPr>
-              <w:t>13</w:t>
+              <w:t>12</w:t>
             </w:r>
             <w:r>
               <w:rPr>
@@ -1487,7 +1477,7 @@
               <w14:ligatures w14:val="standardContextual"/>
             </w:rPr>
           </w:pPr>
-          <w:hyperlink w:anchor="_Toc196424736" w:history="1">
+          <w:hyperlink w:anchor="_Toc202869613" w:history="1">
             <w:r>
               <w:rPr>
                 <w:rStyle w:val="Hyperlink"/>
@@ -1532,7 +1522,7 @@
                 <w:noProof/>
                 <w:webHidden/>
               </w:rPr>
-              <w:instrText xml:space="preserve"> PAGEREF _Toc196424736 \h </w:instrText>
+              <w:instrText xml:space="preserve"> PAGEREF _Toc202869613 \h </w:instrText>
             </w:r>
             <w:r>
               <w:rPr>
@@ -1579,7 +1569,7 @@
               <w14:ligatures w14:val="standardContextual"/>
             </w:rPr>
           </w:pPr>
-          <w:hyperlink w:anchor="_Toc196424737" w:history="1">
+          <w:hyperlink w:anchor="_Toc202869614" w:history="1">
             <w:r>
               <w:rPr>
                 <w:rStyle w:val="Hyperlink"/>
@@ -1624,7 +1614,7 @@
                 <w:noProof/>
                 <w:webHidden/>
               </w:rPr>
-              <w:instrText xml:space="preserve"> PAGEREF _Toc196424737 \h </w:instrText>
+              <w:instrText xml:space="preserve"> PAGEREF _Toc202869614 \h </w:instrText>
             </w:r>
             <w:r>
               <w:rPr>
@@ -1671,7 +1661,7 @@
               <w14:ligatures w14:val="standardContextual"/>
             </w:rPr>
           </w:pPr>
-          <w:hyperlink w:anchor="_Toc196424738" w:history="1">
+          <w:hyperlink w:anchor="_Toc202869615" w:history="1">
             <w:r>
               <w:rPr>
                 <w:rStyle w:val="Hyperlink"/>
@@ -1716,7 +1706,7 @@
                 <w:noProof/>
                 <w:webHidden/>
               </w:rPr>
-              <w:instrText xml:space="preserve"> PAGEREF _Toc196424738 \h </w:instrText>
+              <w:instrText xml:space="preserve"> PAGEREF _Toc202869615 \h </w:instrText>
             </w:r>
             <w:r>
               <w:rPr>
@@ -1763,7 +1753,7 @@
               <w14:ligatures w14:val="standardContextual"/>
             </w:rPr>
           </w:pPr>
-          <w:hyperlink w:anchor="_Toc196424739" w:history="1">
+          <w:hyperlink w:anchor="_Toc202869616" w:history="1">
             <w:r>
               <w:rPr>
                 <w:rStyle w:val="Hyperlink"/>
@@ -1808,7 +1798,7 @@
                 <w:noProof/>
                 <w:webHidden/>
               </w:rPr>
-              <w:instrText xml:space="preserve"> PAGEREF _Toc196424739 \h </w:instrText>
+              <w:instrText xml:space="preserve"> PAGEREF _Toc202869616 \h </w:instrText>
             </w:r>
             <w:r>
               <w:rPr>
@@ -1855,7 +1845,7 @@
               <w14:ligatures w14:val="standardContextual"/>
             </w:rPr>
           </w:pPr>
-          <w:hyperlink w:anchor="_Toc196424740" w:history="1">
+          <w:hyperlink w:anchor="_Toc202869617" w:history="1">
             <w:r>
               <w:rPr>
                 <w:rStyle w:val="Hyperlink"/>
@@ -1900,7 +1890,7 @@
                 <w:noProof/>
                 <w:webHidden/>
               </w:rPr>
-              <w:instrText xml:space="preserve"> PAGEREF _Toc196424740 \h </w:instrText>
+              <w:instrText xml:space="preserve"> PAGEREF _Toc202869617 \h </w:instrText>
             </w:r>
             <w:r>
               <w:rPr>
@@ -1947,7 +1937,7 @@
               <w14:ligatures w14:val="standardContextual"/>
             </w:rPr>
           </w:pPr>
-          <w:hyperlink w:anchor="_Toc196424741" w:history="1">
+          <w:hyperlink w:anchor="_Toc202869618" w:history="1">
             <w:r>
               <w:rPr>
                 <w:rStyle w:val="Hyperlink"/>
@@ -1992,7 +1982,7 @@
                 <w:noProof/>
                 <w:webHidden/>
               </w:rPr>
-              <w:instrText xml:space="preserve"> PAGEREF _Toc196424741 \h </w:instrText>
+              <w:instrText xml:space="preserve"> PAGEREF _Toc202869618 \h </w:instrText>
             </w:r>
             <w:r>
               <w:rPr>
@@ -2012,7 +2002,7 @@
                 <w:noProof/>
                 <w:webHidden/>
               </w:rPr>
-              <w:t>21</w:t>
+              <w:t>20</w:t>
             </w:r>
             <w:r>
               <w:rPr>
@@ -2039,7 +2029,7 @@
               <w14:ligatures w14:val="standardContextual"/>
             </w:rPr>
           </w:pPr>
-          <w:hyperlink w:anchor="_Toc196424742" w:history="1">
+          <w:hyperlink w:anchor="_Toc202869619" w:history="1">
             <w:r>
               <w:rPr>
                 <w:rStyle w:val="Hyperlink"/>
@@ -2084,7 +2074,7 @@
                 <w:noProof/>
                 <w:webHidden/>
               </w:rPr>
-              <w:instrText xml:space="preserve"> PAGEREF _Toc196424742 \h </w:instrText>
+              <w:instrText xml:space="preserve"> PAGEREF _Toc202869619 \h </w:instrText>
             </w:r>
             <w:r>
               <w:rPr>
@@ -2104,7 +2094,7 @@
                 <w:noProof/>
                 <w:webHidden/>
               </w:rPr>
-              <w:t>21</w:t>
+              <w:t>20</w:t>
             </w:r>
             <w:r>
               <w:rPr>
@@ -2131,7 +2121,7 @@
               <w14:ligatures w14:val="standardContextual"/>
             </w:rPr>
           </w:pPr>
-          <w:hyperlink w:anchor="_Toc196424743" w:history="1">
+          <w:hyperlink w:anchor="_Toc202869620" w:history="1">
             <w:r>
               <w:rPr>
                 <w:rStyle w:val="Hyperlink"/>
@@ -2176,7 +2166,7 @@
                 <w:noProof/>
                 <w:webHidden/>
               </w:rPr>
-              <w:instrText xml:space="preserve"> PAGEREF _Toc196424743 \h </w:instrText>
+              <w:instrText xml:space="preserve"> PAGEREF _Toc202869620 \h </w:instrText>
             </w:r>
             <w:r>
               <w:rPr>
@@ -2223,7 +2213,7 @@
               <w14:ligatures w14:val="standardContextual"/>
             </w:rPr>
           </w:pPr>
-          <w:hyperlink w:anchor="_Toc196424744" w:history="1">
+          <w:hyperlink w:anchor="_Toc202869621" w:history="1">
             <w:r>
               <w:rPr>
                 <w:rStyle w:val="Hyperlink"/>
@@ -2268,7 +2258,7 @@
                 <w:noProof/>
                 <w:webHidden/>
               </w:rPr>
-              <w:instrText xml:space="preserve"> PAGEREF _Toc196424744 \h </w:instrText>
+              <w:instrText xml:space="preserve"> PAGEREF _Toc202869621 \h </w:instrText>
             </w:r>
             <w:r>
               <w:rPr>
@@ -2315,7 +2305,7 @@
               <w14:ligatures w14:val="standardContextual"/>
             </w:rPr>
           </w:pPr>
-          <w:hyperlink w:anchor="_Toc196424745" w:history="1">
+          <w:hyperlink w:anchor="_Toc202869622" w:history="1">
             <w:r>
               <w:rPr>
                 <w:rStyle w:val="Hyperlink"/>
@@ -2360,7 +2350,7 @@
                 <w:noProof/>
                 <w:webHidden/>
               </w:rPr>
-              <w:instrText xml:space="preserve"> PAGEREF _Toc196424745 \h </w:instrText>
+              <w:instrText xml:space="preserve"> PAGEREF _Toc202869622 \h </w:instrText>
             </w:r>
             <w:r>
               <w:rPr>
@@ -2407,7 +2397,7 @@
               <w14:ligatures w14:val="standardContextual"/>
             </w:rPr>
           </w:pPr>
-          <w:hyperlink w:anchor="_Toc196424746" w:history="1">
+          <w:hyperlink w:anchor="_Toc202869623" w:history="1">
             <w:r>
               <w:rPr>
                 <w:rStyle w:val="Hyperlink"/>
@@ -2452,7 +2442,7 @@
                 <w:noProof/>
                 <w:webHidden/>
               </w:rPr>
-              <w:instrText xml:space="preserve"> PAGEREF _Toc196424746 \h </w:instrText>
+              <w:instrText xml:space="preserve"> PAGEREF _Toc202869623 \h </w:instrText>
             </w:r>
             <w:r>
               <w:rPr>
@@ -2499,7 +2489,7 @@
               <w14:ligatures w14:val="standardContextual"/>
             </w:rPr>
           </w:pPr>
-          <w:hyperlink w:anchor="_Toc196424747" w:history="1">
+          <w:hyperlink w:anchor="_Toc202869624" w:history="1">
             <w:r>
               <w:rPr>
                 <w:rStyle w:val="Hyperlink"/>
@@ -2544,7 +2534,7 @@
                 <w:noProof/>
                 <w:webHidden/>
               </w:rPr>
-              <w:instrText xml:space="preserve"> PAGEREF _Toc196424747 \h </w:instrText>
+              <w:instrText xml:space="preserve"> PAGEREF _Toc202869624 \h </w:instrText>
             </w:r>
             <w:r>
               <w:rPr>
@@ -2591,7 +2581,7 @@
               <w14:ligatures w14:val="standardContextual"/>
             </w:rPr>
           </w:pPr>
-          <w:hyperlink w:anchor="_Toc196424748" w:history="1">
+          <w:hyperlink w:anchor="_Toc202869625" w:history="1">
             <w:r>
               <w:rPr>
                 <w:rStyle w:val="Hyperlink"/>
@@ -2636,7 +2626,7 @@
                 <w:noProof/>
                 <w:webHidden/>
               </w:rPr>
-              <w:instrText xml:space="preserve"> PAGEREF _Toc196424748 \h </w:instrText>
+              <w:instrText xml:space="preserve"> PAGEREF _Toc202869625 \h </w:instrText>
             </w:r>
             <w:r>
               <w:rPr>
@@ -2683,7 +2673,7 @@
               <w14:ligatures w14:val="standardContextual"/>
             </w:rPr>
           </w:pPr>
-          <w:hyperlink w:anchor="_Toc196424749" w:history="1">
+          <w:hyperlink w:anchor="_Toc202869626" w:history="1">
             <w:r>
               <w:rPr>
                 <w:rStyle w:val="Hyperlink"/>
@@ -2728,7 +2718,7 @@
                 <w:noProof/>
                 <w:webHidden/>
               </w:rPr>
-              <w:instrText xml:space="preserve"> PAGEREF _Toc196424749 \h </w:instrText>
+              <w:instrText xml:space="preserve"> PAGEREF _Toc202869626 \h </w:instrText>
             </w:r>
             <w:r>
               <w:rPr>
@@ -2775,7 +2765,7 @@
               <w14:ligatures w14:val="standardContextual"/>
             </w:rPr>
           </w:pPr>
-          <w:hyperlink w:anchor="_Toc196424750" w:history="1">
+          <w:hyperlink w:anchor="_Toc202869627" w:history="1">
             <w:r>
               <w:rPr>
                 <w:rStyle w:val="Hyperlink"/>
@@ -2820,7 +2810,7 @@
                 <w:noProof/>
                 <w:webHidden/>
               </w:rPr>
-              <w:instrText xml:space="preserve"> PAGEREF _Toc196424750 \h </w:instrText>
+              <w:instrText xml:space="preserve"> PAGEREF _Toc202869627 \h </w:instrText>
             </w:r>
             <w:r>
               <w:rPr>
@@ -2867,7 +2857,7 @@
               <w14:ligatures w14:val="standardContextual"/>
             </w:rPr>
           </w:pPr>
-          <w:hyperlink w:anchor="_Toc196424751" w:history="1">
+          <w:hyperlink w:anchor="_Toc202869628" w:history="1">
             <w:r>
               <w:rPr>
                 <w:rStyle w:val="Hyperlink"/>
@@ -2912,7 +2902,7 @@
                 <w:noProof/>
                 <w:webHidden/>
               </w:rPr>
-              <w:instrText xml:space="preserve"> PAGEREF _Toc196424751 \h </w:instrText>
+              <w:instrText xml:space="preserve"> PAGEREF _Toc202869628 \h </w:instrText>
             </w:r>
             <w:r>
               <w:rPr>
@@ -2959,7 +2949,7 @@
               <w14:ligatures w14:val="standardContextual"/>
             </w:rPr>
           </w:pPr>
-          <w:hyperlink w:anchor="_Toc196424752" w:history="1">
+          <w:hyperlink w:anchor="_Toc202869629" w:history="1">
             <w:r>
               <w:rPr>
                 <w:rStyle w:val="Hyperlink"/>
@@ -3004,7 +2994,7 @@
                 <w:noProof/>
                 <w:webHidden/>
               </w:rPr>
-              <w:instrText xml:space="preserve"> PAGEREF _Toc196424752 \h </w:instrText>
+              <w:instrText xml:space="preserve"> PAGEREF _Toc202869629 \h </w:instrText>
             </w:r>
             <w:r>
               <w:rPr>
@@ -3051,7 +3041,7 @@
               <w14:ligatures w14:val="standardContextual"/>
             </w:rPr>
           </w:pPr>
-          <w:hyperlink w:anchor="_Toc196424753" w:history="1">
+          <w:hyperlink w:anchor="_Toc202869630" w:history="1">
             <w:r>
               <w:rPr>
                 <w:rStyle w:val="Hyperlink"/>
@@ -3096,7 +3086,7 @@
                 <w:noProof/>
                 <w:webHidden/>
               </w:rPr>
-              <w:instrText xml:space="preserve"> PAGEREF _Toc196424753 \h </w:instrText>
+              <w:instrText xml:space="preserve"> PAGEREF _Toc202869630 \h </w:instrText>
             </w:r>
             <w:r>
               <w:rPr>
@@ -3143,7 +3133,7 @@
               <w14:ligatures w14:val="standardContextual"/>
             </w:rPr>
           </w:pPr>
-          <w:hyperlink w:anchor="_Toc196424754" w:history="1">
+          <w:hyperlink w:anchor="_Toc202869631" w:history="1">
             <w:r>
               <w:rPr>
                 <w:rStyle w:val="Hyperlink"/>
@@ -3188,7 +3178,7 @@
                 <w:noProof/>
                 <w:webHidden/>
               </w:rPr>
-              <w:instrText xml:space="preserve"> PAGEREF _Toc196424754 \h </w:instrText>
+              <w:instrText xml:space="preserve"> PAGEREF _Toc202869631 \h </w:instrText>
             </w:r>
             <w:r>
               <w:rPr>
@@ -3208,7 +3198,7 @@
                 <w:noProof/>
                 <w:webHidden/>
               </w:rPr>
-              <w:t>24</w:t>
+              <w:t>25</w:t>
             </w:r>
             <w:r>
               <w:rPr>
@@ -3235,7 +3225,7 @@
               <w14:ligatures w14:val="standardContextual"/>
             </w:rPr>
           </w:pPr>
-          <w:hyperlink w:anchor="_Toc196424755" w:history="1">
+          <w:hyperlink w:anchor="_Toc202869632" w:history="1">
             <w:r>
               <w:rPr>
                 <w:rStyle w:val="Hyperlink"/>
@@ -3280,7 +3270,7 @@
                 <w:noProof/>
                 <w:webHidden/>
               </w:rPr>
-              <w:instrText xml:space="preserve"> PAGEREF _Toc196424755 \h </w:instrText>
+              <w:instrText xml:space="preserve"> PAGEREF _Toc202869632 \h </w:instrText>
             </w:r>
             <w:r>
               <w:rPr>
@@ -3327,7 +3317,7 @@
               <w14:ligatures w14:val="standardContextual"/>
             </w:rPr>
           </w:pPr>
-          <w:hyperlink w:anchor="_Toc196424756" w:history="1">
+          <w:hyperlink w:anchor="_Toc202869633" w:history="1">
             <w:r>
               <w:rPr>
                 <w:rStyle w:val="Hyperlink"/>
@@ -3372,7 +3362,7 @@
                 <w:noProof/>
                 <w:webHidden/>
               </w:rPr>
-              <w:instrText xml:space="preserve"> PAGEREF _Toc196424756 \h </w:instrText>
+              <w:instrText xml:space="preserve"> PAGEREF _Toc202869633 \h </w:instrText>
             </w:r>
             <w:r>
               <w:rPr>
@@ -3419,7 +3409,7 @@
               <w14:ligatures w14:val="standardContextual"/>
             </w:rPr>
           </w:pPr>
-          <w:hyperlink w:anchor="_Toc196424757" w:history="1">
+          <w:hyperlink w:anchor="_Toc202869634" w:history="1">
             <w:r>
               <w:rPr>
                 <w:rStyle w:val="Hyperlink"/>
@@ -3464,7 +3454,7 @@
                 <w:noProof/>
                 <w:webHidden/>
               </w:rPr>
-              <w:instrText xml:space="preserve"> PAGEREF _Toc196424757 \h </w:instrText>
+              <w:instrText xml:space="preserve"> PAGEREF _Toc202869634 \h </w:instrText>
             </w:r>
             <w:r>
               <w:rPr>
@@ -3511,7 +3501,7 @@
               <w14:ligatures w14:val="standardContextual"/>
             </w:rPr>
           </w:pPr>
-          <w:hyperlink w:anchor="_Toc196424758" w:history="1">
+          <w:hyperlink w:anchor="_Toc202869635" w:history="1">
             <w:r>
               <w:rPr>
                 <w:rStyle w:val="Hyperlink"/>
@@ -3556,7 +3546,7 @@
                 <w:noProof/>
                 <w:webHidden/>
               </w:rPr>
-              <w:instrText xml:space="preserve"> PAGEREF _Toc196424758 \h </w:instrText>
+              <w:instrText xml:space="preserve"> PAGEREF _Toc202869635 \h </w:instrText>
             </w:r>
             <w:r>
               <w:rPr>
@@ -3603,7 +3593,7 @@
               <w14:ligatures w14:val="standardContextual"/>
             </w:rPr>
           </w:pPr>
-          <w:hyperlink w:anchor="_Toc196424759" w:history="1">
+          <w:hyperlink w:anchor="_Toc202869636" w:history="1">
             <w:r>
               <w:rPr>
                 <w:rStyle w:val="Hyperlink"/>
@@ -3648,7 +3638,7 @@
                 <w:noProof/>
                 <w:webHidden/>
               </w:rPr>
-              <w:instrText xml:space="preserve"> PAGEREF _Toc196424759 \h </w:instrText>
+              <w:instrText xml:space="preserve"> PAGEREF _Toc202869636 \h </w:instrText>
             </w:r>
             <w:r>
               <w:rPr>
@@ -3695,7 +3685,7 @@
               <w14:ligatures w14:val="standardContextual"/>
             </w:rPr>
           </w:pPr>
-          <w:hyperlink w:anchor="_Toc196424760" w:history="1">
+          <w:hyperlink w:anchor="_Toc202869637" w:history="1">
             <w:r>
               <w:rPr>
                 <w:rStyle w:val="Hyperlink"/>
@@ -3740,7 +3730,7 @@
                 <w:noProof/>
                 <w:webHidden/>
               </w:rPr>
-              <w:instrText xml:space="preserve"> PAGEREF _Toc196424760 \h </w:instrText>
+              <w:instrText xml:space="preserve"> PAGEREF _Toc202869637 \h </w:instrText>
             </w:r>
             <w:r>
               <w:rPr>
@@ -3787,7 +3777,7 @@
               <w14:ligatures w14:val="standardContextual"/>
             </w:rPr>
           </w:pPr>
-          <w:hyperlink w:anchor="_Toc196424761" w:history="1">
+          <w:hyperlink w:anchor="_Toc202869638" w:history="1">
             <w:r>
               <w:rPr>
                 <w:rStyle w:val="Hyperlink"/>
@@ -3832,7 +3822,7 @@
                 <w:noProof/>
                 <w:webHidden/>
               </w:rPr>
-              <w:instrText xml:space="preserve"> PAGEREF _Toc196424761 \h </w:instrText>
+              <w:instrText xml:space="preserve"> PAGEREF _Toc202869638 \h </w:instrText>
             </w:r>
             <w:r>
               <w:rPr>
@@ -3879,7 +3869,7 @@
               <w14:ligatures w14:val="standardContextual"/>
             </w:rPr>
           </w:pPr>
-          <w:hyperlink w:anchor="_Toc196424762" w:history="1">
+          <w:hyperlink w:anchor="_Toc202869639" w:history="1">
             <w:r>
               <w:rPr>
                 <w:rStyle w:val="Hyperlink"/>
@@ -3924,7 +3914,7 @@
                 <w:noProof/>
                 <w:webHidden/>
               </w:rPr>
-              <w:instrText xml:space="preserve"> PAGEREF _Toc196424762 \h </w:instrText>
+              <w:instrText xml:space="preserve"> PAGEREF _Toc202869639 \h </w:instrText>
             </w:r>
             <w:r>
               <w:rPr>
@@ -3971,7 +3961,7 @@
               <w14:ligatures w14:val="standardContextual"/>
             </w:rPr>
           </w:pPr>
-          <w:hyperlink w:anchor="_Toc196424763" w:history="1">
+          <w:hyperlink w:anchor="_Toc202869640" w:history="1">
             <w:r>
               <w:rPr>
                 <w:rStyle w:val="Hyperlink"/>
@@ -4016,7 +4006,7 @@
                 <w:noProof/>
                 <w:webHidden/>
               </w:rPr>
-              <w:instrText xml:space="preserve"> PAGEREF _Toc196424763 \h </w:instrText>
+              <w:instrText xml:space="preserve"> PAGEREF _Toc202869640 \h </w:instrText>
             </w:r>
             <w:r>
               <w:rPr>
@@ -4036,7 +4026,7 @@
                 <w:noProof/>
                 <w:webHidden/>
               </w:rPr>
-              <w:t>26</w:t>
+              <w:t>27</w:t>
             </w:r>
             <w:r>
               <w:rPr>
@@ -4063,7 +4053,7 @@
               <w14:ligatures w14:val="standardContextual"/>
             </w:rPr>
           </w:pPr>
-          <w:hyperlink w:anchor="_Toc196424764" w:history="1">
+          <w:hyperlink w:anchor="_Toc202869641" w:history="1">
             <w:r>
               <w:rPr>
                 <w:rStyle w:val="Hyperlink"/>
@@ -4108,7 +4098,7 @@
                 <w:noProof/>
                 <w:webHidden/>
               </w:rPr>
-              <w:instrText xml:space="preserve"> PAGEREF _Toc196424764 \h </w:instrText>
+              <w:instrText xml:space="preserve"> PAGEREF _Toc202869641 \h </w:instrText>
             </w:r>
             <w:r>
               <w:rPr>
@@ -4155,7 +4145,7 @@
               <w14:ligatures w14:val="standardContextual"/>
             </w:rPr>
           </w:pPr>
-          <w:hyperlink w:anchor="_Toc196424765" w:history="1">
+          <w:hyperlink w:anchor="_Toc202869642" w:history="1">
             <w:r>
               <w:rPr>
                 <w:rStyle w:val="Hyperlink"/>
@@ -4200,7 +4190,7 @@
                 <w:noProof/>
                 <w:webHidden/>
               </w:rPr>
-              <w:instrText xml:space="preserve"> PAGEREF _Toc196424765 \h </w:instrText>
+              <w:instrText xml:space="preserve"> PAGEREF _Toc202869642 \h </w:instrText>
             </w:r>
             <w:r>
               <w:rPr>
@@ -4247,7 +4237,7 @@
               <w14:ligatures w14:val="standardContextual"/>
             </w:rPr>
           </w:pPr>
-          <w:hyperlink w:anchor="_Toc196424766" w:history="1">
+          <w:hyperlink w:anchor="_Toc202869643" w:history="1">
             <w:r>
               <w:rPr>
                 <w:rStyle w:val="Hyperlink"/>
@@ -4292,7 +4282,7 @@
                 <w:noProof/>
                 <w:webHidden/>
               </w:rPr>
-              <w:instrText xml:space="preserve"> PAGEREF _Toc196424766 \h </w:instrText>
+              <w:instrText xml:space="preserve"> PAGEREF _Toc202869643 \h </w:instrText>
             </w:r>
             <w:r>
               <w:rPr>
@@ -4339,7 +4329,7 @@
               <w14:ligatures w14:val="standardContextual"/>
             </w:rPr>
           </w:pPr>
-          <w:hyperlink w:anchor="_Toc196424767" w:history="1">
+          <w:hyperlink w:anchor="_Toc202869644" w:history="1">
             <w:r>
               <w:rPr>
                 <w:rStyle w:val="Hyperlink"/>
@@ -4384,7 +4374,7 @@
                 <w:noProof/>
                 <w:webHidden/>
               </w:rPr>
-              <w:instrText xml:space="preserve"> PAGEREF _Toc196424767 \h </w:instrText>
+              <w:instrText xml:space="preserve"> PAGEREF _Toc202869644 \h </w:instrText>
             </w:r>
             <w:r>
               <w:rPr>
@@ -4431,7 +4421,7 @@
               <w14:ligatures w14:val="standardContextual"/>
             </w:rPr>
           </w:pPr>
-          <w:hyperlink w:anchor="_Toc196424768" w:history="1">
+          <w:hyperlink w:anchor="_Toc202869645" w:history="1">
             <w:r>
               <w:rPr>
                 <w:rStyle w:val="Hyperlink"/>
@@ -4476,7 +4466,7 @@
                 <w:noProof/>
                 <w:webHidden/>
               </w:rPr>
-              <w:instrText xml:space="preserve"> PAGEREF _Toc196424768 \h </w:instrText>
+              <w:instrText xml:space="preserve"> PAGEREF _Toc202869645 \h </w:instrText>
             </w:r>
             <w:r>
               <w:rPr>
@@ -4523,7 +4513,7 @@
               <w14:ligatures w14:val="standardContextual"/>
             </w:rPr>
           </w:pPr>
-          <w:hyperlink w:anchor="_Toc196424769" w:history="1">
+          <w:hyperlink w:anchor="_Toc202869646" w:history="1">
             <w:r>
               <w:rPr>
                 <w:rStyle w:val="Hyperlink"/>
@@ -4568,7 +4558,7 @@
                 <w:noProof/>
                 <w:webHidden/>
               </w:rPr>
-              <w:instrText xml:space="preserve"> PAGEREF _Toc196424769 \h </w:instrText>
+              <w:instrText xml:space="preserve"> PAGEREF _Toc202869646 \h </w:instrText>
             </w:r>
             <w:r>
               <w:rPr>
@@ -4588,7 +4578,7 @@
                 <w:noProof/>
                 <w:webHidden/>
               </w:rPr>
-              <w:t>27</w:t>
+              <w:t>28</w:t>
             </w:r>
             <w:r>
               <w:rPr>
@@ -4615,7 +4605,7 @@
               <w14:ligatures w14:val="standardContextual"/>
             </w:rPr>
           </w:pPr>
-          <w:hyperlink w:anchor="_Toc196424770" w:history="1">
+          <w:hyperlink w:anchor="_Toc202869647" w:history="1">
             <w:r>
               <w:rPr>
                 <w:rStyle w:val="Hyperlink"/>
@@ -4660,7 +4650,7 @@
                 <w:noProof/>
                 <w:webHidden/>
               </w:rPr>
-              <w:instrText xml:space="preserve"> PAGEREF _Toc196424770 \h </w:instrText>
+              <w:instrText xml:space="preserve"> PAGEREF _Toc202869647 \h </w:instrText>
             </w:r>
             <w:r>
               <w:rPr>
@@ -4707,7 +4697,7 @@
               <w14:ligatures w14:val="standardContextual"/>
             </w:rPr>
           </w:pPr>
-          <w:hyperlink w:anchor="_Toc196424771" w:history="1">
+          <w:hyperlink w:anchor="_Toc202869648" w:history="1">
             <w:r>
               <w:rPr>
                 <w:rStyle w:val="Hyperlink"/>
@@ -4752,7 +4742,7 @@
                 <w:noProof/>
                 <w:webHidden/>
               </w:rPr>
-              <w:instrText xml:space="preserve"> PAGEREF _Toc196424771 \h </w:instrText>
+              <w:instrText xml:space="preserve"> PAGEREF _Toc202869648 \h </w:instrText>
             </w:r>
             <w:r>
               <w:rPr>
@@ -4799,7 +4789,7 @@
               <w14:ligatures w14:val="standardContextual"/>
             </w:rPr>
           </w:pPr>
-          <w:hyperlink w:anchor="_Toc196424772" w:history="1">
+          <w:hyperlink w:anchor="_Toc202869649" w:history="1">
             <w:r>
               <w:rPr>
                 <w:rStyle w:val="Hyperlink"/>
@@ -4844,7 +4834,7 @@
                 <w:noProof/>
                 <w:webHidden/>
               </w:rPr>
-              <w:instrText xml:space="preserve"> PAGEREF _Toc196424772 \h </w:instrText>
+              <w:instrText xml:space="preserve"> PAGEREF _Toc202869649 \h </w:instrText>
             </w:r>
             <w:r>
               <w:rPr>
@@ -4891,7 +4881,7 @@
               <w14:ligatures w14:val="standardContextual"/>
             </w:rPr>
           </w:pPr>
-          <w:hyperlink w:anchor="_Toc196424773" w:history="1">
+          <w:hyperlink w:anchor="_Toc202869650" w:history="1">
             <w:r>
               <w:rPr>
                 <w:rStyle w:val="Hyperlink"/>
@@ -4936,7 +4926,7 @@
                 <w:noProof/>
                 <w:webHidden/>
               </w:rPr>
-              <w:instrText xml:space="preserve"> PAGEREF _Toc196424773 \h </w:instrText>
+              <w:instrText xml:space="preserve"> PAGEREF _Toc202869650 \h </w:instrText>
             </w:r>
             <w:r>
               <w:rPr>
@@ -4983,7 +4973,7 @@
               <w14:ligatures w14:val="standardContextual"/>
             </w:rPr>
           </w:pPr>
-          <w:hyperlink w:anchor="_Toc196424774" w:history="1">
+          <w:hyperlink w:anchor="_Toc202869651" w:history="1">
             <w:r>
               <w:rPr>
                 <w:rStyle w:val="Hyperlink"/>
@@ -5028,7 +5018,7 @@
                 <w:noProof/>
                 <w:webHidden/>
               </w:rPr>
-              <w:instrText xml:space="preserve"> PAGEREF _Toc196424774 \h </w:instrText>
+              <w:instrText xml:space="preserve"> PAGEREF _Toc202869651 \h </w:instrText>
             </w:r>
             <w:r>
               <w:rPr>
@@ -5075,7 +5065,7 @@
               <w14:ligatures w14:val="standardContextual"/>
             </w:rPr>
           </w:pPr>
-          <w:hyperlink w:anchor="_Toc196424775" w:history="1">
+          <w:hyperlink w:anchor="_Toc202869652" w:history="1">
             <w:r>
               <w:rPr>
                 <w:rStyle w:val="Hyperlink"/>
@@ -5120,7 +5110,7 @@
                 <w:noProof/>
                 <w:webHidden/>
               </w:rPr>
-              <w:instrText xml:space="preserve"> PAGEREF _Toc196424775 \h </w:instrText>
+              <w:instrText xml:space="preserve"> PAGEREF _Toc202869652 \h </w:instrText>
             </w:r>
             <w:r>
               <w:rPr>
@@ -5167,7 +5157,7 @@
               <w14:ligatures w14:val="standardContextual"/>
             </w:rPr>
           </w:pPr>
-          <w:hyperlink w:anchor="_Toc196424776" w:history="1">
+          <w:hyperlink w:anchor="_Toc202869653" w:history="1">
             <w:r>
               <w:rPr>
                 <w:rStyle w:val="Hyperlink"/>
@@ -5212,7 +5202,7 @@
                 <w:noProof/>
                 <w:webHidden/>
               </w:rPr>
-              <w:instrText xml:space="preserve"> PAGEREF _Toc196424776 \h </w:instrText>
+              <w:instrText xml:space="preserve"> PAGEREF _Toc202869653 \h </w:instrText>
             </w:r>
             <w:r>
               <w:rPr>
@@ -5259,7 +5249,7 @@
               <w14:ligatures w14:val="standardContextual"/>
             </w:rPr>
           </w:pPr>
-          <w:hyperlink w:anchor="_Toc196424777" w:history="1">
+          <w:hyperlink w:anchor="_Toc202869654" w:history="1">
             <w:r>
               <w:rPr>
                 <w:rStyle w:val="Hyperlink"/>
@@ -5304,7 +5294,7 @@
                 <w:noProof/>
                 <w:webHidden/>
               </w:rPr>
-              <w:instrText xml:space="preserve"> PAGEREF _Toc196424777 \h </w:instrText>
+              <w:instrText xml:space="preserve"> PAGEREF _Toc202869654 \h </w:instrText>
             </w:r>
             <w:r>
               <w:rPr>
@@ -5351,7 +5341,7 @@
               <w14:ligatures w14:val="standardContextual"/>
             </w:rPr>
           </w:pPr>
-          <w:hyperlink w:anchor="_Toc196424778" w:history="1">
+          <w:hyperlink w:anchor="_Toc202869655" w:history="1">
             <w:r>
               <w:rPr>
                 <w:rStyle w:val="Hyperlink"/>
@@ -5396,7 +5386,7 @@
                 <w:noProof/>
                 <w:webHidden/>
               </w:rPr>
-              <w:instrText xml:space="preserve"> PAGEREF _Toc196424778 \h </w:instrText>
+              <w:instrText xml:space="preserve"> PAGEREF _Toc202869655 \h </w:instrText>
             </w:r>
             <w:r>
               <w:rPr>
@@ -5443,7 +5433,7 @@
               <w14:ligatures w14:val="standardContextual"/>
             </w:rPr>
           </w:pPr>
-          <w:hyperlink w:anchor="_Toc196424779" w:history="1">
+          <w:hyperlink w:anchor="_Toc202869656" w:history="1">
             <w:r>
               <w:rPr>
                 <w:rStyle w:val="Hyperlink"/>
@@ -5488,7 +5478,7 @@
                 <w:noProof/>
                 <w:webHidden/>
               </w:rPr>
-              <w:instrText xml:space="preserve"> PAGEREF _Toc196424779 \h </w:instrText>
+              <w:instrText xml:space="preserve"> PAGEREF _Toc202869656 \h </w:instrText>
             </w:r>
             <w:r>
               <w:rPr>
@@ -5535,7 +5525,7 @@
               <w14:ligatures w14:val="standardContextual"/>
             </w:rPr>
           </w:pPr>
-          <w:hyperlink w:anchor="_Toc196424780" w:history="1">
+          <w:hyperlink w:anchor="_Toc202869657" w:history="1">
             <w:r>
               <w:rPr>
                 <w:rStyle w:val="Hyperlink"/>
@@ -5580,7 +5570,7 @@
                 <w:noProof/>
                 <w:webHidden/>
               </w:rPr>
-              <w:instrText xml:space="preserve"> PAGEREF _Toc196424780 \h </w:instrText>
+              <w:instrText xml:space="preserve"> PAGEREF _Toc202869657 \h </w:instrText>
             </w:r>
             <w:r>
               <w:rPr>
@@ -5627,7 +5617,7 @@
               <w14:ligatures w14:val="standardContextual"/>
             </w:rPr>
           </w:pPr>
-          <w:hyperlink w:anchor="_Toc196424781" w:history="1">
+          <w:hyperlink w:anchor="_Toc202869658" w:history="1">
             <w:r>
               <w:rPr>
                 <w:rStyle w:val="Hyperlink"/>
@@ -5672,7 +5662,7 @@
                 <w:noProof/>
                 <w:webHidden/>
               </w:rPr>
-              <w:instrText xml:space="preserve"> PAGEREF _Toc196424781 \h </w:instrText>
+              <w:instrText xml:space="preserve"> PAGEREF _Toc202869658 \h </w:instrText>
             </w:r>
             <w:r>
               <w:rPr>
@@ -5719,7 +5709,7 @@
               <w14:ligatures w14:val="standardContextual"/>
             </w:rPr>
           </w:pPr>
-          <w:hyperlink w:anchor="_Toc196424782" w:history="1">
+          <w:hyperlink w:anchor="_Toc202869659" w:history="1">
             <w:r>
               <w:rPr>
                 <w:rStyle w:val="Hyperlink"/>
@@ -5764,7 +5754,7 @@
                 <w:noProof/>
                 <w:webHidden/>
               </w:rPr>
-              <w:instrText xml:space="preserve"> PAGEREF _Toc196424782 \h </w:instrText>
+              <w:instrText xml:space="preserve"> PAGEREF _Toc202869659 \h </w:instrText>
             </w:r>
             <w:r>
               <w:rPr>
@@ -5811,7 +5801,7 @@
               <w14:ligatures w14:val="standardContextual"/>
             </w:rPr>
           </w:pPr>
-          <w:hyperlink w:anchor="_Toc196424783" w:history="1">
+          <w:hyperlink w:anchor="_Toc202869660" w:history="1">
             <w:r>
               <w:rPr>
                 <w:rStyle w:val="Hyperlink"/>
@@ -5856,7 +5846,7 @@
                 <w:noProof/>
                 <w:webHidden/>
               </w:rPr>
-              <w:instrText xml:space="preserve"> PAGEREF _Toc196424783 \h </w:instrText>
+              <w:instrText xml:space="preserve"> PAGEREF _Toc202869660 \h </w:instrText>
             </w:r>
             <w:r>
               <w:rPr>
@@ -5903,7 +5893,7 @@
               <w14:ligatures w14:val="standardContextual"/>
             </w:rPr>
           </w:pPr>
-          <w:hyperlink w:anchor="_Toc196424784" w:history="1">
+          <w:hyperlink w:anchor="_Toc202869661" w:history="1">
             <w:r>
               <w:rPr>
                 <w:rStyle w:val="Hyperlink"/>
@@ -5948,7 +5938,7 @@
                 <w:noProof/>
                 <w:webHidden/>
               </w:rPr>
-              <w:instrText xml:space="preserve"> PAGEREF _Toc196424784 \h </w:instrText>
+              <w:instrText xml:space="preserve"> PAGEREF _Toc202869661 \h </w:instrText>
             </w:r>
             <w:r>
               <w:rPr>
@@ -5995,7 +5985,7 @@
               <w14:ligatures w14:val="standardContextual"/>
             </w:rPr>
           </w:pPr>
-          <w:hyperlink w:anchor="_Toc196424785" w:history="1">
+          <w:hyperlink w:anchor="_Toc202869662" w:history="1">
             <w:r>
               <w:rPr>
                 <w:rStyle w:val="Hyperlink"/>
@@ -6040,7 +6030,7 @@
                 <w:noProof/>
                 <w:webHidden/>
               </w:rPr>
-              <w:instrText xml:space="preserve"> PAGEREF _Toc196424785 \h </w:instrText>
+              <w:instrText xml:space="preserve"> PAGEREF _Toc202869662 \h </w:instrText>
             </w:r>
             <w:r>
               <w:rPr>
@@ -6060,7 +6050,7 @@
                 <w:noProof/>
                 <w:webHidden/>
               </w:rPr>
-              <w:t>34</w:t>
+              <w:t>35</w:t>
             </w:r>
             <w:r>
               <w:rPr>
@@ -6087,7 +6077,7 @@
               <w14:ligatures w14:val="standardContextual"/>
             </w:rPr>
           </w:pPr>
-          <w:hyperlink w:anchor="_Toc196424786" w:history="1">
+          <w:hyperlink w:anchor="_Toc202869663" w:history="1">
             <w:r>
               <w:rPr>
                 <w:rStyle w:val="Hyperlink"/>
@@ -6156,7 +6146,7 @@
                 <w:noProof/>
                 <w:webHidden/>
               </w:rPr>
-              <w:instrText xml:space="preserve"> PAGEREF _Toc196424786 \h </w:instrText>
+              <w:instrText xml:space="preserve"> PAGEREF _Toc202869663 \h </w:instrText>
             </w:r>
             <w:r>
               <w:rPr>
@@ -6194,7 +6184,6 @@
               <w:bCs/>
               <w:noProof/>
             </w:rPr>
-            <w:lastRenderedPageBreak/>
             <w:fldChar w:fldCharType="end"/>
           </w:r>
         </w:p>
@@ -6209,7 +6198,7 @@
           <w:numId w:val="12"/>
         </w:numPr>
       </w:pPr>
-      <w:bookmarkStart w:id="0" w:name="_Toc196424723"/>
+      <w:bookmarkStart w:id="0" w:name="_Toc202869600"/>
       <w:bookmarkEnd w:id="0"/>
     </w:p>
     <w:p>
@@ -6234,7 +6223,7 @@
         <w:pStyle w:val="Heading1"/>
       </w:pPr>
       <w:bookmarkStart w:id="1" w:name="_Hlk135762360"/>
-      <w:bookmarkStart w:id="2" w:name="_Toc196424724"/>
+      <w:bookmarkStart w:id="2" w:name="_Toc202869601"/>
       <w:r>
         <w:lastRenderedPageBreak/>
         <w:t>JALoPv1.x</w:t>
@@ -6251,7 +6240,7 @@
         <w:pStyle w:val="Heading1"/>
       </w:pPr>
       <w:bookmarkStart w:id="3" w:name="_Toc310177801"/>
-      <w:bookmarkStart w:id="4" w:name="_Toc196424725"/>
+      <w:bookmarkStart w:id="4" w:name="_Toc202869602"/>
       <w:r>
         <w:t>Download/Clone Source Code</w:t>
       </w:r>
@@ -6370,7 +6359,7 @@
         <w:pStyle w:val="Heading2"/>
       </w:pPr>
       <w:bookmarkStart w:id="5" w:name="_Toc787350209"/>
-      <w:bookmarkStart w:id="6" w:name="_Toc196424726"/>
+      <w:bookmarkStart w:id="6" w:name="_Toc202869603"/>
       <w:r>
         <w:t>GitHub</w:t>
       </w:r>
@@ -6690,7 +6679,7 @@
         <w:pStyle w:val="Heading2"/>
       </w:pPr>
       <w:bookmarkStart w:id="7" w:name="_Toc562944338"/>
-      <w:bookmarkStart w:id="8" w:name="_Toc196424727"/>
+      <w:bookmarkStart w:id="8" w:name="_Toc202869604"/>
       <w:r>
         <w:t>JALoP CTC-Internal GitLab Repositories</w:t>
       </w:r>
@@ -7155,7 +7144,7 @@
       <w:pPr>
         <w:pStyle w:val="Heading1"/>
       </w:pPr>
-      <w:bookmarkStart w:id="11" w:name="_Toc196424728"/>
+      <w:bookmarkStart w:id="11" w:name="_Toc202869605"/>
       <w:r>
         <w:t>Build and Install C Publisher (</w:t>
       </w:r>
@@ -7208,7 +7197,7 @@
         <w:pStyle w:val="Heading2"/>
       </w:pPr>
       <w:bookmarkStart w:id="12" w:name="_Toc923005472"/>
-      <w:bookmarkStart w:id="13" w:name="_Toc196424729"/>
+      <w:bookmarkStart w:id="13" w:name="_Toc202869606"/>
       <w:r>
         <w:t>System Provisioning</w:t>
       </w:r>
@@ -7221,7 +7210,7 @@
       </w:pPr>
       <w:bookmarkStart w:id="14" w:name="_Toc99718523"/>
       <w:bookmarkStart w:id="15" w:name="_Toc1892845609"/>
-      <w:bookmarkStart w:id="16" w:name="_Toc196424730"/>
+      <w:bookmarkStart w:id="16" w:name="_Toc202869607"/>
       <w:r>
         <w:t>R</w:t>
       </w:r>
@@ -7459,27 +7448,7 @@
           <w:sz w:val="20"/>
           <w:szCs w:val="20"/>
         </w:rPr>
-        <w:t xml:space="preserve">yum </w:t>
-      </w:r>
-      <w:proofErr w:type="gramStart"/>
-      <w:r>
-        <w:rPr>
-          <w:rFonts w:ascii="Consolas" w:hAnsi="Consolas" w:cs="Consolas"/>
-          <w:color w:val="660000"/>
-          <w:sz w:val="20"/>
-          <w:szCs w:val="20"/>
-        </w:rPr>
-        <w:t>install @</w:t>
-      </w:r>
-      <w:proofErr w:type="gramEnd"/>
-      <w:r>
-        <w:rPr>
-          <w:rFonts w:ascii="Consolas" w:hAnsi="Consolas" w:cs="Consolas"/>
-          <w:color w:val="660000"/>
-          <w:sz w:val="20"/>
-          <w:szCs w:val="20"/>
-        </w:rPr>
-        <w:t xml:space="preserve">development libxml2-devel </w:t>
+        <w:t xml:space="preserve">yum install @development libxml2-devel </w:t>
       </w:r>
       <w:proofErr w:type="spellStart"/>
       <w:r>
@@ -7548,27 +7517,7 @@
           <w:sz w:val="20"/>
           <w:szCs w:val="20"/>
         </w:rPr>
-        <w:t xml:space="preserve">devel </w:t>
-      </w:r>
-      <w:proofErr w:type="spellStart"/>
-      <w:r>
-        <w:rPr>
-          <w:rFonts w:ascii="Consolas" w:hAnsi="Consolas" w:cs="Consolas"/>
-          <w:color w:val="660000"/>
-          <w:sz w:val="20"/>
-          <w:szCs w:val="20"/>
-        </w:rPr>
-        <w:t>libdb</w:t>
-      </w:r>
-      <w:proofErr w:type="spellEnd"/>
-      <w:r>
-        <w:rPr>
-          <w:rFonts w:ascii="Consolas" w:hAnsi="Consolas" w:cs="Consolas"/>
-          <w:color w:val="660000"/>
-          <w:sz w:val="20"/>
-          <w:szCs w:val="20"/>
-        </w:rPr>
-        <w:t xml:space="preserve">-devel xmlsec1-openssl-devel </w:t>
+        <w:t xml:space="preserve">devel xmlsec1-openssl-devel </w:t>
       </w:r>
       <w:r>
         <w:rPr>
@@ -9068,7 +9017,7 @@
       </w:pPr>
       <w:bookmarkStart w:id="17" w:name="_Toc99718524"/>
       <w:bookmarkStart w:id="18" w:name="_Toc833158201"/>
-      <w:bookmarkStart w:id="19" w:name="_Toc196424731"/>
+      <w:bookmarkStart w:id="19" w:name="_Toc202869608"/>
       <w:r>
         <w:t>RHEL 8 / CentOS 8</w:t>
       </w:r>
@@ -9468,37 +9417,164 @@
           <w:sz w:val="20"/>
           <w:szCs w:val="20"/>
         </w:rPr>
+        <w:t xml:space="preserve"> install @development libxml2-devel </w:t>
+      </w:r>
+      <w:proofErr w:type="spellStart"/>
+      <w:r>
+        <w:rPr>
+          <w:rFonts w:ascii="Consolas" w:hAnsi="Consolas" w:cs="Consolas"/>
+          <w:color w:val="660000"/>
+          <w:sz w:val="20"/>
+          <w:szCs w:val="20"/>
+        </w:rPr>
+        <w:t>libconfig</w:t>
+      </w:r>
+      <w:proofErr w:type="spellEnd"/>
+      <w:r>
+        <w:rPr>
+          <w:rFonts w:ascii="Consolas" w:hAnsi="Consolas" w:cs="Consolas"/>
+          <w:color w:val="660000"/>
+          <w:sz w:val="20"/>
+          <w:szCs w:val="20"/>
+        </w:rPr>
+        <w:t xml:space="preserve">-devel </w:t>
+      </w:r>
+      <w:proofErr w:type="spellStart"/>
+      <w:r>
+        <w:rPr>
+          <w:rFonts w:ascii="Consolas" w:hAnsi="Consolas" w:cs="Consolas"/>
+          <w:color w:val="660000"/>
+          <w:sz w:val="20"/>
+          <w:szCs w:val="20"/>
+        </w:rPr>
+        <w:t>log</w:t>
+      </w:r>
+      <w:r>
+        <w:rPr>
+          <w:rFonts w:ascii="Consolas" w:hAnsi="Consolas" w:cs="Consolas"/>
+          <w:color w:val="660000"/>
+          <w:sz w:val="20"/>
+          <w:szCs w:val="20"/>
+        </w:rPr>
+        <w:t>libuuid</w:t>
+      </w:r>
+      <w:proofErr w:type="spellEnd"/>
+      <w:r>
+        <w:rPr>
+          <w:rFonts w:ascii="Consolas" w:hAnsi="Consolas" w:cs="Consolas"/>
+          <w:color w:val="660000"/>
+          <w:sz w:val="20"/>
+          <w:szCs w:val="20"/>
+        </w:rPr>
+        <w:t xml:space="preserve">-devel </w:t>
+      </w:r>
+      <w:proofErr w:type="spellStart"/>
+      <w:r>
+        <w:rPr>
+          <w:rFonts w:ascii="Consolas" w:hAnsi="Consolas" w:cs="Consolas"/>
+          <w:color w:val="660000"/>
+          <w:sz w:val="20"/>
+          <w:szCs w:val="20"/>
+        </w:rPr>
+        <w:t>openssl</w:t>
+      </w:r>
+      <w:proofErr w:type="spellEnd"/>
+      <w:r>
+        <w:rPr>
+          <w:rFonts w:ascii="Consolas" w:hAnsi="Consolas" w:cs="Consolas"/>
+          <w:color w:val="660000"/>
+          <w:sz w:val="20"/>
+          <w:szCs w:val="20"/>
+        </w:rPr>
+        <w:t>-</w:t>
+      </w:r>
+      <w:r>
+        <w:rPr>
+          <w:rFonts w:ascii="Consolas" w:hAnsi="Consolas" w:cs="Consolas"/>
+          <w:color w:val="660000"/>
+          <w:sz w:val="20"/>
+          <w:szCs w:val="20"/>
+        </w:rPr>
+        <w:t xml:space="preserve">devel xmlsec1-openssl-devel </w:t>
+      </w:r>
+      <w:proofErr w:type="spellStart"/>
+      <w:r>
+        <w:rPr>
+          <w:rFonts w:ascii="Consolas" w:hAnsi="Consolas" w:cs="Consolas"/>
+          <w:color w:val="660000"/>
+          <w:sz w:val="20"/>
+          <w:szCs w:val="20"/>
+        </w:rPr>
+        <w:t>libtool</w:t>
+      </w:r>
+      <w:proofErr w:type="spellEnd"/>
+      <w:r>
+        <w:rPr>
+          <w:rFonts w:ascii="Consolas" w:hAnsi="Consolas" w:cs="Consolas"/>
+          <w:color w:val="660000"/>
+          <w:sz w:val="20"/>
+          <w:szCs w:val="20"/>
+        </w:rPr>
+        <w:t>-</w:t>
+      </w:r>
+      <w:proofErr w:type="spellStart"/>
+      <w:r>
+        <w:rPr>
+          <w:rFonts w:ascii="Consolas" w:hAnsi="Consolas" w:cs="Consolas"/>
+          <w:color w:val="660000"/>
+          <w:sz w:val="20"/>
+          <w:szCs w:val="20"/>
+        </w:rPr>
+        <w:t>ltdl</w:t>
+      </w:r>
+      <w:proofErr w:type="spellEnd"/>
+      <w:r>
+        <w:rPr>
+          <w:rFonts w:ascii="Consolas" w:hAnsi="Consolas" w:cs="Consolas"/>
+          <w:color w:val="660000"/>
+          <w:sz w:val="20"/>
+          <w:szCs w:val="20"/>
+        </w:rPr>
+        <w:t>-devel</w:t>
+      </w:r>
+      <w:r>
+        <w:rPr>
+          <w:rFonts w:ascii="Consolas" w:hAnsi="Consolas" w:cs="Consolas"/>
+          <w:color w:val="660000"/>
+          <w:sz w:val="20"/>
+          <w:szCs w:val="20"/>
+        </w:rPr>
         <w:t xml:space="preserve"> </w:t>
       </w:r>
-      <w:proofErr w:type="gramStart"/>
-      <w:r>
-        <w:rPr>
-          <w:rFonts w:ascii="Consolas" w:hAnsi="Consolas" w:cs="Consolas"/>
-          <w:color w:val="660000"/>
-          <w:sz w:val="20"/>
-          <w:szCs w:val="20"/>
-        </w:rPr>
-        <w:t>install @</w:t>
-      </w:r>
-      <w:proofErr w:type="gramEnd"/>
-      <w:r>
-        <w:rPr>
-          <w:rFonts w:ascii="Consolas" w:hAnsi="Consolas" w:cs="Consolas"/>
-          <w:color w:val="660000"/>
-          <w:sz w:val="20"/>
-          <w:szCs w:val="20"/>
-        </w:rPr>
-        <w:t xml:space="preserve">development libxml2-devel </w:t>
-      </w:r>
-      <w:proofErr w:type="spellStart"/>
-      <w:r>
-        <w:rPr>
-          <w:rFonts w:ascii="Consolas" w:hAnsi="Consolas" w:cs="Consolas"/>
-          <w:color w:val="660000"/>
-          <w:sz w:val="20"/>
-          <w:szCs w:val="20"/>
-        </w:rPr>
-        <w:t>libconfig</w:t>
+      <w:proofErr w:type="spellStart"/>
+      <w:r>
+        <w:rPr>
+          <w:rFonts w:ascii="Consolas" w:hAnsi="Consolas" w:cs="Consolas"/>
+          <w:color w:val="660000"/>
+          <w:sz w:val="20"/>
+          <w:szCs w:val="20"/>
+        </w:rPr>
+        <w:t>apr</w:t>
+      </w:r>
+      <w:proofErr w:type="spellEnd"/>
+      <w:r>
+        <w:rPr>
+          <w:rFonts w:ascii="Consolas" w:hAnsi="Consolas" w:cs="Consolas"/>
+          <w:color w:val="660000"/>
+          <w:sz w:val="20"/>
+          <w:szCs w:val="20"/>
+        </w:rPr>
+        <w:t xml:space="preserve">-util-devel </w:t>
+      </w:r>
+      <w:proofErr w:type="spellStart"/>
+      <w:r>
+        <w:rPr>
+          <w:rFonts w:ascii="Consolas" w:hAnsi="Consolas" w:cs="Consolas"/>
+          <w:color w:val="660000"/>
+          <w:sz w:val="20"/>
+          <w:szCs w:val="20"/>
+        </w:rPr>
+        <w:t>libcurl</w:t>
       </w:r>
       <w:proofErr w:type="spellEnd"/>
       <w:r>
@@ -9518,16 +9594,47 @@
           <w:sz w:val="20"/>
           <w:szCs w:val="20"/>
         </w:rPr>
-        <w:t>log</w:t>
-      </w:r>
-      <w:r>
-        <w:rPr>
-          <w:rFonts w:ascii="Consolas" w:hAnsi="Consolas" w:cs="Consolas"/>
-          <w:color w:val="660000"/>
-          <w:sz w:val="20"/>
-          <w:szCs w:val="20"/>
-        </w:rPr>
-        <w:t>libuuid</w:t>
+        <w:t>doxygen</w:t>
+      </w:r>
+      <w:proofErr w:type="spellEnd"/>
+      <w:r>
+        <w:rPr>
+          <w:rFonts w:ascii="Consolas" w:hAnsi="Consolas" w:cs="Consolas"/>
+          <w:color w:val="660000"/>
+          <w:sz w:val="20"/>
+          <w:szCs w:val="20"/>
+        </w:rPr>
+        <w:t xml:space="preserve"> </w:t>
+      </w:r>
+      <w:proofErr w:type="spellStart"/>
+      <w:r>
+        <w:rPr>
+          <w:rFonts w:ascii="Consolas" w:hAnsi="Consolas" w:cs="Consolas"/>
+          <w:color w:val="660000"/>
+          <w:sz w:val="20"/>
+          <w:szCs w:val="20"/>
+        </w:rPr>
+        <w:t>lcov</w:t>
+      </w:r>
+      <w:proofErr w:type="spellEnd"/>
+      <w:r>
+        <w:rPr>
+          <w:rFonts w:ascii="Consolas" w:hAnsi="Consolas" w:cs="Consolas"/>
+          <w:color w:val="660000"/>
+          <w:sz w:val="20"/>
+          <w:szCs w:val="20"/>
+        </w:rPr>
+        <w:t xml:space="preserve"> </w:t>
+      </w:r>
+      <w:proofErr w:type="spellStart"/>
+      <w:r>
+        <w:rPr>
+          <w:rFonts w:ascii="Consolas" w:hAnsi="Consolas" w:cs="Consolas"/>
+          <w:color w:val="660000"/>
+          <w:sz w:val="20"/>
+          <w:szCs w:val="20"/>
+        </w:rPr>
+        <w:t>libseccomp</w:t>
       </w:r>
       <w:proofErr w:type="spellEnd"/>
       <w:r>
@@ -9547,125 +9654,7 @@
           <w:sz w:val="20"/>
           <w:szCs w:val="20"/>
         </w:rPr>
-        <w:t>openssl</w:t>
-      </w:r>
-      <w:proofErr w:type="spellEnd"/>
-      <w:r>
-        <w:rPr>
-          <w:rFonts w:ascii="Consolas" w:hAnsi="Consolas" w:cs="Consolas"/>
-          <w:color w:val="660000"/>
-          <w:sz w:val="20"/>
-          <w:szCs w:val="20"/>
-        </w:rPr>
-        <w:t>-</w:t>
-      </w:r>
-      <w:r>
-        <w:rPr>
-          <w:rFonts w:ascii="Consolas" w:hAnsi="Consolas" w:cs="Consolas"/>
-          <w:color w:val="660000"/>
-          <w:sz w:val="20"/>
-          <w:szCs w:val="20"/>
-        </w:rPr>
-        <w:t xml:space="preserve">devel </w:t>
-      </w:r>
-      <w:proofErr w:type="spellStart"/>
-      <w:r>
-        <w:rPr>
-          <w:rFonts w:ascii="Consolas" w:hAnsi="Consolas" w:cs="Consolas"/>
-          <w:color w:val="660000"/>
-          <w:sz w:val="20"/>
-          <w:szCs w:val="20"/>
-        </w:rPr>
-        <w:t>libdb</w:t>
-      </w:r>
-      <w:proofErr w:type="spellEnd"/>
-      <w:r>
-        <w:rPr>
-          <w:rFonts w:ascii="Consolas" w:hAnsi="Consolas" w:cs="Consolas"/>
-          <w:color w:val="660000"/>
-          <w:sz w:val="20"/>
-          <w:szCs w:val="20"/>
-        </w:rPr>
-        <w:t xml:space="preserve">-devel xmlsec1-openssl-devel </w:t>
-      </w:r>
-      <w:proofErr w:type="spellStart"/>
-      <w:r>
-        <w:rPr>
-          <w:rFonts w:ascii="Consolas" w:hAnsi="Consolas" w:cs="Consolas"/>
-          <w:color w:val="660000"/>
-          <w:sz w:val="20"/>
-          <w:szCs w:val="20"/>
-        </w:rPr>
-        <w:t>libtool</w:t>
-      </w:r>
-      <w:proofErr w:type="spellEnd"/>
-      <w:r>
-        <w:rPr>
-          <w:rFonts w:ascii="Consolas" w:hAnsi="Consolas" w:cs="Consolas"/>
-          <w:color w:val="660000"/>
-          <w:sz w:val="20"/>
-          <w:szCs w:val="20"/>
-        </w:rPr>
-        <w:t>-</w:t>
-      </w:r>
-      <w:proofErr w:type="spellStart"/>
-      <w:r>
-        <w:rPr>
-          <w:rFonts w:ascii="Consolas" w:hAnsi="Consolas" w:cs="Consolas"/>
-          <w:color w:val="660000"/>
-          <w:sz w:val="20"/>
-          <w:szCs w:val="20"/>
-        </w:rPr>
-        <w:t>ltdl</w:t>
-      </w:r>
-      <w:proofErr w:type="spellEnd"/>
-      <w:r>
-        <w:rPr>
-          <w:rFonts w:ascii="Consolas" w:hAnsi="Consolas" w:cs="Consolas"/>
-          <w:color w:val="660000"/>
-          <w:sz w:val="20"/>
-          <w:szCs w:val="20"/>
-        </w:rPr>
-        <w:t>-devel</w:t>
-      </w:r>
-      <w:r>
-        <w:rPr>
-          <w:rFonts w:ascii="Consolas" w:hAnsi="Consolas" w:cs="Consolas"/>
-          <w:color w:val="660000"/>
-          <w:sz w:val="20"/>
-          <w:szCs w:val="20"/>
-        </w:rPr>
-        <w:t xml:space="preserve"> </w:t>
-      </w:r>
-      <w:proofErr w:type="spellStart"/>
-      <w:r>
-        <w:rPr>
-          <w:rFonts w:ascii="Consolas" w:hAnsi="Consolas" w:cs="Consolas"/>
-          <w:color w:val="660000"/>
-          <w:sz w:val="20"/>
-          <w:szCs w:val="20"/>
-        </w:rPr>
-        <w:t>apr</w:t>
-      </w:r>
-      <w:proofErr w:type="spellEnd"/>
-      <w:r>
-        <w:rPr>
-          <w:rFonts w:ascii="Consolas" w:hAnsi="Consolas" w:cs="Consolas"/>
-          <w:color w:val="660000"/>
-          <w:sz w:val="20"/>
-          <w:szCs w:val="20"/>
-        </w:rPr>
-        <w:t xml:space="preserve">-util-devel </w:t>
-      </w:r>
-      <w:proofErr w:type="spellStart"/>
-      <w:r>
-        <w:rPr>
-          <w:rFonts w:ascii="Consolas" w:hAnsi="Consolas" w:cs="Consolas"/>
-          <w:color w:val="660000"/>
-          <w:sz w:val="20"/>
-          <w:szCs w:val="20"/>
-        </w:rPr>
-        <w:t>libcurl</w:t>
+        <w:t>systemd</w:t>
       </w:r>
       <w:proofErr w:type="spellEnd"/>
       <w:r>
@@ -9685,47 +9674,7 @@
           <w:sz w:val="20"/>
           <w:szCs w:val="20"/>
         </w:rPr>
-        <w:t>doxygen</w:t>
-      </w:r>
-      <w:proofErr w:type="spellEnd"/>
-      <w:r>
-        <w:rPr>
-          <w:rFonts w:ascii="Consolas" w:hAnsi="Consolas" w:cs="Consolas"/>
-          <w:color w:val="660000"/>
-          <w:sz w:val="20"/>
-          <w:szCs w:val="20"/>
-        </w:rPr>
-        <w:t xml:space="preserve"> </w:t>
-      </w:r>
-      <w:proofErr w:type="spellStart"/>
-      <w:r>
-        <w:rPr>
-          <w:rFonts w:ascii="Consolas" w:hAnsi="Consolas" w:cs="Consolas"/>
-          <w:color w:val="660000"/>
-          <w:sz w:val="20"/>
-          <w:szCs w:val="20"/>
-        </w:rPr>
-        <w:t>lcov</w:t>
-      </w:r>
-      <w:proofErr w:type="spellEnd"/>
-      <w:r>
-        <w:rPr>
-          <w:rFonts w:ascii="Consolas" w:hAnsi="Consolas" w:cs="Consolas"/>
-          <w:color w:val="660000"/>
-          <w:sz w:val="20"/>
-          <w:szCs w:val="20"/>
-        </w:rPr>
-        <w:t xml:space="preserve"> </w:t>
-      </w:r>
-      <w:proofErr w:type="spellStart"/>
-      <w:r>
-        <w:rPr>
-          <w:rFonts w:ascii="Consolas" w:hAnsi="Consolas" w:cs="Consolas"/>
-          <w:color w:val="660000"/>
-          <w:sz w:val="20"/>
-          <w:szCs w:val="20"/>
-        </w:rPr>
-        <w:t>libseccomp</w:t>
+        <w:t>libcap</w:t>
       </w:r>
       <w:proofErr w:type="spellEnd"/>
       <w:r>
@@ -9736,57 +9685,6 @@
           <w:szCs w:val="20"/>
         </w:rPr>
         <w:t xml:space="preserve">-devel </w:t>
-      </w:r>
-      <w:proofErr w:type="spellStart"/>
-      <w:proofErr w:type="gramStart"/>
-      <w:r>
-        <w:rPr>
-          <w:rFonts w:ascii="Consolas" w:hAnsi="Consolas" w:cs="Consolas"/>
-          <w:color w:val="660000"/>
-          <w:sz w:val="20"/>
-          <w:szCs w:val="20"/>
-        </w:rPr>
-        <w:t>systemd</w:t>
-      </w:r>
-      <w:proofErr w:type="spellEnd"/>
-      <w:r>
-        <w:rPr>
-          <w:rFonts w:ascii="Consolas" w:hAnsi="Consolas" w:cs="Consolas"/>
-          <w:color w:val="660000"/>
-          <w:sz w:val="20"/>
-          <w:szCs w:val="20"/>
-        </w:rPr>
-        <w:t xml:space="preserve">-devel </w:t>
-      </w:r>
-      <w:proofErr w:type="spellStart"/>
-      <w:r>
-        <w:rPr>
-          <w:rFonts w:ascii="Consolas" w:hAnsi="Consolas" w:cs="Consolas"/>
-          <w:color w:val="660000"/>
-          <w:sz w:val="20"/>
-          <w:szCs w:val="20"/>
-        </w:rPr>
-        <w:t>libcap</w:t>
-      </w:r>
-      <w:proofErr w:type="spellEnd"/>
-      <w:r>
-        <w:rPr>
-          <w:rFonts w:ascii="Consolas" w:hAnsi="Consolas" w:cs="Consolas"/>
-          <w:color w:val="660000"/>
-          <w:sz w:val="20"/>
-          <w:szCs w:val="20"/>
-        </w:rPr>
-        <w:t>-devel</w:t>
-      </w:r>
-      <w:proofErr w:type="gramEnd"/>
-      <w:r>
-        <w:rPr>
-          <w:rFonts w:ascii="Consolas" w:hAnsi="Consolas" w:cs="Consolas"/>
-          <w:color w:val="660000"/>
-          <w:sz w:val="20"/>
-          <w:szCs w:val="20"/>
-        </w:rPr>
-        <w:t xml:space="preserve"> </w:t>
       </w:r>
       <w:proofErr w:type="spellStart"/>
       <w:r>
@@ -11442,7 +11340,7 @@
       <w:pPr>
         <w:pStyle w:val="Heading3"/>
       </w:pPr>
-      <w:bookmarkStart w:id="20" w:name="_Toc196424732"/>
+      <w:bookmarkStart w:id="20" w:name="_Toc202869609"/>
       <w:r>
         <w:t>RHEL 9</w:t>
       </w:r>
@@ -11711,37 +11609,155 @@
           <w:sz w:val="20"/>
           <w:szCs w:val="20"/>
         </w:rPr>
+        <w:t xml:space="preserve"> install @development libxml2-devel </w:t>
+      </w:r>
+      <w:proofErr w:type="spellStart"/>
+      <w:r>
+        <w:rPr>
+          <w:rFonts w:ascii="Consolas" w:hAnsi="Consolas" w:cs="Consolas"/>
+          <w:color w:val="660000"/>
+          <w:sz w:val="20"/>
+          <w:szCs w:val="20"/>
+        </w:rPr>
+        <w:t>libconfig</w:t>
+      </w:r>
+      <w:proofErr w:type="spellEnd"/>
+      <w:r>
+        <w:rPr>
+          <w:rFonts w:ascii="Consolas" w:hAnsi="Consolas" w:cs="Consolas"/>
+          <w:color w:val="660000"/>
+          <w:sz w:val="20"/>
+          <w:szCs w:val="20"/>
+        </w:rPr>
+        <w:t xml:space="preserve">-devel </w:t>
+      </w:r>
+      <w:proofErr w:type="spellStart"/>
+      <w:r>
+        <w:rPr>
+          <w:rFonts w:ascii="Consolas" w:hAnsi="Consolas" w:cs="Consolas"/>
+          <w:color w:val="660000"/>
+          <w:sz w:val="20"/>
+          <w:szCs w:val="20"/>
+        </w:rPr>
+        <w:t>libuuid</w:t>
+      </w:r>
+      <w:proofErr w:type="spellEnd"/>
+      <w:r>
+        <w:rPr>
+          <w:rFonts w:ascii="Consolas" w:hAnsi="Consolas" w:cs="Consolas"/>
+          <w:color w:val="660000"/>
+          <w:sz w:val="20"/>
+          <w:szCs w:val="20"/>
+        </w:rPr>
+        <w:t xml:space="preserve">-devel </w:t>
+      </w:r>
+      <w:proofErr w:type="spellStart"/>
+      <w:r>
+        <w:rPr>
+          <w:rFonts w:ascii="Consolas" w:hAnsi="Consolas" w:cs="Consolas"/>
+          <w:color w:val="660000"/>
+          <w:sz w:val="20"/>
+          <w:szCs w:val="20"/>
+        </w:rPr>
+        <w:t>openssl</w:t>
+      </w:r>
+      <w:proofErr w:type="spellEnd"/>
+      <w:r>
+        <w:rPr>
+          <w:rFonts w:ascii="Consolas" w:hAnsi="Consolas" w:cs="Consolas"/>
+          <w:color w:val="660000"/>
+          <w:sz w:val="20"/>
+          <w:szCs w:val="20"/>
+        </w:rPr>
+        <w:t>-</w:t>
+      </w:r>
+      <w:r>
+        <w:rPr>
+          <w:rFonts w:ascii="Consolas" w:hAnsi="Consolas" w:cs="Consolas"/>
+          <w:color w:val="660000"/>
+          <w:sz w:val="20"/>
+          <w:szCs w:val="20"/>
+        </w:rPr>
+        <w:t xml:space="preserve">devel xmlsec1-openssl-devel </w:t>
+      </w:r>
+      <w:proofErr w:type="spellStart"/>
+      <w:r>
+        <w:rPr>
+          <w:rFonts w:ascii="Consolas" w:hAnsi="Consolas" w:cs="Consolas"/>
+          <w:color w:val="660000"/>
+          <w:sz w:val="20"/>
+          <w:szCs w:val="20"/>
+        </w:rPr>
+        <w:t>libtool</w:t>
+      </w:r>
+      <w:proofErr w:type="spellEnd"/>
+      <w:r>
+        <w:rPr>
+          <w:rFonts w:ascii="Consolas" w:hAnsi="Consolas" w:cs="Consolas"/>
+          <w:color w:val="660000"/>
+          <w:sz w:val="20"/>
+          <w:szCs w:val="20"/>
+        </w:rPr>
+        <w:t>-</w:t>
+      </w:r>
+      <w:proofErr w:type="spellStart"/>
+      <w:r>
+        <w:rPr>
+          <w:rFonts w:ascii="Consolas" w:hAnsi="Consolas" w:cs="Consolas"/>
+          <w:color w:val="660000"/>
+          <w:sz w:val="20"/>
+          <w:szCs w:val="20"/>
+        </w:rPr>
+        <w:t>ltdl</w:t>
+      </w:r>
+      <w:proofErr w:type="spellEnd"/>
+      <w:r>
+        <w:rPr>
+          <w:rFonts w:ascii="Consolas" w:hAnsi="Consolas" w:cs="Consolas"/>
+          <w:color w:val="660000"/>
+          <w:sz w:val="20"/>
+          <w:szCs w:val="20"/>
+        </w:rPr>
+        <w:t>-devel</w:t>
+      </w:r>
+      <w:r>
+        <w:rPr>
+          <w:rFonts w:ascii="Consolas" w:hAnsi="Consolas" w:cs="Consolas"/>
+          <w:color w:val="660000"/>
+          <w:sz w:val="20"/>
+          <w:szCs w:val="20"/>
+        </w:rPr>
         <w:t xml:space="preserve"> </w:t>
       </w:r>
-      <w:proofErr w:type="gramStart"/>
-      <w:r>
-        <w:rPr>
-          <w:rFonts w:ascii="Consolas" w:hAnsi="Consolas" w:cs="Consolas"/>
-          <w:color w:val="660000"/>
-          <w:sz w:val="20"/>
-          <w:szCs w:val="20"/>
-        </w:rPr>
-        <w:t>install @</w:t>
-      </w:r>
-      <w:proofErr w:type="gramEnd"/>
-      <w:r>
-        <w:rPr>
-          <w:rFonts w:ascii="Consolas" w:hAnsi="Consolas" w:cs="Consolas"/>
-          <w:color w:val="660000"/>
-          <w:sz w:val="20"/>
-          <w:szCs w:val="20"/>
-        </w:rPr>
-        <w:t xml:space="preserve">development libxml2-devel </w:t>
-      </w:r>
-      <w:proofErr w:type="spellStart"/>
-      <w:r>
-        <w:rPr>
-          <w:rFonts w:ascii="Consolas" w:hAnsi="Consolas" w:cs="Consolas"/>
-          <w:color w:val="660000"/>
-          <w:sz w:val="20"/>
-          <w:szCs w:val="20"/>
-        </w:rPr>
-        <w:t>libconfig</w:t>
+      <w:proofErr w:type="spellStart"/>
+      <w:r>
+        <w:rPr>
+          <w:rFonts w:ascii="Consolas" w:hAnsi="Consolas" w:cs="Consolas"/>
+          <w:color w:val="660000"/>
+          <w:sz w:val="20"/>
+          <w:szCs w:val="20"/>
+        </w:rPr>
+        <w:t>apr</w:t>
+      </w:r>
+      <w:proofErr w:type="spellEnd"/>
+      <w:r>
+        <w:rPr>
+          <w:rFonts w:ascii="Consolas" w:hAnsi="Consolas" w:cs="Consolas"/>
+          <w:color w:val="660000"/>
+          <w:sz w:val="20"/>
+          <w:szCs w:val="20"/>
+        </w:rPr>
+        <w:t xml:space="preserve">-util-devel </w:t>
+      </w:r>
+      <w:proofErr w:type="spellStart"/>
+      <w:r>
+        <w:rPr>
+          <w:rFonts w:ascii="Consolas" w:hAnsi="Consolas" w:cs="Consolas"/>
+          <w:color w:val="660000"/>
+          <w:sz w:val="20"/>
+          <w:szCs w:val="20"/>
+        </w:rPr>
+        <w:t>libcurl</w:t>
       </w:r>
       <w:proofErr w:type="spellEnd"/>
       <w:r>
@@ -11761,7 +11777,47 @@
           <w:sz w:val="20"/>
           <w:szCs w:val="20"/>
         </w:rPr>
-        <w:t>libuuid</w:t>
+        <w:t>doxygen</w:t>
+      </w:r>
+      <w:proofErr w:type="spellEnd"/>
+      <w:r>
+        <w:rPr>
+          <w:rFonts w:ascii="Consolas" w:hAnsi="Consolas" w:cs="Consolas"/>
+          <w:color w:val="660000"/>
+          <w:sz w:val="20"/>
+          <w:szCs w:val="20"/>
+        </w:rPr>
+        <w:t xml:space="preserve"> </w:t>
+      </w:r>
+      <w:proofErr w:type="spellStart"/>
+      <w:r>
+        <w:rPr>
+          <w:rFonts w:ascii="Consolas" w:hAnsi="Consolas" w:cs="Consolas"/>
+          <w:color w:val="660000"/>
+          <w:sz w:val="20"/>
+          <w:szCs w:val="20"/>
+        </w:rPr>
+        <w:t>lcov</w:t>
+      </w:r>
+      <w:proofErr w:type="spellEnd"/>
+      <w:r>
+        <w:rPr>
+          <w:rFonts w:ascii="Consolas" w:hAnsi="Consolas" w:cs="Consolas"/>
+          <w:color w:val="660000"/>
+          <w:sz w:val="20"/>
+          <w:szCs w:val="20"/>
+        </w:rPr>
+        <w:t xml:space="preserve"> </w:t>
+      </w:r>
+      <w:proofErr w:type="spellStart"/>
+      <w:r>
+        <w:rPr>
+          <w:rFonts w:ascii="Consolas" w:hAnsi="Consolas" w:cs="Consolas"/>
+          <w:color w:val="660000"/>
+          <w:sz w:val="20"/>
+          <w:szCs w:val="20"/>
+        </w:rPr>
+        <w:t>libseccomp</w:t>
       </w:r>
       <w:proofErr w:type="spellEnd"/>
       <w:r>
@@ -11781,125 +11837,7 @@
           <w:sz w:val="20"/>
           <w:szCs w:val="20"/>
         </w:rPr>
-        <w:t>openssl</w:t>
-      </w:r>
-      <w:proofErr w:type="spellEnd"/>
-      <w:r>
-        <w:rPr>
-          <w:rFonts w:ascii="Consolas" w:hAnsi="Consolas" w:cs="Consolas"/>
-          <w:color w:val="660000"/>
-          <w:sz w:val="20"/>
-          <w:szCs w:val="20"/>
-        </w:rPr>
-        <w:t>-</w:t>
-      </w:r>
-      <w:r>
-        <w:rPr>
-          <w:rFonts w:ascii="Consolas" w:hAnsi="Consolas" w:cs="Consolas"/>
-          <w:color w:val="660000"/>
-          <w:sz w:val="20"/>
-          <w:szCs w:val="20"/>
-        </w:rPr>
-        <w:t xml:space="preserve">devel </w:t>
-      </w:r>
-      <w:proofErr w:type="spellStart"/>
-      <w:r>
-        <w:rPr>
-          <w:rFonts w:ascii="Consolas" w:hAnsi="Consolas" w:cs="Consolas"/>
-          <w:color w:val="660000"/>
-          <w:sz w:val="20"/>
-          <w:szCs w:val="20"/>
-        </w:rPr>
-        <w:t>libdb</w:t>
-      </w:r>
-      <w:proofErr w:type="spellEnd"/>
-      <w:r>
-        <w:rPr>
-          <w:rFonts w:ascii="Consolas" w:hAnsi="Consolas" w:cs="Consolas"/>
-          <w:color w:val="660000"/>
-          <w:sz w:val="20"/>
-          <w:szCs w:val="20"/>
-        </w:rPr>
-        <w:t xml:space="preserve">-devel xmlsec1-openssl-devel </w:t>
-      </w:r>
-      <w:proofErr w:type="spellStart"/>
-      <w:r>
-        <w:rPr>
-          <w:rFonts w:ascii="Consolas" w:hAnsi="Consolas" w:cs="Consolas"/>
-          <w:color w:val="660000"/>
-          <w:sz w:val="20"/>
-          <w:szCs w:val="20"/>
-        </w:rPr>
-        <w:t>libtool</w:t>
-      </w:r>
-      <w:proofErr w:type="spellEnd"/>
-      <w:r>
-        <w:rPr>
-          <w:rFonts w:ascii="Consolas" w:hAnsi="Consolas" w:cs="Consolas"/>
-          <w:color w:val="660000"/>
-          <w:sz w:val="20"/>
-          <w:szCs w:val="20"/>
-        </w:rPr>
-        <w:t>-</w:t>
-      </w:r>
-      <w:proofErr w:type="spellStart"/>
-      <w:r>
-        <w:rPr>
-          <w:rFonts w:ascii="Consolas" w:hAnsi="Consolas" w:cs="Consolas"/>
-          <w:color w:val="660000"/>
-          <w:sz w:val="20"/>
-          <w:szCs w:val="20"/>
-        </w:rPr>
-        <w:t>ltdl</w:t>
-      </w:r>
-      <w:proofErr w:type="spellEnd"/>
-      <w:r>
-        <w:rPr>
-          <w:rFonts w:ascii="Consolas" w:hAnsi="Consolas" w:cs="Consolas"/>
-          <w:color w:val="660000"/>
-          <w:sz w:val="20"/>
-          <w:szCs w:val="20"/>
-        </w:rPr>
-        <w:t>-devel</w:t>
-      </w:r>
-      <w:r>
-        <w:rPr>
-          <w:rFonts w:ascii="Consolas" w:hAnsi="Consolas" w:cs="Consolas"/>
-          <w:color w:val="660000"/>
-          <w:sz w:val="20"/>
-          <w:szCs w:val="20"/>
-        </w:rPr>
-        <w:t xml:space="preserve"> </w:t>
-      </w:r>
-      <w:proofErr w:type="spellStart"/>
-      <w:r>
-        <w:rPr>
-          <w:rFonts w:ascii="Consolas" w:hAnsi="Consolas" w:cs="Consolas"/>
-          <w:color w:val="660000"/>
-          <w:sz w:val="20"/>
-          <w:szCs w:val="20"/>
-        </w:rPr>
-        <w:t>apr</w:t>
-      </w:r>
-      <w:proofErr w:type="spellEnd"/>
-      <w:r>
-        <w:rPr>
-          <w:rFonts w:ascii="Consolas" w:hAnsi="Consolas" w:cs="Consolas"/>
-          <w:color w:val="660000"/>
-          <w:sz w:val="20"/>
-          <w:szCs w:val="20"/>
-        </w:rPr>
-        <w:t xml:space="preserve">-util-devel </w:t>
-      </w:r>
-      <w:proofErr w:type="spellStart"/>
-      <w:r>
-        <w:rPr>
-          <w:rFonts w:ascii="Consolas" w:hAnsi="Consolas" w:cs="Consolas"/>
-          <w:color w:val="660000"/>
-          <w:sz w:val="20"/>
-          <w:szCs w:val="20"/>
-        </w:rPr>
-        <w:t>libcurl</w:t>
+        <w:t>systemd</w:t>
       </w:r>
       <w:proofErr w:type="spellEnd"/>
       <w:r>
@@ -11919,47 +11857,7 @@
           <w:sz w:val="20"/>
           <w:szCs w:val="20"/>
         </w:rPr>
-        <w:t>doxygen</w:t>
-      </w:r>
-      <w:proofErr w:type="spellEnd"/>
-      <w:r>
-        <w:rPr>
-          <w:rFonts w:ascii="Consolas" w:hAnsi="Consolas" w:cs="Consolas"/>
-          <w:color w:val="660000"/>
-          <w:sz w:val="20"/>
-          <w:szCs w:val="20"/>
-        </w:rPr>
-        <w:t xml:space="preserve"> </w:t>
-      </w:r>
-      <w:proofErr w:type="spellStart"/>
-      <w:r>
-        <w:rPr>
-          <w:rFonts w:ascii="Consolas" w:hAnsi="Consolas" w:cs="Consolas"/>
-          <w:color w:val="660000"/>
-          <w:sz w:val="20"/>
-          <w:szCs w:val="20"/>
-        </w:rPr>
-        <w:t>lcov</w:t>
-      </w:r>
-      <w:proofErr w:type="spellEnd"/>
-      <w:r>
-        <w:rPr>
-          <w:rFonts w:ascii="Consolas" w:hAnsi="Consolas" w:cs="Consolas"/>
-          <w:color w:val="660000"/>
-          <w:sz w:val="20"/>
-          <w:szCs w:val="20"/>
-        </w:rPr>
-        <w:t xml:space="preserve"> </w:t>
-      </w:r>
-      <w:proofErr w:type="spellStart"/>
-      <w:r>
-        <w:rPr>
-          <w:rFonts w:ascii="Consolas" w:hAnsi="Consolas" w:cs="Consolas"/>
-          <w:color w:val="660000"/>
-          <w:sz w:val="20"/>
-          <w:szCs w:val="20"/>
-        </w:rPr>
-        <w:t>libseccomp</w:t>
+        <w:t>libcap</w:t>
       </w:r>
       <w:proofErr w:type="spellEnd"/>
       <w:r>
@@ -11970,57 +11868,6 @@
           <w:szCs w:val="20"/>
         </w:rPr>
         <w:t xml:space="preserve">-devel </w:t>
-      </w:r>
-      <w:proofErr w:type="spellStart"/>
-      <w:proofErr w:type="gramStart"/>
-      <w:r>
-        <w:rPr>
-          <w:rFonts w:ascii="Consolas" w:hAnsi="Consolas" w:cs="Consolas"/>
-          <w:color w:val="660000"/>
-          <w:sz w:val="20"/>
-          <w:szCs w:val="20"/>
-        </w:rPr>
-        <w:t>systemd</w:t>
-      </w:r>
-      <w:proofErr w:type="spellEnd"/>
-      <w:r>
-        <w:rPr>
-          <w:rFonts w:ascii="Consolas" w:hAnsi="Consolas" w:cs="Consolas"/>
-          <w:color w:val="660000"/>
-          <w:sz w:val="20"/>
-          <w:szCs w:val="20"/>
-        </w:rPr>
-        <w:t xml:space="preserve">-devel </w:t>
-      </w:r>
-      <w:proofErr w:type="spellStart"/>
-      <w:r>
-        <w:rPr>
-          <w:rFonts w:ascii="Consolas" w:hAnsi="Consolas" w:cs="Consolas"/>
-          <w:color w:val="660000"/>
-          <w:sz w:val="20"/>
-          <w:szCs w:val="20"/>
-        </w:rPr>
-        <w:t>libcap</w:t>
-      </w:r>
-      <w:proofErr w:type="spellEnd"/>
-      <w:r>
-        <w:rPr>
-          <w:rFonts w:ascii="Consolas" w:hAnsi="Consolas" w:cs="Consolas"/>
-          <w:color w:val="660000"/>
-          <w:sz w:val="20"/>
-          <w:szCs w:val="20"/>
-        </w:rPr>
-        <w:t>-devel</w:t>
-      </w:r>
-      <w:proofErr w:type="gramEnd"/>
-      <w:r>
-        <w:rPr>
-          <w:rFonts w:ascii="Consolas" w:hAnsi="Consolas" w:cs="Consolas"/>
-          <w:color w:val="660000"/>
-          <w:sz w:val="20"/>
-          <w:szCs w:val="20"/>
-        </w:rPr>
-        <w:t xml:space="preserve"> </w:t>
       </w:r>
       <w:proofErr w:type="spellStart"/>
       <w:r>
@@ -13474,7 +13321,7 @@
         <w:pStyle w:val="Heading2"/>
       </w:pPr>
       <w:bookmarkStart w:id="21" w:name="_Toc777422618"/>
-      <w:bookmarkStart w:id="22" w:name="_Toc196424733"/>
+      <w:bookmarkStart w:id="22" w:name="_Toc202869610"/>
       <w:r>
         <w:t>Build and Install C Publisher &amp; C Subscriber</w:t>
       </w:r>
@@ -14192,13 +14039,10 @@
       </w:r>
       <w:proofErr w:type="spellEnd"/>
       <w:r>
-        <w:t xml:space="preserve"> and install publisher and subscribers – </w:t>
-      </w:r>
-      <w:r>
-        <w:t>d</w:t>
-      </w:r>
-      <w:r>
-        <w:t>efault LMDB database (recommended)</w:t>
+        <w:t xml:space="preserve"> and install publisher and subscribers </w:t>
+      </w:r>
+      <w:r>
+        <w:t>using the LMDB database</w:t>
       </w:r>
     </w:p>
     <w:p>
@@ -14262,159 +14106,10 @@
     </w:p>
     <w:p>
       <w:pPr>
-        <w:pStyle w:val="ListParagraph"/>
-        <w:numPr>
-          <w:ilvl w:val="0"/>
-          <w:numId w:val="3"/>
-        </w:numPr>
-        <w:rPr>
-          <w:rFonts w:ascii="Consolas" w:hAnsi="Consolas" w:cs="Consolas"/>
-          <w:color w:val="660000"/>
-          <w:sz w:val="20"/>
-          <w:szCs w:val="20"/>
-        </w:rPr>
-      </w:pPr>
-      <w:r>
-        <w:t xml:space="preserve">NOTE: The steps below do not need to be performed if using the default LMDB </w:t>
-      </w:r>
-      <w:proofErr w:type="gramStart"/>
-      <w:r>
-        <w:t>build</w:t>
-      </w:r>
-      <w:proofErr w:type="gramEnd"/>
-      <w:r>
-        <w:t xml:space="preserve"> above.  This is the legacy JALoP database build.  It is recommended to use LMDB instead.  </w:t>
-      </w:r>
-    </w:p>
-    <w:p>
-      <w:pPr>
-        <w:pStyle w:val="ListParagraph"/>
-        <w:numPr>
-          <w:ilvl w:val="0"/>
-          <w:numId w:val="3"/>
-        </w:numPr>
-        <w:rPr>
-          <w:rFonts w:ascii="Consolas" w:hAnsi="Consolas" w:cs="Consolas"/>
-          <w:color w:val="660000"/>
-          <w:sz w:val="20"/>
-          <w:szCs w:val="20"/>
-        </w:rPr>
-      </w:pPr>
-      <w:r>
-        <w:t xml:space="preserve">Build </w:t>
-      </w:r>
-      <w:proofErr w:type="spellStart"/>
-      <w:r>
-        <w:t>jalop</w:t>
-      </w:r>
-      <w:proofErr w:type="spellEnd"/>
-      <w:r>
-        <w:t xml:space="preserve"> and install publisher and subscribers – Oracle Berkely DB (BDB)</w:t>
-      </w:r>
-    </w:p>
-    <w:p>
-      <w:pPr>
-        <w:pStyle w:val="ListParagraph"/>
-        <w:numPr>
-          <w:ilvl w:val="1"/>
-          <w:numId w:val="3"/>
-        </w:numPr>
-        <w:rPr>
-          <w:rFonts w:ascii="Consolas" w:hAnsi="Consolas" w:cs="Consolas"/>
-          <w:color w:val="660000"/>
-          <w:sz w:val="20"/>
-          <w:szCs w:val="20"/>
-        </w:rPr>
-      </w:pPr>
-      <w:r>
-        <w:rPr>
-          <w:rFonts w:ascii="Consolas" w:hAnsi="Consolas" w:cs="Consolas"/>
-          <w:color w:val="660000"/>
-          <w:sz w:val="20"/>
-          <w:szCs w:val="20"/>
-        </w:rPr>
-        <w:t xml:space="preserve">% </w:t>
-      </w:r>
-      <w:proofErr w:type="spellStart"/>
-      <w:r>
-        <w:rPr>
-          <w:rFonts w:ascii="Consolas" w:hAnsi="Consolas" w:cs="Consolas"/>
-          <w:color w:val="660000"/>
-          <w:sz w:val="20"/>
-          <w:szCs w:val="20"/>
-        </w:rPr>
-        <w:t>scons</w:t>
-      </w:r>
-      <w:proofErr w:type="spellEnd"/>
-      <w:r>
-        <w:rPr>
-          <w:rFonts w:ascii="Consolas" w:hAnsi="Consolas" w:cs="Consolas"/>
-          <w:color w:val="660000"/>
-          <w:sz w:val="20"/>
-          <w:szCs w:val="20"/>
-        </w:rPr>
-        <w:t xml:space="preserve"> --</w:t>
-      </w:r>
-      <w:proofErr w:type="spellStart"/>
-      <w:r>
-        <w:rPr>
-          <w:rFonts w:ascii="Consolas" w:hAnsi="Consolas" w:cs="Consolas"/>
-          <w:color w:val="660000"/>
-          <w:sz w:val="20"/>
-          <w:szCs w:val="20"/>
-        </w:rPr>
-        <w:t>bdb</w:t>
-      </w:r>
-      <w:proofErr w:type="spellEnd"/>
-    </w:p>
-    <w:p>
-      <w:pPr>
-        <w:pStyle w:val="ListParagraph"/>
-        <w:numPr>
-          <w:ilvl w:val="1"/>
-          <w:numId w:val="3"/>
-        </w:numPr>
-        <w:rPr>
-          <w:rFonts w:ascii="Consolas" w:hAnsi="Consolas" w:cs="Consolas"/>
-          <w:color w:val="660000"/>
-          <w:sz w:val="20"/>
-          <w:szCs w:val="20"/>
-        </w:rPr>
-      </w:pPr>
-      <w:r>
-        <w:rPr>
-          <w:rFonts w:ascii="Consolas" w:hAnsi="Consolas" w:cs="Consolas"/>
-          <w:color w:val="660000"/>
-          <w:sz w:val="20"/>
-          <w:szCs w:val="20"/>
-        </w:rPr>
-        <w:t>./install_</w:t>
-      </w:r>
-      <w:r>
-        <w:rPr>
-          <w:rFonts w:ascii="Consolas" w:hAnsi="Consolas" w:cs="Consolas"/>
-          <w:color w:val="660000"/>
-          <w:sz w:val="20"/>
-          <w:szCs w:val="20"/>
-        </w:rPr>
-        <w:t>bdb_</w:t>
-      </w:r>
-      <w:r>
-        <w:rPr>
-          <w:rFonts w:ascii="Consolas" w:hAnsi="Consolas" w:cs="Consolas"/>
-          <w:color w:val="660000"/>
-          <w:sz w:val="20"/>
-          <w:szCs w:val="20"/>
-        </w:rPr>
-        <w:t>rhel_x86_64.sh</w:t>
-      </w:r>
-    </w:p>
-    <w:p>
-      <w:pPr>
         <w:pStyle w:val="Heading2"/>
       </w:pPr>
       <w:bookmarkStart w:id="23" w:name="_Toc80616676"/>
-      <w:bookmarkStart w:id="24" w:name="_Toc196424734"/>
+      <w:bookmarkStart w:id="24" w:name="_Toc202869611"/>
       <w:r>
         <w:t>Configure</w:t>
       </w:r>
@@ -14954,6 +14649,7 @@
               <w:rPr>
                 <w:rFonts w:ascii="Courier New" w:hAnsi="Courier New" w:cs="Courier New"/>
               </w:rPr>
+              <w:lastRenderedPageBreak/>
               <w:t xml:space="preserve"># file storing PID of </w:t>
             </w:r>
             <w:proofErr w:type="spellStart"/>
@@ -15606,7 +15302,7 @@
               <w:rPr>
                 <w:rFonts w:ascii="Courier New" w:hAnsi="Courier New" w:cs="Courier New"/>
               </w:rPr>
-              <w:t>#LMDB only, this setting is ignored in BDB builds.  This is optional and will default to JDB_NONE if not present.</w:t>
+              <w:t>#This is optional and will default to JDB_NONE if not present.</w:t>
             </w:r>
           </w:p>
           <w:p>
@@ -15786,7 +15482,6 @@
               <w:rPr>
                 <w:rFonts w:ascii="Courier New" w:hAnsi="Courier New" w:cs="Courier New"/>
               </w:rPr>
-              <w:lastRenderedPageBreak/>
               <w:tab/>
               <w:t>} );</w:t>
             </w:r>
@@ -15860,6 +15555,7 @@
               <w:rPr>
                 <w:rFonts w:ascii="Courier New" w:hAnsi="Courier New" w:cs="Courier New"/>
               </w:rPr>
+              <w:lastRenderedPageBreak/>
               <w:t xml:space="preserve"># </w:t>
             </w:r>
             <w:proofErr w:type="spellStart"/>
@@ -16309,9 +16005,8 @@
         <w:pStyle w:val="Heading2"/>
       </w:pPr>
       <w:bookmarkStart w:id="25" w:name="_Toc652031363"/>
-      <w:bookmarkStart w:id="26" w:name="_Toc196424735"/>
-      <w:r>
-        <w:lastRenderedPageBreak/>
+      <w:bookmarkStart w:id="26" w:name="_Toc202869612"/>
+      <w:r>
         <w:t>Configure</w:t>
       </w:r>
       <w:r>
@@ -16392,6 +16087,7 @@
     </w:p>
     <w:p>
       <w:r>
+        <w:lastRenderedPageBreak/>
         <w:t xml:space="preserve">Make </w:t>
       </w:r>
       <w:r>
@@ -17413,7 +17109,6 @@
               <w:rPr>
                 <w:rFonts w:ascii="Courier New" w:hAnsi="Courier New" w:cs="Courier New"/>
               </w:rPr>
-              <w:lastRenderedPageBreak/>
               <w:t xml:space="preserve"># Uncomment to define a </w:t>
             </w:r>
             <w:proofErr w:type="spellStart"/>
@@ -17506,6 +17201,7 @@
               <w:rPr>
                 <w:rFonts w:ascii="Courier New" w:hAnsi="Courier New" w:cs="Courier New"/>
               </w:rPr>
+              <w:lastRenderedPageBreak/>
               <w:t xml:space="preserve"># Uncomment to define a </w:t>
             </w:r>
             <w:proofErr w:type="spellStart"/>
@@ -18279,7 +17975,6 @@
               <w:rPr>
                 <w:rFonts w:ascii="Courier New" w:hAnsi="Courier New" w:cs="Courier New"/>
               </w:rPr>
-              <w:lastRenderedPageBreak/>
               <w:t xml:space="preserve">#   Faster than JDB_NONE.  </w:t>
             </w:r>
             <w:proofErr w:type="gramStart"/>
@@ -18375,6 +18070,7 @@
               <w:rPr>
                 <w:rFonts w:ascii="Courier New" w:hAnsi="Courier New" w:cs="Courier New"/>
               </w:rPr>
+              <w:lastRenderedPageBreak/>
               <w:t xml:space="preserve">#No risk of </w:t>
             </w:r>
             <w:proofErr w:type="spellStart"/>
@@ -18573,7 +18269,19 @@
               <w:rPr>
                 <w:rFonts w:ascii="Courier New" w:hAnsi="Courier New" w:cs="Courier New"/>
               </w:rPr>
-              <w:t>#LMDB only, this setting is ignored in BDB builds.  This is optional and will default to JDB_NONE if not present.</w:t>
+              <w:t>#</w:t>
+            </w:r>
+            <w:r>
+              <w:rPr>
+                <w:rFonts w:ascii="Courier New" w:hAnsi="Courier New" w:cs="Courier New"/>
+              </w:rPr>
+              <w:t>This</w:t>
+            </w:r>
+            <w:r>
+              <w:rPr>
+                <w:rFonts w:ascii="Courier New" w:hAnsi="Courier New" w:cs="Courier New"/>
+              </w:rPr>
+              <w:t xml:space="preserve"> is optional and will default to JDB_NONE if not present.</w:t>
             </w:r>
           </w:p>
           <w:p>
@@ -19166,14 +18874,7 @@
               <w:rPr>
                 <w:rFonts w:ascii="Courier New" w:hAnsi="Courier New" w:cs="Courier New"/>
               </w:rPr>
-              <w:t xml:space="preserve"> = ["arch_prctl","bind","capget","capset","chdir","chmod","chown","dup2","execve","faccessat2","flock","getcwd","getdents","getdents64","gete</w:t>
-            </w:r>
-            <w:r>
-              <w:rPr>
-                <w:rFonts w:ascii="Courier New" w:hAnsi="Courier New" w:cs="Courier New"/>
-              </w:rPr>
-              <w:lastRenderedPageBreak/>
-              <w:t>uid","getgid","getrlimit","ioctl","listen","lstat","prctl","prlimit64","readlink","rename","seccomp","select","set_tid_address","setsid","statfs","sysinfo"];</w:t>
+              <w:t xml:space="preserve"> = ["arch_prctl","bind","capget","capset","chdir","chmod","chown","dup2","execve","faccessat2","flock","getcwd","getdents","getdents64","geteuid","getgid","getrlimit","ioctl","listen","lstat","prctl","prlimit64","readlink","rename","seccomp","select","set_tid_address","setsid","statfs","sysinfo"];</w:t>
             </w:r>
           </w:p>
           <w:p>
@@ -19216,6 +18917,7 @@
               <w:rPr>
                 <w:rFonts w:ascii="Courier New" w:hAnsi="Courier New" w:cs="Courier New"/>
               </w:rPr>
+              <w:lastRenderedPageBreak/>
               <w:t>final_seccomp_rules</w:t>
             </w:r>
             <w:proofErr w:type="spellEnd"/>
@@ -19427,7 +19129,7 @@
       <w:pPr>
         <w:pStyle w:val="Heading2"/>
       </w:pPr>
-      <w:bookmarkStart w:id="27" w:name="_Toc196424736"/>
+      <w:bookmarkStart w:id="27" w:name="_Toc202869613"/>
       <w:r>
         <w:t>Configure C Subscriber</w:t>
       </w:r>
@@ -19771,6 +19473,7 @@
               <w:rPr>
                 <w:rFonts w:ascii="Courier New" w:hAnsi="Courier New" w:cs="Courier New"/>
               </w:rPr>
+              <w:lastRenderedPageBreak/>
               <w:t xml:space="preserve">port = </w:t>
             </w:r>
             <w:proofErr w:type="gramStart"/>
@@ -20464,7 +20167,6 @@
               <w:rPr>
                 <w:rFonts w:ascii="Courier New" w:hAnsi="Courier New" w:cs="Courier New"/>
               </w:rPr>
-              <w:lastRenderedPageBreak/>
               <w:t xml:space="preserve">#No risk of </w:t>
             </w:r>
             <w:proofErr w:type="spellStart"/>
@@ -20547,6 +20249,7 @@
               <w:rPr>
                 <w:rFonts w:ascii="Courier New" w:hAnsi="Courier New" w:cs="Courier New"/>
               </w:rPr>
+              <w:lastRenderedPageBreak/>
               <w:t>#   WARNING!!! This setting is faster than JDB_LMDB_PERFORMANCE_LEVEL2</w:t>
             </w:r>
           </w:p>
@@ -20663,7 +20366,7 @@
               <w:rPr>
                 <w:rFonts w:ascii="Courier New" w:hAnsi="Courier New" w:cs="Courier New"/>
               </w:rPr>
-              <w:t>#LMDB only, this setting is ignored in BDB builds.  This is optional and will default to JDB_NONE if not present.</w:t>
+              <w:t>#This is optional and will default to JDB_NONE if not present.</w:t>
             </w:r>
           </w:p>
           <w:p>
@@ -21206,15 +20909,21 @@
               <w:rPr>
                 <w:rFonts w:ascii="Courier New" w:hAnsi="Courier New" w:cs="Courier New"/>
               </w:rPr>
+              <w:t>final_seccomp_rules</w:t>
+            </w:r>
+            <w:proofErr w:type="spellEnd"/>
+            <w:r>
+              <w:rPr>
+                <w:rFonts w:ascii="Courier New" w:hAnsi="Courier New" w:cs="Courier New"/>
+              </w:rPr>
+              <w:t xml:space="preserve"> = ["clock_nanosleep","connect","epoll_create","epoll_ctl","epoll_wait","exit","exit_group","fdatasync","fsync","ftruncate","futex","getdents","getdents64","getpeername","getppid","getrandom","getrlimit","gettid","getuid","getsockname","madvise","mkdir","nanosleep","poll","pread64","pwrite64","recvfrom","rename","rt_sigreturn","sched_getaffinity"</w:t>
+            </w:r>
+            <w:r>
+              <w:rPr>
+                <w:rFonts w:ascii="Courier New" w:hAnsi="Courier New" w:cs="Courier New"/>
+              </w:rPr>
               <w:lastRenderedPageBreak/>
-              <w:t>final_seccomp_rules</w:t>
-            </w:r>
-            <w:proofErr w:type="spellEnd"/>
-            <w:r>
-              <w:rPr>
-                <w:rFonts w:ascii="Courier New" w:hAnsi="Courier New" w:cs="Courier New"/>
-              </w:rPr>
-              <w:t xml:space="preserve"> = ["clock_nanosleep","connect","epoll_create","epoll_ctl","epoll_wait","exit","exit_group","fdatasync","fsync","ftruncate","futex","getdents","getdents64","getpeername","getppid","getrandom","getrlimit","gettid","getuid","getsockname","madvise","mkdir","nanosleep","poll","pread64","pwrite64","recvfrom","rename","rt_sigreturn","sched_getaffinity","sched_yield","select","sendto","setsockopt","shutdown","socket","sysinfo"]</w:t>
+              <w:t>,"sched_yield","select","sendto","setsockopt","shutdown","socket","sysinfo"]</w:t>
             </w:r>
           </w:p>
           <w:p>
@@ -21336,7 +21045,7 @@
         <w:pStyle w:val="Heading1"/>
       </w:pPr>
       <w:bookmarkStart w:id="28" w:name="_Toc996716301"/>
-      <w:bookmarkStart w:id="29" w:name="_Toc196424737"/>
+      <w:bookmarkStart w:id="29" w:name="_Toc202869614"/>
       <w:r>
         <w:t xml:space="preserve">Build and Install </w:t>
       </w:r>
@@ -21356,7 +21065,7 @@
         <w:pStyle w:val="Heading2"/>
       </w:pPr>
       <w:bookmarkStart w:id="30" w:name="_Toc2070127390"/>
-      <w:bookmarkStart w:id="31" w:name="_Toc196424738"/>
+      <w:bookmarkStart w:id="31" w:name="_Toc202869615"/>
       <w:r>
         <w:t>System Provisioning</w:t>
       </w:r>
@@ -21476,7 +21185,7 @@
         <w:pStyle w:val="Heading2"/>
       </w:pPr>
       <w:bookmarkStart w:id="32" w:name="_Toc516562772"/>
-      <w:bookmarkStart w:id="33" w:name="_Toc196424739"/>
+      <w:bookmarkStart w:id="33" w:name="_Toc202869616"/>
       <w:r>
         <w:t>Clone “</w:t>
       </w:r>
@@ -21699,7 +21408,6 @@
         <w:spacing w:after="0" w:line="240" w:lineRule="auto"/>
       </w:pPr>
       <w:r>
-        <w:lastRenderedPageBreak/>
         <w:t xml:space="preserve">Install </w:t>
       </w:r>
       <w:r>
@@ -21763,6 +21471,7 @@
     <w:p/>
     <w:p>
       <w:r>
+        <w:lastRenderedPageBreak/>
         <w:t xml:space="preserve">This should install 3 JAR files to ~/.m2/repository/ as shown in the </w:t>
       </w:r>
       <w:r>
@@ -22003,7 +21712,7 @@
       <w:pPr>
         <w:pStyle w:val="Heading2"/>
       </w:pPr>
-      <w:bookmarkStart w:id="35" w:name="_Toc196424740"/>
+      <w:bookmarkStart w:id="35" w:name="_Toc202869617"/>
       <w:r>
         <w:t xml:space="preserve">Install </w:t>
       </w:r>
@@ -22463,7 +22172,6 @@
         </w:rPr>
       </w:pPr>
       <w:r>
-        <w:lastRenderedPageBreak/>
         <w:t xml:space="preserve">Verify that the 3 JAR files mentioned above are successfully installed; if for some reason those are not installed, manually install (copy) them to </w:t>
       </w:r>
       <w:proofErr w:type="gramStart"/>
@@ -22480,7 +22188,7 @@
         <w:pStyle w:val="Heading1"/>
       </w:pPr>
       <w:bookmarkStart w:id="36" w:name="_Toc1045592616"/>
-      <w:bookmarkStart w:id="37" w:name="_Toc196424741"/>
+      <w:bookmarkStart w:id="37" w:name="_Toc202869618"/>
       <w:r>
         <w:t>Build and Install Java Subscriber</w:t>
       </w:r>
@@ -22512,7 +22220,7 @@
         <w:pStyle w:val="Heading2"/>
       </w:pPr>
       <w:bookmarkStart w:id="38" w:name="_Toc1813195158"/>
-      <w:bookmarkStart w:id="39" w:name="_Toc196424742"/>
+      <w:bookmarkStart w:id="39" w:name="_Toc202869619"/>
       <w:r>
         <w:t>Clone “</w:t>
       </w:r>
@@ -22554,6 +22262,7 @@
         <w:rPr>
           <w:rFonts w:ascii="Courier New" w:hAnsi="Courier New" w:cs="Courier New"/>
         </w:rPr>
+        <w:lastRenderedPageBreak/>
         <w:t xml:space="preserve">% cd </w:t>
       </w:r>
       <w:r>
@@ -22709,7 +22418,7 @@
       <w:pPr>
         <w:pStyle w:val="Heading2"/>
       </w:pPr>
-      <w:bookmarkStart w:id="40" w:name="_Toc196424743"/>
+      <w:bookmarkStart w:id="40" w:name="_Toc202869620"/>
       <w:r>
         <w:t>Build and Install Java Subscriber (</w:t>
       </w:r>
@@ -23216,7 +22925,7 @@
       </w:pPr>
       <w:bookmarkStart w:id="41" w:name="_Toc116061344"/>
       <w:bookmarkStart w:id="42" w:name="_Toc398355576"/>
-      <w:bookmarkStart w:id="43" w:name="_Toc196424744"/>
+      <w:bookmarkStart w:id="43" w:name="_Toc202869621"/>
       <w:r>
         <w:t>Configure jnl_test-*.jar as a Subscriber</w:t>
       </w:r>
@@ -24049,7 +23758,7 @@
       <w:pPr>
         <w:pStyle w:val="Heading2"/>
       </w:pPr>
-      <w:bookmarkStart w:id="44" w:name="_Toc196424745"/>
+      <w:bookmarkStart w:id="44" w:name="_Toc202869622"/>
       <w:r>
         <w:t>Configure jnl_test-*.jar as a Publisher</w:t>
       </w:r>
@@ -24091,7 +23800,7 @@
         <mc:AlternateContent>
           <mc:Choice Requires="wps">
             <w:drawing>
-              <wp:anchor distT="45720" distB="45720" distL="114300" distR="114300" simplePos="0" relativeHeight="251658752" behindDoc="0" locked="0" layoutInCell="1" allowOverlap="1" wp14:anchorId="7FC7B388" wp14:editId="2B3F70B4">
+              <wp:anchor distT="45720" distB="45720" distL="114300" distR="114300" simplePos="0" relativeHeight="251657216" behindDoc="0" locked="0" layoutInCell="1" allowOverlap="1" wp14:anchorId="7FC7B388" wp14:editId="2B3F70B4">
                 <wp:simplePos x="0" y="0"/>
                 <wp:positionH relativeFrom="margin">
                   <wp:posOffset>0</wp:posOffset>
@@ -24676,7 +24385,7 @@
                 <v:stroke joinstyle="miter"/>
                 <v:path gradientshapeok="t" o:connecttype="rect"/>
               </v:shapetype>
-              <v:shape id="Text Box 2" o:spid="_x0000_s1026" type="#_x0000_t202" style="position:absolute;margin-left:0;margin-top:26.15pt;width:484.5pt;height:401.25pt;z-index:251658752;visibility:visible;mso-wrap-style:square;mso-width-percent:0;mso-height-percent:0;mso-wrap-distance-left:9pt;mso-wrap-distance-top:3.6pt;mso-wrap-distance-right:9pt;mso-wrap-distance-bottom:3.6pt;mso-position-horizontal:absolute;mso-position-horizontal-relative:margin;mso-position-vertical:absolute;mso-position-vertical-relative:text;mso-width-percent:0;mso-height-percent:0;mso-width-relative:margin;mso-height-relative:margin;v-text-anchor:top" o:gfxdata="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">
+              <v:shape id="Text Box 2" o:spid="_x0000_s1026" type="#_x0000_t202" style="position:absolute;margin-left:0;margin-top:26.15pt;width:484.5pt;height:401.25pt;z-index:251658240;visibility:visible;mso-wrap-style:square;mso-width-percent:0;mso-height-percent:0;mso-wrap-distance-left:9pt;mso-wrap-distance-top:3.6pt;mso-wrap-distance-right:9pt;mso-wrap-distance-bottom:3.6pt;mso-position-horizontal:absolute;mso-position-horizontal-relative:margin;mso-position-vertical:absolute;mso-position-vertical-relative:text;mso-width-percent:0;mso-height-percent:0;mso-width-relative:margin;mso-height-relative:margin;v-text-anchor:top" o:gfxdata="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">
                 <v:textbox>
                   <w:txbxContent>
                     <w:p>
@@ -25212,7 +24921,7 @@
         <w:pStyle w:val="Heading1"/>
       </w:pPr>
       <w:bookmarkStart w:id="45" w:name="_Toc654850788"/>
-      <w:bookmarkStart w:id="46" w:name="_Toc196424746"/>
+      <w:bookmarkStart w:id="46" w:name="_Toc202869623"/>
       <w:r>
         <w:t>Run Publisher and Subscriber to Transfer JAL Records</w:t>
       </w:r>
@@ -25229,7 +24938,7 @@
         <w:pStyle w:val="Heading2"/>
       </w:pPr>
       <w:bookmarkStart w:id="47" w:name="_Toc1692150472"/>
-      <w:bookmarkStart w:id="48" w:name="_Toc196424747"/>
+      <w:bookmarkStart w:id="48" w:name="_Toc202869624"/>
       <w:r>
         <w:t xml:space="preserve">Disable </w:t>
       </w:r>
@@ -25444,7 +25153,7 @@
         <w:pStyle w:val="Heading2"/>
       </w:pPr>
       <w:bookmarkStart w:id="49" w:name="_Toc1641023059"/>
-      <w:bookmarkStart w:id="50" w:name="_Toc196424748"/>
+      <w:bookmarkStart w:id="50" w:name="_Toc202869625"/>
       <w:r>
         <w:t>Stop Firewall (</w:t>
       </w:r>
@@ -25850,7 +25559,7 @@
         <w:pStyle w:val="Heading2"/>
       </w:pPr>
       <w:bookmarkStart w:id="51" w:name="_Toc1756069849"/>
-      <w:bookmarkStart w:id="52" w:name="_Toc196424749"/>
+      <w:bookmarkStart w:id="52" w:name="_Toc202869626"/>
       <w:r>
         <w:t>Start JAL-LOCAL-STORE</w:t>
       </w:r>
@@ -26373,7 +26082,7 @@
         <w:pStyle w:val="Heading2"/>
       </w:pPr>
       <w:bookmarkStart w:id="53" w:name="_Toc1693291696"/>
-      <w:bookmarkStart w:id="54" w:name="_Toc196424750"/>
+      <w:bookmarkStart w:id="54" w:name="_Toc202869627"/>
       <w:r>
         <w:t>Insert Records into JAL-Local-Store</w:t>
       </w:r>
@@ -26431,7 +26140,7 @@
         <w:pStyle w:val="Heading3"/>
       </w:pPr>
       <w:bookmarkStart w:id="55" w:name="_Toc1859275897"/>
-      <w:bookmarkStart w:id="56" w:name="_Toc196424751"/>
+      <w:bookmarkStart w:id="56" w:name="_Toc202869628"/>
       <w:r>
         <w:t>Insert Log Records</w:t>
       </w:r>
@@ -26594,7 +26303,7 @@
         <w:pStyle w:val="Heading3"/>
       </w:pPr>
       <w:bookmarkStart w:id="57" w:name="_Toc276671551"/>
-      <w:bookmarkStart w:id="58" w:name="_Toc196424752"/>
+      <w:bookmarkStart w:id="58" w:name="_Toc202869629"/>
       <w:r>
         <w:t>Insert Audit Records</w:t>
       </w:r>
@@ -26757,7 +26466,7 @@
         <w:pStyle w:val="Heading3"/>
       </w:pPr>
       <w:bookmarkStart w:id="59" w:name="_Toc852750530"/>
-      <w:bookmarkStart w:id="60" w:name="_Toc196424753"/>
+      <w:bookmarkStart w:id="60" w:name="_Toc202869630"/>
       <w:r>
         <w:t>Insert Journal Records</w:t>
       </w:r>
@@ -26917,18 +26626,6 @@
     </w:p>
     <w:p>
       <w:pPr>
-        <w:pStyle w:val="Heading2"/>
-      </w:pPr>
-      <w:bookmarkStart w:id="61" w:name="_Toc489902477"/>
-      <w:bookmarkStart w:id="62" w:name="_Toc196424754"/>
-      <w:r>
-        <w:t>Check for Inserted Records in JAL-Local-Store</w:t>
-      </w:r>
-      <w:bookmarkEnd w:id="61"/>
-      <w:bookmarkEnd w:id="62"/>
-    </w:p>
-    <w:p>
-      <w:pPr>
         <w:autoSpaceDE w:val="0"/>
         <w:autoSpaceDN w:val="0"/>
         <w:adjustRightInd w:val="0"/>
@@ -26941,7 +26638,7 @@
         <w:rPr>
           <w:rFonts w:ascii="Courier New" w:hAnsi="Courier New" w:cs="Courier New"/>
         </w:rPr>
-        <w:t>==============================================</w:t>
+        <w:t>Note: Use “-t f” instead of “-t j” if you want JAL Producer to send journal file descriptor through the Unix Domain Socket (instead of the payload bytes) to JAL-Local-Store. Passing file descriptor may perform better for larger journal payloads (e.g., in the order of megabytes).</w:t>
       </w:r>
     </w:p>
     <w:p>
@@ -26954,76 +26651,19 @@
           <w:rFonts w:ascii="Courier New" w:hAnsi="Courier New" w:cs="Courier New"/>
         </w:rPr>
       </w:pPr>
-      <w:r>
-        <w:rPr>
-          <w:rFonts w:ascii="Courier New" w:hAnsi="Courier New" w:cs="Courier New"/>
-        </w:rPr>
-        <w:t xml:space="preserve">$ </w:t>
-      </w:r>
-      <w:proofErr w:type="spellStart"/>
-      <w:proofErr w:type="gramStart"/>
-      <w:r>
-        <w:rPr>
-          <w:rFonts w:ascii="Courier New" w:hAnsi="Courier New" w:cs="Courier New"/>
-        </w:rPr>
-        <w:t>sudo</w:t>
-      </w:r>
-      <w:proofErr w:type="spellEnd"/>
-      <w:r>
-        <w:rPr>
-          <w:rFonts w:ascii="Courier New" w:hAnsi="Courier New" w:cs="Courier New"/>
-        </w:rPr>
-        <w:t xml:space="preserve"> .</w:t>
-      </w:r>
-      <w:proofErr w:type="gramEnd"/>
-      <w:r>
-        <w:rPr>
-          <w:rFonts w:ascii="Courier New" w:hAnsi="Courier New" w:cs="Courier New"/>
-        </w:rPr>
-        <w:t>/release/bin/</w:t>
-      </w:r>
-      <w:proofErr w:type="spellStart"/>
-      <w:r>
-        <w:rPr>
-          <w:rFonts w:ascii="Courier New" w:hAnsi="Courier New" w:cs="Courier New"/>
-        </w:rPr>
-        <w:t>jaldb_tail</w:t>
-      </w:r>
-      <w:proofErr w:type="spellEnd"/>
-      <w:r>
-        <w:rPr>
-          <w:rFonts w:ascii="Courier New" w:hAnsi="Courier New" w:cs="Courier New"/>
-        </w:rPr>
-        <w:t xml:space="preserve"> -n 1000000 -h /root/</w:t>
-      </w:r>
-      <w:proofErr w:type="spellStart"/>
-      <w:r>
-        <w:rPr>
-          <w:rFonts w:ascii="Courier New" w:hAnsi="Courier New" w:cs="Courier New"/>
-        </w:rPr>
-        <w:t>testdb</w:t>
-      </w:r>
-      <w:proofErr w:type="spellEnd"/>
-      <w:r>
-        <w:rPr>
-          <w:rFonts w:ascii="Courier New" w:hAnsi="Courier New" w:cs="Courier New"/>
-        </w:rPr>
-        <w:t xml:space="preserve">/ -t l | </w:t>
-      </w:r>
-      <w:proofErr w:type="spellStart"/>
-      <w:r>
-        <w:rPr>
-          <w:rFonts w:ascii="Courier New" w:hAnsi="Courier New" w:cs="Courier New"/>
-        </w:rPr>
-        <w:t>wc</w:t>
-      </w:r>
-      <w:proofErr w:type="spellEnd"/>
-      <w:r>
-        <w:rPr>
-          <w:rFonts w:ascii="Courier New" w:hAnsi="Courier New" w:cs="Courier New"/>
-        </w:rPr>
-        <w:t xml:space="preserve"> -l</w:t>
-      </w:r>
+    </w:p>
+    <w:p>
+      <w:pPr>
+        <w:pStyle w:val="Heading2"/>
+      </w:pPr>
+      <w:bookmarkStart w:id="61" w:name="_Toc489902477"/>
+      <w:bookmarkStart w:id="62" w:name="_Toc202869631"/>
+      <w:r>
+        <w:lastRenderedPageBreak/>
+        <w:t>Check for Inserted Records in JAL-Local-Store</w:t>
+      </w:r>
+      <w:bookmarkEnd w:id="61"/>
+      <w:bookmarkEnd w:id="62"/>
     </w:p>
     <w:p>
       <w:pPr>
@@ -27039,72 +26679,7 @@
         <w:rPr>
           <w:rFonts w:ascii="Courier New" w:hAnsi="Courier New" w:cs="Courier New"/>
         </w:rPr>
-        <w:lastRenderedPageBreak/>
-        <w:t xml:space="preserve">$ </w:t>
-      </w:r>
-      <w:proofErr w:type="spellStart"/>
-      <w:proofErr w:type="gramStart"/>
-      <w:r>
-        <w:rPr>
-          <w:rFonts w:ascii="Courier New" w:hAnsi="Courier New" w:cs="Courier New"/>
-        </w:rPr>
-        <w:t>sudo</w:t>
-      </w:r>
-      <w:proofErr w:type="spellEnd"/>
-      <w:r>
-        <w:rPr>
-          <w:rFonts w:ascii="Courier New" w:hAnsi="Courier New" w:cs="Courier New"/>
-        </w:rPr>
-        <w:t xml:space="preserve"> .</w:t>
-      </w:r>
-      <w:proofErr w:type="gramEnd"/>
-      <w:r>
-        <w:rPr>
-          <w:rFonts w:ascii="Courier New" w:hAnsi="Courier New" w:cs="Courier New"/>
-        </w:rPr>
-        <w:t>/release/bin/</w:t>
-      </w:r>
-      <w:proofErr w:type="spellStart"/>
-      <w:r>
-        <w:rPr>
-          <w:rFonts w:ascii="Courier New" w:hAnsi="Courier New" w:cs="Courier New"/>
-        </w:rPr>
-        <w:t>jaldb_tail</w:t>
-      </w:r>
-      <w:proofErr w:type="spellEnd"/>
-      <w:r>
-        <w:rPr>
-          <w:rFonts w:ascii="Courier New" w:hAnsi="Courier New" w:cs="Courier New"/>
-        </w:rPr>
-        <w:t xml:space="preserve"> -n 1000000 -h /root/</w:t>
-      </w:r>
-      <w:proofErr w:type="spellStart"/>
-      <w:r>
-        <w:rPr>
-          <w:rFonts w:ascii="Courier New" w:hAnsi="Courier New" w:cs="Courier New"/>
-        </w:rPr>
-        <w:t>testdb</w:t>
-      </w:r>
-      <w:proofErr w:type="spellEnd"/>
-      <w:r>
-        <w:rPr>
-          <w:rFonts w:ascii="Courier New" w:hAnsi="Courier New" w:cs="Courier New"/>
-        </w:rPr>
-        <w:t xml:space="preserve">/ -t a | </w:t>
-      </w:r>
-      <w:proofErr w:type="spellStart"/>
-      <w:r>
-        <w:rPr>
-          <w:rFonts w:ascii="Courier New" w:hAnsi="Courier New" w:cs="Courier New"/>
-        </w:rPr>
-        <w:t>wc</w:t>
-      </w:r>
-      <w:proofErr w:type="spellEnd"/>
-      <w:r>
-        <w:rPr>
-          <w:rFonts w:ascii="Courier New" w:hAnsi="Courier New" w:cs="Courier New"/>
-        </w:rPr>
-        <w:t xml:space="preserve"> -l</w:t>
+        <w:t>==============================================</w:t>
       </w:r>
     </w:p>
     <w:p>
@@ -27171,7 +26746,7 @@
         <w:rPr>
           <w:rFonts w:ascii="Courier New" w:hAnsi="Courier New" w:cs="Courier New"/>
         </w:rPr>
-        <w:t xml:space="preserve">/ -t j | </w:t>
+        <w:t xml:space="preserve">/ -t l | </w:t>
       </w:r>
       <w:proofErr w:type="spellStart"/>
       <w:r>
@@ -27198,6 +26773,76 @@
           <w:rFonts w:ascii="Courier New" w:hAnsi="Courier New" w:cs="Courier New"/>
         </w:rPr>
       </w:pPr>
+      <w:r>
+        <w:rPr>
+          <w:rFonts w:ascii="Courier New" w:hAnsi="Courier New" w:cs="Courier New"/>
+        </w:rPr>
+        <w:t xml:space="preserve">$ </w:t>
+      </w:r>
+      <w:proofErr w:type="spellStart"/>
+      <w:proofErr w:type="gramStart"/>
+      <w:r>
+        <w:rPr>
+          <w:rFonts w:ascii="Courier New" w:hAnsi="Courier New" w:cs="Courier New"/>
+        </w:rPr>
+        <w:t>sudo</w:t>
+      </w:r>
+      <w:proofErr w:type="spellEnd"/>
+      <w:r>
+        <w:rPr>
+          <w:rFonts w:ascii="Courier New" w:hAnsi="Courier New" w:cs="Courier New"/>
+        </w:rPr>
+        <w:t xml:space="preserve"> .</w:t>
+      </w:r>
+      <w:proofErr w:type="gramEnd"/>
+      <w:r>
+        <w:rPr>
+          <w:rFonts w:ascii="Courier New" w:hAnsi="Courier New" w:cs="Courier New"/>
+        </w:rPr>
+        <w:t>/release/bin/</w:t>
+      </w:r>
+      <w:proofErr w:type="spellStart"/>
+      <w:r>
+        <w:rPr>
+          <w:rFonts w:ascii="Courier New" w:hAnsi="Courier New" w:cs="Courier New"/>
+        </w:rPr>
+        <w:t>jaldb_tail</w:t>
+      </w:r>
+      <w:proofErr w:type="spellEnd"/>
+      <w:r>
+        <w:rPr>
+          <w:rFonts w:ascii="Courier New" w:hAnsi="Courier New" w:cs="Courier New"/>
+        </w:rPr>
+        <w:t xml:space="preserve"> -n 1000000 -h /root/</w:t>
+      </w:r>
+      <w:proofErr w:type="spellStart"/>
+      <w:r>
+        <w:rPr>
+          <w:rFonts w:ascii="Courier New" w:hAnsi="Courier New" w:cs="Courier New"/>
+        </w:rPr>
+        <w:t>testdb</w:t>
+      </w:r>
+      <w:proofErr w:type="spellEnd"/>
+      <w:r>
+        <w:rPr>
+          <w:rFonts w:ascii="Courier New" w:hAnsi="Courier New" w:cs="Courier New"/>
+        </w:rPr>
+        <w:t xml:space="preserve">/ -t a | </w:t>
+      </w:r>
+      <w:proofErr w:type="spellStart"/>
+      <w:r>
+        <w:rPr>
+          <w:rFonts w:ascii="Courier New" w:hAnsi="Courier New" w:cs="Courier New"/>
+        </w:rPr>
+        <w:t>wc</w:t>
+      </w:r>
+      <w:proofErr w:type="spellEnd"/>
+      <w:r>
+        <w:rPr>
+          <w:rFonts w:ascii="Courier New" w:hAnsi="Courier New" w:cs="Courier New"/>
+        </w:rPr>
+        <w:t xml:space="preserve"> -l</w:t>
+      </w:r>
     </w:p>
     <w:p>
       <w:pPr>
@@ -27213,7 +26858,71 @@
         <w:rPr>
           <w:rFonts w:ascii="Courier New" w:hAnsi="Courier New" w:cs="Courier New"/>
         </w:rPr>
-        <w:t>Or,</w:t>
+        <w:t xml:space="preserve">$ </w:t>
+      </w:r>
+      <w:proofErr w:type="spellStart"/>
+      <w:proofErr w:type="gramStart"/>
+      <w:r>
+        <w:rPr>
+          <w:rFonts w:ascii="Courier New" w:hAnsi="Courier New" w:cs="Courier New"/>
+        </w:rPr>
+        <w:t>sudo</w:t>
+      </w:r>
+      <w:proofErr w:type="spellEnd"/>
+      <w:r>
+        <w:rPr>
+          <w:rFonts w:ascii="Courier New" w:hAnsi="Courier New" w:cs="Courier New"/>
+        </w:rPr>
+        <w:t xml:space="preserve"> .</w:t>
+      </w:r>
+      <w:proofErr w:type="gramEnd"/>
+      <w:r>
+        <w:rPr>
+          <w:rFonts w:ascii="Courier New" w:hAnsi="Courier New" w:cs="Courier New"/>
+        </w:rPr>
+        <w:t>/release/bin/</w:t>
+      </w:r>
+      <w:proofErr w:type="spellStart"/>
+      <w:r>
+        <w:rPr>
+          <w:rFonts w:ascii="Courier New" w:hAnsi="Courier New" w:cs="Courier New"/>
+        </w:rPr>
+        <w:t>jaldb_tail</w:t>
+      </w:r>
+      <w:proofErr w:type="spellEnd"/>
+      <w:r>
+        <w:rPr>
+          <w:rFonts w:ascii="Courier New" w:hAnsi="Courier New" w:cs="Courier New"/>
+        </w:rPr>
+        <w:t xml:space="preserve"> -n 1000000 -h /root/</w:t>
+      </w:r>
+      <w:proofErr w:type="spellStart"/>
+      <w:r>
+        <w:rPr>
+          <w:rFonts w:ascii="Courier New" w:hAnsi="Courier New" w:cs="Courier New"/>
+        </w:rPr>
+        <w:t>testdb</w:t>
+      </w:r>
+      <w:proofErr w:type="spellEnd"/>
+      <w:r>
+        <w:rPr>
+          <w:rFonts w:ascii="Courier New" w:hAnsi="Courier New" w:cs="Courier New"/>
+        </w:rPr>
+        <w:t xml:space="preserve">/ -t j | </w:t>
+      </w:r>
+      <w:proofErr w:type="spellStart"/>
+      <w:r>
+        <w:rPr>
+          <w:rFonts w:ascii="Courier New" w:hAnsi="Courier New" w:cs="Courier New"/>
+        </w:rPr>
+        <w:t>wc</w:t>
+      </w:r>
+      <w:proofErr w:type="spellEnd"/>
+      <w:r>
+        <w:rPr>
+          <w:rFonts w:ascii="Courier New" w:hAnsi="Courier New" w:cs="Courier New"/>
+        </w:rPr>
+        <w:t xml:space="preserve"> -l</w:t>
       </w:r>
     </w:p>
     <w:p>
@@ -27241,83 +26950,7 @@
         <w:rPr>
           <w:rFonts w:ascii="Courier New" w:hAnsi="Courier New" w:cs="Courier New"/>
         </w:rPr>
-        <w:t xml:space="preserve">$ </w:t>
-      </w:r>
-      <w:proofErr w:type="spellStart"/>
-      <w:proofErr w:type="gramStart"/>
-      <w:r>
-        <w:rPr>
-          <w:rFonts w:ascii="Courier New" w:hAnsi="Courier New" w:cs="Courier New"/>
-        </w:rPr>
-        <w:t>sudo</w:t>
-      </w:r>
-      <w:proofErr w:type="spellEnd"/>
-      <w:r>
-        <w:rPr>
-          <w:rFonts w:ascii="Courier New" w:hAnsi="Courier New" w:cs="Courier New"/>
-        </w:rPr>
-        <w:t xml:space="preserve"> .</w:t>
-      </w:r>
-      <w:proofErr w:type="gramEnd"/>
-      <w:r>
-        <w:rPr>
-          <w:rFonts w:ascii="Courier New" w:hAnsi="Courier New" w:cs="Courier New"/>
-        </w:rPr>
-        <w:t>/release/bin/</w:t>
-      </w:r>
-      <w:proofErr w:type="spellStart"/>
-      <w:r>
-        <w:rPr>
-          <w:rFonts w:ascii="Courier New" w:hAnsi="Courier New" w:cs="Courier New"/>
-        </w:rPr>
-        <w:t>jal_purge</w:t>
-      </w:r>
-      <w:proofErr w:type="spellEnd"/>
-      <w:r>
-        <w:rPr>
-          <w:rFonts w:ascii="Courier New" w:hAnsi="Courier New" w:cs="Courier New"/>
-        </w:rPr>
-        <w:t xml:space="preserve"> -h /root/</w:t>
-      </w:r>
-      <w:proofErr w:type="spellStart"/>
-      <w:r>
-        <w:rPr>
-          <w:rFonts w:ascii="Courier New" w:hAnsi="Courier New" w:cs="Courier New"/>
-        </w:rPr>
-        <w:t>testdb</w:t>
-      </w:r>
-      <w:proofErr w:type="spellEnd"/>
-      <w:r>
-        <w:rPr>
-          <w:rFonts w:ascii="Courier New" w:hAnsi="Courier New" w:cs="Courier New"/>
-        </w:rPr>
-        <w:t xml:space="preserve"> -b </w:t>
-      </w:r>
-      <w:r>
-        <w:rPr>
-          <w:rFonts w:ascii="Courier New" w:hAnsi="Courier New" w:cs="Courier New"/>
-        </w:rPr>
-        <w:t>2030</w:t>
-      </w:r>
-      <w:r>
-        <w:rPr>
-          <w:rFonts w:ascii="Courier New" w:hAnsi="Courier New" w:cs="Courier New"/>
-        </w:rPr>
-        <w:t xml:space="preserve">-11-11T11:11:11 -x -t l | </w:t>
-      </w:r>
-      <w:proofErr w:type="spellStart"/>
-      <w:r>
-        <w:rPr>
-          <w:rFonts w:ascii="Courier New" w:hAnsi="Courier New" w:cs="Courier New"/>
-        </w:rPr>
-        <w:t>wc</w:t>
-      </w:r>
-      <w:proofErr w:type="spellEnd"/>
-      <w:r>
-        <w:rPr>
-          <w:rFonts w:ascii="Courier New" w:hAnsi="Courier New" w:cs="Courier New"/>
-        </w:rPr>
-        <w:t xml:space="preserve"> -l</w:t>
+        <w:t>Or,</w:t>
       </w:r>
     </w:p>
     <w:p>
@@ -27330,76 +26963,6 @@
           <w:rFonts w:ascii="Courier New" w:hAnsi="Courier New" w:cs="Courier New"/>
         </w:rPr>
       </w:pPr>
-      <w:r>
-        <w:rPr>
-          <w:rFonts w:ascii="Courier New" w:hAnsi="Courier New" w:cs="Courier New"/>
-        </w:rPr>
-        <w:t xml:space="preserve">$ </w:t>
-      </w:r>
-      <w:proofErr w:type="spellStart"/>
-      <w:proofErr w:type="gramStart"/>
-      <w:r>
-        <w:rPr>
-          <w:rFonts w:ascii="Courier New" w:hAnsi="Courier New" w:cs="Courier New"/>
-        </w:rPr>
-        <w:t>sudo</w:t>
-      </w:r>
-      <w:proofErr w:type="spellEnd"/>
-      <w:r>
-        <w:rPr>
-          <w:rFonts w:ascii="Courier New" w:hAnsi="Courier New" w:cs="Courier New"/>
-        </w:rPr>
-        <w:t xml:space="preserve"> .</w:t>
-      </w:r>
-      <w:proofErr w:type="gramEnd"/>
-      <w:r>
-        <w:rPr>
-          <w:rFonts w:ascii="Courier New" w:hAnsi="Courier New" w:cs="Courier New"/>
-        </w:rPr>
-        <w:t>/release/bin/</w:t>
-      </w:r>
-      <w:proofErr w:type="spellStart"/>
-      <w:r>
-        <w:rPr>
-          <w:rFonts w:ascii="Courier New" w:hAnsi="Courier New" w:cs="Courier New"/>
-        </w:rPr>
-        <w:t>jal_purge</w:t>
-      </w:r>
-      <w:proofErr w:type="spellEnd"/>
-      <w:r>
-        <w:rPr>
-          <w:rFonts w:ascii="Courier New" w:hAnsi="Courier New" w:cs="Courier New"/>
-        </w:rPr>
-        <w:t xml:space="preserve"> -h /root/</w:t>
-      </w:r>
-      <w:proofErr w:type="spellStart"/>
-      <w:r>
-        <w:rPr>
-          <w:rFonts w:ascii="Courier New" w:hAnsi="Courier New" w:cs="Courier New"/>
-        </w:rPr>
-        <w:t>testdb</w:t>
-      </w:r>
-      <w:proofErr w:type="spellEnd"/>
-      <w:r>
-        <w:rPr>
-          <w:rFonts w:ascii="Courier New" w:hAnsi="Courier New" w:cs="Courier New"/>
-        </w:rPr>
-        <w:t xml:space="preserve"> -b 2030-11-11T11:11:11 -x -t a | </w:t>
-      </w:r>
-      <w:proofErr w:type="spellStart"/>
-      <w:r>
-        <w:rPr>
-          <w:rFonts w:ascii="Courier New" w:hAnsi="Courier New" w:cs="Courier New"/>
-        </w:rPr>
-        <w:t>wc</w:t>
-      </w:r>
-      <w:proofErr w:type="spellEnd"/>
-      <w:r>
-        <w:rPr>
-          <w:rFonts w:ascii="Courier New" w:hAnsi="Courier New" w:cs="Courier New"/>
-        </w:rPr>
-        <w:t xml:space="preserve"> -l</w:t>
-      </w:r>
     </w:p>
     <w:p>
       <w:pPr>
@@ -27465,7 +27028,19 @@
         <w:rPr>
           <w:rFonts w:ascii="Courier New" w:hAnsi="Courier New" w:cs="Courier New"/>
         </w:rPr>
-        <w:t xml:space="preserve"> -b 2030-11-11T11:11:11 -x -t j | </w:t>
+        <w:t xml:space="preserve"> -b </w:t>
+      </w:r>
+      <w:r>
+        <w:rPr>
+          <w:rFonts w:ascii="Courier New" w:hAnsi="Courier New" w:cs="Courier New"/>
+        </w:rPr>
+        <w:t>2030</w:t>
+      </w:r>
+      <w:r>
+        <w:rPr>
+          <w:rFonts w:ascii="Courier New" w:hAnsi="Courier New" w:cs="Courier New"/>
+        </w:rPr>
+        <w:t xml:space="preserve">-11-11T11:11:11 -x -t l | </w:t>
       </w:r>
       <w:proofErr w:type="spellStart"/>
       <w:r>
@@ -27479,7 +27054,7 @@
         <w:rPr>
           <w:rFonts w:ascii="Courier New" w:hAnsi="Courier New" w:cs="Courier New"/>
         </w:rPr>
-        <w:t xml:space="preserve"> –l</w:t>
+        <w:t xml:space="preserve"> -l</w:t>
       </w:r>
     </w:p>
     <w:p>
@@ -27492,24 +27067,76 @@
           <w:rFonts w:ascii="Courier New" w:hAnsi="Courier New" w:cs="Courier New"/>
         </w:rPr>
       </w:pPr>
-    </w:p>
-    <w:p>
-      <w:pPr>
-        <w:pStyle w:val="Heading2"/>
-      </w:pPr>
-      <w:bookmarkStart w:id="63" w:name="_Toc1016192511"/>
-      <w:bookmarkStart w:id="64" w:name="_Toc196424755"/>
-      <w:r>
-        <w:t xml:space="preserve">Start </w:t>
-      </w:r>
-      <w:r>
-        <w:t xml:space="preserve">C </w:t>
-      </w:r>
-      <w:r>
-        <w:t>Publisher</w:t>
-      </w:r>
-      <w:bookmarkEnd w:id="63"/>
-      <w:bookmarkEnd w:id="64"/>
+      <w:r>
+        <w:rPr>
+          <w:rFonts w:ascii="Courier New" w:hAnsi="Courier New" w:cs="Courier New"/>
+        </w:rPr>
+        <w:t xml:space="preserve">$ </w:t>
+      </w:r>
+      <w:proofErr w:type="spellStart"/>
+      <w:proofErr w:type="gramStart"/>
+      <w:r>
+        <w:rPr>
+          <w:rFonts w:ascii="Courier New" w:hAnsi="Courier New" w:cs="Courier New"/>
+        </w:rPr>
+        <w:t>sudo</w:t>
+      </w:r>
+      <w:proofErr w:type="spellEnd"/>
+      <w:r>
+        <w:rPr>
+          <w:rFonts w:ascii="Courier New" w:hAnsi="Courier New" w:cs="Courier New"/>
+        </w:rPr>
+        <w:t xml:space="preserve"> .</w:t>
+      </w:r>
+      <w:proofErr w:type="gramEnd"/>
+      <w:r>
+        <w:rPr>
+          <w:rFonts w:ascii="Courier New" w:hAnsi="Courier New" w:cs="Courier New"/>
+        </w:rPr>
+        <w:t>/release/bin/</w:t>
+      </w:r>
+      <w:proofErr w:type="spellStart"/>
+      <w:r>
+        <w:rPr>
+          <w:rFonts w:ascii="Courier New" w:hAnsi="Courier New" w:cs="Courier New"/>
+        </w:rPr>
+        <w:t>jal_purge</w:t>
+      </w:r>
+      <w:proofErr w:type="spellEnd"/>
+      <w:r>
+        <w:rPr>
+          <w:rFonts w:ascii="Courier New" w:hAnsi="Courier New" w:cs="Courier New"/>
+        </w:rPr>
+        <w:t xml:space="preserve"> -h /root/</w:t>
+      </w:r>
+      <w:proofErr w:type="spellStart"/>
+      <w:r>
+        <w:rPr>
+          <w:rFonts w:ascii="Courier New" w:hAnsi="Courier New" w:cs="Courier New"/>
+        </w:rPr>
+        <w:t>testdb</w:t>
+      </w:r>
+      <w:proofErr w:type="spellEnd"/>
+      <w:r>
+        <w:rPr>
+          <w:rFonts w:ascii="Courier New" w:hAnsi="Courier New" w:cs="Courier New"/>
+        </w:rPr>
+        <w:t xml:space="preserve"> -b 2030-11-11T11:11:11 -x -t a | </w:t>
+      </w:r>
+      <w:proofErr w:type="spellStart"/>
+      <w:r>
+        <w:rPr>
+          <w:rFonts w:ascii="Courier New" w:hAnsi="Courier New" w:cs="Courier New"/>
+        </w:rPr>
+        <w:t>wc</w:t>
+      </w:r>
+      <w:proofErr w:type="spellEnd"/>
+      <w:r>
+        <w:rPr>
+          <w:rFonts w:ascii="Courier New" w:hAnsi="Courier New" w:cs="Courier New"/>
+        </w:rPr>
+        <w:t xml:space="preserve"> -l</w:t>
+      </w:r>
     </w:p>
     <w:p>
       <w:pPr>
@@ -27525,7 +27152,71 @@
         <w:rPr>
           <w:rFonts w:ascii="Courier New" w:hAnsi="Courier New" w:cs="Courier New"/>
         </w:rPr>
-        <w:t>========================================</w:t>
+        <w:t xml:space="preserve">$ </w:t>
+      </w:r>
+      <w:proofErr w:type="spellStart"/>
+      <w:proofErr w:type="gramStart"/>
+      <w:r>
+        <w:rPr>
+          <w:rFonts w:ascii="Courier New" w:hAnsi="Courier New" w:cs="Courier New"/>
+        </w:rPr>
+        <w:t>sudo</w:t>
+      </w:r>
+      <w:proofErr w:type="spellEnd"/>
+      <w:r>
+        <w:rPr>
+          <w:rFonts w:ascii="Courier New" w:hAnsi="Courier New" w:cs="Courier New"/>
+        </w:rPr>
+        <w:t xml:space="preserve"> .</w:t>
+      </w:r>
+      <w:proofErr w:type="gramEnd"/>
+      <w:r>
+        <w:rPr>
+          <w:rFonts w:ascii="Courier New" w:hAnsi="Courier New" w:cs="Courier New"/>
+        </w:rPr>
+        <w:t>/release/bin/</w:t>
+      </w:r>
+      <w:proofErr w:type="spellStart"/>
+      <w:r>
+        <w:rPr>
+          <w:rFonts w:ascii="Courier New" w:hAnsi="Courier New" w:cs="Courier New"/>
+        </w:rPr>
+        <w:t>jal_purge</w:t>
+      </w:r>
+      <w:proofErr w:type="spellEnd"/>
+      <w:r>
+        <w:rPr>
+          <w:rFonts w:ascii="Courier New" w:hAnsi="Courier New" w:cs="Courier New"/>
+        </w:rPr>
+        <w:t xml:space="preserve"> -h /root/</w:t>
+      </w:r>
+      <w:proofErr w:type="spellStart"/>
+      <w:r>
+        <w:rPr>
+          <w:rFonts w:ascii="Courier New" w:hAnsi="Courier New" w:cs="Courier New"/>
+        </w:rPr>
+        <w:t>testdb</w:t>
+      </w:r>
+      <w:proofErr w:type="spellEnd"/>
+      <w:r>
+        <w:rPr>
+          <w:rFonts w:ascii="Courier New" w:hAnsi="Courier New" w:cs="Courier New"/>
+        </w:rPr>
+        <w:t xml:space="preserve"> -b 2030-11-11T11:11:11 -x -t j | </w:t>
+      </w:r>
+      <w:proofErr w:type="spellStart"/>
+      <w:r>
+        <w:rPr>
+          <w:rFonts w:ascii="Courier New" w:hAnsi="Courier New" w:cs="Courier New"/>
+        </w:rPr>
+        <w:t>wc</w:t>
+      </w:r>
+      <w:proofErr w:type="spellEnd"/>
+      <w:r>
+        <w:rPr>
+          <w:rFonts w:ascii="Courier New" w:hAnsi="Courier New" w:cs="Courier New"/>
+        </w:rPr>
+        <w:t xml:space="preserve"> –l</w:t>
       </w:r>
     </w:p>
     <w:p>
@@ -27538,40 +27229,24 @@
           <w:rFonts w:ascii="Courier New" w:hAnsi="Courier New" w:cs="Courier New"/>
         </w:rPr>
       </w:pPr>
-      <w:r>
-        <w:rPr>
-          <w:rFonts w:ascii="Courier New" w:hAnsi="Courier New" w:cs="Courier New"/>
-        </w:rPr>
-        <w:t>$ cd &lt;</w:t>
-      </w:r>
-      <w:proofErr w:type="spellStart"/>
-      <w:r>
-        <w:rPr>
-          <w:rFonts w:ascii="Courier New" w:hAnsi="Courier New" w:cs="Courier New"/>
-        </w:rPr>
-        <w:t>jalop_root</w:t>
-      </w:r>
-      <w:proofErr w:type="spellEnd"/>
-      <w:r>
-        <w:rPr>
-          <w:rFonts w:ascii="Courier New" w:hAnsi="Courier New" w:cs="Courier New"/>
-        </w:rPr>
-        <w:t>&gt;/</w:t>
-      </w:r>
-      <w:proofErr w:type="spellStart"/>
-      <w:r>
-        <w:rPr>
-          <w:rFonts w:ascii="Courier New" w:hAnsi="Courier New" w:cs="Courier New"/>
-        </w:rPr>
-        <w:t>jalop</w:t>
-      </w:r>
-      <w:proofErr w:type="spellEnd"/>
-      <w:r>
-        <w:rPr>
-          <w:rFonts w:ascii="Courier New" w:hAnsi="Courier New" w:cs="Courier New"/>
-        </w:rPr>
-        <w:t>/</w:t>
-      </w:r>
+    </w:p>
+    <w:p>
+      <w:pPr>
+        <w:pStyle w:val="Heading2"/>
+      </w:pPr>
+      <w:bookmarkStart w:id="63" w:name="_Toc1016192511"/>
+      <w:bookmarkStart w:id="64" w:name="_Toc202869632"/>
+      <w:r>
+        <w:t xml:space="preserve">Start </w:t>
+      </w:r>
+      <w:r>
+        <w:t xml:space="preserve">C </w:t>
+      </w:r>
+      <w:r>
+        <w:t>Publisher</w:t>
+      </w:r>
+      <w:bookmarkEnd w:id="63"/>
+      <w:bookmarkEnd w:id="64"/>
     </w:p>
     <w:p>
       <w:pPr>
@@ -27583,6 +27258,12 @@
           <w:rFonts w:ascii="Courier New" w:hAnsi="Courier New" w:cs="Courier New"/>
         </w:rPr>
       </w:pPr>
+      <w:r>
+        <w:rPr>
+          <w:rFonts w:ascii="Courier New" w:hAnsi="Courier New" w:cs="Courier New"/>
+        </w:rPr>
+        <w:t>========================================</w:t>
+      </w:r>
     </w:p>
     <w:p>
       <w:pPr>
@@ -27598,21 +27279,35 @@
         <w:rPr>
           <w:rFonts w:ascii="Courier New" w:hAnsi="Courier New" w:cs="Courier New"/>
         </w:rPr>
-        <w:t>Make a copy of ./test-input/</w:t>
-      </w:r>
-      <w:proofErr w:type="spellStart"/>
-      <w:r>
-        <w:rPr>
-          <w:rFonts w:ascii="Courier New" w:hAnsi="Courier New" w:cs="Courier New"/>
-        </w:rPr>
-        <w:t>jald.cfg</w:t>
-      </w:r>
-      <w:proofErr w:type="spellEnd"/>
-      <w:r>
-        <w:rPr>
-          <w:rFonts w:ascii="Courier New" w:hAnsi="Courier New" w:cs="Courier New"/>
-        </w:rPr>
-        <w:t xml:space="preserve"> here and update accordingly. This is to avoid changing the sample configuration file in the git source tree.</w:t>
+        <w:t>$ cd &lt;</w:t>
+      </w:r>
+      <w:proofErr w:type="spellStart"/>
+      <w:r>
+        <w:rPr>
+          <w:rFonts w:ascii="Courier New" w:hAnsi="Courier New" w:cs="Courier New"/>
+        </w:rPr>
+        <w:t>jalop_root</w:t>
+      </w:r>
+      <w:proofErr w:type="spellEnd"/>
+      <w:r>
+        <w:rPr>
+          <w:rFonts w:ascii="Courier New" w:hAnsi="Courier New" w:cs="Courier New"/>
+        </w:rPr>
+        <w:t>&gt;/</w:t>
+      </w:r>
+      <w:proofErr w:type="spellStart"/>
+      <w:r>
+        <w:rPr>
+          <w:rFonts w:ascii="Courier New" w:hAnsi="Courier New" w:cs="Courier New"/>
+        </w:rPr>
+        <w:t>jalop</w:t>
+      </w:r>
+      <w:proofErr w:type="spellEnd"/>
+      <w:r>
+        <w:rPr>
+          <w:rFonts w:ascii="Courier New" w:hAnsi="Courier New" w:cs="Courier New"/>
+        </w:rPr>
+        <w:t>/</w:t>
       </w:r>
     </w:p>
     <w:p>
@@ -27640,49 +27335,7 @@
         <w:rPr>
           <w:rFonts w:ascii="Courier New" w:hAnsi="Courier New" w:cs="Courier New"/>
         </w:rPr>
-        <w:t>$</w:t>
-      </w:r>
-      <w:r>
-        <w:rPr>
-          <w:rFonts w:ascii="Courier New" w:hAnsi="Courier New" w:cs="Courier New"/>
-        </w:rPr>
-        <w:t xml:space="preserve"> </w:t>
-      </w:r>
-      <w:proofErr w:type="spellStart"/>
-      <w:proofErr w:type="gramStart"/>
-      <w:r>
-        <w:rPr>
-          <w:rFonts w:ascii="Courier New" w:hAnsi="Courier New" w:cs="Courier New"/>
-        </w:rPr>
-        <w:t>sudo</w:t>
-      </w:r>
-      <w:proofErr w:type="spellEnd"/>
-      <w:r>
-        <w:rPr>
-          <w:rFonts w:ascii="Courier New" w:hAnsi="Courier New" w:cs="Courier New"/>
-        </w:rPr>
-        <w:t xml:space="preserve"> .</w:t>
-      </w:r>
-      <w:proofErr w:type="gramEnd"/>
-      <w:r>
-        <w:rPr>
-          <w:rFonts w:ascii="Courier New" w:hAnsi="Courier New" w:cs="Courier New"/>
-        </w:rPr>
-        <w:t>/release/bin/</w:t>
-      </w:r>
-      <w:proofErr w:type="spellStart"/>
-      <w:r>
-        <w:rPr>
-          <w:rFonts w:ascii="Courier New" w:hAnsi="Courier New" w:cs="Courier New"/>
-        </w:rPr>
-        <w:t>jald</w:t>
-      </w:r>
-      <w:proofErr w:type="spellEnd"/>
-      <w:r>
-        <w:rPr>
-          <w:rFonts w:ascii="Courier New" w:hAnsi="Courier New" w:cs="Courier New"/>
-        </w:rPr>
-        <w:t xml:space="preserve"> -s -d -c ./</w:t>
+        <w:t>Make a copy of ./test-input/</w:t>
       </w:r>
       <w:proofErr w:type="spellStart"/>
       <w:r>
@@ -27696,19 +27349,7 @@
         <w:rPr>
           <w:rFonts w:ascii="Courier New" w:hAnsi="Courier New" w:cs="Courier New"/>
         </w:rPr>
-        <w:t xml:space="preserve"> --no-daemon</w:t>
-      </w:r>
-      <w:r>
-        <w:rPr>
-          <w:rFonts w:ascii="Courier New" w:hAnsi="Courier New" w:cs="Courier New"/>
-        </w:rPr>
-        <w:t xml:space="preserve"> </w:t>
-      </w:r>
-      <w:r>
-        <w:rPr>
-          <w:rFonts w:ascii="Courier New" w:hAnsi="Courier New" w:cs="Courier New"/>
-        </w:rPr>
-        <w:t>2&gt;&amp;1 | tee publisher.log</w:t>
+        <w:t xml:space="preserve"> here and update accordingly. This is to avoid changing the sample configuration file in the git source tree.</w:t>
       </w:r>
     </w:p>
     <w:p>
@@ -27736,7 +27377,35 @@
         <w:rPr>
           <w:rFonts w:ascii="Courier New" w:hAnsi="Courier New" w:cs="Courier New"/>
         </w:rPr>
-        <w:t xml:space="preserve">Enter “man </w:t>
+        <w:t>$</w:t>
+      </w:r>
+      <w:r>
+        <w:rPr>
+          <w:rFonts w:ascii="Courier New" w:hAnsi="Courier New" w:cs="Courier New"/>
+        </w:rPr>
+        <w:t xml:space="preserve"> </w:t>
+      </w:r>
+      <w:proofErr w:type="spellStart"/>
+      <w:proofErr w:type="gramStart"/>
+      <w:r>
+        <w:rPr>
+          <w:rFonts w:ascii="Courier New" w:hAnsi="Courier New" w:cs="Courier New"/>
+        </w:rPr>
+        <w:t>sudo</w:t>
+      </w:r>
+      <w:proofErr w:type="spellEnd"/>
+      <w:r>
+        <w:rPr>
+          <w:rFonts w:ascii="Courier New" w:hAnsi="Courier New" w:cs="Courier New"/>
+        </w:rPr>
+        <w:t xml:space="preserve"> .</w:t>
+      </w:r>
+      <w:proofErr w:type="gramEnd"/>
+      <w:r>
+        <w:rPr>
+          <w:rFonts w:ascii="Courier New" w:hAnsi="Courier New" w:cs="Courier New"/>
+        </w:rPr>
+        <w:t>/release/bin/</w:t>
       </w:r>
       <w:proofErr w:type="spellStart"/>
       <w:r>
@@ -27750,7 +27419,33 @@
         <w:rPr>
           <w:rFonts w:ascii="Courier New" w:hAnsi="Courier New" w:cs="Courier New"/>
         </w:rPr>
-        <w:t>” for help.</w:t>
+        <w:t xml:space="preserve"> -s -d -c ./</w:t>
+      </w:r>
+      <w:proofErr w:type="spellStart"/>
+      <w:r>
+        <w:rPr>
+          <w:rFonts w:ascii="Courier New" w:hAnsi="Courier New" w:cs="Courier New"/>
+        </w:rPr>
+        <w:t>jald.cfg</w:t>
+      </w:r>
+      <w:proofErr w:type="spellEnd"/>
+      <w:r>
+        <w:rPr>
+          <w:rFonts w:ascii="Courier New" w:hAnsi="Courier New" w:cs="Courier New"/>
+        </w:rPr>
+        <w:t xml:space="preserve"> --no-daemon</w:t>
+      </w:r>
+      <w:r>
+        <w:rPr>
+          <w:rFonts w:ascii="Courier New" w:hAnsi="Courier New" w:cs="Courier New"/>
+        </w:rPr>
+        <w:t xml:space="preserve"> </w:t>
+      </w:r>
+      <w:r>
+        <w:rPr>
+          <w:rFonts w:ascii="Courier New" w:hAnsi="Courier New" w:cs="Courier New"/>
+        </w:rPr>
+        <w:t>2&gt;&amp;1 | tee publisher.log</w:t>
       </w:r>
     </w:p>
     <w:p>
@@ -27766,18 +27461,6 @@
     </w:p>
     <w:p>
       <w:pPr>
-        <w:pStyle w:val="Heading2"/>
-      </w:pPr>
-      <w:bookmarkStart w:id="65" w:name="_Toc591002102"/>
-      <w:bookmarkStart w:id="66" w:name="_Toc196424756"/>
-      <w:r>
-        <w:t>Start Subscriber</w:t>
-      </w:r>
-      <w:bookmarkEnd w:id="65"/>
-      <w:bookmarkEnd w:id="66"/>
-    </w:p>
-    <w:p>
-      <w:pPr>
         <w:autoSpaceDE w:val="0"/>
         <w:autoSpaceDN w:val="0"/>
         <w:adjustRightInd w:val="0"/>
@@ -27790,55 +27473,21 @@
         <w:rPr>
           <w:rFonts w:ascii="Courier New" w:hAnsi="Courier New" w:cs="Courier New"/>
         </w:rPr>
-        <w:t>=========================================</w:t>
-      </w:r>
-    </w:p>
-    <w:p>
-      <w:pPr>
-        <w:spacing w:after="0" w:line="240" w:lineRule="auto"/>
-        <w:rPr>
-          <w:rFonts w:ascii="Courier New" w:hAnsi="Courier New" w:cs="Courier New"/>
-        </w:rPr>
-      </w:pPr>
-      <w:r>
-        <w:rPr>
-          <w:rFonts w:ascii="Courier New" w:hAnsi="Courier New" w:cs="Courier New"/>
-        </w:rPr>
-        <w:t>Java</w:t>
-      </w:r>
-      <w:r>
-        <w:rPr>
-          <w:rFonts w:ascii="Courier New" w:hAnsi="Courier New" w:cs="Courier New"/>
-        </w:rPr>
-        <w:t xml:space="preserve"> subscriber (</w:t>
-      </w:r>
-      <w:proofErr w:type="spellStart"/>
-      <w:r>
-        <w:rPr>
-          <w:rFonts w:ascii="Courier New" w:hAnsi="Courier New" w:cs="Courier New"/>
-        </w:rPr>
-        <w:t>jnl_test</w:t>
-      </w:r>
-      <w:proofErr w:type="spellEnd"/>
-      <w:r>
-        <w:rPr>
-          <w:rFonts w:ascii="Courier New" w:hAnsi="Courier New" w:cs="Courier New"/>
-        </w:rPr>
-        <w:t>)</w:t>
-      </w:r>
-    </w:p>
-    <w:p>
-      <w:pPr>
-        <w:spacing w:after="0" w:line="240" w:lineRule="auto"/>
-        <w:rPr>
-          <w:rFonts w:ascii="Courier New" w:hAnsi="Courier New" w:cs="Courier New"/>
-        </w:rPr>
-      </w:pPr>
-      <w:r>
-        <w:rPr>
-          <w:rFonts w:ascii="Courier New" w:hAnsi="Courier New" w:cs="Courier New"/>
-        </w:rPr>
-        <w:t>=========================================</w:t>
+        <w:t xml:space="preserve">Enter “man </w:t>
+      </w:r>
+      <w:proofErr w:type="spellStart"/>
+      <w:r>
+        <w:rPr>
+          <w:rFonts w:ascii="Courier New" w:hAnsi="Courier New" w:cs="Courier New"/>
+        </w:rPr>
+        <w:t>jald</w:t>
+      </w:r>
+      <w:proofErr w:type="spellEnd"/>
+      <w:r>
+        <w:rPr>
+          <w:rFonts w:ascii="Courier New" w:hAnsi="Courier New" w:cs="Courier New"/>
+        </w:rPr>
+        <w:t>” for help.</w:t>
       </w:r>
     </w:p>
     <w:p>
@@ -27851,54 +27500,18 @@
           <w:rFonts w:ascii="Courier New" w:hAnsi="Courier New" w:cs="Courier New"/>
         </w:rPr>
       </w:pPr>
-      <w:r>
-        <w:rPr>
-          <w:rFonts w:ascii="Courier New" w:hAnsi="Courier New" w:cs="Courier New"/>
-        </w:rPr>
-        <w:t>$ cd &lt;</w:t>
-      </w:r>
-      <w:proofErr w:type="spellStart"/>
-      <w:r>
-        <w:rPr>
-          <w:rFonts w:ascii="Courier New" w:hAnsi="Courier New" w:cs="Courier New"/>
-        </w:rPr>
-        <w:t>jalop_root</w:t>
-      </w:r>
-      <w:proofErr w:type="spellEnd"/>
-      <w:r>
-        <w:rPr>
-          <w:rFonts w:ascii="Courier New" w:hAnsi="Courier New" w:cs="Courier New"/>
-        </w:rPr>
-        <w:t>&gt;/</w:t>
-      </w:r>
-      <w:proofErr w:type="spellStart"/>
-      <w:r>
-        <w:rPr>
-          <w:rFonts w:ascii="Courier New" w:hAnsi="Courier New" w:cs="Courier New"/>
-        </w:rPr>
-        <w:t>jjnl</w:t>
-      </w:r>
-      <w:proofErr w:type="spellEnd"/>
-      <w:r>
-        <w:rPr>
-          <w:rFonts w:ascii="Courier New" w:hAnsi="Courier New" w:cs="Courier New"/>
-        </w:rPr>
-        <w:t>/</w:t>
-      </w:r>
-      <w:proofErr w:type="spellStart"/>
-      <w:r>
-        <w:rPr>
-          <w:rFonts w:ascii="Courier New" w:hAnsi="Courier New" w:cs="Courier New"/>
-        </w:rPr>
-        <w:t>jnl_test</w:t>
-      </w:r>
-      <w:proofErr w:type="spellEnd"/>
-      <w:r>
-        <w:rPr>
-          <w:rFonts w:ascii="Courier New" w:hAnsi="Courier New" w:cs="Courier New"/>
-        </w:rPr>
-        <w:t>/</w:t>
-      </w:r>
+    </w:p>
+    <w:p>
+      <w:pPr>
+        <w:pStyle w:val="Heading2"/>
+      </w:pPr>
+      <w:bookmarkStart w:id="65" w:name="_Toc591002102"/>
+      <w:bookmarkStart w:id="66" w:name="_Toc202869633"/>
+      <w:r>
+        <w:t>Start Subscriber</w:t>
+      </w:r>
+      <w:bookmarkEnd w:id="65"/>
+      <w:bookmarkEnd w:id="66"/>
     </w:p>
     <w:p>
       <w:pPr>
@@ -27910,6 +27523,60 @@
           <w:rFonts w:ascii="Courier New" w:hAnsi="Courier New" w:cs="Courier New"/>
         </w:rPr>
       </w:pPr>
+      <w:r>
+        <w:rPr>
+          <w:rFonts w:ascii="Courier New" w:hAnsi="Courier New" w:cs="Courier New"/>
+        </w:rPr>
+        <w:t>=========================================</w:t>
+      </w:r>
+    </w:p>
+    <w:p>
+      <w:pPr>
+        <w:spacing w:after="0" w:line="240" w:lineRule="auto"/>
+        <w:rPr>
+          <w:rFonts w:ascii="Courier New" w:hAnsi="Courier New" w:cs="Courier New"/>
+        </w:rPr>
+      </w:pPr>
+      <w:r>
+        <w:rPr>
+          <w:rFonts w:ascii="Courier New" w:hAnsi="Courier New" w:cs="Courier New"/>
+        </w:rPr>
+        <w:t>Java</w:t>
+      </w:r>
+      <w:r>
+        <w:rPr>
+          <w:rFonts w:ascii="Courier New" w:hAnsi="Courier New" w:cs="Courier New"/>
+        </w:rPr>
+        <w:t xml:space="preserve"> subscriber (</w:t>
+      </w:r>
+      <w:proofErr w:type="spellStart"/>
+      <w:r>
+        <w:rPr>
+          <w:rFonts w:ascii="Courier New" w:hAnsi="Courier New" w:cs="Courier New"/>
+        </w:rPr>
+        <w:t>jnl_test</w:t>
+      </w:r>
+      <w:proofErr w:type="spellEnd"/>
+      <w:r>
+        <w:rPr>
+          <w:rFonts w:ascii="Courier New" w:hAnsi="Courier New" w:cs="Courier New"/>
+        </w:rPr>
+        <w:t>)</w:t>
+      </w:r>
+    </w:p>
+    <w:p>
+      <w:pPr>
+        <w:spacing w:after="0" w:line="240" w:lineRule="auto"/>
+        <w:rPr>
+          <w:rFonts w:ascii="Courier New" w:hAnsi="Courier New" w:cs="Courier New"/>
+        </w:rPr>
+      </w:pPr>
+      <w:r>
+        <w:rPr>
+          <w:rFonts w:ascii="Courier New" w:hAnsi="Courier New" w:cs="Courier New"/>
+        </w:rPr>
+        <w:t>=========================================</w:t>
+      </w:r>
     </w:p>
     <w:p>
       <w:pPr>
@@ -27925,7 +27592,35 @@
         <w:rPr>
           <w:rFonts w:ascii="Courier New" w:hAnsi="Courier New" w:cs="Courier New"/>
         </w:rPr>
-        <w:t>Make a copy of ./</w:t>
+        <w:t>$ cd &lt;</w:t>
+      </w:r>
+      <w:proofErr w:type="spellStart"/>
+      <w:r>
+        <w:rPr>
+          <w:rFonts w:ascii="Courier New" w:hAnsi="Courier New" w:cs="Courier New"/>
+        </w:rPr>
+        <w:t>jalop_root</w:t>
+      </w:r>
+      <w:proofErr w:type="spellEnd"/>
+      <w:r>
+        <w:rPr>
+          <w:rFonts w:ascii="Courier New" w:hAnsi="Courier New" w:cs="Courier New"/>
+        </w:rPr>
+        <w:t>&gt;/</w:t>
+      </w:r>
+      <w:proofErr w:type="spellStart"/>
+      <w:r>
+        <w:rPr>
+          <w:rFonts w:ascii="Courier New" w:hAnsi="Courier New" w:cs="Courier New"/>
+        </w:rPr>
+        <w:t>jjnl</w:t>
+      </w:r>
+      <w:proofErr w:type="spellEnd"/>
+      <w:r>
+        <w:rPr>
+          <w:rFonts w:ascii="Courier New" w:hAnsi="Courier New" w:cs="Courier New"/>
+        </w:rPr>
+        <w:t>/</w:t>
       </w:r>
       <w:proofErr w:type="spellStart"/>
       <w:r>
@@ -27939,21 +27634,7 @@
         <w:rPr>
           <w:rFonts w:ascii="Courier New" w:hAnsi="Courier New" w:cs="Courier New"/>
         </w:rPr>
-        <w:t>/target/test-classes/</w:t>
-      </w:r>
-      <w:proofErr w:type="spellStart"/>
-      <w:r>
-        <w:rPr>
-          <w:rFonts w:ascii="Courier New" w:hAnsi="Courier New" w:cs="Courier New"/>
-        </w:rPr>
-        <w:t>sampleHttpSubscriber.json</w:t>
-      </w:r>
-      <w:proofErr w:type="spellEnd"/>
-      <w:r>
-        <w:rPr>
-          <w:rFonts w:ascii="Courier New" w:hAnsi="Courier New" w:cs="Courier New"/>
-        </w:rPr>
-        <w:t xml:space="preserve"> here and update accordingly. This is to avoid changing the sample configuration file in the git source tree.</w:t>
+        <w:t>/</w:t>
       </w:r>
     </w:p>
     <w:p>
@@ -27981,181 +27662,28 @@
         <w:rPr>
           <w:rFonts w:ascii="Courier New" w:hAnsi="Courier New" w:cs="Courier New"/>
         </w:rPr>
-        <w:t>java -jar target/jnl_test-1.</w:t>
-      </w:r>
-      <w:r>
-        <w:rPr>
-          <w:rFonts w:ascii="Courier New" w:hAnsi="Courier New" w:cs="Courier New"/>
-        </w:rPr>
-        <w:t>1</w:t>
-      </w:r>
-      <w:r>
-        <w:rPr>
-          <w:rFonts w:ascii="Courier New" w:hAnsi="Courier New" w:cs="Courier New"/>
-        </w:rPr>
-        <w:t>.0.</w:t>
-      </w:r>
-      <w:r>
-        <w:rPr>
-          <w:rFonts w:ascii="Courier New" w:hAnsi="Courier New" w:cs="Courier New"/>
-        </w:rPr>
-        <w:t>1</w:t>
-      </w:r>
-      <w:r>
-        <w:rPr>
-          <w:rFonts w:ascii="Courier New" w:hAnsi="Courier New" w:cs="Courier New"/>
-        </w:rPr>
-        <w:t>.</w:t>
-      </w:r>
-      <w:r>
-        <w:rPr>
-          <w:rFonts w:ascii="Courier New" w:hAnsi="Courier New" w:cs="Courier New"/>
-        </w:rPr>
-        <w:t>jar ./</w:t>
-      </w:r>
-      <w:proofErr w:type="spellStart"/>
-      <w:r>
-        <w:rPr>
-          <w:rFonts w:ascii="Courier New" w:hAnsi="Courier New" w:cs="Courier New"/>
-        </w:rPr>
-        <w:t>sampleSubscriber.json</w:t>
-      </w:r>
-      <w:proofErr w:type="spellEnd"/>
-      <w:r>
-        <w:rPr>
-          <w:rFonts w:ascii="Courier New" w:hAnsi="Courier New" w:cs="Courier New"/>
-        </w:rPr>
-        <w:t xml:space="preserve"> 2&gt;&amp;1 | tee subscriber.log</w:t>
-      </w:r>
-    </w:p>
-    <w:p>
-      <w:pPr>
-        <w:spacing w:after="0" w:line="240" w:lineRule="auto"/>
-        <w:rPr>
-          <w:rFonts w:ascii="Courier New" w:hAnsi="Courier New" w:cs="Courier New"/>
-        </w:rPr>
-      </w:pPr>
-      <w:r>
-        <w:rPr>
-          <w:rFonts w:ascii="Courier New" w:hAnsi="Courier New" w:cs="Courier New"/>
-        </w:rPr>
-        <w:t>=========================================</w:t>
-      </w:r>
-    </w:p>
-    <w:p>
-      <w:pPr>
-        <w:spacing w:after="0" w:line="240" w:lineRule="auto"/>
-      </w:pPr>
-      <w:r>
-        <w:rPr>
-          <w:rFonts w:ascii="Courier New" w:hAnsi="Courier New" w:cs="Courier New"/>
-        </w:rPr>
-        <w:t>or C</w:t>
-      </w:r>
-      <w:r>
-        <w:rPr>
-          <w:rFonts w:ascii="Courier New" w:hAnsi="Courier New" w:cs="Courier New"/>
-        </w:rPr>
-        <w:t xml:space="preserve"> subscriber (</w:t>
-      </w:r>
-      <w:proofErr w:type="spellStart"/>
-      <w:r>
-        <w:rPr>
-          <w:rFonts w:ascii="Courier New" w:hAnsi="Courier New" w:cs="Courier New"/>
-        </w:rPr>
-        <w:t>jal_subscribe</w:t>
-      </w:r>
-      <w:proofErr w:type="spellEnd"/>
-      <w:r>
-        <w:rPr>
-          <w:rFonts w:ascii="Courier New" w:hAnsi="Courier New" w:cs="Courier New"/>
-        </w:rPr>
-        <w:t>)</w:t>
-      </w:r>
-    </w:p>
-    <w:p>
-      <w:pPr>
-        <w:spacing w:after="0" w:line="240" w:lineRule="auto"/>
-        <w:rPr>
-          <w:rFonts w:ascii="Courier New" w:hAnsi="Courier New" w:cs="Courier New"/>
-        </w:rPr>
-      </w:pPr>
-      <w:r>
-        <w:rPr>
-          <w:rFonts w:ascii="Courier New" w:hAnsi="Courier New" w:cs="Courier New"/>
-        </w:rPr>
-        <w:t>=========================================</w:t>
-      </w:r>
-    </w:p>
-    <w:p>
-      <w:pPr>
-        <w:spacing w:after="0" w:line="240" w:lineRule="auto"/>
-        <w:rPr>
-          <w:rFonts w:ascii="Courier New" w:hAnsi="Courier New" w:cs="Courier New"/>
-        </w:rPr>
-      </w:pPr>
-      <w:r>
-        <w:rPr>
-          <w:rFonts w:ascii="Courier New" w:hAnsi="Courier New" w:cs="Courier New"/>
-        </w:rPr>
-        <w:t>$ cd &lt;</w:t>
-      </w:r>
-      <w:proofErr w:type="spellStart"/>
-      <w:r>
-        <w:rPr>
-          <w:rFonts w:ascii="Courier New" w:hAnsi="Courier New" w:cs="Courier New"/>
-        </w:rPr>
-        <w:t>jalop_root</w:t>
-      </w:r>
-      <w:proofErr w:type="spellEnd"/>
-      <w:r>
-        <w:rPr>
-          <w:rFonts w:ascii="Courier New" w:hAnsi="Courier New" w:cs="Courier New"/>
-        </w:rPr>
-        <w:t>&gt;</w:t>
-      </w:r>
-      <w:r>
-        <w:rPr>
-          <w:rFonts w:ascii="Courier New" w:hAnsi="Courier New" w:cs="Courier New"/>
-        </w:rPr>
-        <w:t>/</w:t>
-      </w:r>
-      <w:proofErr w:type="spellStart"/>
-      <w:r>
-        <w:rPr>
-          <w:rFonts w:ascii="Courier New" w:hAnsi="Courier New" w:cs="Courier New"/>
-        </w:rPr>
-        <w:t>jalop</w:t>
-      </w:r>
-      <w:proofErr w:type="spellEnd"/>
-    </w:p>
-    <w:p>
-      <w:pPr>
-        <w:spacing w:after="0" w:line="240" w:lineRule="auto"/>
-        <w:rPr>
-          <w:rFonts w:ascii="Courier New" w:hAnsi="Courier New" w:cs="Courier New"/>
-        </w:rPr>
-      </w:pPr>
-    </w:p>
-    <w:p>
-      <w:pPr>
-        <w:spacing w:after="0" w:line="240" w:lineRule="auto"/>
-        <w:rPr>
-          <w:rFonts w:ascii="Courier New" w:hAnsi="Courier New" w:cs="Courier New"/>
-        </w:rPr>
-      </w:pPr>
-      <w:r>
-        <w:rPr>
-          <w:rFonts w:ascii="Courier New" w:hAnsi="Courier New" w:cs="Courier New"/>
-        </w:rPr>
-        <w:t>Make a copy of ./test-input/</w:t>
-      </w:r>
-      <w:proofErr w:type="spellStart"/>
-      <w:r>
-        <w:rPr>
-          <w:rFonts w:ascii="Courier New" w:hAnsi="Courier New" w:cs="Courier New"/>
-        </w:rPr>
-        <w:t>jal_subscribe.cfg</w:t>
+        <w:t>Make a copy of ./</w:t>
+      </w:r>
+      <w:proofErr w:type="spellStart"/>
+      <w:r>
+        <w:rPr>
+          <w:rFonts w:ascii="Courier New" w:hAnsi="Courier New" w:cs="Courier New"/>
+        </w:rPr>
+        <w:t>jnl_test</w:t>
+      </w:r>
+      <w:proofErr w:type="spellEnd"/>
+      <w:r>
+        <w:rPr>
+          <w:rFonts w:ascii="Courier New" w:hAnsi="Courier New" w:cs="Courier New"/>
+        </w:rPr>
+        <w:t>/target/test-classes/</w:t>
+      </w:r>
+      <w:proofErr w:type="spellStart"/>
+      <w:r>
+        <w:rPr>
+          <w:rFonts w:ascii="Courier New" w:hAnsi="Courier New" w:cs="Courier New"/>
+        </w:rPr>
+        <w:t>sampleHttpSubscriber.json</w:t>
       </w:r>
       <w:proofErr w:type="spellEnd"/>
       <w:r>
@@ -28163,184 +27691,6 @@
           <w:rFonts w:ascii="Courier New" w:hAnsi="Courier New" w:cs="Courier New"/>
         </w:rPr>
         <w:t xml:space="preserve"> here and update accordingly. This is to avoid changing the sample configuration file in the git source tree.</w:t>
-      </w:r>
-      <w:r>
-        <w:rPr>
-          <w:rFonts w:ascii="Courier New" w:hAnsi="Courier New" w:cs="Courier New"/>
-        </w:rPr>
-        <w:t xml:space="preserve"> If running on </w:t>
-      </w:r>
-      <w:proofErr w:type="gramStart"/>
-      <w:r>
-        <w:rPr>
-          <w:rFonts w:ascii="Courier New" w:hAnsi="Courier New" w:cs="Courier New"/>
-        </w:rPr>
-        <w:t>same</w:t>
-      </w:r>
-      <w:proofErr w:type="gramEnd"/>
-      <w:r>
-        <w:rPr>
-          <w:rFonts w:ascii="Courier New" w:hAnsi="Courier New" w:cs="Courier New"/>
-        </w:rPr>
-        <w:t xml:space="preserve"> machine as </w:t>
-      </w:r>
-      <w:proofErr w:type="gramStart"/>
-      <w:r>
-        <w:rPr>
-          <w:rFonts w:ascii="Courier New" w:hAnsi="Courier New" w:cs="Courier New"/>
-        </w:rPr>
-        <w:t>publisher</w:t>
-      </w:r>
-      <w:proofErr w:type="gramEnd"/>
-      <w:r>
-        <w:rPr>
-          <w:rFonts w:ascii="Courier New" w:hAnsi="Courier New" w:cs="Courier New"/>
-        </w:rPr>
-        <w:t xml:space="preserve">, you need to specify a different location for the database. </w:t>
-      </w:r>
-      <w:r>
-        <w:rPr>
-          <w:rFonts w:ascii="Courier New" w:hAnsi="Courier New" w:cs="Courier New"/>
-        </w:rPr>
-        <w:t>The publisher and subscriber need to use separate databases.</w:t>
-      </w:r>
-    </w:p>
-    <w:p>
-      <w:pPr>
-        <w:spacing w:after="0" w:line="240" w:lineRule="auto"/>
-        <w:rPr>
-          <w:rFonts w:ascii="Courier New" w:hAnsi="Courier New" w:cs="Courier New"/>
-        </w:rPr>
-      </w:pPr>
-    </w:p>
-    <w:p>
-      <w:pPr>
-        <w:spacing w:after="0" w:line="240" w:lineRule="auto"/>
-        <w:rPr>
-          <w:rFonts w:ascii="Courier New" w:hAnsi="Courier New" w:cs="Courier New"/>
-        </w:rPr>
-      </w:pPr>
-      <w:proofErr w:type="spellStart"/>
-      <w:proofErr w:type="gramStart"/>
-      <w:r>
-        <w:rPr>
-          <w:rFonts w:ascii="Courier New" w:hAnsi="Courier New" w:cs="Courier New"/>
-        </w:rPr>
-        <w:t>sudo</w:t>
-      </w:r>
-      <w:proofErr w:type="spellEnd"/>
-      <w:r>
-        <w:rPr>
-          <w:rFonts w:ascii="Courier New" w:hAnsi="Courier New" w:cs="Courier New"/>
-        </w:rPr>
-        <w:t xml:space="preserve"> </w:t>
-      </w:r>
-      <w:r>
-        <w:rPr>
-          <w:rFonts w:ascii="Courier New" w:hAnsi="Courier New" w:cs="Courier New"/>
-        </w:rPr>
-        <w:t>.</w:t>
-      </w:r>
-      <w:proofErr w:type="gramEnd"/>
-      <w:r>
-        <w:rPr>
-          <w:rFonts w:ascii="Courier New" w:hAnsi="Courier New" w:cs="Courier New"/>
-        </w:rPr>
-        <w:t>/release/bin/</w:t>
-      </w:r>
-      <w:proofErr w:type="spellStart"/>
-      <w:r>
-        <w:rPr>
-          <w:rFonts w:ascii="Courier New" w:hAnsi="Courier New" w:cs="Courier New"/>
-        </w:rPr>
-        <w:t>jal_subscribe</w:t>
-      </w:r>
-      <w:proofErr w:type="spellEnd"/>
-      <w:r>
-        <w:rPr>
-          <w:rFonts w:ascii="Courier New" w:hAnsi="Courier New" w:cs="Courier New"/>
-        </w:rPr>
-        <w:t xml:space="preserve"> -s -d</w:t>
-      </w:r>
-      <w:r>
-        <w:rPr>
-          <w:rFonts w:ascii="Courier New" w:hAnsi="Courier New" w:cs="Courier New"/>
-        </w:rPr>
-        <w:t xml:space="preserve"> –c ./</w:t>
-      </w:r>
-      <w:proofErr w:type="spellStart"/>
-      <w:r>
-        <w:rPr>
-          <w:rFonts w:ascii="Courier New" w:hAnsi="Courier New" w:cs="Courier New"/>
-        </w:rPr>
-        <w:t>jal_subscrib</w:t>
-      </w:r>
-      <w:r>
-        <w:rPr>
-          <w:rFonts w:ascii="Courier New" w:hAnsi="Courier New" w:cs="Courier New"/>
-        </w:rPr>
-        <w:t>e</w:t>
-      </w:r>
-      <w:r>
-        <w:rPr>
-          <w:rFonts w:ascii="Courier New" w:hAnsi="Courier New" w:cs="Courier New"/>
-        </w:rPr>
-        <w:t>.cfg</w:t>
-      </w:r>
-      <w:proofErr w:type="spellEnd"/>
-      <w:r>
-        <w:rPr>
-          <w:rFonts w:ascii="Courier New" w:hAnsi="Courier New" w:cs="Courier New"/>
-        </w:rPr>
-        <w:t xml:space="preserve"> </w:t>
-      </w:r>
-      <w:r>
-        <w:rPr>
-          <w:rFonts w:ascii="Courier New" w:hAnsi="Courier New" w:cs="Courier New"/>
-        </w:rPr>
-        <w:t>2&gt;&amp;1 | tee subscriber.log</w:t>
-      </w:r>
-      <w:r>
-        <w:rPr>
-          <w:rFonts w:ascii="Courier New" w:hAnsi="Courier New" w:cs="Courier New"/>
-        </w:rPr>
-        <w:t xml:space="preserve"> </w:t>
-      </w:r>
-    </w:p>
-    <w:p>
-      <w:pPr>
-        <w:spacing w:after="0" w:line="240" w:lineRule="auto"/>
-        <w:rPr>
-          <w:rFonts w:ascii="Courier New" w:hAnsi="Courier New" w:cs="Courier New"/>
-        </w:rPr>
-      </w:pPr>
-    </w:p>
-    <w:p>
-      <w:pPr>
-        <w:spacing w:after="0" w:line="240" w:lineRule="auto"/>
-        <w:rPr>
-          <w:rFonts w:ascii="Courier New" w:hAnsi="Courier New" w:cs="Courier New"/>
-        </w:rPr>
-      </w:pPr>
-      <w:r>
-        <w:rPr>
-          <w:rFonts w:ascii="Courier New" w:hAnsi="Courier New" w:cs="Courier New"/>
-        </w:rPr>
-        <w:t xml:space="preserve">Enter “man </w:t>
-      </w:r>
-      <w:proofErr w:type="spellStart"/>
-      <w:r>
-        <w:rPr>
-          <w:rFonts w:ascii="Courier New" w:hAnsi="Courier New" w:cs="Courier New"/>
-        </w:rPr>
-        <w:t>jal_subscribe</w:t>
-      </w:r>
-      <w:proofErr w:type="spellEnd"/>
-      <w:r>
-        <w:rPr>
-          <w:rFonts w:ascii="Courier New" w:hAnsi="Courier New" w:cs="Courier New"/>
-        </w:rPr>
-        <w:t>” for help.</w:t>
       </w:r>
     </w:p>
     <w:p>
@@ -28356,18 +27706,6 @@
     </w:p>
     <w:p>
       <w:pPr>
-        <w:pStyle w:val="Heading2"/>
-      </w:pPr>
-      <w:bookmarkStart w:id="67" w:name="_Toc2120393867"/>
-      <w:bookmarkStart w:id="68" w:name="_Toc196424757"/>
-      <w:r>
-        <w:t>Purge Records from Local Store</w:t>
-      </w:r>
-      <w:bookmarkEnd w:id="67"/>
-      <w:bookmarkEnd w:id="68"/>
-    </w:p>
-    <w:p>
-      <w:pPr>
         <w:autoSpaceDE w:val="0"/>
         <w:autoSpaceDN w:val="0"/>
         <w:adjustRightInd w:val="0"/>
@@ -28380,7 +27718,367 @@
         <w:rPr>
           <w:rFonts w:ascii="Courier New" w:hAnsi="Courier New" w:cs="Courier New"/>
         </w:rPr>
-        <w:t>========================================</w:t>
+        <w:t>java -jar target/jnl_test-1.</w:t>
+      </w:r>
+      <w:r>
+        <w:rPr>
+          <w:rFonts w:ascii="Courier New" w:hAnsi="Courier New" w:cs="Courier New"/>
+        </w:rPr>
+        <w:t>1</w:t>
+      </w:r>
+      <w:r>
+        <w:rPr>
+          <w:rFonts w:ascii="Courier New" w:hAnsi="Courier New" w:cs="Courier New"/>
+        </w:rPr>
+        <w:t>.0.</w:t>
+      </w:r>
+      <w:r>
+        <w:rPr>
+          <w:rFonts w:ascii="Courier New" w:hAnsi="Courier New" w:cs="Courier New"/>
+        </w:rPr>
+        <w:t>1</w:t>
+      </w:r>
+      <w:r>
+        <w:rPr>
+          <w:rFonts w:ascii="Courier New" w:hAnsi="Courier New" w:cs="Courier New"/>
+        </w:rPr>
+        <w:t>.</w:t>
+      </w:r>
+      <w:r>
+        <w:rPr>
+          <w:rFonts w:ascii="Courier New" w:hAnsi="Courier New" w:cs="Courier New"/>
+        </w:rPr>
+        <w:t>jar ./</w:t>
+      </w:r>
+      <w:proofErr w:type="spellStart"/>
+      <w:r>
+        <w:rPr>
+          <w:rFonts w:ascii="Courier New" w:hAnsi="Courier New" w:cs="Courier New"/>
+        </w:rPr>
+        <w:t>sampleSubscriber.json</w:t>
+      </w:r>
+      <w:proofErr w:type="spellEnd"/>
+      <w:r>
+        <w:rPr>
+          <w:rFonts w:ascii="Courier New" w:hAnsi="Courier New" w:cs="Courier New"/>
+        </w:rPr>
+        <w:t xml:space="preserve"> 2&gt;&amp;1 | tee subscriber.log</w:t>
+      </w:r>
+    </w:p>
+    <w:p>
+      <w:pPr>
+        <w:spacing w:after="0" w:line="240" w:lineRule="auto"/>
+        <w:rPr>
+          <w:rFonts w:ascii="Courier New" w:hAnsi="Courier New" w:cs="Courier New"/>
+        </w:rPr>
+      </w:pPr>
+      <w:r>
+        <w:rPr>
+          <w:rFonts w:ascii="Courier New" w:hAnsi="Courier New" w:cs="Courier New"/>
+        </w:rPr>
+        <w:t>=========================================</w:t>
+      </w:r>
+    </w:p>
+    <w:p>
+      <w:pPr>
+        <w:spacing w:after="0" w:line="240" w:lineRule="auto"/>
+      </w:pPr>
+      <w:r>
+        <w:rPr>
+          <w:rFonts w:ascii="Courier New" w:hAnsi="Courier New" w:cs="Courier New"/>
+        </w:rPr>
+        <w:t>or C</w:t>
+      </w:r>
+      <w:r>
+        <w:rPr>
+          <w:rFonts w:ascii="Courier New" w:hAnsi="Courier New" w:cs="Courier New"/>
+        </w:rPr>
+        <w:t xml:space="preserve"> subscriber (</w:t>
+      </w:r>
+      <w:proofErr w:type="spellStart"/>
+      <w:r>
+        <w:rPr>
+          <w:rFonts w:ascii="Courier New" w:hAnsi="Courier New" w:cs="Courier New"/>
+        </w:rPr>
+        <w:t>jal_subscribe</w:t>
+      </w:r>
+      <w:proofErr w:type="spellEnd"/>
+      <w:r>
+        <w:rPr>
+          <w:rFonts w:ascii="Courier New" w:hAnsi="Courier New" w:cs="Courier New"/>
+        </w:rPr>
+        <w:t>)</w:t>
+      </w:r>
+    </w:p>
+    <w:p>
+      <w:pPr>
+        <w:spacing w:after="0" w:line="240" w:lineRule="auto"/>
+        <w:rPr>
+          <w:rFonts w:ascii="Courier New" w:hAnsi="Courier New" w:cs="Courier New"/>
+        </w:rPr>
+      </w:pPr>
+      <w:r>
+        <w:rPr>
+          <w:rFonts w:ascii="Courier New" w:hAnsi="Courier New" w:cs="Courier New"/>
+        </w:rPr>
+        <w:t>=========================================</w:t>
+      </w:r>
+    </w:p>
+    <w:p>
+      <w:pPr>
+        <w:spacing w:after="0" w:line="240" w:lineRule="auto"/>
+        <w:rPr>
+          <w:rFonts w:ascii="Courier New" w:hAnsi="Courier New" w:cs="Courier New"/>
+        </w:rPr>
+      </w:pPr>
+      <w:r>
+        <w:rPr>
+          <w:rFonts w:ascii="Courier New" w:hAnsi="Courier New" w:cs="Courier New"/>
+        </w:rPr>
+        <w:t>$ cd &lt;</w:t>
+      </w:r>
+      <w:proofErr w:type="spellStart"/>
+      <w:r>
+        <w:rPr>
+          <w:rFonts w:ascii="Courier New" w:hAnsi="Courier New" w:cs="Courier New"/>
+        </w:rPr>
+        <w:t>jalop_root</w:t>
+      </w:r>
+      <w:proofErr w:type="spellEnd"/>
+      <w:r>
+        <w:rPr>
+          <w:rFonts w:ascii="Courier New" w:hAnsi="Courier New" w:cs="Courier New"/>
+        </w:rPr>
+        <w:t>&gt;</w:t>
+      </w:r>
+      <w:r>
+        <w:rPr>
+          <w:rFonts w:ascii="Courier New" w:hAnsi="Courier New" w:cs="Courier New"/>
+        </w:rPr>
+        <w:t>/</w:t>
+      </w:r>
+      <w:proofErr w:type="spellStart"/>
+      <w:r>
+        <w:rPr>
+          <w:rFonts w:ascii="Courier New" w:hAnsi="Courier New" w:cs="Courier New"/>
+        </w:rPr>
+        <w:t>jalop</w:t>
+      </w:r>
+      <w:proofErr w:type="spellEnd"/>
+    </w:p>
+    <w:p>
+      <w:pPr>
+        <w:spacing w:after="0" w:line="240" w:lineRule="auto"/>
+        <w:rPr>
+          <w:rFonts w:ascii="Courier New" w:hAnsi="Courier New" w:cs="Courier New"/>
+        </w:rPr>
+      </w:pPr>
+    </w:p>
+    <w:p>
+      <w:pPr>
+        <w:spacing w:after="0" w:line="240" w:lineRule="auto"/>
+        <w:rPr>
+          <w:rFonts w:ascii="Courier New" w:hAnsi="Courier New" w:cs="Courier New"/>
+        </w:rPr>
+      </w:pPr>
+      <w:r>
+        <w:rPr>
+          <w:rFonts w:ascii="Courier New" w:hAnsi="Courier New" w:cs="Courier New"/>
+        </w:rPr>
+        <w:lastRenderedPageBreak/>
+        <w:t>Make a copy of ./test-input/</w:t>
+      </w:r>
+      <w:proofErr w:type="spellStart"/>
+      <w:r>
+        <w:rPr>
+          <w:rFonts w:ascii="Courier New" w:hAnsi="Courier New" w:cs="Courier New"/>
+        </w:rPr>
+        <w:t>jal_subscribe.cfg</w:t>
+      </w:r>
+      <w:proofErr w:type="spellEnd"/>
+      <w:r>
+        <w:rPr>
+          <w:rFonts w:ascii="Courier New" w:hAnsi="Courier New" w:cs="Courier New"/>
+        </w:rPr>
+        <w:t xml:space="preserve"> here and update accordingly. This is to avoid changing the sample configuration file in the git source tree.</w:t>
+      </w:r>
+      <w:r>
+        <w:rPr>
+          <w:rFonts w:ascii="Courier New" w:hAnsi="Courier New" w:cs="Courier New"/>
+        </w:rPr>
+        <w:t xml:space="preserve"> If running on </w:t>
+      </w:r>
+      <w:proofErr w:type="gramStart"/>
+      <w:r>
+        <w:rPr>
+          <w:rFonts w:ascii="Courier New" w:hAnsi="Courier New" w:cs="Courier New"/>
+        </w:rPr>
+        <w:t>same</w:t>
+      </w:r>
+      <w:proofErr w:type="gramEnd"/>
+      <w:r>
+        <w:rPr>
+          <w:rFonts w:ascii="Courier New" w:hAnsi="Courier New" w:cs="Courier New"/>
+        </w:rPr>
+        <w:t xml:space="preserve"> machine as </w:t>
+      </w:r>
+      <w:proofErr w:type="gramStart"/>
+      <w:r>
+        <w:rPr>
+          <w:rFonts w:ascii="Courier New" w:hAnsi="Courier New" w:cs="Courier New"/>
+        </w:rPr>
+        <w:t>publisher</w:t>
+      </w:r>
+      <w:proofErr w:type="gramEnd"/>
+      <w:r>
+        <w:rPr>
+          <w:rFonts w:ascii="Courier New" w:hAnsi="Courier New" w:cs="Courier New"/>
+        </w:rPr>
+        <w:t xml:space="preserve">, you need to specify a different location for the database. </w:t>
+      </w:r>
+      <w:r>
+        <w:rPr>
+          <w:rFonts w:ascii="Courier New" w:hAnsi="Courier New" w:cs="Courier New"/>
+        </w:rPr>
+        <w:t>The publisher and subscriber need to use separate databases.</w:t>
+      </w:r>
+    </w:p>
+    <w:p>
+      <w:pPr>
+        <w:spacing w:after="0" w:line="240" w:lineRule="auto"/>
+        <w:rPr>
+          <w:rFonts w:ascii="Courier New" w:hAnsi="Courier New" w:cs="Courier New"/>
+        </w:rPr>
+      </w:pPr>
+    </w:p>
+    <w:p>
+      <w:pPr>
+        <w:spacing w:after="0" w:line="240" w:lineRule="auto"/>
+        <w:rPr>
+          <w:rFonts w:ascii="Courier New" w:hAnsi="Courier New" w:cs="Courier New"/>
+        </w:rPr>
+      </w:pPr>
+      <w:proofErr w:type="spellStart"/>
+      <w:proofErr w:type="gramStart"/>
+      <w:r>
+        <w:rPr>
+          <w:rFonts w:ascii="Courier New" w:hAnsi="Courier New" w:cs="Courier New"/>
+        </w:rPr>
+        <w:t>sudo</w:t>
+      </w:r>
+      <w:proofErr w:type="spellEnd"/>
+      <w:r>
+        <w:rPr>
+          <w:rFonts w:ascii="Courier New" w:hAnsi="Courier New" w:cs="Courier New"/>
+        </w:rPr>
+        <w:t xml:space="preserve"> </w:t>
+      </w:r>
+      <w:r>
+        <w:rPr>
+          <w:rFonts w:ascii="Courier New" w:hAnsi="Courier New" w:cs="Courier New"/>
+        </w:rPr>
+        <w:t>.</w:t>
+      </w:r>
+      <w:proofErr w:type="gramEnd"/>
+      <w:r>
+        <w:rPr>
+          <w:rFonts w:ascii="Courier New" w:hAnsi="Courier New" w:cs="Courier New"/>
+        </w:rPr>
+        <w:t>/release/bin/</w:t>
+      </w:r>
+      <w:proofErr w:type="spellStart"/>
+      <w:r>
+        <w:rPr>
+          <w:rFonts w:ascii="Courier New" w:hAnsi="Courier New" w:cs="Courier New"/>
+        </w:rPr>
+        <w:t>jal_subscribe</w:t>
+      </w:r>
+      <w:proofErr w:type="spellEnd"/>
+      <w:r>
+        <w:rPr>
+          <w:rFonts w:ascii="Courier New" w:hAnsi="Courier New" w:cs="Courier New"/>
+        </w:rPr>
+        <w:t xml:space="preserve"> -s -d</w:t>
+      </w:r>
+      <w:r>
+        <w:rPr>
+          <w:rFonts w:ascii="Courier New" w:hAnsi="Courier New" w:cs="Courier New"/>
+        </w:rPr>
+        <w:t xml:space="preserve"> –c ./</w:t>
+      </w:r>
+      <w:proofErr w:type="spellStart"/>
+      <w:r>
+        <w:rPr>
+          <w:rFonts w:ascii="Courier New" w:hAnsi="Courier New" w:cs="Courier New"/>
+        </w:rPr>
+        <w:t>jal_subscrib</w:t>
+      </w:r>
+      <w:r>
+        <w:rPr>
+          <w:rFonts w:ascii="Courier New" w:hAnsi="Courier New" w:cs="Courier New"/>
+        </w:rPr>
+        <w:t>e</w:t>
+      </w:r>
+      <w:r>
+        <w:rPr>
+          <w:rFonts w:ascii="Courier New" w:hAnsi="Courier New" w:cs="Courier New"/>
+        </w:rPr>
+        <w:t>.cfg</w:t>
+      </w:r>
+      <w:proofErr w:type="spellEnd"/>
+      <w:r>
+        <w:rPr>
+          <w:rFonts w:ascii="Courier New" w:hAnsi="Courier New" w:cs="Courier New"/>
+        </w:rPr>
+        <w:t xml:space="preserve"> </w:t>
+      </w:r>
+      <w:r>
+        <w:rPr>
+          <w:rFonts w:ascii="Courier New" w:hAnsi="Courier New" w:cs="Courier New"/>
+        </w:rPr>
+        <w:t>2&gt;&amp;1 | tee subscriber.log</w:t>
+      </w:r>
+      <w:r>
+        <w:rPr>
+          <w:rFonts w:ascii="Courier New" w:hAnsi="Courier New" w:cs="Courier New"/>
+        </w:rPr>
+        <w:t xml:space="preserve"> </w:t>
+      </w:r>
+    </w:p>
+    <w:p>
+      <w:pPr>
+        <w:spacing w:after="0" w:line="240" w:lineRule="auto"/>
+        <w:rPr>
+          <w:rFonts w:ascii="Courier New" w:hAnsi="Courier New" w:cs="Courier New"/>
+        </w:rPr>
+      </w:pPr>
+    </w:p>
+    <w:p>
+      <w:pPr>
+        <w:spacing w:after="0" w:line="240" w:lineRule="auto"/>
+        <w:rPr>
+          <w:rFonts w:ascii="Courier New" w:hAnsi="Courier New" w:cs="Courier New"/>
+        </w:rPr>
+      </w:pPr>
+      <w:r>
+        <w:rPr>
+          <w:rFonts w:ascii="Courier New" w:hAnsi="Courier New" w:cs="Courier New"/>
+        </w:rPr>
+        <w:t xml:space="preserve">Enter “man </w:t>
+      </w:r>
+      <w:proofErr w:type="spellStart"/>
+      <w:r>
+        <w:rPr>
+          <w:rFonts w:ascii="Courier New" w:hAnsi="Courier New" w:cs="Courier New"/>
+        </w:rPr>
+        <w:t>jal_subscribe</w:t>
+      </w:r>
+      <w:proofErr w:type="spellEnd"/>
+      <w:r>
+        <w:rPr>
+          <w:rFonts w:ascii="Courier New" w:hAnsi="Courier New" w:cs="Courier New"/>
+        </w:rPr>
+        <w:t>” for help.</w:t>
       </w:r>
     </w:p>
     <w:p>
@@ -28393,102 +28091,18 @@
           <w:rFonts w:ascii="Courier New" w:hAnsi="Courier New" w:cs="Courier New"/>
         </w:rPr>
       </w:pPr>
-      <w:r>
-        <w:rPr>
-          <w:rFonts w:ascii="Courier New" w:hAnsi="Courier New" w:cs="Courier New"/>
-        </w:rPr>
-        <w:t xml:space="preserve">$ </w:t>
-      </w:r>
-      <w:proofErr w:type="spellStart"/>
-      <w:proofErr w:type="gramStart"/>
-      <w:r>
-        <w:rPr>
-          <w:rFonts w:ascii="Courier New" w:hAnsi="Courier New" w:cs="Courier New"/>
-        </w:rPr>
-        <w:t>sudo</w:t>
-      </w:r>
-      <w:proofErr w:type="spellEnd"/>
-      <w:r>
-        <w:rPr>
-          <w:rFonts w:ascii="Courier New" w:hAnsi="Courier New" w:cs="Courier New"/>
-        </w:rPr>
-        <w:t xml:space="preserve"> .</w:t>
-      </w:r>
-      <w:proofErr w:type="gramEnd"/>
-      <w:r>
-        <w:rPr>
-          <w:rFonts w:ascii="Courier New" w:hAnsi="Courier New" w:cs="Courier New"/>
-        </w:rPr>
-        <w:t>/release/bin/</w:t>
-      </w:r>
-      <w:proofErr w:type="spellStart"/>
-      <w:r>
-        <w:rPr>
-          <w:rFonts w:ascii="Courier New" w:hAnsi="Courier New" w:cs="Courier New"/>
-        </w:rPr>
-        <w:t>jal_purge</w:t>
-      </w:r>
-      <w:proofErr w:type="spellEnd"/>
-      <w:r>
-        <w:rPr>
-          <w:rFonts w:ascii="Courier New" w:hAnsi="Courier New" w:cs="Courier New"/>
-        </w:rPr>
-        <w:t xml:space="preserve"> -</w:t>
-      </w:r>
-      <w:proofErr w:type="gramStart"/>
-      <w:r>
-        <w:rPr>
-          <w:rFonts w:ascii="Courier New" w:hAnsi="Courier New" w:cs="Courier New"/>
-        </w:rPr>
-        <w:t>h .</w:t>
-      </w:r>
-      <w:proofErr w:type="gramEnd"/>
-      <w:r>
-        <w:rPr>
-          <w:rFonts w:ascii="Courier New" w:hAnsi="Courier New" w:cs="Courier New"/>
-        </w:rPr>
-        <w:t>/</w:t>
-      </w:r>
-      <w:proofErr w:type="spellStart"/>
-      <w:r>
-        <w:rPr>
-          <w:rFonts w:ascii="Courier New" w:hAnsi="Courier New" w:cs="Courier New"/>
-        </w:rPr>
-        <w:t>testdb</w:t>
-      </w:r>
-      <w:proofErr w:type="spellEnd"/>
-      <w:r>
-        <w:rPr>
-          <w:rFonts w:ascii="Courier New" w:hAnsi="Courier New" w:cs="Courier New"/>
-        </w:rPr>
-        <w:t xml:space="preserve">/ </w:t>
-      </w:r>
-      <w:proofErr w:type="gramStart"/>
-      <w:r>
-        <w:rPr>
-          <w:rFonts w:ascii="Courier New" w:hAnsi="Courier New" w:cs="Courier New"/>
-        </w:rPr>
-        <w:t xml:space="preserve">-d -f -c -b </w:t>
-      </w:r>
-      <w:r>
-        <w:rPr>
-          <w:rFonts w:ascii="Courier New" w:hAnsi="Courier New" w:cs="Courier New"/>
-        </w:rPr>
-        <w:t>2030</w:t>
-      </w:r>
-      <w:r>
-        <w:rPr>
-          <w:rFonts w:ascii="Courier New" w:hAnsi="Courier New" w:cs="Courier New"/>
-        </w:rPr>
-        <w:t>-11-11T11:11:</w:t>
-      </w:r>
-      <w:proofErr w:type="gramEnd"/>
-      <w:r>
-        <w:rPr>
-          <w:rFonts w:ascii="Courier New" w:hAnsi="Courier New" w:cs="Courier New"/>
-        </w:rPr>
-        <w:t>11 -t l</w:t>
-      </w:r>
+    </w:p>
+    <w:p>
+      <w:pPr>
+        <w:pStyle w:val="Heading2"/>
+      </w:pPr>
+      <w:bookmarkStart w:id="67" w:name="_Toc2120393867"/>
+      <w:bookmarkStart w:id="68" w:name="_Toc202869634"/>
+      <w:r>
+        <w:t>Purge Records from Local Store</w:t>
+      </w:r>
+      <w:bookmarkEnd w:id="67"/>
+      <w:bookmarkEnd w:id="68"/>
     </w:p>
     <w:p>
       <w:pPr>
@@ -28504,71 +28118,7 @@
         <w:rPr>
           <w:rFonts w:ascii="Courier New" w:hAnsi="Courier New" w:cs="Courier New"/>
         </w:rPr>
-        <w:t xml:space="preserve">$ </w:t>
-      </w:r>
-      <w:proofErr w:type="spellStart"/>
-      <w:proofErr w:type="gramStart"/>
-      <w:r>
-        <w:rPr>
-          <w:rFonts w:ascii="Courier New" w:hAnsi="Courier New" w:cs="Courier New"/>
-        </w:rPr>
-        <w:t>sudo</w:t>
-      </w:r>
-      <w:proofErr w:type="spellEnd"/>
-      <w:r>
-        <w:rPr>
-          <w:rFonts w:ascii="Courier New" w:hAnsi="Courier New" w:cs="Courier New"/>
-        </w:rPr>
-        <w:t xml:space="preserve"> .</w:t>
-      </w:r>
-      <w:proofErr w:type="gramEnd"/>
-      <w:r>
-        <w:rPr>
-          <w:rFonts w:ascii="Courier New" w:hAnsi="Courier New" w:cs="Courier New"/>
-        </w:rPr>
-        <w:t>/release/bin/</w:t>
-      </w:r>
-      <w:proofErr w:type="spellStart"/>
-      <w:r>
-        <w:rPr>
-          <w:rFonts w:ascii="Courier New" w:hAnsi="Courier New" w:cs="Courier New"/>
-        </w:rPr>
-        <w:t>jal_purge</w:t>
-      </w:r>
-      <w:proofErr w:type="spellEnd"/>
-      <w:r>
-        <w:rPr>
-          <w:rFonts w:ascii="Courier New" w:hAnsi="Courier New" w:cs="Courier New"/>
-        </w:rPr>
-        <w:t xml:space="preserve"> -</w:t>
-      </w:r>
-      <w:proofErr w:type="gramStart"/>
-      <w:r>
-        <w:rPr>
-          <w:rFonts w:ascii="Courier New" w:hAnsi="Courier New" w:cs="Courier New"/>
-        </w:rPr>
-        <w:t>h .</w:t>
-      </w:r>
-      <w:proofErr w:type="gramEnd"/>
-      <w:r>
-        <w:rPr>
-          <w:rFonts w:ascii="Courier New" w:hAnsi="Courier New" w:cs="Courier New"/>
-        </w:rPr>
-        <w:t>/</w:t>
-      </w:r>
-      <w:proofErr w:type="spellStart"/>
-      <w:r>
-        <w:rPr>
-          <w:rFonts w:ascii="Courier New" w:hAnsi="Courier New" w:cs="Courier New"/>
-        </w:rPr>
-        <w:t>testdb</w:t>
-      </w:r>
-      <w:proofErr w:type="spellEnd"/>
-      <w:r>
-        <w:rPr>
-          <w:rFonts w:ascii="Courier New" w:hAnsi="Courier New" w:cs="Courier New"/>
-        </w:rPr>
-        <w:t>/ -d -f -c -b 2030-11-11T11:11:11 -t a</w:t>
+        <w:t>========================================</w:t>
       </w:r>
     </w:p>
     <w:p>
@@ -28649,7 +28199,33 @@
         <w:rPr>
           <w:rFonts w:ascii="Courier New" w:hAnsi="Courier New" w:cs="Courier New"/>
         </w:rPr>
-        <w:t>/ -d -f -c -b 2030-11-11T11:11:11 -t j</w:t>
+        <w:t xml:space="preserve">/ </w:t>
+      </w:r>
+      <w:proofErr w:type="gramStart"/>
+      <w:r>
+        <w:rPr>
+          <w:rFonts w:ascii="Courier New" w:hAnsi="Courier New" w:cs="Courier New"/>
+        </w:rPr>
+        <w:t xml:space="preserve">-d -f -c -b </w:t>
+      </w:r>
+      <w:r>
+        <w:rPr>
+          <w:rFonts w:ascii="Courier New" w:hAnsi="Courier New" w:cs="Courier New"/>
+        </w:rPr>
+        <w:t>2030</w:t>
+      </w:r>
+      <w:r>
+        <w:rPr>
+          <w:rFonts w:ascii="Courier New" w:hAnsi="Courier New" w:cs="Courier New"/>
+        </w:rPr>
+        <w:t>-11-11T11:11:</w:t>
+      </w:r>
+      <w:proofErr w:type="gramEnd"/>
+      <w:r>
+        <w:rPr>
+          <w:rFonts w:ascii="Courier New" w:hAnsi="Courier New" w:cs="Courier New"/>
+        </w:rPr>
+        <w:t>11 -t l</w:t>
       </w:r>
     </w:p>
     <w:p>
@@ -28662,6 +28238,76 @@
           <w:rFonts w:ascii="Courier New" w:hAnsi="Courier New" w:cs="Courier New"/>
         </w:rPr>
       </w:pPr>
+      <w:r>
+        <w:rPr>
+          <w:rFonts w:ascii="Courier New" w:hAnsi="Courier New" w:cs="Courier New"/>
+        </w:rPr>
+        <w:t xml:space="preserve">$ </w:t>
+      </w:r>
+      <w:proofErr w:type="spellStart"/>
+      <w:proofErr w:type="gramStart"/>
+      <w:r>
+        <w:rPr>
+          <w:rFonts w:ascii="Courier New" w:hAnsi="Courier New" w:cs="Courier New"/>
+        </w:rPr>
+        <w:t>sudo</w:t>
+      </w:r>
+      <w:proofErr w:type="spellEnd"/>
+      <w:r>
+        <w:rPr>
+          <w:rFonts w:ascii="Courier New" w:hAnsi="Courier New" w:cs="Courier New"/>
+        </w:rPr>
+        <w:t xml:space="preserve"> .</w:t>
+      </w:r>
+      <w:proofErr w:type="gramEnd"/>
+      <w:r>
+        <w:rPr>
+          <w:rFonts w:ascii="Courier New" w:hAnsi="Courier New" w:cs="Courier New"/>
+        </w:rPr>
+        <w:t>/release/bin/</w:t>
+      </w:r>
+      <w:proofErr w:type="spellStart"/>
+      <w:r>
+        <w:rPr>
+          <w:rFonts w:ascii="Courier New" w:hAnsi="Courier New" w:cs="Courier New"/>
+        </w:rPr>
+        <w:t>jal_purge</w:t>
+      </w:r>
+      <w:proofErr w:type="spellEnd"/>
+      <w:r>
+        <w:rPr>
+          <w:rFonts w:ascii="Courier New" w:hAnsi="Courier New" w:cs="Courier New"/>
+        </w:rPr>
+        <w:t xml:space="preserve"> -</w:t>
+      </w:r>
+      <w:proofErr w:type="gramStart"/>
+      <w:r>
+        <w:rPr>
+          <w:rFonts w:ascii="Courier New" w:hAnsi="Courier New" w:cs="Courier New"/>
+        </w:rPr>
+        <w:t>h .</w:t>
+      </w:r>
+      <w:proofErr w:type="gramEnd"/>
+      <w:r>
+        <w:rPr>
+          <w:rFonts w:ascii="Courier New" w:hAnsi="Courier New" w:cs="Courier New"/>
+        </w:rPr>
+        <w:t>/</w:t>
+      </w:r>
+      <w:proofErr w:type="spellStart"/>
+      <w:r>
+        <w:rPr>
+          <w:rFonts w:ascii="Courier New" w:hAnsi="Courier New" w:cs="Courier New"/>
+        </w:rPr>
+        <w:t>testdb</w:t>
+      </w:r>
+      <w:proofErr w:type="spellEnd"/>
+      <w:r>
+        <w:rPr>
+          <w:rFonts w:ascii="Courier New" w:hAnsi="Courier New" w:cs="Courier New"/>
+        </w:rPr>
+        <w:t>/ -d -f -c -b 2030-11-11T11:11:11 -t a</w:t>
+      </w:r>
     </w:p>
     <w:p>
       <w:pPr>
@@ -28677,7 +28323,71 @@
         <w:rPr>
           <w:rFonts w:ascii="Courier New" w:hAnsi="Courier New" w:cs="Courier New"/>
         </w:rPr>
-        <w:t>OR,</w:t>
+        <w:t xml:space="preserve">$ </w:t>
+      </w:r>
+      <w:proofErr w:type="spellStart"/>
+      <w:proofErr w:type="gramStart"/>
+      <w:r>
+        <w:rPr>
+          <w:rFonts w:ascii="Courier New" w:hAnsi="Courier New" w:cs="Courier New"/>
+        </w:rPr>
+        <w:t>sudo</w:t>
+      </w:r>
+      <w:proofErr w:type="spellEnd"/>
+      <w:r>
+        <w:rPr>
+          <w:rFonts w:ascii="Courier New" w:hAnsi="Courier New" w:cs="Courier New"/>
+        </w:rPr>
+        <w:t xml:space="preserve"> .</w:t>
+      </w:r>
+      <w:proofErr w:type="gramEnd"/>
+      <w:r>
+        <w:rPr>
+          <w:rFonts w:ascii="Courier New" w:hAnsi="Courier New" w:cs="Courier New"/>
+        </w:rPr>
+        <w:t>/release/bin/</w:t>
+      </w:r>
+      <w:proofErr w:type="spellStart"/>
+      <w:r>
+        <w:rPr>
+          <w:rFonts w:ascii="Courier New" w:hAnsi="Courier New" w:cs="Courier New"/>
+        </w:rPr>
+        <w:t>jal_purge</w:t>
+      </w:r>
+      <w:proofErr w:type="spellEnd"/>
+      <w:r>
+        <w:rPr>
+          <w:rFonts w:ascii="Courier New" w:hAnsi="Courier New" w:cs="Courier New"/>
+        </w:rPr>
+        <w:t xml:space="preserve"> -</w:t>
+      </w:r>
+      <w:proofErr w:type="gramStart"/>
+      <w:r>
+        <w:rPr>
+          <w:rFonts w:ascii="Courier New" w:hAnsi="Courier New" w:cs="Courier New"/>
+        </w:rPr>
+        <w:t>h .</w:t>
+      </w:r>
+      <w:proofErr w:type="gramEnd"/>
+      <w:r>
+        <w:rPr>
+          <w:rFonts w:ascii="Courier New" w:hAnsi="Courier New" w:cs="Courier New"/>
+        </w:rPr>
+        <w:t>/</w:t>
+      </w:r>
+      <w:proofErr w:type="spellStart"/>
+      <w:r>
+        <w:rPr>
+          <w:rFonts w:ascii="Courier New" w:hAnsi="Courier New" w:cs="Courier New"/>
+        </w:rPr>
+        <w:t>testdb</w:t>
+      </w:r>
+      <w:proofErr w:type="spellEnd"/>
+      <w:r>
+        <w:rPr>
+          <w:rFonts w:ascii="Courier New" w:hAnsi="Courier New" w:cs="Courier New"/>
+        </w:rPr>
+        <w:t>/ -d -f -c -b 2030-11-11T11:11:11 -t j</w:t>
       </w:r>
     </w:p>
     <w:p>
@@ -28705,35 +28415,7 @@
         <w:rPr>
           <w:rFonts w:ascii="Courier New" w:hAnsi="Courier New" w:cs="Courier New"/>
         </w:rPr>
-        <w:t>$ now=$(date -u "+%Y-%m-%</w:t>
-      </w:r>
-      <w:proofErr w:type="spellStart"/>
-      <w:r>
-        <w:rPr>
-          <w:rFonts w:ascii="Courier New" w:hAnsi="Courier New" w:cs="Courier New"/>
-        </w:rPr>
-        <w:t>dT%</w:t>
-      </w:r>
-      <w:proofErr w:type="gramStart"/>
-      <w:r>
-        <w:rPr>
-          <w:rFonts w:ascii="Courier New" w:hAnsi="Courier New" w:cs="Courier New"/>
-        </w:rPr>
-        <w:t>H</w:t>
-      </w:r>
-      <w:proofErr w:type="spellEnd"/>
-      <w:r>
-        <w:rPr>
-          <w:rFonts w:ascii="Courier New" w:hAnsi="Courier New" w:cs="Courier New"/>
-        </w:rPr>
-        <w:t>:%M:%</w:t>
-      </w:r>
-      <w:proofErr w:type="gramEnd"/>
-      <w:r>
-        <w:rPr>
-          <w:rFonts w:ascii="Courier New" w:hAnsi="Courier New" w:cs="Courier New"/>
-        </w:rPr>
-        <w:t>S.%N")</w:t>
+        <w:t>OR,</w:t>
       </w:r>
     </w:p>
     <w:p>
@@ -28746,76 +28428,6 @@
           <w:rFonts w:ascii="Courier New" w:hAnsi="Courier New" w:cs="Courier New"/>
         </w:rPr>
       </w:pPr>
-      <w:r>
-        <w:rPr>
-          <w:rFonts w:ascii="Courier New" w:hAnsi="Courier New" w:cs="Courier New"/>
-        </w:rPr>
-        <w:t xml:space="preserve">$ </w:t>
-      </w:r>
-      <w:proofErr w:type="spellStart"/>
-      <w:proofErr w:type="gramStart"/>
-      <w:r>
-        <w:rPr>
-          <w:rFonts w:ascii="Courier New" w:hAnsi="Courier New" w:cs="Courier New"/>
-        </w:rPr>
-        <w:t>sudo</w:t>
-      </w:r>
-      <w:proofErr w:type="spellEnd"/>
-      <w:r>
-        <w:rPr>
-          <w:rFonts w:ascii="Courier New" w:hAnsi="Courier New" w:cs="Courier New"/>
-        </w:rPr>
-        <w:t xml:space="preserve"> .</w:t>
-      </w:r>
-      <w:proofErr w:type="gramEnd"/>
-      <w:r>
-        <w:rPr>
-          <w:rFonts w:ascii="Courier New" w:hAnsi="Courier New" w:cs="Courier New"/>
-        </w:rPr>
-        <w:t>/release/bin/</w:t>
-      </w:r>
-      <w:proofErr w:type="spellStart"/>
-      <w:r>
-        <w:rPr>
-          <w:rFonts w:ascii="Courier New" w:hAnsi="Courier New" w:cs="Courier New"/>
-        </w:rPr>
-        <w:t>jal_purge</w:t>
-      </w:r>
-      <w:proofErr w:type="spellEnd"/>
-      <w:r>
-        <w:rPr>
-          <w:rFonts w:ascii="Courier New" w:hAnsi="Courier New" w:cs="Courier New"/>
-        </w:rPr>
-        <w:t xml:space="preserve"> -</w:t>
-      </w:r>
-      <w:proofErr w:type="gramStart"/>
-      <w:r>
-        <w:rPr>
-          <w:rFonts w:ascii="Courier New" w:hAnsi="Courier New" w:cs="Courier New"/>
-        </w:rPr>
-        <w:t>h .</w:t>
-      </w:r>
-      <w:proofErr w:type="gramEnd"/>
-      <w:r>
-        <w:rPr>
-          <w:rFonts w:ascii="Courier New" w:hAnsi="Courier New" w:cs="Courier New"/>
-        </w:rPr>
-        <w:t>/</w:t>
-      </w:r>
-      <w:proofErr w:type="spellStart"/>
-      <w:r>
-        <w:rPr>
-          <w:rFonts w:ascii="Courier New" w:hAnsi="Courier New" w:cs="Courier New"/>
-        </w:rPr>
-        <w:t>testdb</w:t>
-      </w:r>
-      <w:proofErr w:type="spellEnd"/>
-      <w:r>
-        <w:rPr>
-          <w:rFonts w:ascii="Courier New" w:hAnsi="Courier New" w:cs="Courier New"/>
-        </w:rPr>
-        <w:t>/ -d -f -c -b "$now" -t l</w:t>
-      </w:r>
     </w:p>
     <w:p>
       <w:pPr>
@@ -28831,71 +28443,35 @@
         <w:rPr>
           <w:rFonts w:ascii="Courier New" w:hAnsi="Courier New" w:cs="Courier New"/>
         </w:rPr>
-        <w:t xml:space="preserve">$ </w:t>
-      </w:r>
-      <w:proofErr w:type="spellStart"/>
+        <w:t>$ now=$(date -u "+%Y-%m-%</w:t>
+      </w:r>
+      <w:proofErr w:type="spellStart"/>
+      <w:r>
+        <w:rPr>
+          <w:rFonts w:ascii="Courier New" w:hAnsi="Courier New" w:cs="Courier New"/>
+        </w:rPr>
+        <w:t>dT%</w:t>
+      </w:r>
       <w:proofErr w:type="gramStart"/>
       <w:r>
         <w:rPr>
           <w:rFonts w:ascii="Courier New" w:hAnsi="Courier New" w:cs="Courier New"/>
         </w:rPr>
-        <w:t>sudo</w:t>
-      </w:r>
-      <w:proofErr w:type="spellEnd"/>
-      <w:r>
-        <w:rPr>
-          <w:rFonts w:ascii="Courier New" w:hAnsi="Courier New" w:cs="Courier New"/>
-        </w:rPr>
-        <w:t xml:space="preserve"> .</w:t>
+        <w:t>H</w:t>
+      </w:r>
+      <w:proofErr w:type="spellEnd"/>
+      <w:r>
+        <w:rPr>
+          <w:rFonts w:ascii="Courier New" w:hAnsi="Courier New" w:cs="Courier New"/>
+        </w:rPr>
+        <w:t>:%M:%</w:t>
       </w:r>
       <w:proofErr w:type="gramEnd"/>
       <w:r>
         <w:rPr>
           <w:rFonts w:ascii="Courier New" w:hAnsi="Courier New" w:cs="Courier New"/>
         </w:rPr>
-        <w:t>/release/bin/</w:t>
-      </w:r>
-      <w:proofErr w:type="spellStart"/>
-      <w:r>
-        <w:rPr>
-          <w:rFonts w:ascii="Courier New" w:hAnsi="Courier New" w:cs="Courier New"/>
-        </w:rPr>
-        <w:t>jal_purge</w:t>
-      </w:r>
-      <w:proofErr w:type="spellEnd"/>
-      <w:r>
-        <w:rPr>
-          <w:rFonts w:ascii="Courier New" w:hAnsi="Courier New" w:cs="Courier New"/>
-        </w:rPr>
-        <w:t xml:space="preserve"> -</w:t>
-      </w:r>
-      <w:proofErr w:type="gramStart"/>
-      <w:r>
-        <w:rPr>
-          <w:rFonts w:ascii="Courier New" w:hAnsi="Courier New" w:cs="Courier New"/>
-        </w:rPr>
-        <w:t>h .</w:t>
-      </w:r>
-      <w:proofErr w:type="gramEnd"/>
-      <w:r>
-        <w:rPr>
-          <w:rFonts w:ascii="Courier New" w:hAnsi="Courier New" w:cs="Courier New"/>
-        </w:rPr>
-        <w:t>/</w:t>
-      </w:r>
-      <w:proofErr w:type="spellStart"/>
-      <w:r>
-        <w:rPr>
-          <w:rFonts w:ascii="Courier New" w:hAnsi="Courier New" w:cs="Courier New"/>
-        </w:rPr>
-        <w:t>testdb</w:t>
-      </w:r>
-      <w:proofErr w:type="spellEnd"/>
-      <w:r>
-        <w:rPr>
-          <w:rFonts w:ascii="Courier New" w:hAnsi="Courier New" w:cs="Courier New"/>
-        </w:rPr>
-        <w:t>/ -d -f -c -b "$now" -t a</w:t>
+        <w:t>S.%N")</w:t>
       </w:r>
     </w:p>
     <w:p>
@@ -28976,7 +28552,7 @@
         <w:rPr>
           <w:rFonts w:ascii="Courier New" w:hAnsi="Courier New" w:cs="Courier New"/>
         </w:rPr>
-        <w:t>/ -d -f -c -b "$now" -t j</w:t>
+        <w:t>/ -d -f -c -b "$now" -t l</w:t>
       </w:r>
     </w:p>
     <w:p>
@@ -28989,36 +28565,76 @@
           <w:rFonts w:ascii="Courier New" w:hAnsi="Courier New" w:cs="Courier New"/>
         </w:rPr>
       </w:pPr>
-    </w:p>
-    <w:p>
-      <w:pPr>
-        <w:pStyle w:val="Heading2"/>
-      </w:pPr>
-      <w:bookmarkStart w:id="69" w:name="_Toc196424758"/>
-      <w:r>
-        <w:t>Run Java Publisher and Java Subscriber</w:t>
-      </w:r>
-      <w:bookmarkEnd w:id="69"/>
-    </w:p>
-    <w:p>
-      <w:r>
-        <w:t>================================================</w:t>
-      </w:r>
-    </w:p>
-    <w:p>
-      <w:r>
-        <w:t>Follow the steps below to run the Java Publisher and Java Subscriber to transfer JAL records.</w:t>
-      </w:r>
-    </w:p>
-    <w:p>
-      <w:pPr>
-        <w:pStyle w:val="Heading3"/>
-      </w:pPr>
-      <w:bookmarkStart w:id="70" w:name="_Toc196424759"/>
-      <w:r>
-        <w:t>Add Records to Java Publisher.</w:t>
-      </w:r>
-      <w:bookmarkEnd w:id="70"/>
+      <w:r>
+        <w:rPr>
+          <w:rFonts w:ascii="Courier New" w:hAnsi="Courier New" w:cs="Courier New"/>
+        </w:rPr>
+        <w:t xml:space="preserve">$ </w:t>
+      </w:r>
+      <w:proofErr w:type="spellStart"/>
+      <w:proofErr w:type="gramStart"/>
+      <w:r>
+        <w:rPr>
+          <w:rFonts w:ascii="Courier New" w:hAnsi="Courier New" w:cs="Courier New"/>
+        </w:rPr>
+        <w:t>sudo</w:t>
+      </w:r>
+      <w:proofErr w:type="spellEnd"/>
+      <w:r>
+        <w:rPr>
+          <w:rFonts w:ascii="Courier New" w:hAnsi="Courier New" w:cs="Courier New"/>
+        </w:rPr>
+        <w:t xml:space="preserve"> .</w:t>
+      </w:r>
+      <w:proofErr w:type="gramEnd"/>
+      <w:r>
+        <w:rPr>
+          <w:rFonts w:ascii="Courier New" w:hAnsi="Courier New" w:cs="Courier New"/>
+        </w:rPr>
+        <w:t>/release/bin/</w:t>
+      </w:r>
+      <w:proofErr w:type="spellStart"/>
+      <w:r>
+        <w:rPr>
+          <w:rFonts w:ascii="Courier New" w:hAnsi="Courier New" w:cs="Courier New"/>
+        </w:rPr>
+        <w:t>jal_purge</w:t>
+      </w:r>
+      <w:proofErr w:type="spellEnd"/>
+      <w:r>
+        <w:rPr>
+          <w:rFonts w:ascii="Courier New" w:hAnsi="Courier New" w:cs="Courier New"/>
+        </w:rPr>
+        <w:t xml:space="preserve"> -</w:t>
+      </w:r>
+      <w:proofErr w:type="gramStart"/>
+      <w:r>
+        <w:rPr>
+          <w:rFonts w:ascii="Courier New" w:hAnsi="Courier New" w:cs="Courier New"/>
+        </w:rPr>
+        <w:t>h .</w:t>
+      </w:r>
+      <w:proofErr w:type="gramEnd"/>
+      <w:r>
+        <w:rPr>
+          <w:rFonts w:ascii="Courier New" w:hAnsi="Courier New" w:cs="Courier New"/>
+        </w:rPr>
+        <w:t>/</w:t>
+      </w:r>
+      <w:proofErr w:type="spellStart"/>
+      <w:r>
+        <w:rPr>
+          <w:rFonts w:ascii="Courier New" w:hAnsi="Courier New" w:cs="Courier New"/>
+        </w:rPr>
+        <w:t>testdb</w:t>
+      </w:r>
+      <w:proofErr w:type="spellEnd"/>
+      <w:r>
+        <w:rPr>
+          <w:rFonts w:ascii="Courier New" w:hAnsi="Courier New" w:cs="Courier New"/>
+        </w:rPr>
+        <w:t>/ -d -f -c -b "$now" -t a</w:t>
+      </w:r>
     </w:p>
     <w:p>
       <w:pPr>
@@ -29034,21 +28650,71 @@
         <w:rPr>
           <w:rFonts w:ascii="Courier New" w:hAnsi="Courier New" w:cs="Courier New"/>
         </w:rPr>
-        <w:t>$ cd &lt;</w:t>
-      </w:r>
-      <w:proofErr w:type="spellStart"/>
-      <w:r>
-        <w:rPr>
-          <w:rFonts w:ascii="Courier New" w:hAnsi="Courier New" w:cs="Courier New"/>
-        </w:rPr>
-        <w:t>jjnl_root</w:t>
-      </w:r>
-      <w:proofErr w:type="spellEnd"/>
-      <w:r>
-        <w:rPr>
-          <w:rFonts w:ascii="Courier New" w:hAnsi="Courier New" w:cs="Courier New"/>
-        </w:rPr>
-        <w:t>&gt;/</w:t>
+        <w:t xml:space="preserve">$ </w:t>
+      </w:r>
+      <w:proofErr w:type="spellStart"/>
+      <w:proofErr w:type="gramStart"/>
+      <w:r>
+        <w:rPr>
+          <w:rFonts w:ascii="Courier New" w:hAnsi="Courier New" w:cs="Courier New"/>
+        </w:rPr>
+        <w:t>sudo</w:t>
+      </w:r>
+      <w:proofErr w:type="spellEnd"/>
+      <w:r>
+        <w:rPr>
+          <w:rFonts w:ascii="Courier New" w:hAnsi="Courier New" w:cs="Courier New"/>
+        </w:rPr>
+        <w:t xml:space="preserve"> .</w:t>
+      </w:r>
+      <w:proofErr w:type="gramEnd"/>
+      <w:r>
+        <w:rPr>
+          <w:rFonts w:ascii="Courier New" w:hAnsi="Courier New" w:cs="Courier New"/>
+        </w:rPr>
+        <w:t>/release/bin/</w:t>
+      </w:r>
+      <w:proofErr w:type="spellStart"/>
+      <w:r>
+        <w:rPr>
+          <w:rFonts w:ascii="Courier New" w:hAnsi="Courier New" w:cs="Courier New"/>
+        </w:rPr>
+        <w:t>jal_purge</w:t>
+      </w:r>
+      <w:proofErr w:type="spellEnd"/>
+      <w:r>
+        <w:rPr>
+          <w:rFonts w:ascii="Courier New" w:hAnsi="Courier New" w:cs="Courier New"/>
+        </w:rPr>
+        <w:t xml:space="preserve"> -</w:t>
+      </w:r>
+      <w:proofErr w:type="gramStart"/>
+      <w:r>
+        <w:rPr>
+          <w:rFonts w:ascii="Courier New" w:hAnsi="Courier New" w:cs="Courier New"/>
+        </w:rPr>
+        <w:t>h .</w:t>
+      </w:r>
+      <w:proofErr w:type="gramEnd"/>
+      <w:r>
+        <w:rPr>
+          <w:rFonts w:ascii="Courier New" w:hAnsi="Courier New" w:cs="Courier New"/>
+        </w:rPr>
+        <w:t>/</w:t>
+      </w:r>
+      <w:proofErr w:type="spellStart"/>
+      <w:r>
+        <w:rPr>
+          <w:rFonts w:ascii="Courier New" w:hAnsi="Courier New" w:cs="Courier New"/>
+        </w:rPr>
+        <w:t>testdb</w:t>
+      </w:r>
+      <w:proofErr w:type="spellEnd"/>
+      <w:r>
+        <w:rPr>
+          <w:rFonts w:ascii="Courier New" w:hAnsi="Courier New" w:cs="Courier New"/>
+        </w:rPr>
+        <w:t>/ -d -f -c -b "$now" -t j</w:t>
       </w:r>
     </w:p>
     <w:p>
@@ -29061,37 +28727,36 @@
           <w:rFonts w:ascii="Courier New" w:hAnsi="Courier New" w:cs="Courier New"/>
         </w:rPr>
       </w:pPr>
-      <w:r>
-        <w:rPr>
-          <w:rFonts w:ascii="Courier New" w:hAnsi="Courier New" w:cs="Courier New"/>
-        </w:rPr>
-        <w:t xml:space="preserve">$ </w:t>
-      </w:r>
-      <w:proofErr w:type="spellStart"/>
-      <w:r>
-        <w:rPr>
-          <w:rFonts w:ascii="Courier New" w:hAnsi="Courier New" w:cs="Courier New"/>
-        </w:rPr>
-        <w:t>mkdir</w:t>
-      </w:r>
-      <w:proofErr w:type="spellEnd"/>
-      <w:r>
-        <w:rPr>
-          <w:rFonts w:ascii="Courier New" w:hAnsi="Courier New" w:cs="Courier New"/>
-        </w:rPr>
-        <w:t xml:space="preserve"> input</w:t>
-      </w:r>
-    </w:p>
-    <w:p/>
+    </w:p>
+    <w:p>
+      <w:pPr>
+        <w:pStyle w:val="Heading2"/>
+      </w:pPr>
+      <w:bookmarkStart w:id="69" w:name="_Toc202869635"/>
+      <w:r>
+        <w:t>Run Java Publisher and Java Subscriber</w:t>
+      </w:r>
+      <w:bookmarkEnd w:id="69"/>
+    </w:p>
+    <w:p>
+      <w:r>
+        <w:t>================================================</w:t>
+      </w:r>
+    </w:p>
+    <w:p>
+      <w:r>
+        <w:t>Follow the steps below to run the Java Publisher and Java Subscriber to transfer JAL records.</w:t>
+      </w:r>
+    </w:p>
     <w:p>
       <w:pPr>
         <w:pStyle w:val="Heading3"/>
       </w:pPr>
-      <w:bookmarkStart w:id="71" w:name="_Toc196424760"/>
-      <w:r>
-        <w:t>Insert Log Records</w:t>
-      </w:r>
-      <w:bookmarkEnd w:id="71"/>
+      <w:bookmarkStart w:id="70" w:name="_Toc202869636"/>
+      <w:r>
+        <w:t>Add Records to Java Publisher.</w:t>
+      </w:r>
+      <w:bookmarkEnd w:id="70"/>
     </w:p>
     <w:p>
       <w:pPr>
@@ -29107,7 +28772,21 @@
         <w:rPr>
           <w:rFonts w:ascii="Courier New" w:hAnsi="Courier New" w:cs="Courier New"/>
         </w:rPr>
-        <w:t>========================================</w:t>
+        <w:t>$ cd &lt;</w:t>
+      </w:r>
+      <w:proofErr w:type="spellStart"/>
+      <w:r>
+        <w:rPr>
+          <w:rFonts w:ascii="Courier New" w:hAnsi="Courier New" w:cs="Courier New"/>
+        </w:rPr>
+        <w:t>jjnl_root</w:t>
+      </w:r>
+      <w:proofErr w:type="spellEnd"/>
+      <w:r>
+        <w:rPr>
+          <w:rFonts w:ascii="Courier New" w:hAnsi="Courier New" w:cs="Courier New"/>
+        </w:rPr>
+        <w:t>&gt;/</w:t>
       </w:r>
     </w:p>
     <w:p>
@@ -29124,64 +28803,33 @@
         <w:rPr>
           <w:rFonts w:ascii="Courier New" w:hAnsi="Courier New" w:cs="Courier New"/>
         </w:rPr>
-        <w:t>$ python generate_records.py log input/ 100 ~/</w:t>
-      </w:r>
-      <w:proofErr w:type="spellStart"/>
-      <w:r>
-        <w:rPr>
-          <w:rFonts w:ascii="Courier New" w:hAnsi="Courier New" w:cs="Courier New"/>
-        </w:rPr>
-        <w:t>jalop</w:t>
-      </w:r>
-      <w:proofErr w:type="spellEnd"/>
-      <w:r>
-        <w:rPr>
-          <w:rFonts w:ascii="Courier New" w:hAnsi="Courier New" w:cs="Courier New"/>
-        </w:rPr>
-        <w:t>/</w:t>
-      </w:r>
-      <w:proofErr w:type="spellStart"/>
-      <w:r>
-        <w:rPr>
-          <w:rFonts w:ascii="Courier New" w:hAnsi="Courier New" w:cs="Courier New"/>
-        </w:rPr>
-        <w:t>jalop</w:t>
-      </w:r>
-      <w:proofErr w:type="spellEnd"/>
-      <w:r>
-        <w:rPr>
-          <w:rFonts w:ascii="Courier New" w:hAnsi="Courier New" w:cs="Courier New"/>
-        </w:rPr>
-        <w:t>/test-input/sample2.cfg ~/</w:t>
-      </w:r>
-      <w:proofErr w:type="spellStart"/>
-      <w:r>
-        <w:rPr>
-          <w:rFonts w:ascii="Courier New" w:hAnsi="Courier New" w:cs="Courier New"/>
-        </w:rPr>
-        <w:t>jalop</w:t>
-      </w:r>
-      <w:proofErr w:type="spellEnd"/>
-      <w:r>
-        <w:rPr>
-          <w:rFonts w:ascii="Courier New" w:hAnsi="Courier New" w:cs="Courier New"/>
-        </w:rPr>
-        <w:t>/</w:t>
-      </w:r>
-      <w:proofErr w:type="spellStart"/>
-      <w:r>
-        <w:rPr>
-          <w:rFonts w:ascii="Courier New" w:hAnsi="Courier New" w:cs="Courier New"/>
-        </w:rPr>
-        <w:t>jalop</w:t>
-      </w:r>
-      <w:proofErr w:type="spellEnd"/>
-      <w:r>
-        <w:rPr>
-          <w:rFonts w:ascii="Courier New" w:hAnsi="Courier New" w:cs="Courier New"/>
-        </w:rPr>
-        <w:t>/test-input/big_payload.txt</w:t>
-      </w:r>
+        <w:t xml:space="preserve">$ </w:t>
+      </w:r>
+      <w:proofErr w:type="spellStart"/>
+      <w:r>
+        <w:rPr>
+          <w:rFonts w:ascii="Courier New" w:hAnsi="Courier New" w:cs="Courier New"/>
+        </w:rPr>
+        <w:t>mkdir</w:t>
+      </w:r>
+      <w:proofErr w:type="spellEnd"/>
+      <w:r>
+        <w:rPr>
+          <w:rFonts w:ascii="Courier New" w:hAnsi="Courier New" w:cs="Courier New"/>
+        </w:rPr>
+        <w:t xml:space="preserve"> input</w:t>
+      </w:r>
+    </w:p>
+    <w:p/>
+    <w:p>
+      <w:pPr>
+        <w:pStyle w:val="Heading3"/>
+      </w:pPr>
+      <w:bookmarkStart w:id="71" w:name="_Toc202869637"/>
+      <w:r>
+        <w:t>Insert Log Records</w:t>
+      </w:r>
+      <w:bookmarkEnd w:id="71"/>
     </w:p>
     <w:p>
       <w:pPr>
@@ -29193,16 +28841,12 @@
           <w:rFonts w:ascii="Courier New" w:hAnsi="Courier New" w:cs="Courier New"/>
         </w:rPr>
       </w:pPr>
-    </w:p>
-    <w:p>
-      <w:pPr>
-        <w:pStyle w:val="Heading3"/>
-      </w:pPr>
-      <w:bookmarkStart w:id="72" w:name="_Toc196424761"/>
-      <w:r>
-        <w:t>Insert Audit Records</w:t>
-      </w:r>
-      <w:bookmarkEnd w:id="72"/>
+      <w:r>
+        <w:rPr>
+          <w:rFonts w:ascii="Courier New" w:hAnsi="Courier New" w:cs="Courier New"/>
+        </w:rPr>
+        <w:t>========================================</w:t>
+      </w:r>
     </w:p>
     <w:p>
       <w:pPr>
@@ -29218,7 +28862,63 @@
         <w:rPr>
           <w:rFonts w:ascii="Courier New" w:hAnsi="Courier New" w:cs="Courier New"/>
         </w:rPr>
-        <w:t>========================================</w:t>
+        <w:t>$ python generate_records.py log input/ 100 ~/</w:t>
+      </w:r>
+      <w:proofErr w:type="spellStart"/>
+      <w:r>
+        <w:rPr>
+          <w:rFonts w:ascii="Courier New" w:hAnsi="Courier New" w:cs="Courier New"/>
+        </w:rPr>
+        <w:t>jalop</w:t>
+      </w:r>
+      <w:proofErr w:type="spellEnd"/>
+      <w:r>
+        <w:rPr>
+          <w:rFonts w:ascii="Courier New" w:hAnsi="Courier New" w:cs="Courier New"/>
+        </w:rPr>
+        <w:t>/</w:t>
+      </w:r>
+      <w:proofErr w:type="spellStart"/>
+      <w:r>
+        <w:rPr>
+          <w:rFonts w:ascii="Courier New" w:hAnsi="Courier New" w:cs="Courier New"/>
+        </w:rPr>
+        <w:t>jalop</w:t>
+      </w:r>
+      <w:proofErr w:type="spellEnd"/>
+      <w:r>
+        <w:rPr>
+          <w:rFonts w:ascii="Courier New" w:hAnsi="Courier New" w:cs="Courier New"/>
+        </w:rPr>
+        <w:t>/test-input/sample2.cfg ~/</w:t>
+      </w:r>
+      <w:proofErr w:type="spellStart"/>
+      <w:r>
+        <w:rPr>
+          <w:rFonts w:ascii="Courier New" w:hAnsi="Courier New" w:cs="Courier New"/>
+        </w:rPr>
+        <w:t>jalop</w:t>
+      </w:r>
+      <w:proofErr w:type="spellEnd"/>
+      <w:r>
+        <w:rPr>
+          <w:rFonts w:ascii="Courier New" w:hAnsi="Courier New" w:cs="Courier New"/>
+        </w:rPr>
+        <w:t>/</w:t>
+      </w:r>
+      <w:proofErr w:type="spellStart"/>
+      <w:r>
+        <w:rPr>
+          <w:rFonts w:ascii="Courier New" w:hAnsi="Courier New" w:cs="Courier New"/>
+        </w:rPr>
+        <w:t>jalop</w:t>
+      </w:r>
+      <w:proofErr w:type="spellEnd"/>
+      <w:r>
+        <w:rPr>
+          <w:rFonts w:ascii="Courier New" w:hAnsi="Courier New" w:cs="Courier New"/>
+        </w:rPr>
+        <w:t>/test-input/big_payload.txt</w:t>
       </w:r>
     </w:p>
     <w:p>
@@ -29231,68 +28931,16 @@
           <w:rFonts w:ascii="Courier New" w:hAnsi="Courier New" w:cs="Courier New"/>
         </w:rPr>
       </w:pPr>
-      <w:r>
-        <w:rPr>
-          <w:rFonts w:ascii="Courier New" w:hAnsi="Courier New" w:cs="Courier New"/>
-        </w:rPr>
-        <w:t>$ python generate_records.py audit input/ 100 ~/</w:t>
-      </w:r>
-      <w:proofErr w:type="spellStart"/>
-      <w:r>
-        <w:rPr>
-          <w:rFonts w:ascii="Courier New" w:hAnsi="Courier New" w:cs="Courier New"/>
-        </w:rPr>
-        <w:t>jalop</w:t>
-      </w:r>
-      <w:proofErr w:type="spellEnd"/>
-      <w:r>
-        <w:rPr>
-          <w:rFonts w:ascii="Courier New" w:hAnsi="Courier New" w:cs="Courier New"/>
-        </w:rPr>
-        <w:t>/</w:t>
-      </w:r>
-      <w:proofErr w:type="spellStart"/>
-      <w:r>
-        <w:rPr>
-          <w:rFonts w:ascii="Courier New" w:hAnsi="Courier New" w:cs="Courier New"/>
-        </w:rPr>
-        <w:t>jalop</w:t>
-      </w:r>
-      <w:proofErr w:type="spellEnd"/>
-      <w:r>
-        <w:rPr>
-          <w:rFonts w:ascii="Courier New" w:hAnsi="Courier New" w:cs="Courier New"/>
-        </w:rPr>
-        <w:t>/test-input/sample2.cfg ~/</w:t>
-      </w:r>
-      <w:proofErr w:type="spellStart"/>
-      <w:r>
-        <w:rPr>
-          <w:rFonts w:ascii="Courier New" w:hAnsi="Courier New" w:cs="Courier New"/>
-        </w:rPr>
-        <w:t>jalop</w:t>
-      </w:r>
-      <w:proofErr w:type="spellEnd"/>
-      <w:r>
-        <w:rPr>
-          <w:rFonts w:ascii="Courier New" w:hAnsi="Courier New" w:cs="Courier New"/>
-        </w:rPr>
-        <w:t>/</w:t>
-      </w:r>
-      <w:proofErr w:type="spellStart"/>
-      <w:r>
-        <w:rPr>
-          <w:rFonts w:ascii="Courier New" w:hAnsi="Courier New" w:cs="Courier New"/>
-        </w:rPr>
-        <w:t>jalop</w:t>
-      </w:r>
-      <w:proofErr w:type="spellEnd"/>
-      <w:r>
-        <w:rPr>
-          <w:rFonts w:ascii="Courier New" w:hAnsi="Courier New" w:cs="Courier New"/>
-        </w:rPr>
-        <w:t>/test-input/big_payload.txt</w:t>
-      </w:r>
+    </w:p>
+    <w:p>
+      <w:pPr>
+        <w:pStyle w:val="Heading3"/>
+      </w:pPr>
+      <w:bookmarkStart w:id="72" w:name="_Toc202869638"/>
+      <w:r>
+        <w:t>Insert Audit Records</w:t>
+      </w:r>
+      <w:bookmarkEnd w:id="72"/>
     </w:p>
     <w:p>
       <w:pPr>
@@ -29304,16 +28952,12 @@
           <w:rFonts w:ascii="Courier New" w:hAnsi="Courier New" w:cs="Courier New"/>
         </w:rPr>
       </w:pPr>
-    </w:p>
-    <w:p>
-      <w:pPr>
-        <w:pStyle w:val="Heading3"/>
-      </w:pPr>
-      <w:bookmarkStart w:id="73" w:name="_Toc196424762"/>
-      <w:r>
-        <w:t>Insert Journal Records</w:t>
-      </w:r>
-      <w:bookmarkEnd w:id="73"/>
+      <w:r>
+        <w:rPr>
+          <w:rFonts w:ascii="Courier New" w:hAnsi="Courier New" w:cs="Courier New"/>
+        </w:rPr>
+        <w:t>========================================</w:t>
+      </w:r>
     </w:p>
     <w:p>
       <w:pPr>
@@ -29329,7 +28973,63 @@
         <w:rPr>
           <w:rFonts w:ascii="Courier New" w:hAnsi="Courier New" w:cs="Courier New"/>
         </w:rPr>
-        <w:t>========================================</w:t>
+        <w:t>$ python generate_records.py audit input/ 100 ~/</w:t>
+      </w:r>
+      <w:proofErr w:type="spellStart"/>
+      <w:r>
+        <w:rPr>
+          <w:rFonts w:ascii="Courier New" w:hAnsi="Courier New" w:cs="Courier New"/>
+        </w:rPr>
+        <w:t>jalop</w:t>
+      </w:r>
+      <w:proofErr w:type="spellEnd"/>
+      <w:r>
+        <w:rPr>
+          <w:rFonts w:ascii="Courier New" w:hAnsi="Courier New" w:cs="Courier New"/>
+        </w:rPr>
+        <w:t>/</w:t>
+      </w:r>
+      <w:proofErr w:type="spellStart"/>
+      <w:r>
+        <w:rPr>
+          <w:rFonts w:ascii="Courier New" w:hAnsi="Courier New" w:cs="Courier New"/>
+        </w:rPr>
+        <w:t>jalop</w:t>
+      </w:r>
+      <w:proofErr w:type="spellEnd"/>
+      <w:r>
+        <w:rPr>
+          <w:rFonts w:ascii="Courier New" w:hAnsi="Courier New" w:cs="Courier New"/>
+        </w:rPr>
+        <w:t>/test-input/sample2.cfg ~/</w:t>
+      </w:r>
+      <w:proofErr w:type="spellStart"/>
+      <w:r>
+        <w:rPr>
+          <w:rFonts w:ascii="Courier New" w:hAnsi="Courier New" w:cs="Courier New"/>
+        </w:rPr>
+        <w:t>jalop</w:t>
+      </w:r>
+      <w:proofErr w:type="spellEnd"/>
+      <w:r>
+        <w:rPr>
+          <w:rFonts w:ascii="Courier New" w:hAnsi="Courier New" w:cs="Courier New"/>
+        </w:rPr>
+        <w:t>/</w:t>
+      </w:r>
+      <w:proofErr w:type="spellStart"/>
+      <w:r>
+        <w:rPr>
+          <w:rFonts w:ascii="Courier New" w:hAnsi="Courier New" w:cs="Courier New"/>
+        </w:rPr>
+        <w:t>jalop</w:t>
+      </w:r>
+      <w:proofErr w:type="spellEnd"/>
+      <w:r>
+        <w:rPr>
+          <w:rFonts w:ascii="Courier New" w:hAnsi="Courier New" w:cs="Courier New"/>
+        </w:rPr>
+        <w:t>/test-input/big_payload.txt</w:t>
       </w:r>
     </w:p>
     <w:p>
@@ -29342,68 +29042,16 @@
           <w:rFonts w:ascii="Courier New" w:hAnsi="Courier New" w:cs="Courier New"/>
         </w:rPr>
       </w:pPr>
-      <w:r>
-        <w:rPr>
-          <w:rFonts w:ascii="Courier New" w:hAnsi="Courier New" w:cs="Courier New"/>
-        </w:rPr>
-        <w:t>$ python generate_records.py journal input/ 100 ~/</w:t>
-      </w:r>
-      <w:proofErr w:type="spellStart"/>
-      <w:r>
-        <w:rPr>
-          <w:rFonts w:ascii="Courier New" w:hAnsi="Courier New" w:cs="Courier New"/>
-        </w:rPr>
-        <w:t>jalop</w:t>
-      </w:r>
-      <w:proofErr w:type="spellEnd"/>
-      <w:r>
-        <w:rPr>
-          <w:rFonts w:ascii="Courier New" w:hAnsi="Courier New" w:cs="Courier New"/>
-        </w:rPr>
-        <w:t>/</w:t>
-      </w:r>
-      <w:proofErr w:type="spellStart"/>
-      <w:r>
-        <w:rPr>
-          <w:rFonts w:ascii="Courier New" w:hAnsi="Courier New" w:cs="Courier New"/>
-        </w:rPr>
-        <w:t>jalop</w:t>
-      </w:r>
-      <w:proofErr w:type="spellEnd"/>
-      <w:r>
-        <w:rPr>
-          <w:rFonts w:ascii="Courier New" w:hAnsi="Courier New" w:cs="Courier New"/>
-        </w:rPr>
-        <w:t>/test-input/sample2.cfg ~/</w:t>
-      </w:r>
-      <w:proofErr w:type="spellStart"/>
-      <w:r>
-        <w:rPr>
-          <w:rFonts w:ascii="Courier New" w:hAnsi="Courier New" w:cs="Courier New"/>
-        </w:rPr>
-        <w:t>jalop</w:t>
-      </w:r>
-      <w:proofErr w:type="spellEnd"/>
-      <w:r>
-        <w:rPr>
-          <w:rFonts w:ascii="Courier New" w:hAnsi="Courier New" w:cs="Courier New"/>
-        </w:rPr>
-        <w:t>/</w:t>
-      </w:r>
-      <w:proofErr w:type="spellStart"/>
-      <w:r>
-        <w:rPr>
-          <w:rFonts w:ascii="Courier New" w:hAnsi="Courier New" w:cs="Courier New"/>
-        </w:rPr>
-        <w:t>jalop</w:t>
-      </w:r>
-      <w:proofErr w:type="spellEnd"/>
-      <w:r>
-        <w:rPr>
-          <w:rFonts w:ascii="Courier New" w:hAnsi="Courier New" w:cs="Courier New"/>
-        </w:rPr>
-        <w:t>/test-input/big_payload.txt</w:t>
-      </w:r>
+    </w:p>
+    <w:p>
+      <w:pPr>
+        <w:pStyle w:val="Heading3"/>
+      </w:pPr>
+      <w:bookmarkStart w:id="73" w:name="_Toc202869639"/>
+      <w:r>
+        <w:t>Insert Journal Records</w:t>
+      </w:r>
+      <w:bookmarkEnd w:id="73"/>
     </w:p>
     <w:p>
       <w:pPr>
@@ -29415,16 +29063,12 @@
           <w:rFonts w:ascii="Courier New" w:hAnsi="Courier New" w:cs="Courier New"/>
         </w:rPr>
       </w:pPr>
-    </w:p>
-    <w:p>
-      <w:pPr>
-        <w:pStyle w:val="Heading3"/>
-      </w:pPr>
-      <w:bookmarkStart w:id="74" w:name="_Toc196424763"/>
-      <w:r>
-        <w:t>Check for Java Publisher Records</w:t>
-      </w:r>
-      <w:bookmarkEnd w:id="74"/>
+      <w:r>
+        <w:rPr>
+          <w:rFonts w:ascii="Courier New" w:hAnsi="Courier New" w:cs="Courier New"/>
+        </w:rPr>
+        <w:t>========================================</w:t>
+      </w:r>
     </w:p>
     <w:p>
       <w:pPr>
@@ -29440,7 +29084,64 @@
         <w:rPr>
           <w:rFonts w:ascii="Courier New" w:hAnsi="Courier New" w:cs="Courier New"/>
         </w:rPr>
-        <w:t>==============================================</w:t>
+        <w:lastRenderedPageBreak/>
+        <w:t>$ python generate_records.py journal input/ 100 ~/</w:t>
+      </w:r>
+      <w:proofErr w:type="spellStart"/>
+      <w:r>
+        <w:rPr>
+          <w:rFonts w:ascii="Courier New" w:hAnsi="Courier New" w:cs="Courier New"/>
+        </w:rPr>
+        <w:t>jalop</w:t>
+      </w:r>
+      <w:proofErr w:type="spellEnd"/>
+      <w:r>
+        <w:rPr>
+          <w:rFonts w:ascii="Courier New" w:hAnsi="Courier New" w:cs="Courier New"/>
+        </w:rPr>
+        <w:t>/</w:t>
+      </w:r>
+      <w:proofErr w:type="spellStart"/>
+      <w:r>
+        <w:rPr>
+          <w:rFonts w:ascii="Courier New" w:hAnsi="Courier New" w:cs="Courier New"/>
+        </w:rPr>
+        <w:t>jalop</w:t>
+      </w:r>
+      <w:proofErr w:type="spellEnd"/>
+      <w:r>
+        <w:rPr>
+          <w:rFonts w:ascii="Courier New" w:hAnsi="Courier New" w:cs="Courier New"/>
+        </w:rPr>
+        <w:t>/test-input/sample2.cfg ~/</w:t>
+      </w:r>
+      <w:proofErr w:type="spellStart"/>
+      <w:r>
+        <w:rPr>
+          <w:rFonts w:ascii="Courier New" w:hAnsi="Courier New" w:cs="Courier New"/>
+        </w:rPr>
+        <w:t>jalop</w:t>
+      </w:r>
+      <w:proofErr w:type="spellEnd"/>
+      <w:r>
+        <w:rPr>
+          <w:rFonts w:ascii="Courier New" w:hAnsi="Courier New" w:cs="Courier New"/>
+        </w:rPr>
+        <w:t>/</w:t>
+      </w:r>
+      <w:proofErr w:type="spellStart"/>
+      <w:r>
+        <w:rPr>
+          <w:rFonts w:ascii="Courier New" w:hAnsi="Courier New" w:cs="Courier New"/>
+        </w:rPr>
+        <w:t>jalop</w:t>
+      </w:r>
+      <w:proofErr w:type="spellEnd"/>
+      <w:r>
+        <w:rPr>
+          <w:rFonts w:ascii="Courier New" w:hAnsi="Courier New" w:cs="Courier New"/>
+        </w:rPr>
+        <w:t>/test-input/big_payload.txt</w:t>
       </w:r>
     </w:p>
     <w:p>
@@ -29453,27 +29154,16 @@
           <w:rFonts w:ascii="Courier New" w:hAnsi="Courier New" w:cs="Courier New"/>
         </w:rPr>
       </w:pPr>
-      <w:r>
-        <w:rPr>
-          <w:rFonts w:ascii="Courier New" w:hAnsi="Courier New" w:cs="Courier New"/>
-        </w:rPr>
-        <w:lastRenderedPageBreak/>
-        <w:t>$ ls &lt;</w:t>
-      </w:r>
-      <w:proofErr w:type="spellStart"/>
-      <w:r>
-        <w:rPr>
-          <w:rFonts w:ascii="Courier New" w:hAnsi="Courier New" w:cs="Courier New"/>
-        </w:rPr>
-        <w:t>jjnl_root</w:t>
-      </w:r>
-      <w:proofErr w:type="spellEnd"/>
-      <w:r>
-        <w:rPr>
-          <w:rFonts w:ascii="Courier New" w:hAnsi="Courier New" w:cs="Courier New"/>
-        </w:rPr>
-        <w:t>&gt;/input/audit</w:t>
-      </w:r>
+    </w:p>
+    <w:p>
+      <w:pPr>
+        <w:pStyle w:val="Heading3"/>
+      </w:pPr>
+      <w:bookmarkStart w:id="74" w:name="_Toc202869640"/>
+      <w:r>
+        <w:t>Check for Java Publisher Records</w:t>
+      </w:r>
+      <w:bookmarkEnd w:id="74"/>
     </w:p>
     <w:p>
       <w:pPr>
@@ -29489,21 +29179,7 @@
         <w:rPr>
           <w:rFonts w:ascii="Courier New" w:hAnsi="Courier New" w:cs="Courier New"/>
         </w:rPr>
-        <w:t>$ ls &lt;</w:t>
-      </w:r>
-      <w:proofErr w:type="spellStart"/>
-      <w:r>
-        <w:rPr>
-          <w:rFonts w:ascii="Courier New" w:hAnsi="Courier New" w:cs="Courier New"/>
-        </w:rPr>
-        <w:t>jjnl_root</w:t>
-      </w:r>
-      <w:proofErr w:type="spellEnd"/>
-      <w:r>
-        <w:rPr>
-          <w:rFonts w:ascii="Courier New" w:hAnsi="Courier New" w:cs="Courier New"/>
-        </w:rPr>
-        <w:t>&gt;/input/journal</w:t>
+        <w:t>==============================================</w:t>
       </w:r>
     </w:p>
     <w:p>
@@ -29534,7 +29210,7 @@
         <w:rPr>
           <w:rFonts w:ascii="Courier New" w:hAnsi="Courier New" w:cs="Courier New"/>
         </w:rPr>
-        <w:t>&gt;/input/log</w:t>
+        <w:t>&gt;/input/audit</w:t>
       </w:r>
     </w:p>
     <w:p>
@@ -29547,16 +29223,26 @@
           <w:rFonts w:ascii="Courier New" w:hAnsi="Courier New" w:cs="Courier New"/>
         </w:rPr>
       </w:pPr>
-    </w:p>
-    <w:p>
-      <w:pPr>
-        <w:pStyle w:val="Heading3"/>
-      </w:pPr>
-      <w:bookmarkStart w:id="75" w:name="_Toc196424764"/>
-      <w:r>
-        <w:t>Start Java Publisher</w:t>
-      </w:r>
-      <w:bookmarkEnd w:id="75"/>
+      <w:r>
+        <w:rPr>
+          <w:rFonts w:ascii="Courier New" w:hAnsi="Courier New" w:cs="Courier New"/>
+        </w:rPr>
+        <w:t>$ ls &lt;</w:t>
+      </w:r>
+      <w:proofErr w:type="spellStart"/>
+      <w:r>
+        <w:rPr>
+          <w:rFonts w:ascii="Courier New" w:hAnsi="Courier New" w:cs="Courier New"/>
+        </w:rPr>
+        <w:t>jjnl_root</w:t>
+      </w:r>
+      <w:proofErr w:type="spellEnd"/>
+      <w:r>
+        <w:rPr>
+          <w:rFonts w:ascii="Courier New" w:hAnsi="Courier New" w:cs="Courier New"/>
+        </w:rPr>
+        <w:t>&gt;/input/journal</w:t>
+      </w:r>
     </w:p>
     <w:p>
       <w:pPr>
@@ -29572,7 +29258,21 @@
         <w:rPr>
           <w:rFonts w:ascii="Courier New" w:hAnsi="Courier New" w:cs="Courier New"/>
         </w:rPr>
-        <w:t>========================================</w:t>
+        <w:t>$ ls &lt;</w:t>
+      </w:r>
+      <w:proofErr w:type="spellStart"/>
+      <w:r>
+        <w:rPr>
+          <w:rFonts w:ascii="Courier New" w:hAnsi="Courier New" w:cs="Courier New"/>
+        </w:rPr>
+        <w:t>jjnl_root</w:t>
+      </w:r>
+      <w:proofErr w:type="spellEnd"/>
+      <w:r>
+        <w:rPr>
+          <w:rFonts w:ascii="Courier New" w:hAnsi="Courier New" w:cs="Courier New"/>
+        </w:rPr>
+        <w:t>&gt;/input/log</w:t>
       </w:r>
     </w:p>
     <w:p>
@@ -29585,40 +29285,16 @@
           <w:rFonts w:ascii="Courier New" w:hAnsi="Courier New" w:cs="Courier New"/>
         </w:rPr>
       </w:pPr>
-      <w:r>
-        <w:rPr>
-          <w:rFonts w:ascii="Courier New" w:hAnsi="Courier New" w:cs="Courier New"/>
-        </w:rPr>
-        <w:t>$ cd &lt;</w:t>
-      </w:r>
-      <w:proofErr w:type="spellStart"/>
-      <w:r>
-        <w:rPr>
-          <w:rFonts w:ascii="Courier New" w:hAnsi="Courier New" w:cs="Courier New"/>
-        </w:rPr>
-        <w:t>jjnl_root</w:t>
-      </w:r>
-      <w:proofErr w:type="spellEnd"/>
-      <w:r>
-        <w:rPr>
-          <w:rFonts w:ascii="Courier New" w:hAnsi="Courier New" w:cs="Courier New"/>
-        </w:rPr>
-        <w:t>&gt;/</w:t>
-      </w:r>
-      <w:proofErr w:type="spellStart"/>
-      <w:r>
-        <w:rPr>
-          <w:rFonts w:ascii="Courier New" w:hAnsi="Courier New" w:cs="Courier New"/>
-        </w:rPr>
-        <w:t>jnl_test</w:t>
-      </w:r>
-      <w:proofErr w:type="spellEnd"/>
-      <w:r>
-        <w:rPr>
-          <w:rFonts w:ascii="Courier New" w:hAnsi="Courier New" w:cs="Courier New"/>
-        </w:rPr>
-        <w:t>/</w:t>
-      </w:r>
+    </w:p>
+    <w:p>
+      <w:pPr>
+        <w:pStyle w:val="Heading3"/>
+      </w:pPr>
+      <w:bookmarkStart w:id="75" w:name="_Toc202869641"/>
+      <w:r>
+        <w:t>Start Java Publisher</w:t>
+      </w:r>
+      <w:bookmarkEnd w:id="75"/>
     </w:p>
     <w:p>
       <w:pPr>
@@ -29630,6 +29306,12 @@
           <w:rFonts w:ascii="Courier New" w:hAnsi="Courier New" w:cs="Courier New"/>
         </w:rPr>
       </w:pPr>
+      <w:r>
+        <w:rPr>
+          <w:rFonts w:ascii="Courier New" w:hAnsi="Courier New" w:cs="Courier New"/>
+        </w:rPr>
+        <w:t>========================================</w:t>
+      </w:r>
     </w:p>
     <w:p>
       <w:pPr>
@@ -29645,35 +29327,35 @@
         <w:rPr>
           <w:rFonts w:ascii="Courier New" w:hAnsi="Courier New" w:cs="Courier New"/>
         </w:rPr>
-        <w:t>Make a copy of ./</w:t>
-      </w:r>
-      <w:proofErr w:type="spellStart"/>
-      <w:r>
-        <w:rPr>
-          <w:rFonts w:ascii="Courier New" w:hAnsi="Courier New" w:cs="Courier New"/>
-        </w:rPr>
-        <w:t>src</w:t>
-      </w:r>
-      <w:proofErr w:type="spellEnd"/>
-      <w:r>
-        <w:rPr>
-          <w:rFonts w:ascii="Courier New" w:hAnsi="Courier New" w:cs="Courier New"/>
-        </w:rPr>
-        <w:t>/test/resources/</w:t>
-      </w:r>
-      <w:proofErr w:type="spellStart"/>
-      <w:r>
-        <w:rPr>
-          <w:rFonts w:ascii="Courier New" w:hAnsi="Courier New" w:cs="Courier New"/>
-        </w:rPr>
-        <w:t>sampleListener.json</w:t>
-      </w:r>
-      <w:proofErr w:type="spellEnd"/>
-      <w:r>
-        <w:rPr>
-          <w:rFonts w:ascii="Courier New" w:hAnsi="Courier New" w:cs="Courier New"/>
-        </w:rPr>
-        <w:t xml:space="preserve"> here and update accordingly. This is to avoid changing the sample configuration file in the git source tree.</w:t>
+        <w:t>$ cd &lt;</w:t>
+      </w:r>
+      <w:proofErr w:type="spellStart"/>
+      <w:r>
+        <w:rPr>
+          <w:rFonts w:ascii="Courier New" w:hAnsi="Courier New" w:cs="Courier New"/>
+        </w:rPr>
+        <w:t>jjnl_root</w:t>
+      </w:r>
+      <w:proofErr w:type="spellEnd"/>
+      <w:r>
+        <w:rPr>
+          <w:rFonts w:ascii="Courier New" w:hAnsi="Courier New" w:cs="Courier New"/>
+        </w:rPr>
+        <w:t>&gt;/</w:t>
+      </w:r>
+      <w:proofErr w:type="spellStart"/>
+      <w:r>
+        <w:rPr>
+          <w:rFonts w:ascii="Courier New" w:hAnsi="Courier New" w:cs="Courier New"/>
+        </w:rPr>
+        <w:t>jnl_test</w:t>
+      </w:r>
+      <w:proofErr w:type="spellEnd"/>
+      <w:r>
+        <w:rPr>
+          <w:rFonts w:ascii="Courier New" w:hAnsi="Courier New" w:cs="Courier New"/>
+        </w:rPr>
+        <w:t>/</w:t>
       </w:r>
     </w:p>
     <w:p>
@@ -29701,19 +29383,21 @@
         <w:rPr>
           <w:rFonts w:ascii="Courier New" w:hAnsi="Courier New" w:cs="Courier New"/>
         </w:rPr>
-        <w:t>$</w:t>
-      </w:r>
-      <w:r>
-        <w:rPr>
-          <w:rFonts w:ascii="Courier New" w:hAnsi="Courier New" w:cs="Courier New"/>
-        </w:rPr>
-        <w:t xml:space="preserve"> </w:t>
-      </w:r>
-      <w:r>
-        <w:rPr>
-          <w:rFonts w:ascii="Courier New" w:hAnsi="Courier New" w:cs="Courier New"/>
-        </w:rPr>
-        <w:t xml:space="preserve">java –jar jnl_test-1.1.01.jar </w:t>
+        <w:t>Make a copy of ./</w:t>
+      </w:r>
+      <w:proofErr w:type="spellStart"/>
+      <w:r>
+        <w:rPr>
+          <w:rFonts w:ascii="Courier New" w:hAnsi="Courier New" w:cs="Courier New"/>
+        </w:rPr>
+        <w:t>src</w:t>
+      </w:r>
+      <w:proofErr w:type="spellEnd"/>
+      <w:r>
+        <w:rPr>
+          <w:rFonts w:ascii="Courier New" w:hAnsi="Courier New" w:cs="Courier New"/>
+        </w:rPr>
+        <w:t>/test/resources/</w:t>
       </w:r>
       <w:proofErr w:type="spellStart"/>
       <w:r>
@@ -29723,6 +29407,12 @@
         <w:t>sampleListener.json</w:t>
       </w:r>
       <w:proofErr w:type="spellEnd"/>
+      <w:r>
+        <w:rPr>
+          <w:rFonts w:ascii="Courier New" w:hAnsi="Courier New" w:cs="Courier New"/>
+        </w:rPr>
+        <w:t xml:space="preserve"> here and update accordingly. This is to avoid changing the sample configuration file in the git source tree.</w:t>
+      </w:r>
     </w:p>
     <w:p>
       <w:pPr>
@@ -29737,16 +29427,6 @@
     </w:p>
     <w:p>
       <w:pPr>
-        <w:pStyle w:val="Heading3"/>
-      </w:pPr>
-      <w:bookmarkStart w:id="76" w:name="_Toc196424765"/>
-      <w:r>
-        <w:t>Start Java Subscriber</w:t>
-      </w:r>
-      <w:bookmarkEnd w:id="76"/>
-    </w:p>
-    <w:p>
-      <w:pPr>
         <w:autoSpaceDE w:val="0"/>
         <w:autoSpaceDN w:val="0"/>
         <w:adjustRightInd w:val="0"/>
@@ -29759,8 +29439,28 @@
         <w:rPr>
           <w:rFonts w:ascii="Courier New" w:hAnsi="Courier New" w:cs="Courier New"/>
         </w:rPr>
-        <w:t>=========================================</w:t>
-      </w:r>
+        <w:t>$</w:t>
+      </w:r>
+      <w:r>
+        <w:rPr>
+          <w:rFonts w:ascii="Courier New" w:hAnsi="Courier New" w:cs="Courier New"/>
+        </w:rPr>
+        <w:t xml:space="preserve"> </w:t>
+      </w:r>
+      <w:r>
+        <w:rPr>
+          <w:rFonts w:ascii="Courier New" w:hAnsi="Courier New" w:cs="Courier New"/>
+        </w:rPr>
+        <w:t xml:space="preserve">java –jar jnl_test-1.1.01.jar </w:t>
+      </w:r>
+      <w:proofErr w:type="spellStart"/>
+      <w:r>
+        <w:rPr>
+          <w:rFonts w:ascii="Courier New" w:hAnsi="Courier New" w:cs="Courier New"/>
+        </w:rPr>
+        <w:t>sampleListener.json</w:t>
+      </w:r>
+      <w:proofErr w:type="spellEnd"/>
     </w:p>
     <w:p>
       <w:pPr>
@@ -29772,54 +29472,16 @@
           <w:rFonts w:ascii="Courier New" w:hAnsi="Courier New" w:cs="Courier New"/>
         </w:rPr>
       </w:pPr>
-      <w:r>
-        <w:rPr>
-          <w:rFonts w:ascii="Courier New" w:hAnsi="Courier New" w:cs="Courier New"/>
-        </w:rPr>
-        <w:t>$ cd &lt;</w:t>
-      </w:r>
-      <w:proofErr w:type="spellStart"/>
-      <w:r>
-        <w:rPr>
-          <w:rFonts w:ascii="Courier New" w:hAnsi="Courier New" w:cs="Courier New"/>
-        </w:rPr>
-        <w:t>jalop_root</w:t>
-      </w:r>
-      <w:proofErr w:type="spellEnd"/>
-      <w:r>
-        <w:rPr>
-          <w:rFonts w:ascii="Courier New" w:hAnsi="Courier New" w:cs="Courier New"/>
-        </w:rPr>
-        <w:t>&gt;/</w:t>
-      </w:r>
-      <w:proofErr w:type="spellStart"/>
-      <w:r>
-        <w:rPr>
-          <w:rFonts w:ascii="Courier New" w:hAnsi="Courier New" w:cs="Courier New"/>
-        </w:rPr>
-        <w:t>jjnl</w:t>
-      </w:r>
-      <w:proofErr w:type="spellEnd"/>
-      <w:r>
-        <w:rPr>
-          <w:rFonts w:ascii="Courier New" w:hAnsi="Courier New" w:cs="Courier New"/>
-        </w:rPr>
-        <w:t>/</w:t>
-      </w:r>
-      <w:proofErr w:type="spellStart"/>
-      <w:r>
-        <w:rPr>
-          <w:rFonts w:ascii="Courier New" w:hAnsi="Courier New" w:cs="Courier New"/>
-        </w:rPr>
-        <w:t>jnl_test</w:t>
-      </w:r>
-      <w:proofErr w:type="spellEnd"/>
-      <w:r>
-        <w:rPr>
-          <w:rFonts w:ascii="Courier New" w:hAnsi="Courier New" w:cs="Courier New"/>
-        </w:rPr>
-        <w:t>/</w:t>
-      </w:r>
+    </w:p>
+    <w:p>
+      <w:pPr>
+        <w:pStyle w:val="Heading3"/>
+      </w:pPr>
+      <w:bookmarkStart w:id="76" w:name="_Toc202869642"/>
+      <w:r>
+        <w:t>Start Java Subscriber</w:t>
+      </w:r>
+      <w:bookmarkEnd w:id="76"/>
     </w:p>
     <w:p>
       <w:pPr>
@@ -29831,6 +29493,12 @@
           <w:rFonts w:ascii="Courier New" w:hAnsi="Courier New" w:cs="Courier New"/>
         </w:rPr>
       </w:pPr>
+      <w:r>
+        <w:rPr>
+          <w:rFonts w:ascii="Courier New" w:hAnsi="Courier New" w:cs="Courier New"/>
+        </w:rPr>
+        <w:t>=========================================</w:t>
+      </w:r>
     </w:p>
     <w:p>
       <w:pPr>
@@ -29846,7 +29514,35 @@
         <w:rPr>
           <w:rFonts w:ascii="Courier New" w:hAnsi="Courier New" w:cs="Courier New"/>
         </w:rPr>
-        <w:t>Make a copy of ./</w:t>
+        <w:t>$ cd &lt;</w:t>
+      </w:r>
+      <w:proofErr w:type="spellStart"/>
+      <w:r>
+        <w:rPr>
+          <w:rFonts w:ascii="Courier New" w:hAnsi="Courier New" w:cs="Courier New"/>
+        </w:rPr>
+        <w:t>jalop_root</w:t>
+      </w:r>
+      <w:proofErr w:type="spellEnd"/>
+      <w:r>
+        <w:rPr>
+          <w:rFonts w:ascii="Courier New" w:hAnsi="Courier New" w:cs="Courier New"/>
+        </w:rPr>
+        <w:t>&gt;/</w:t>
+      </w:r>
+      <w:proofErr w:type="spellStart"/>
+      <w:r>
+        <w:rPr>
+          <w:rFonts w:ascii="Courier New" w:hAnsi="Courier New" w:cs="Courier New"/>
+        </w:rPr>
+        <w:t>jjnl</w:t>
+      </w:r>
+      <w:proofErr w:type="spellEnd"/>
+      <w:r>
+        <w:rPr>
+          <w:rFonts w:ascii="Courier New" w:hAnsi="Courier New" w:cs="Courier New"/>
+        </w:rPr>
+        <w:t>/</w:t>
       </w:r>
       <w:proofErr w:type="spellStart"/>
       <w:r>
@@ -29860,21 +29556,7 @@
         <w:rPr>
           <w:rFonts w:ascii="Courier New" w:hAnsi="Courier New" w:cs="Courier New"/>
         </w:rPr>
-        <w:t>/target/test-classes/</w:t>
-      </w:r>
-      <w:proofErr w:type="spellStart"/>
-      <w:r>
-        <w:rPr>
-          <w:rFonts w:ascii="Courier New" w:hAnsi="Courier New" w:cs="Courier New"/>
-        </w:rPr>
-        <w:t>sampleSubscriber.json</w:t>
-      </w:r>
-      <w:proofErr w:type="spellEnd"/>
-      <w:r>
-        <w:rPr>
-          <w:rFonts w:ascii="Courier New" w:hAnsi="Courier New" w:cs="Courier New"/>
-        </w:rPr>
-        <w:t xml:space="preserve"> here and update accordingly. This is to avoid changing the sample configuration file in the git source tree.</w:t>
+        <w:t>/</w:t>
       </w:r>
     </w:p>
     <w:p>
@@ -29902,33 +29584,35 @@
         <w:rPr>
           <w:rFonts w:ascii="Courier New" w:hAnsi="Courier New" w:cs="Courier New"/>
         </w:rPr>
-        <w:t>java -jar target/jnl_te</w:t>
-      </w:r>
-      <w:r>
-        <w:rPr>
-          <w:rFonts w:ascii="Courier New" w:hAnsi="Courier New" w:cs="Courier New"/>
-        </w:rPr>
-        <w:t>st-1.1.0.1.jar ./</w:t>
-      </w:r>
-      <w:proofErr w:type="spellStart"/>
-      <w:r>
-        <w:rPr>
-          <w:rFonts w:ascii="Courier New" w:hAnsi="Courier New" w:cs="Courier New"/>
-        </w:rPr>
-        <w:t>sampleSubscriber</w:t>
-      </w:r>
-      <w:r>
-        <w:rPr>
-          <w:rFonts w:ascii="Courier New" w:hAnsi="Courier New" w:cs="Courier New"/>
-        </w:rPr>
-        <w:t>.json</w:t>
-      </w:r>
-      <w:proofErr w:type="spellEnd"/>
-      <w:r>
-        <w:rPr>
-          <w:rFonts w:ascii="Courier New" w:hAnsi="Courier New" w:cs="Courier New"/>
-        </w:rPr>
-        <w:t xml:space="preserve"> 2&gt;&amp;1 | tee subscriber.log</w:t>
+        <w:t>Make a copy of ./</w:t>
+      </w:r>
+      <w:proofErr w:type="spellStart"/>
+      <w:r>
+        <w:rPr>
+          <w:rFonts w:ascii="Courier New" w:hAnsi="Courier New" w:cs="Courier New"/>
+        </w:rPr>
+        <w:t>jnl_test</w:t>
+      </w:r>
+      <w:proofErr w:type="spellEnd"/>
+      <w:r>
+        <w:rPr>
+          <w:rFonts w:ascii="Courier New" w:hAnsi="Courier New" w:cs="Courier New"/>
+        </w:rPr>
+        <w:t>/target/test-classes/</w:t>
+      </w:r>
+      <w:proofErr w:type="spellStart"/>
+      <w:r>
+        <w:rPr>
+          <w:rFonts w:ascii="Courier New" w:hAnsi="Courier New" w:cs="Courier New"/>
+        </w:rPr>
+        <w:t>sampleSubscriber.json</w:t>
+      </w:r>
+      <w:proofErr w:type="spellEnd"/>
+      <w:r>
+        <w:rPr>
+          <w:rFonts w:ascii="Courier New" w:hAnsi="Courier New" w:cs="Courier New"/>
+        </w:rPr>
+        <w:t xml:space="preserve"> here and update accordingly. This is to avoid changing the sample configuration file in the git source tree.</w:t>
       </w:r>
     </w:p>
     <w:p>
@@ -29944,29 +29628,6 @@
     </w:p>
     <w:p>
       <w:pPr>
-        <w:pStyle w:val="Heading2"/>
-      </w:pPr>
-      <w:bookmarkStart w:id="77" w:name="_Toc314563111"/>
-      <w:bookmarkStart w:id="78" w:name="_Toc196424766"/>
-      <w:r>
-        <w:t>Run</w:t>
-      </w:r>
-      <w:r>
-        <w:t xml:space="preserve"> C Publisher (</w:t>
-      </w:r>
-      <w:proofErr w:type="spellStart"/>
-      <w:r>
-        <w:t>jald</w:t>
-      </w:r>
-      <w:proofErr w:type="spellEnd"/>
-      <w:r>
-        <w:t>) with GDB</w:t>
-      </w:r>
-      <w:bookmarkEnd w:id="77"/>
-      <w:bookmarkEnd w:id="78"/>
-    </w:p>
-    <w:p>
-      <w:pPr>
         <w:autoSpaceDE w:val="0"/>
         <w:autoSpaceDN w:val="0"/>
         <w:adjustRightInd w:val="0"/>
@@ -29979,7 +29640,33 @@
         <w:rPr>
           <w:rFonts w:ascii="Courier New" w:hAnsi="Courier New" w:cs="Courier New"/>
         </w:rPr>
-        <w:t>========================================</w:t>
+        <w:t>java -jar target/jnl_te</w:t>
+      </w:r>
+      <w:r>
+        <w:rPr>
+          <w:rFonts w:ascii="Courier New" w:hAnsi="Courier New" w:cs="Courier New"/>
+        </w:rPr>
+        <w:t>st-1.1.0.1.jar ./</w:t>
+      </w:r>
+      <w:proofErr w:type="spellStart"/>
+      <w:r>
+        <w:rPr>
+          <w:rFonts w:ascii="Courier New" w:hAnsi="Courier New" w:cs="Courier New"/>
+        </w:rPr>
+        <w:t>sampleSubscriber</w:t>
+      </w:r>
+      <w:r>
+        <w:rPr>
+          <w:rFonts w:ascii="Courier New" w:hAnsi="Courier New" w:cs="Courier New"/>
+        </w:rPr>
+        <w:t>.json</w:t>
+      </w:r>
+      <w:proofErr w:type="spellEnd"/>
+      <w:r>
+        <w:rPr>
+          <w:rFonts w:ascii="Courier New" w:hAnsi="Courier New" w:cs="Courier New"/>
+        </w:rPr>
+        <w:t xml:space="preserve"> 2&gt;&amp;1 | tee subscriber.log</w:t>
       </w:r>
     </w:p>
     <w:p>
@@ -29992,54 +29679,29 @@
           <w:rFonts w:ascii="Courier New" w:hAnsi="Courier New" w:cs="Courier New"/>
         </w:rPr>
       </w:pPr>
-      <w:r>
-        <w:rPr>
-          <w:rFonts w:ascii="Courier New" w:hAnsi="Courier New" w:cs="Courier New"/>
-        </w:rPr>
-        <w:t>$ export LD_LIBRARY_PATH="/home/</w:t>
-      </w:r>
-      <w:proofErr w:type="spellStart"/>
-      <w:r>
-        <w:rPr>
-          <w:rFonts w:ascii="Courier New" w:hAnsi="Courier New" w:cs="Courier New"/>
-        </w:rPr>
-        <w:t>marefin</w:t>
-      </w:r>
-      <w:proofErr w:type="spellEnd"/>
-      <w:r>
-        <w:rPr>
-          <w:rFonts w:ascii="Courier New" w:hAnsi="Courier New" w:cs="Courier New"/>
-        </w:rPr>
-        <w:t>/</w:t>
-      </w:r>
-      <w:proofErr w:type="spellStart"/>
-      <w:r>
-        <w:rPr>
-          <w:rFonts w:ascii="Courier New" w:hAnsi="Courier New" w:cs="Courier New"/>
-        </w:rPr>
-        <w:t>jalop</w:t>
-      </w:r>
-      <w:proofErr w:type="spellEnd"/>
-      <w:r>
-        <w:rPr>
-          <w:rFonts w:ascii="Courier New" w:hAnsi="Courier New" w:cs="Courier New"/>
-        </w:rPr>
-        <w:t>/</w:t>
-      </w:r>
-      <w:proofErr w:type="spellStart"/>
-      <w:r>
-        <w:rPr>
-          <w:rFonts w:ascii="Courier New" w:hAnsi="Courier New" w:cs="Courier New"/>
-        </w:rPr>
-        <w:t>jalop</w:t>
-      </w:r>
-      <w:proofErr w:type="spellEnd"/>
-      <w:r>
-        <w:rPr>
-          <w:rFonts w:ascii="Courier New" w:hAnsi="Courier New" w:cs="Courier New"/>
-        </w:rPr>
-        <w:t>/debug/lib/"</w:t>
-      </w:r>
+    </w:p>
+    <w:p>
+      <w:pPr>
+        <w:pStyle w:val="Heading2"/>
+      </w:pPr>
+      <w:bookmarkStart w:id="77" w:name="_Toc314563111"/>
+      <w:bookmarkStart w:id="78" w:name="_Toc202869643"/>
+      <w:r>
+        <w:t>Run</w:t>
+      </w:r>
+      <w:r>
+        <w:t xml:space="preserve"> C Publisher (</w:t>
+      </w:r>
+      <w:proofErr w:type="spellStart"/>
+      <w:r>
+        <w:t>jald</w:t>
+      </w:r>
+      <w:proofErr w:type="spellEnd"/>
+      <w:r>
+        <w:t>) with GDB</w:t>
+      </w:r>
+      <w:bookmarkEnd w:id="77"/>
+      <w:bookmarkEnd w:id="78"/>
     </w:p>
     <w:p>
       <w:pPr>
@@ -30055,83 +29717,7 @@
         <w:rPr>
           <w:rFonts w:ascii="Courier New" w:hAnsi="Courier New" w:cs="Courier New"/>
         </w:rPr>
-        <w:t xml:space="preserve">$ </w:t>
-      </w:r>
-      <w:proofErr w:type="spellStart"/>
-      <w:r>
-        <w:rPr>
-          <w:rFonts w:ascii="Courier New" w:hAnsi="Courier New" w:cs="Courier New"/>
-        </w:rPr>
-        <w:t>gdb</w:t>
-      </w:r>
-      <w:proofErr w:type="spellEnd"/>
-      <w:r>
-        <w:rPr>
-          <w:rFonts w:ascii="Courier New" w:hAnsi="Courier New" w:cs="Courier New"/>
-        </w:rPr>
-        <w:t xml:space="preserve"> -ex=r --</w:t>
-      </w:r>
-      <w:proofErr w:type="spellStart"/>
-      <w:proofErr w:type="gramStart"/>
-      <w:r>
-        <w:rPr>
-          <w:rFonts w:ascii="Courier New" w:hAnsi="Courier New" w:cs="Courier New"/>
-        </w:rPr>
-        <w:t>args</w:t>
-      </w:r>
-      <w:proofErr w:type="spellEnd"/>
-      <w:r>
-        <w:rPr>
-          <w:rFonts w:ascii="Courier New" w:hAnsi="Courier New" w:cs="Courier New"/>
-        </w:rPr>
-        <w:t xml:space="preserve"> .</w:t>
-      </w:r>
-      <w:proofErr w:type="gramEnd"/>
-      <w:r>
-        <w:rPr>
-          <w:rFonts w:ascii="Courier New" w:hAnsi="Courier New" w:cs="Courier New"/>
-        </w:rPr>
-        <w:t>/debug/bin/</w:t>
-      </w:r>
-      <w:proofErr w:type="spellStart"/>
-      <w:r>
-        <w:rPr>
-          <w:rFonts w:ascii="Courier New" w:hAnsi="Courier New" w:cs="Courier New"/>
-        </w:rPr>
-        <w:t>jald</w:t>
-      </w:r>
-      <w:proofErr w:type="spellEnd"/>
-      <w:r>
-        <w:rPr>
-          <w:rFonts w:ascii="Courier New" w:hAnsi="Courier New" w:cs="Courier New"/>
-        </w:rPr>
-        <w:t xml:space="preserve"> -d </w:t>
-      </w:r>
-      <w:r>
-        <w:rPr>
-          <w:rFonts w:ascii="Courier New" w:hAnsi="Courier New" w:cs="Courier New"/>
-        </w:rPr>
-        <w:t xml:space="preserve">-s </w:t>
-      </w:r>
-      <w:r>
-        <w:rPr>
-          <w:rFonts w:ascii="Courier New" w:hAnsi="Courier New" w:cs="Courier New"/>
-        </w:rPr>
-        <w:t>-c ./</w:t>
-      </w:r>
-      <w:proofErr w:type="spellStart"/>
-      <w:r>
-        <w:rPr>
-          <w:rFonts w:ascii="Courier New" w:hAnsi="Courier New" w:cs="Courier New"/>
-        </w:rPr>
-        <w:t>jald.cfg</w:t>
-      </w:r>
-      <w:proofErr w:type="spellEnd"/>
-      <w:r>
-        <w:rPr>
-          <w:rFonts w:ascii="Courier New" w:hAnsi="Courier New" w:cs="Courier New"/>
-        </w:rPr>
-        <w:t xml:space="preserve"> --no-daemon</w:t>
+        <w:t>========================================</w:t>
       </w:r>
     </w:p>
     <w:p>
@@ -30144,37 +29730,54 @@
           <w:rFonts w:ascii="Courier New" w:hAnsi="Courier New" w:cs="Courier New"/>
         </w:rPr>
       </w:pPr>
-    </w:p>
-    <w:p>
-      <w:pPr>
-        <w:pStyle w:val="Heading2"/>
-      </w:pPr>
-      <w:bookmarkStart w:id="79" w:name="_Toc712841538"/>
-      <w:bookmarkStart w:id="80" w:name="_Toc196424767"/>
-      <w:r>
-        <w:t xml:space="preserve">Run </w:t>
-      </w:r>
-      <w:r>
-        <w:t>C</w:t>
-      </w:r>
-      <w:r>
-        <w:t xml:space="preserve"> Publisher (</w:t>
-      </w:r>
-      <w:proofErr w:type="spellStart"/>
-      <w:r>
-        <w:t>jald</w:t>
-      </w:r>
-      <w:proofErr w:type="spellEnd"/>
-      <w:r>
-        <w:t xml:space="preserve">) with </w:t>
-      </w:r>
-      <w:proofErr w:type="spellStart"/>
-      <w:r>
-        <w:t>Valgrind</w:t>
-      </w:r>
-      <w:bookmarkEnd w:id="79"/>
-      <w:bookmarkEnd w:id="80"/>
-      <w:proofErr w:type="spellEnd"/>
+      <w:r>
+        <w:rPr>
+          <w:rFonts w:ascii="Courier New" w:hAnsi="Courier New" w:cs="Courier New"/>
+        </w:rPr>
+        <w:t>$ export LD_LIBRARY_PATH="/home/</w:t>
+      </w:r>
+      <w:proofErr w:type="spellStart"/>
+      <w:r>
+        <w:rPr>
+          <w:rFonts w:ascii="Courier New" w:hAnsi="Courier New" w:cs="Courier New"/>
+        </w:rPr>
+        <w:t>marefin</w:t>
+      </w:r>
+      <w:proofErr w:type="spellEnd"/>
+      <w:r>
+        <w:rPr>
+          <w:rFonts w:ascii="Courier New" w:hAnsi="Courier New" w:cs="Courier New"/>
+        </w:rPr>
+        <w:t>/</w:t>
+      </w:r>
+      <w:proofErr w:type="spellStart"/>
+      <w:r>
+        <w:rPr>
+          <w:rFonts w:ascii="Courier New" w:hAnsi="Courier New" w:cs="Courier New"/>
+        </w:rPr>
+        <w:t>jalop</w:t>
+      </w:r>
+      <w:proofErr w:type="spellEnd"/>
+      <w:r>
+        <w:rPr>
+          <w:rFonts w:ascii="Courier New" w:hAnsi="Courier New" w:cs="Courier New"/>
+        </w:rPr>
+        <w:t>/</w:t>
+      </w:r>
+      <w:proofErr w:type="spellStart"/>
+      <w:r>
+        <w:rPr>
+          <w:rFonts w:ascii="Courier New" w:hAnsi="Courier New" w:cs="Courier New"/>
+        </w:rPr>
+        <w:t>jalop</w:t>
+      </w:r>
+      <w:proofErr w:type="spellEnd"/>
+      <w:r>
+        <w:rPr>
+          <w:rFonts w:ascii="Courier New" w:hAnsi="Courier New" w:cs="Courier New"/>
+        </w:rPr>
+        <w:t>/debug/lib/"</w:t>
+      </w:r>
     </w:p>
     <w:p>
       <w:pPr>
@@ -30190,7 +29793,83 @@
         <w:rPr>
           <w:rFonts w:ascii="Courier New" w:hAnsi="Courier New" w:cs="Courier New"/>
         </w:rPr>
-        <w:t>======================================</w:t>
+        <w:t xml:space="preserve">$ </w:t>
+      </w:r>
+      <w:proofErr w:type="spellStart"/>
+      <w:r>
+        <w:rPr>
+          <w:rFonts w:ascii="Courier New" w:hAnsi="Courier New" w:cs="Courier New"/>
+        </w:rPr>
+        <w:t>gdb</w:t>
+      </w:r>
+      <w:proofErr w:type="spellEnd"/>
+      <w:r>
+        <w:rPr>
+          <w:rFonts w:ascii="Courier New" w:hAnsi="Courier New" w:cs="Courier New"/>
+        </w:rPr>
+        <w:t xml:space="preserve"> -ex=r --</w:t>
+      </w:r>
+      <w:proofErr w:type="spellStart"/>
+      <w:proofErr w:type="gramStart"/>
+      <w:r>
+        <w:rPr>
+          <w:rFonts w:ascii="Courier New" w:hAnsi="Courier New" w:cs="Courier New"/>
+        </w:rPr>
+        <w:t>args</w:t>
+      </w:r>
+      <w:proofErr w:type="spellEnd"/>
+      <w:r>
+        <w:rPr>
+          <w:rFonts w:ascii="Courier New" w:hAnsi="Courier New" w:cs="Courier New"/>
+        </w:rPr>
+        <w:t xml:space="preserve"> .</w:t>
+      </w:r>
+      <w:proofErr w:type="gramEnd"/>
+      <w:r>
+        <w:rPr>
+          <w:rFonts w:ascii="Courier New" w:hAnsi="Courier New" w:cs="Courier New"/>
+        </w:rPr>
+        <w:t>/debug/bin/</w:t>
+      </w:r>
+      <w:proofErr w:type="spellStart"/>
+      <w:r>
+        <w:rPr>
+          <w:rFonts w:ascii="Courier New" w:hAnsi="Courier New" w:cs="Courier New"/>
+        </w:rPr>
+        <w:t>jald</w:t>
+      </w:r>
+      <w:proofErr w:type="spellEnd"/>
+      <w:r>
+        <w:rPr>
+          <w:rFonts w:ascii="Courier New" w:hAnsi="Courier New" w:cs="Courier New"/>
+        </w:rPr>
+        <w:t xml:space="preserve"> -d </w:t>
+      </w:r>
+      <w:r>
+        <w:rPr>
+          <w:rFonts w:ascii="Courier New" w:hAnsi="Courier New" w:cs="Courier New"/>
+        </w:rPr>
+        <w:t xml:space="preserve">-s </w:t>
+      </w:r>
+      <w:r>
+        <w:rPr>
+          <w:rFonts w:ascii="Courier New" w:hAnsi="Courier New" w:cs="Courier New"/>
+        </w:rPr>
+        <w:t>-c ./</w:t>
+      </w:r>
+      <w:proofErr w:type="spellStart"/>
+      <w:r>
+        <w:rPr>
+          <w:rFonts w:ascii="Courier New" w:hAnsi="Courier New" w:cs="Courier New"/>
+        </w:rPr>
+        <w:t>jald.cfg</w:t>
+      </w:r>
+      <w:proofErr w:type="spellEnd"/>
+      <w:r>
+        <w:rPr>
+          <w:rFonts w:ascii="Courier New" w:hAnsi="Courier New" w:cs="Courier New"/>
+        </w:rPr>
+        <w:t xml:space="preserve"> --no-daemon</w:t>
       </w:r>
     </w:p>
     <w:p>
@@ -30203,108 +29882,37 @@
           <w:rFonts w:ascii="Courier New" w:hAnsi="Courier New" w:cs="Courier New"/>
         </w:rPr>
       </w:pPr>
-      <w:r>
-        <w:rPr>
-          <w:rFonts w:ascii="Courier New" w:hAnsi="Courier New" w:cs="Courier New"/>
-        </w:rPr>
-        <w:t xml:space="preserve">$ </w:t>
-      </w:r>
-      <w:proofErr w:type="spellStart"/>
-      <w:r>
-        <w:rPr>
-          <w:rFonts w:ascii="Courier New" w:hAnsi="Courier New" w:cs="Courier New"/>
-        </w:rPr>
-        <w:t>valgrind</w:t>
-      </w:r>
-      <w:proofErr w:type="spellEnd"/>
-      <w:r>
-        <w:rPr>
-          <w:rFonts w:ascii="Courier New" w:hAnsi="Courier New" w:cs="Courier New"/>
-        </w:rPr>
-        <w:t xml:space="preserve"> --tool=</w:t>
-      </w:r>
-      <w:proofErr w:type="spellStart"/>
-      <w:r>
-        <w:rPr>
-          <w:rFonts w:ascii="Courier New" w:hAnsi="Courier New" w:cs="Courier New"/>
-        </w:rPr>
-        <w:t>memcheck</w:t>
-      </w:r>
-      <w:proofErr w:type="spellEnd"/>
-      <w:r>
-        <w:rPr>
-          <w:rFonts w:ascii="Courier New" w:hAnsi="Courier New" w:cs="Courier New"/>
-        </w:rPr>
-        <w:t xml:space="preserve"> --leak-check=full --verbose --track-origins=yes --log-file=</w:t>
-      </w:r>
-      <w:proofErr w:type="gramStart"/>
-      <w:r>
-        <w:rPr>
-          <w:rFonts w:ascii="Courier New" w:hAnsi="Courier New" w:cs="Courier New"/>
-        </w:rPr>
-        <w:t>valgrind_out.txt .</w:t>
-      </w:r>
-      <w:proofErr w:type="gramEnd"/>
-      <w:r>
-        <w:rPr>
-          <w:rFonts w:ascii="Courier New" w:hAnsi="Courier New" w:cs="Courier New"/>
-        </w:rPr>
-        <w:t>/debug/bin/</w:t>
-      </w:r>
-      <w:proofErr w:type="spellStart"/>
-      <w:r>
-        <w:rPr>
-          <w:rFonts w:ascii="Courier New" w:hAnsi="Courier New" w:cs="Courier New"/>
-        </w:rPr>
+    </w:p>
+    <w:p>
+      <w:pPr>
+        <w:pStyle w:val="Heading2"/>
+      </w:pPr>
+      <w:bookmarkStart w:id="79" w:name="_Toc712841538"/>
+      <w:bookmarkStart w:id="80" w:name="_Toc202869644"/>
+      <w:r>
+        <w:t xml:space="preserve">Run </w:t>
+      </w:r>
+      <w:r>
+        <w:t>C</w:t>
+      </w:r>
+      <w:r>
+        <w:t xml:space="preserve"> Publisher (</w:t>
+      </w:r>
+      <w:proofErr w:type="spellStart"/>
+      <w:r>
         <w:t>jald</w:t>
       </w:r>
       <w:proofErr w:type="spellEnd"/>
       <w:r>
-        <w:rPr>
-          <w:rFonts w:ascii="Courier New" w:hAnsi="Courier New" w:cs="Courier New"/>
-        </w:rPr>
-        <w:t xml:space="preserve"> -</w:t>
-      </w:r>
-      <w:proofErr w:type="gramStart"/>
-      <w:r>
-        <w:rPr>
-          <w:rFonts w:ascii="Courier New" w:hAnsi="Courier New" w:cs="Courier New"/>
-        </w:rPr>
-        <w:t xml:space="preserve">d </w:t>
-      </w:r>
-      <w:r>
-        <w:rPr>
-          <w:rFonts w:ascii="Courier New" w:hAnsi="Courier New" w:cs="Courier New"/>
-        </w:rPr>
-        <w:t xml:space="preserve">-s </w:t>
-      </w:r>
-      <w:r>
-        <w:rPr>
-          <w:rFonts w:ascii="Courier New" w:hAnsi="Courier New" w:cs="Courier New"/>
-        </w:rPr>
-        <w:t>-c</w:t>
-      </w:r>
-      <w:proofErr w:type="gramEnd"/>
-      <w:r>
-        <w:rPr>
-          <w:rFonts w:ascii="Courier New" w:hAnsi="Courier New" w:cs="Courier New"/>
-        </w:rPr>
-        <w:t xml:space="preserve"> ./</w:t>
-      </w:r>
-      <w:proofErr w:type="spellStart"/>
-      <w:r>
-        <w:rPr>
-          <w:rFonts w:ascii="Courier New" w:hAnsi="Courier New" w:cs="Courier New"/>
-        </w:rPr>
-        <w:t>jald.cfg</w:t>
-      </w:r>
-      <w:proofErr w:type="spellEnd"/>
-      <w:r>
-        <w:rPr>
-          <w:rFonts w:ascii="Courier New" w:hAnsi="Courier New" w:cs="Courier New"/>
-        </w:rPr>
-        <w:t xml:space="preserve"> --no-daemon</w:t>
-      </w:r>
+        <w:t xml:space="preserve">) with </w:t>
+      </w:r>
+      <w:proofErr w:type="spellStart"/>
+      <w:r>
+        <w:t>Valgrind</w:t>
+      </w:r>
+      <w:bookmarkEnd w:id="79"/>
+      <w:bookmarkEnd w:id="80"/>
+      <w:proofErr w:type="spellEnd"/>
     </w:p>
     <w:p>
       <w:pPr>
@@ -30316,13 +29924,143 @@
           <w:rFonts w:ascii="Courier New" w:hAnsi="Courier New" w:cs="Courier New"/>
         </w:rPr>
       </w:pPr>
+      <w:r>
+        <w:rPr>
+          <w:rFonts w:ascii="Courier New" w:hAnsi="Courier New" w:cs="Courier New"/>
+        </w:rPr>
+        <w:t>======================================</w:t>
+      </w:r>
+    </w:p>
+    <w:p>
+      <w:pPr>
+        <w:autoSpaceDE w:val="0"/>
+        <w:autoSpaceDN w:val="0"/>
+        <w:adjustRightInd w:val="0"/>
+        <w:spacing w:after="0" w:line="240" w:lineRule="auto"/>
+        <w:rPr>
+          <w:rFonts w:ascii="Courier New" w:hAnsi="Courier New" w:cs="Courier New"/>
+        </w:rPr>
+      </w:pPr>
+      <w:r>
+        <w:rPr>
+          <w:rFonts w:ascii="Courier New" w:hAnsi="Courier New" w:cs="Courier New"/>
+        </w:rPr>
+        <w:t xml:space="preserve">$ </w:t>
+      </w:r>
+      <w:proofErr w:type="spellStart"/>
+      <w:r>
+        <w:rPr>
+          <w:rFonts w:ascii="Courier New" w:hAnsi="Courier New" w:cs="Courier New"/>
+        </w:rPr>
+        <w:t>valgrind</w:t>
+      </w:r>
+      <w:proofErr w:type="spellEnd"/>
+      <w:r>
+        <w:rPr>
+          <w:rFonts w:ascii="Courier New" w:hAnsi="Courier New" w:cs="Courier New"/>
+        </w:rPr>
+        <w:t xml:space="preserve"> --tool=</w:t>
+      </w:r>
+      <w:proofErr w:type="spellStart"/>
+      <w:r>
+        <w:rPr>
+          <w:rFonts w:ascii="Courier New" w:hAnsi="Courier New" w:cs="Courier New"/>
+        </w:rPr>
+        <w:t>memcheck</w:t>
+      </w:r>
+      <w:proofErr w:type="spellEnd"/>
+      <w:r>
+        <w:rPr>
+          <w:rFonts w:ascii="Courier New" w:hAnsi="Courier New" w:cs="Courier New"/>
+        </w:rPr>
+        <w:t xml:space="preserve"> --leak-check=full --verbose --track-origins=yes --log-file=</w:t>
+      </w:r>
+      <w:proofErr w:type="gramStart"/>
+      <w:r>
+        <w:rPr>
+          <w:rFonts w:ascii="Courier New" w:hAnsi="Courier New" w:cs="Courier New"/>
+        </w:rPr>
+        <w:t>valgrind_out.txt .</w:t>
+      </w:r>
+      <w:proofErr w:type="gramEnd"/>
+      <w:r>
+        <w:rPr>
+          <w:rFonts w:ascii="Courier New" w:hAnsi="Courier New" w:cs="Courier New"/>
+        </w:rPr>
+        <w:t>/debug/bin/</w:t>
+      </w:r>
+      <w:proofErr w:type="spellStart"/>
+      <w:r>
+        <w:rPr>
+          <w:rFonts w:ascii="Courier New" w:hAnsi="Courier New" w:cs="Courier New"/>
+        </w:rPr>
+        <w:t>jald</w:t>
+      </w:r>
+      <w:proofErr w:type="spellEnd"/>
+      <w:r>
+        <w:rPr>
+          <w:rFonts w:ascii="Courier New" w:hAnsi="Courier New" w:cs="Courier New"/>
+        </w:rPr>
+        <w:t xml:space="preserve"> -</w:t>
+      </w:r>
+      <w:proofErr w:type="gramStart"/>
+      <w:r>
+        <w:rPr>
+          <w:rFonts w:ascii="Courier New" w:hAnsi="Courier New" w:cs="Courier New"/>
+        </w:rPr>
+        <w:t xml:space="preserve">d </w:t>
+      </w:r>
+      <w:r>
+        <w:rPr>
+          <w:rFonts w:ascii="Courier New" w:hAnsi="Courier New" w:cs="Courier New"/>
+        </w:rPr>
+        <w:t xml:space="preserve">-s </w:t>
+      </w:r>
+      <w:r>
+        <w:rPr>
+          <w:rFonts w:ascii="Courier New" w:hAnsi="Courier New" w:cs="Courier New"/>
+        </w:rPr>
+        <w:t>-c</w:t>
+      </w:r>
+      <w:proofErr w:type="gramEnd"/>
+      <w:r>
+        <w:rPr>
+          <w:rFonts w:ascii="Courier New" w:hAnsi="Courier New" w:cs="Courier New"/>
+        </w:rPr>
+        <w:t xml:space="preserve"> ./</w:t>
+      </w:r>
+      <w:proofErr w:type="spellStart"/>
+      <w:r>
+        <w:rPr>
+          <w:rFonts w:ascii="Courier New" w:hAnsi="Courier New" w:cs="Courier New"/>
+        </w:rPr>
+        <w:t>jald.cfg</w:t>
+      </w:r>
+      <w:proofErr w:type="spellEnd"/>
+      <w:r>
+        <w:rPr>
+          <w:rFonts w:ascii="Courier New" w:hAnsi="Courier New" w:cs="Courier New"/>
+        </w:rPr>
+        <w:t xml:space="preserve"> --no-daemon</w:t>
+      </w:r>
+    </w:p>
+    <w:p>
+      <w:pPr>
+        <w:autoSpaceDE w:val="0"/>
+        <w:autoSpaceDN w:val="0"/>
+        <w:adjustRightInd w:val="0"/>
+        <w:spacing w:after="0" w:line="240" w:lineRule="auto"/>
+        <w:rPr>
+          <w:rFonts w:ascii="Courier New" w:hAnsi="Courier New" w:cs="Courier New"/>
+        </w:rPr>
+      </w:pPr>
     </w:p>
     <w:p>
       <w:pPr>
         <w:pStyle w:val="Heading1"/>
       </w:pPr>
       <w:bookmarkStart w:id="81" w:name="_Toc1865227076"/>
-      <w:bookmarkStart w:id="82" w:name="_Toc196424768"/>
+      <w:bookmarkStart w:id="82" w:name="_Toc202869645"/>
       <w:r>
         <w:t>JALoP Data-Taps</w:t>
       </w:r>
@@ -30430,9 +30168,10 @@
         <w:pStyle w:val="Heading2"/>
       </w:pPr>
       <w:bookmarkStart w:id="83" w:name="_Toc1325641047"/>
-      <w:bookmarkStart w:id="84" w:name="_Toc196424769"/>
-      <w:proofErr w:type="spellStart"/>
-      <w:r>
+      <w:bookmarkStart w:id="84" w:name="_Toc202869646"/>
+      <w:proofErr w:type="spellStart"/>
+      <w:r>
+        <w:lastRenderedPageBreak/>
         <w:t>jalop-coreutils</w:t>
       </w:r>
       <w:bookmarkEnd w:id="84"/>
@@ -30488,9 +30227,8 @@
         <w:pStyle w:val="Heading3"/>
       </w:pPr>
       <w:bookmarkStart w:id="85" w:name="_Toc1039134755"/>
-      <w:bookmarkStart w:id="86" w:name="_Toc196424770"/>
-      <w:r>
-        <w:lastRenderedPageBreak/>
+      <w:bookmarkStart w:id="86" w:name="_Toc202869647"/>
+      <w:r>
         <w:t>Build &amp; Install</w:t>
       </w:r>
       <w:bookmarkEnd w:id="85"/>
@@ -30993,7 +30731,7 @@
         <w:pStyle w:val="Heading3"/>
       </w:pPr>
       <w:bookmarkStart w:id="87" w:name="_Toc1927833364"/>
-      <w:bookmarkStart w:id="88" w:name="_Toc196424771"/>
+      <w:bookmarkStart w:id="88" w:name="_Toc202869648"/>
       <w:r>
         <w:t>Run tee and tail</w:t>
       </w:r>
@@ -31509,7 +31247,7 @@
         <w:pStyle w:val="Heading2"/>
       </w:pPr>
       <w:bookmarkStart w:id="89" w:name="_Toc923025524"/>
-      <w:bookmarkStart w:id="90" w:name="_Toc196424772"/>
+      <w:bookmarkStart w:id="90" w:name="_Toc202869649"/>
       <w:proofErr w:type="spellStart"/>
       <w:r>
         <w:t>jalop-jalauditd</w:t>
@@ -31568,7 +31306,7 @@
         <w:pStyle w:val="Heading3"/>
       </w:pPr>
       <w:bookmarkStart w:id="91" w:name="_Toc2055602974"/>
-      <w:bookmarkStart w:id="92" w:name="_Toc196424773"/>
+      <w:bookmarkStart w:id="92" w:name="_Toc202869650"/>
       <w:r>
         <w:t>Build &amp; Install</w:t>
       </w:r>
@@ -31745,6 +31483,7 @@
         </w:numPr>
       </w:pPr>
       <w:r>
+        <w:lastRenderedPageBreak/>
         <w:t xml:space="preserve">The binary </w:t>
       </w:r>
       <w:r>
@@ -31885,7 +31624,6 @@
         </w:numPr>
       </w:pPr>
       <w:r>
-        <w:lastRenderedPageBreak/>
         <w:t>/</w:t>
       </w:r>
       <w:proofErr w:type="spellStart"/>
@@ -32155,7 +31893,7 @@
         <w:pStyle w:val="Heading3"/>
       </w:pPr>
       <w:bookmarkStart w:id="93" w:name="_Toc1515473620"/>
-      <w:bookmarkStart w:id="94" w:name="_Toc196424774"/>
+      <w:bookmarkStart w:id="94" w:name="_Toc202869651"/>
       <w:r>
         <w:t xml:space="preserve">Configure </w:t>
       </w:r>
@@ -32486,7 +32224,7 @@
         <w:pStyle w:val="Heading3"/>
       </w:pPr>
       <w:bookmarkStart w:id="95" w:name="_Toc1428192489"/>
-      <w:bookmarkStart w:id="96" w:name="_Toc196424775"/>
+      <w:bookmarkStart w:id="96" w:name="_Toc202869652"/>
       <w:r>
         <w:t xml:space="preserve">Run </w:t>
       </w:r>
@@ -32959,6 +32697,7 @@
         <w:rPr>
           <w:rFonts w:ascii="Courier New" w:hAnsi="Courier New" w:cs="Courier New"/>
         </w:rPr>
+        <w:lastRenderedPageBreak/>
         <w:t>%</w:t>
       </w:r>
       <w:r>
@@ -33129,10 +32868,9 @@
         <w:pStyle w:val="Heading2"/>
       </w:pPr>
       <w:bookmarkStart w:id="97" w:name="_Toc791247872"/>
-      <w:bookmarkStart w:id="98" w:name="_Toc196424776"/>
-      <w:proofErr w:type="spellStart"/>
-      <w:r>
-        <w:lastRenderedPageBreak/>
+      <w:bookmarkStart w:id="98" w:name="_Toc202869653"/>
+      <w:proofErr w:type="spellStart"/>
+      <w:r>
         <w:t>jalop-rsyslog</w:t>
       </w:r>
       <w:bookmarkEnd w:id="97"/>
@@ -33157,7 +32895,7 @@
         <w:pStyle w:val="Heading3"/>
       </w:pPr>
       <w:bookmarkStart w:id="99" w:name="_Toc1890024675"/>
-      <w:bookmarkStart w:id="100" w:name="_Toc196424777"/>
+      <w:bookmarkStart w:id="100" w:name="_Toc202869654"/>
       <w:r>
         <w:t>Build &amp; Install</w:t>
       </w:r>
@@ -33538,21 +33276,7 @@
         <w:rPr>
           <w:rFonts w:ascii="Courier New" w:hAnsi="Courier New" w:cs="Courier New"/>
         </w:rPr>
-        <w:t xml:space="preserve"> </w:t>
-      </w:r>
-      <w:proofErr w:type="gramStart"/>
-      <w:r>
-        <w:rPr>
-          <w:rFonts w:ascii="Courier New" w:hAnsi="Courier New" w:cs="Courier New"/>
-        </w:rPr>
-        <w:t>cp .</w:t>
-      </w:r>
-      <w:proofErr w:type="gramEnd"/>
-      <w:r>
-        <w:rPr>
-          <w:rFonts w:ascii="Courier New" w:hAnsi="Courier New" w:cs="Courier New"/>
-        </w:rPr>
-        <w:t>/*.h /</w:t>
+        <w:t xml:space="preserve"> cp ./*.h /</w:t>
       </w:r>
       <w:proofErr w:type="spellStart"/>
       <w:r>
@@ -33871,7 +33595,7 @@
         <w:pStyle w:val="Heading3"/>
       </w:pPr>
       <w:bookmarkStart w:id="101" w:name="_Toc801183430"/>
-      <w:bookmarkStart w:id="102" w:name="_Toc196424778"/>
+      <w:bookmarkStart w:id="102" w:name="_Toc202869655"/>
       <w:r>
         <w:t xml:space="preserve">Configure </w:t>
       </w:r>
@@ -33936,6 +33660,7 @@
               <w:rPr>
                 <w:rFonts w:ascii="Courier New" w:hAnsi="Courier New" w:cs="Courier New"/>
               </w:rPr>
+              <w:lastRenderedPageBreak/>
               <w:t>$</w:t>
             </w:r>
             <w:proofErr w:type="spellStart"/>
@@ -34126,12 +33851,6 @@
                 <w:rFonts w:ascii="Courier New" w:hAnsi="Courier New" w:cs="Courier New"/>
               </w:rPr>
               <w:br/>
-            </w:r>
-            <w:r>
-              <w:rPr>
-                <w:rFonts w:ascii="Courier New" w:hAnsi="Courier New" w:cs="Courier New"/>
-              </w:rPr>
-              <w:lastRenderedPageBreak/>
               <w:t>$</w:t>
             </w:r>
             <w:proofErr w:type="spellStart"/>
@@ -34498,7 +34217,7 @@
         <w:pStyle w:val="Heading3"/>
       </w:pPr>
       <w:bookmarkStart w:id="103" w:name="_Toc731039135"/>
-      <w:bookmarkStart w:id="104" w:name="_Toc196424779"/>
+      <w:bookmarkStart w:id="104" w:name="_Toc202869656"/>
       <w:r>
         <w:t xml:space="preserve">Install </w:t>
       </w:r>
@@ -34726,6 +34445,7 @@
     </w:p>
     <w:p>
       <w:r>
+        <w:lastRenderedPageBreak/>
         <w:t xml:space="preserve">To ensure that </w:t>
       </w:r>
       <w:proofErr w:type="spellStart"/>
@@ -34826,7 +34546,6 @@
         <w:rPr>
           <w:rFonts w:ascii="Courier New" w:hAnsi="Courier New" w:cs="Courier New"/>
         </w:rPr>
-        <w:lastRenderedPageBreak/>
         <w:t>logger “This is your message content.”</w:t>
       </w:r>
     </w:p>
@@ -35142,7 +34861,7 @@
         <w:pStyle w:val="Heading2"/>
       </w:pPr>
       <w:bookmarkStart w:id="105" w:name="_Toc1754220322"/>
-      <w:bookmarkStart w:id="106" w:name="_Toc196424780"/>
+      <w:bookmarkStart w:id="106" w:name="_Toc202869657"/>
       <w:r>
         <w:t>jalop-log4cxx</w:t>
       </w:r>
@@ -35169,7 +34888,7 @@
       <w:pPr>
         <w:pStyle w:val="Heading3"/>
       </w:pPr>
-      <w:bookmarkStart w:id="107" w:name="_Toc196424781"/>
+      <w:bookmarkStart w:id="107" w:name="_Toc202869658"/>
       <w:r>
         <w:t>Build &amp; Install</w:t>
       </w:r>
@@ -35749,6 +35468,7 @@
         <w:rPr>
           <w:rFonts w:ascii="Courier New" w:hAnsi="Courier New" w:cs="Courier New"/>
         </w:rPr>
+        <w:lastRenderedPageBreak/>
         <w:t xml:space="preserve">$ </w:t>
       </w:r>
       <w:proofErr w:type="spellStart"/>
@@ -35831,9 +35551,8 @@
       <w:pPr>
         <w:pStyle w:val="Heading3"/>
       </w:pPr>
-      <w:bookmarkStart w:id="108" w:name="_Toc196424782"/>
-      <w:r>
-        <w:lastRenderedPageBreak/>
+      <w:bookmarkStart w:id="108" w:name="_Toc202869659"/>
+      <w:r>
         <w:t>Create, Build &amp; Run a Test Executable</w:t>
       </w:r>
       <w:bookmarkEnd w:id="108"/>
@@ -36444,6 +36163,12 @@
                 <w:rFonts w:ascii="Courier New" w:hAnsi="Courier New" w:cs="Courier New"/>
               </w:rPr>
               <w:br/>
+            </w:r>
+            <w:r>
+              <w:rPr>
+                <w:rFonts w:ascii="Courier New" w:hAnsi="Courier New" w:cs="Courier New"/>
+              </w:rPr>
+              <w:lastRenderedPageBreak/>
               <w:t>log4j.appender.A</w:t>
             </w:r>
             <w:proofErr w:type="gramStart"/>
@@ -36523,7 +36248,6 @@
     </w:p>
     <w:p>
       <w:r>
-        <w:lastRenderedPageBreak/>
         <w:t xml:space="preserve">After starting the </w:t>
       </w:r>
       <w:proofErr w:type="spellStart"/>
@@ -36776,7 +36500,7 @@
       <w:bookmarkStart w:id="109" w:name="_Toc163205395"/>
       <w:bookmarkStart w:id="110" w:name="_Toc163205396"/>
       <w:bookmarkStart w:id="111" w:name="_Toc1439882864"/>
-      <w:bookmarkStart w:id="112" w:name="_Toc196424783"/>
+      <w:bookmarkStart w:id="112" w:name="_Toc202869660"/>
       <w:bookmarkEnd w:id="109"/>
       <w:bookmarkEnd w:id="110"/>
       <w:proofErr w:type="spellStart"/>
@@ -36823,7 +36547,7 @@
         <w:pStyle w:val="Heading3"/>
       </w:pPr>
       <w:bookmarkStart w:id="113" w:name="_Toc1908123984"/>
-      <w:bookmarkStart w:id="114" w:name="_Toc196424784"/>
+      <w:bookmarkStart w:id="114" w:name="_Toc202869661"/>
       <w:r>
         <w:t>Build &amp; Install</w:t>
       </w:r>
@@ -37087,6 +36811,7 @@
         </w:numPr>
       </w:pPr>
       <w:r>
+        <w:lastRenderedPageBreak/>
         <w:t xml:space="preserve">The </w:t>
       </w:r>
       <w:proofErr w:type="spellStart"/>
@@ -37193,7 +36918,7 @@
         <w:pStyle w:val="Heading3"/>
       </w:pPr>
       <w:bookmarkStart w:id="115" w:name="_Toc48685994"/>
-      <w:bookmarkStart w:id="116" w:name="_Toc196424785"/>
+      <w:bookmarkStart w:id="116" w:name="_Toc202869662"/>
       <w:r>
         <w:t xml:space="preserve">Configure </w:t>
       </w:r>
@@ -37311,7 +37036,6 @@
         <w:rPr>
           <w:rFonts w:ascii="Courier New" w:hAnsi="Courier New" w:cs="Courier New"/>
         </w:rPr>
-        <w:lastRenderedPageBreak/>
         <w:t xml:space="preserve">debug = </w:t>
       </w:r>
       <w:proofErr w:type="gramStart"/>
@@ -38109,7 +37833,7 @@
       <w:pPr>
         <w:pStyle w:val="Heading3"/>
       </w:pPr>
-      <w:bookmarkStart w:id="117" w:name="_Toc196424786"/>
+      <w:bookmarkStart w:id="117" w:name="_Toc202869663"/>
       <w:r>
         <w:rPr>
           <w:b/>
@@ -38499,7 +38223,6 @@
         <w:rPr>
           <w:rFonts w:ascii="Courier New" w:hAnsi="Courier New" w:cs="Courier New"/>
         </w:rPr>
-        <w:lastRenderedPageBreak/>
         <w:t xml:space="preserve">% </w:t>
       </w:r>
       <w:proofErr w:type="spellStart"/>
@@ -42231,6 +41954,10 @@
 </file>
 
 <file path=customXml/item1.xml><?xml version="1.0" encoding="utf-8"?>
+<b:Sources xmlns:b="http://schemas.openxmlformats.org/officeDocument/2006/bibliography" xmlns="http://schemas.openxmlformats.org/officeDocument/2006/bibliography" SelectedStyle="\APASixthEditionOfficeOnline.xsl" StyleName="APA" Version="6"/>
+</file>
+
+<file path=customXml/item2.xml><?xml version="1.0" encoding="utf-8"?>
 <?mso-contentType ?>
 <FormTemplates xmlns="http://schemas.microsoft.com/sharepoint/v3/contenttype/forms">
   <Display>DocumentLibraryForm</Display>
@@ -42239,7 +41966,7 @@
 </FormTemplates>
 </file>
 
-<file path=customXml/item2.xml><?xml version="1.0" encoding="utf-8"?>
+<file path=customXml/item3.xml><?xml version="1.0" encoding="utf-8"?>
 <p:properties xmlns:p="http://schemas.microsoft.com/office/2006/metadata/properties" xmlns:xsi="http://www.w3.org/2001/XMLSchema-instance" xmlns:pc="http://schemas.microsoft.com/office/infopath/2007/PartnerControls">
   <documentManagement>
     <Description0 xmlns="d38a97ae-2f3e-4e4b-a26c-0cf1e76d955b">JALoP v1 User Guide</Description0>
@@ -42254,7 +41981,7 @@
 </p:properties>
 </file>
 
-<file path=customXml/item3.xml><?xml version="1.0" encoding="utf-8"?>
+<file path=customXml/item4.xml><?xml version="1.0" encoding="utf-8"?>
 <ct:contentTypeSchema xmlns:ct="http://schemas.microsoft.com/office/2006/metadata/contentType" xmlns:ma="http://schemas.microsoft.com/office/2006/metadata/properties/metaAttributes" ct:_="" ma:_="" ma:contentTypeName="Document" ma:contentTypeID="0x010100B773142C3893944DA8A5388B21DDF825" ma:contentTypeVersion="104" ma:contentTypeDescription="Create a new document." ma:contentTypeScope="" ma:versionID="c21b4d2dbe580739dc812c6e89276a5f">
   <xsd:schema xmlns:xsd="http://www.w3.org/2001/XMLSchema" xmlns:xs="http://www.w3.org/2001/XMLSchema" xmlns:p="http://schemas.microsoft.com/office/2006/metadata/properties" xmlns:ns2="d38a97ae-2f3e-4e4b-a26c-0cf1e76d955b" xmlns:ns3="http://schemas.microsoft.com/sharepoint/v4" xmlns:ns4="b67d2e57-30e9-4b15-b202-350a3e1eeab4" xmlns:ns5="eb269b35-c1a9-43ee-8e8b-98afd10c193a" targetNamespace="http://schemas.microsoft.com/office/2006/metadata/properties" ma:root="true" ma:fieldsID="fa486ddce428629e67d22a2b217440d0" ns2:_="" ns3:_="" ns4:_="" ns5:_="">
     <xsd:import namespace="d38a97ae-2f3e-4e4b-a26c-0cf1e76d955b"/>
@@ -42522,11 +42249,15 @@
 </ct:contentTypeSchema>
 </file>
 
-<file path=customXml/item4.xml><?xml version="1.0" encoding="utf-8"?>
-<b:Sources xmlns:b="http://schemas.openxmlformats.org/officeDocument/2006/bibliography" xmlns="http://schemas.openxmlformats.org/officeDocument/2006/bibliography" SelectedStyle="\APASixthEditionOfficeOnline.xsl" StyleName="APA" Version="6"/>
+<file path=customXml/itemProps1.xml><?xml version="1.0" encoding="utf-8"?>
+<ds:datastoreItem xmlns:ds="http://schemas.openxmlformats.org/officeDocument/2006/customXml" ds:itemID="{8FDBAE44-6F2A-4D93-B865-A4A19BF1FFFE}">
+  <ds:schemaRefs>
+    <ds:schemaRef ds:uri="http://schemas.openxmlformats.org/officeDocument/2006/bibliography"/>
+  </ds:schemaRefs>
+</ds:datastoreItem>
 </file>
 
-<file path=customXml/itemProps1.xml><?xml version="1.0" encoding="utf-8"?>
+<file path=customXml/itemProps2.xml><?xml version="1.0" encoding="utf-8"?>
 <ds:datastoreItem xmlns:ds="http://schemas.openxmlformats.org/officeDocument/2006/customXml" ds:itemID="{127AD7CD-48AB-4333-934D-5528895E2E8A}">
   <ds:schemaRefs>
     <ds:schemaRef ds:uri="http://schemas.microsoft.com/sharepoint/v3/contenttype/forms"/>
@@ -42534,26 +42265,26 @@
 </ds:datastoreItem>
 </file>
 
-<file path=customXml/itemProps2.xml><?xml version="1.0" encoding="utf-8"?>
+<file path=customXml/itemProps3.xml><?xml version="1.0" encoding="utf-8"?>
 <ds:datastoreItem xmlns:ds="http://schemas.openxmlformats.org/officeDocument/2006/customXml" ds:itemID="{DCD85368-2FBA-48AD-9719-131BDDE4A85C}">
   <ds:schemaRefs>
-    <ds:schemaRef ds:uri="b67d2e57-30e9-4b15-b202-350a3e1eeab4"/>
-    <ds:schemaRef ds:uri="http://schemas.openxmlformats.org/package/2006/metadata/core-properties"/>
+    <ds:schemaRef ds:uri="http://schemas.microsoft.com/sharepoint/v4"/>
+    <ds:schemaRef ds:uri="http://purl.org/dc/elements/1.1/"/>
+    <ds:schemaRef ds:uri="http://www.w3.org/XML/1998/namespace"/>
+    <ds:schemaRef ds:uri="http://schemas.microsoft.com/office/infopath/2007/PartnerControls"/>
     <ds:schemaRef ds:uri="d38a97ae-2f3e-4e4b-a26c-0cf1e76d955b"/>
     <ds:schemaRef ds:uri="http://schemas.microsoft.com/office/2006/documentManagement/types"/>
-    <ds:schemaRef ds:uri="http://purl.org/dc/elements/1.1/"/>
+    <ds:schemaRef ds:uri="http://purl.org/dc/dcmitype/"/>
+    <ds:schemaRef ds:uri="http://schemas.openxmlformats.org/package/2006/metadata/core-properties"/>
     <ds:schemaRef ds:uri="http://schemas.microsoft.com/office/2006/metadata/properties"/>
-    <ds:schemaRef ds:uri="http://schemas.microsoft.com/office/infopath/2007/PartnerControls"/>
-    <ds:schemaRef ds:uri="http://www.w3.org/XML/1998/namespace"/>
     <ds:schemaRef ds:uri="eb269b35-c1a9-43ee-8e8b-98afd10c193a"/>
-    <ds:schemaRef ds:uri="http://schemas.microsoft.com/sharepoint/v4"/>
-    <ds:schemaRef ds:uri="http://purl.org/dc/dcmitype/"/>
+    <ds:schemaRef ds:uri="b67d2e57-30e9-4b15-b202-350a3e1eeab4"/>
     <ds:schemaRef ds:uri="http://purl.org/dc/terms/"/>
   </ds:schemaRefs>
 </ds:datastoreItem>
 </file>
 
-<file path=customXml/itemProps3.xml><?xml version="1.0" encoding="utf-8"?>
+<file path=customXml/itemProps4.xml><?xml version="1.0" encoding="utf-8"?>
 <ds:datastoreItem xmlns:ds="http://schemas.openxmlformats.org/officeDocument/2006/customXml" ds:itemID="{8FC86ED2-278E-4020-8B1D-763BE0B40617}">
   <ds:schemaRefs>
     <ds:schemaRef ds:uri="http://schemas.microsoft.com/office/2006/metadata/contentType"/>
@@ -42572,12 +42303,4 @@
     <ds:schemaRef ds:uri="http://schemas.microsoft.com/internal/obd"/>
   </ds:schemaRefs>
 </ds:datastoreItem>
-</file>
-
-<file path=customXml/itemProps4.xml><?xml version="1.0" encoding="utf-8"?>
-<ds:datastoreItem xmlns:ds="http://schemas.openxmlformats.org/officeDocument/2006/customXml" ds:itemID="{8FDBAE44-6F2A-4D93-B865-A4A19BF1FFFE}">
-  <ds:schemaRefs>
-    <ds:schemaRef ds:uri="http://schemas.openxmlformats.org/officeDocument/2006/bibliography"/>
-  </ds:schemaRefs>
-</ds:datastoreItem>
 </file>